--- a/docs/design/租赁系统RuoYi-Cloud开发计划.docx
+++ b/docs/design/租赁系统RuoYi-Cloud开发计划.docx
@@ -4,332 +4,550 @@
   <w:body>
     <w:p>
       <w:pPr>
-        <w:spacing w:after="80"/>
+        <w:pStyle w:val="Title"/>
+        <w:jc w:val="left"/>
       </w:pPr>
       <w:r>
         <w:rPr>
-          <w:rFonts w:ascii="PingFang SC" w:hAnsi="PingFang SC" w:eastAsia="PingFang SC"/>
+          <w:rFonts w:ascii="SimSong" w:hAnsi="SimSong" w:eastAsia="SimSong"/>
           <w:b/>
-          <w:color w:val="000000"/>
+          <w:color w:val="1F2937"/>
           <w:sz w:val="48"/>
         </w:rPr>
-        <w:t>RuoYi-Cloud 开发计划</w:t>
+        <w:t>租赁系统 RuoYi-Cloud 开发计划</w:t>
       </w:r>
     </w:p>
     <w:p>
       <w:pPr>
-        <w:spacing w:after="280"/>
+        <w:spacing w:after="120"/>
       </w:pPr>
       <w:r>
         <w:rPr>
-          <w:rFonts w:ascii="PingFang SC" w:hAnsi="PingFang SC" w:eastAsia="PingFang SC"/>
+          <w:rFonts w:ascii="SimSong" w:hAnsi="SimSong" w:eastAsia="SimSong"/>
+          <w:b/>
+          <w:color w:val="4B5563"/>
+          <w:sz w:val="19"/>
+        </w:rPr>
+        <w:t>版本：V3.0（1.0 需求基线）</w:t>
+      </w:r>
+    </w:p>
+    <w:p>
+      <w:pPr>
+        <w:spacing w:after="120"/>
+      </w:pPr>
+      <w:r>
+        <w:rPr>
+          <w:rFonts w:ascii="SimSong" w:hAnsi="SimSong" w:eastAsia="SimSong"/>
+          <w:b/>
+          <w:color w:val="4B5563"/>
+          <w:sz w:val="19"/>
+        </w:rPr>
+        <w:t>更新日期：2026-07-28</w:t>
+      </w:r>
+    </w:p>
+    <w:p>
+      <w:pPr>
+        <w:spacing w:after="120"/>
+      </w:pPr>
+      <w:r>
+        <w:rPr>
+          <w:rFonts w:ascii="SimSong" w:hAnsi="SimSong" w:eastAsia="SimSong"/>
+          <w:b/>
+          <w:color w:val="4B5563"/>
+          <w:sz w:val="19"/>
+        </w:rPr>
+        <w:t>技术基线：RuoYi-Cloud 3.6.8、Java 17、Vue 3、MySQL、Redis、Nacos</w:t>
+      </w:r>
+    </w:p>
+    <w:p>
+      <w:pPr>
+        <w:spacing w:after="120"/>
+      </w:pPr>
+      <w:r>
+        <w:rPr>
+          <w:rFonts w:ascii="SimSong" w:hAnsi="SimSong" w:eastAsia="SimSong"/>
           <w:b w:val="0"/>
-          <w:color w:val="5B6470"/>
-          <w:sz w:val="28"/>
+          <w:color w:val="1F2937"/>
+          <w:sz w:val="21"/>
         </w:rPr>
-        <w:t>迁渃租赁系统双前端 + 云服务二次开发任务拆分</w:t>
+        <w:t>本文按最新三个 1.0 Word 文档重排研发阶段。需求规则与实施差异见1.0 需求基线与实施差异（./1.0需求基线与实施差异.md），当前已经实现的事实见第 1 阶段完成状态（./第1阶段完成状态.md）。</w:t>
+      </w:r>
+    </w:p>
+    <w:p>
+      <w:pPr>
+        <w:pStyle w:val="Heading2"/>
+      </w:pPr>
+      <w:r>
+        <w:t>1. 计划原则</w:t>
+      </w:r>
+    </w:p>
+    <w:p>
+      <w:pPr>
+        <w:pStyle w:val="ListBullet"/>
+        <w:keepLines w:val="0"/>
+      </w:pPr>
+      <w:r>
+        <w:rPr>
+          <w:rFonts w:ascii="SimSong" w:hAnsi="SimSong" w:eastAsia="SimSong"/>
+          <w:color w:val="1F2937"/>
+          <w:sz w:val="21"/>
+        </w:rPr>
+        <w:t>平台端和商户端用户、角色、菜单、权限、Controller、令牌和缓存命名空间彻底隔离，不提供旧路径兼容分支。</w:t>
+      </w:r>
+    </w:p>
+    <w:p>
+      <w:pPr>
+        <w:pStyle w:val="ListBullet"/>
+        <w:keepLines w:val="0"/>
+      </w:pPr>
+      <w:r>
+        <w:rPr>
+          <w:rFonts w:ascii="SimSong" w:hAnsi="SimSong" w:eastAsia="SimSong"/>
+          <w:color w:val="1F2937"/>
+          <w:sz w:val="21"/>
+        </w:rPr>
+        <w:t>商户所有业务接口统一位于 /merchant/，由服务端登录态提供 tenant_id + member_id + warehouse_scope。</w:t>
+      </w:r>
+    </w:p>
+    <w:p>
+      <w:pPr>
+        <w:pStyle w:val="ListBullet"/>
+        <w:keepLines w:val="0"/>
+      </w:pPr>
+      <w:r>
+        <w:rPr>
+          <w:rFonts w:ascii="SimSong" w:hAnsi="SimSong" w:eastAsia="SimSong"/>
+          <w:color w:val="1F2937"/>
+          <w:sz w:val="21"/>
+        </w:rPr>
+        <w:t>平台治理接口使用独立平台命名空间；跨商户查询必须显式授权并审计。</w:t>
+      </w:r>
+    </w:p>
+    <w:p>
+      <w:pPr>
+        <w:pStyle w:val="ListBullet"/>
+        <w:keepLines w:val="0"/>
+      </w:pPr>
+      <w:r>
+        <w:rPr>
+          <w:rFonts w:ascii="SimSong" w:hAnsi="SimSong" w:eastAsia="SimSong"/>
+          <w:color w:val="1F2937"/>
+          <w:sz w:val="21"/>
+        </w:rPr>
+        <w:t>商品、订单、库存、物流、资金、协议和证据都以状态机和不可变流水为核心，不以普通 CRUD 代替业务流程。</w:t>
+      </w:r>
+    </w:p>
+    <w:p>
+      <w:pPr>
+        <w:pStyle w:val="ListBullet"/>
+        <w:keepLines w:val="0"/>
+      </w:pPr>
+      <w:r>
+        <w:rPr>
+          <w:rFonts w:ascii="SimSong" w:hAnsi="SimSong" w:eastAsia="SimSong"/>
+          <w:color w:val="1F2937"/>
+          <w:sz w:val="21"/>
+        </w:rPr>
+        <w:t>先完成数据模型、服务边界和异常规则，再批量生成基础页面；复杂状态机、库存算法和财务流水手写实现。</w:t>
+      </w:r>
+    </w:p>
+    <w:p>
+      <w:pPr>
+        <w:pStyle w:val="ListBullet"/>
+        <w:keepLines w:val="0"/>
+      </w:pPr>
+      <w:r>
+        <w:rPr>
+          <w:rFonts w:ascii="SimSong" w:hAnsi="SimSong" w:eastAsia="SimSong"/>
+          <w:color w:val="1F2937"/>
+          <w:sz w:val="21"/>
+        </w:rPr>
+        <w:t>每个阶段必须同时交付迁移、后端、前端、权限、审计、测试、部署和文档，不能只交付页面骨架。</w:t>
+      </w:r>
+    </w:p>
+    <w:p>
+      <w:pPr>
+        <w:pStyle w:val="Heading2"/>
+      </w:pPr>
+      <w:r>
+        <w:t>2. 状态定义</w:t>
       </w:r>
     </w:p>
     <w:tbl>
       <w:tblPr>
-        <w:tblStyle w:val="TableGrid"/>
-        <w:tblW w:type="dxa" w:w="9360"/>
+        <w:tblW w:type="auto" w:w="0"/>
         <w:jc w:val="center"/>
         <w:tblLayout w:type="fixed"/>
         <w:tblLook w:firstColumn="1" w:firstRow="1" w:lastColumn="0" w:lastRow="0" w:noHBand="0" w:noVBand="1" w:val="04A0"/>
       </w:tblPr>
       <w:tblGrid>
-        <w:gridCol w:w="1800"/>
-        <w:gridCol w:w="7560"/>
+        <w:gridCol w:w="4762"/>
+        <w:gridCol w:w="4762"/>
       </w:tblGrid>
       <w:tr>
+        <w:trPr>
+          <w:cantSplit/>
+          <w:tblHeader w:val="true"/>
+        </w:trPr>
         <w:tc>
           <w:tcPr>
-            <w:tcW w:type="dxa" w:w="1800"/>
-            <w:shd w:fill="E8EEF5"/>
+            <w:tcW w:type="dxa" w:w="4760"/>
             <w:vAlign w:val="center"/>
             <w:tcMar>
               <w:top w:w="80" w:type="dxa"/>
-              <w:start w:w="120" w:type="dxa"/>
+              <w:start w:w="100" w:type="dxa"/>
               <w:bottom w:w="80" w:type="dxa"/>
-              <w:end w:w="120" w:type="dxa"/>
+              <w:end w:w="100" w:type="dxa"/>
             </w:tcMar>
+            <w:tcBorders>
+              <w:top w:val="single" w:sz="4" w:color="D1D5DB"/>
+              <w:left w:val="single" w:sz="4" w:color="D1D5DB"/>
+              <w:bottom w:val="single" w:sz="4" w:color="D1D5DB"/>
+              <w:right w:val="single" w:sz="4" w:color="D1D5DB"/>
+              <w:insideH w:val="single" w:sz="4" w:color="D1D5DB"/>
+              <w:insideV w:val="single" w:sz="4" w:color="D1D5DB"/>
+            </w:tcBorders>
+            <w:shd w:fill="E8F0FE"/>
           </w:tcPr>
           <w:p>
             <w:pPr>
-              <w:spacing w:after="0"/>
+              <w:spacing w:after="0" w:line="252" w:lineRule="auto"/>
             </w:pPr>
             <w:r>
               <w:rPr>
-                <w:rFonts w:ascii="PingFang SC" w:hAnsi="PingFang SC" w:eastAsia="PingFang SC"/>
+                <w:rFonts w:ascii="SimSong" w:hAnsi="SimSong" w:eastAsia="SimSong"/>
                 <w:b/>
+                <w:color w:val="1F2937"/>
+                <w:sz w:val="18"/>
               </w:rPr>
-              <w:t>项目</w:t>
+              <w:t>状态</w:t>
             </w:r>
           </w:p>
         </w:tc>
         <w:tc>
           <w:tcPr>
-            <w:tcW w:type="dxa" w:w="7560"/>
-            <w:shd w:fill="E8EEF5"/>
+            <w:tcW w:type="dxa" w:w="4760"/>
             <w:vAlign w:val="center"/>
             <w:tcMar>
               <w:top w:w="80" w:type="dxa"/>
-              <w:start w:w="120" w:type="dxa"/>
+              <w:start w:w="100" w:type="dxa"/>
               <w:bottom w:w="80" w:type="dxa"/>
-              <w:end w:w="120" w:type="dxa"/>
+              <w:end w:w="100" w:type="dxa"/>
             </w:tcMar>
+            <w:tcBorders>
+              <w:top w:val="single" w:sz="4" w:color="D1D5DB"/>
+              <w:left w:val="single" w:sz="4" w:color="D1D5DB"/>
+              <w:bottom w:val="single" w:sz="4" w:color="D1D5DB"/>
+              <w:right w:val="single" w:sz="4" w:color="D1D5DB"/>
+              <w:insideH w:val="single" w:sz="4" w:color="D1D5DB"/>
+              <w:insideV w:val="single" w:sz="4" w:color="D1D5DB"/>
+            </w:tcBorders>
+            <w:shd w:fill="E8F0FE"/>
           </w:tcPr>
           <w:p>
             <w:pPr>
-              <w:spacing w:after="0"/>
+              <w:spacing w:after="0" w:line="252" w:lineRule="auto"/>
             </w:pPr>
             <w:r>
               <w:rPr>
-                <w:rFonts w:ascii="PingFang SC" w:hAnsi="PingFang SC" w:eastAsia="PingFang SC"/>
+                <w:rFonts w:ascii="SimSong" w:hAnsi="SimSong" w:eastAsia="SimSong"/>
                 <w:b/>
+                <w:color w:val="1F2937"/>
+                <w:sz w:val="18"/>
               </w:rPr>
-              <w:t>说明</w:t>
+              <w:t>含义</w:t>
             </w:r>
           </w:p>
         </w:tc>
       </w:tr>
       <w:tr>
+        <w:trPr>
+          <w:cantSplit/>
+        </w:trPr>
         <w:tc>
           <w:tcPr>
-            <w:tcW w:type="dxa" w:w="1800"/>
+            <w:tcW w:type="dxa" w:w="4760"/>
             <w:vAlign w:val="center"/>
             <w:tcMar>
               <w:top w:w="80" w:type="dxa"/>
-              <w:start w:w="120" w:type="dxa"/>
+              <w:start w:w="100" w:type="dxa"/>
               <w:bottom w:w="80" w:type="dxa"/>
-              <w:end w:w="120" w:type="dxa"/>
+              <w:end w:w="100" w:type="dxa"/>
             </w:tcMar>
+            <w:tcBorders>
+              <w:top w:val="single" w:sz="4" w:color="D1D5DB"/>
+              <w:left w:val="single" w:sz="4" w:color="D1D5DB"/>
+              <w:bottom w:val="single" w:sz="4" w:color="D1D5DB"/>
+              <w:right w:val="single" w:sz="4" w:color="D1D5DB"/>
+              <w:insideH w:val="single" w:sz="4" w:color="D1D5DB"/>
+              <w:insideV w:val="single" w:sz="4" w:color="D1D5DB"/>
+            </w:tcBorders>
           </w:tcPr>
           <w:p>
             <w:pPr>
-              <w:spacing w:after="0"/>
+              <w:spacing w:after="0" w:line="252" w:lineRule="auto"/>
             </w:pPr>
             <w:r>
               <w:rPr>
-                <w:rFonts w:ascii="PingFang SC" w:hAnsi="PingFang SC" w:eastAsia="PingFang SC"/>
+                <w:rFonts w:ascii="SimSong" w:hAnsi="SimSong" w:eastAsia="SimSong"/>
+                <w:b w:val="0"/>
+                <w:color w:val="1F2937"/>
+                <w:sz w:val="18"/>
               </w:rPr>
-              <w:t>文档版本</w:t>
+              <w:t>已完成</w:t>
             </w:r>
           </w:p>
         </w:tc>
         <w:tc>
           <w:tcPr>
-            <w:tcW w:type="dxa" w:w="7560"/>
+            <w:tcW w:type="dxa" w:w="4760"/>
             <w:vAlign w:val="center"/>
             <w:tcMar>
               <w:top w:w="80" w:type="dxa"/>
-              <w:start w:w="120" w:type="dxa"/>
+              <w:start w:w="100" w:type="dxa"/>
               <w:bottom w:w="80" w:type="dxa"/>
-              <w:end w:w="120" w:type="dxa"/>
+              <w:end w:w="100" w:type="dxa"/>
             </w:tcMar>
+            <w:tcBorders>
+              <w:top w:val="single" w:sz="4" w:color="D1D5DB"/>
+              <w:left w:val="single" w:sz="4" w:color="D1D5DB"/>
+              <w:bottom w:val="single" w:sz="4" w:color="D1D5DB"/>
+              <w:right w:val="single" w:sz="4" w:color="D1D5DB"/>
+              <w:insideH w:val="single" w:sz="4" w:color="D1D5DB"/>
+              <w:insideV w:val="single" w:sz="4" w:color="D1D5DB"/>
+            </w:tcBorders>
           </w:tcPr>
           <w:p>
             <w:pPr>
-              <w:spacing w:after="0"/>
+              <w:spacing w:after="0" w:line="252" w:lineRule="auto"/>
             </w:pPr>
             <w:r>
               <w:rPr>
-                <w:rFonts w:ascii="PingFang SC" w:hAnsi="PingFang SC" w:eastAsia="PingFang SC"/>
+                <w:rFonts w:ascii="SimSong" w:hAnsi="SimSong" w:eastAsia="SimSong"/>
+                <w:b w:val="0"/>
+                <w:color w:val="1F2937"/>
+                <w:sz w:val="18"/>
               </w:rPr>
-              <w:t>V1.0 开发计划版</w:t>
+              <w:t>已实现并通过当前仓库记录的构建、接口或部署验证</w:t>
             </w:r>
           </w:p>
         </w:tc>
       </w:tr>
       <w:tr>
+        <w:trPr>
+          <w:cantSplit/>
+        </w:trPr>
         <w:tc>
           <w:tcPr>
-            <w:tcW w:type="dxa" w:w="1800"/>
+            <w:tcW w:type="dxa" w:w="4760"/>
             <w:vAlign w:val="center"/>
             <w:tcMar>
               <w:top w:w="80" w:type="dxa"/>
-              <w:start w:w="120" w:type="dxa"/>
+              <w:start w:w="100" w:type="dxa"/>
               <w:bottom w:w="80" w:type="dxa"/>
-              <w:end w:w="120" w:type="dxa"/>
+              <w:end w:w="100" w:type="dxa"/>
             </w:tcMar>
+            <w:tcBorders>
+              <w:top w:val="single" w:sz="4" w:color="D1D5DB"/>
+              <w:left w:val="single" w:sz="4" w:color="D1D5DB"/>
+              <w:bottom w:val="single" w:sz="4" w:color="D1D5DB"/>
+              <w:right w:val="single" w:sz="4" w:color="D1D5DB"/>
+              <w:insideH w:val="single" w:sz="4" w:color="D1D5DB"/>
+              <w:insideV w:val="single" w:sz="4" w:color="D1D5DB"/>
+            </w:tcBorders>
           </w:tcPr>
           <w:p>
             <w:pPr>
-              <w:spacing w:after="0"/>
+              <w:spacing w:after="0" w:line="252" w:lineRule="auto"/>
             </w:pPr>
             <w:r>
               <w:rPr>
-                <w:rFonts w:ascii="PingFang SC" w:hAnsi="PingFang SC" w:eastAsia="PingFang SC"/>
+                <w:rFonts w:ascii="SimSong" w:hAnsi="SimSong" w:eastAsia="SimSong"/>
+                <w:b w:val="0"/>
+                <w:color w:val="1F2937"/>
+                <w:sz w:val="18"/>
               </w:rPr>
-              <w:t>整理日期</w:t>
+              <w:t>进行中</w:t>
             </w:r>
           </w:p>
         </w:tc>
         <w:tc>
           <w:tcPr>
-            <w:tcW w:type="dxa" w:w="7560"/>
+            <w:tcW w:type="dxa" w:w="4760"/>
             <w:vAlign w:val="center"/>
             <w:tcMar>
               <w:top w:w="80" w:type="dxa"/>
-              <w:start w:w="120" w:type="dxa"/>
+              <w:start w:w="100" w:type="dxa"/>
               <w:bottom w:w="80" w:type="dxa"/>
-              <w:end w:w="120" w:type="dxa"/>
+              <w:end w:w="100" w:type="dxa"/>
             </w:tcMar>
+            <w:tcBorders>
+              <w:top w:val="single" w:sz="4" w:color="D1D5DB"/>
+              <w:left w:val="single" w:sz="4" w:color="D1D5DB"/>
+              <w:bottom w:val="single" w:sz="4" w:color="D1D5DB"/>
+              <w:right w:val="single" w:sz="4" w:color="D1D5DB"/>
+              <w:insideH w:val="single" w:sz="4" w:color="D1D5DB"/>
+              <w:insideV w:val="single" w:sz="4" w:color="D1D5DB"/>
+            </w:tcBorders>
           </w:tcPr>
           <w:p>
             <w:pPr>
-              <w:spacing w:after="0"/>
+              <w:spacing w:after="0" w:line="252" w:lineRule="auto"/>
             </w:pPr>
             <w:r>
               <w:rPr>
-                <w:rFonts w:ascii="PingFang SC" w:hAnsi="PingFang SC" w:eastAsia="PingFang SC"/>
+                <w:rFonts w:ascii="SimSong" w:hAnsi="SimSong" w:eastAsia="SimSong"/>
+                <w:b w:val="0"/>
+                <w:color w:val="1F2937"/>
+                <w:sz w:val="18"/>
               </w:rPr>
-              <w:t>2026-07-21</w:t>
+              <w:t>已有部分实现，尚未满足阶段验收门禁</w:t>
             </w:r>
           </w:p>
         </w:tc>
       </w:tr>
       <w:tr>
+        <w:trPr>
+          <w:cantSplit/>
+        </w:trPr>
         <w:tc>
           <w:tcPr>
-            <w:tcW w:type="dxa" w:w="1800"/>
+            <w:tcW w:type="dxa" w:w="4760"/>
             <w:vAlign w:val="center"/>
             <w:tcMar>
               <w:top w:w="80" w:type="dxa"/>
-              <w:start w:w="120" w:type="dxa"/>
+              <w:start w:w="100" w:type="dxa"/>
               <w:bottom w:w="80" w:type="dxa"/>
-              <w:end w:w="120" w:type="dxa"/>
+              <w:end w:w="100" w:type="dxa"/>
             </w:tcMar>
+            <w:tcBorders>
+              <w:top w:val="single" w:sz="4" w:color="D1D5DB"/>
+              <w:left w:val="single" w:sz="4" w:color="D1D5DB"/>
+              <w:bottom w:val="single" w:sz="4" w:color="D1D5DB"/>
+              <w:right w:val="single" w:sz="4" w:color="D1D5DB"/>
+              <w:insideH w:val="single" w:sz="4" w:color="D1D5DB"/>
+              <w:insideV w:val="single" w:sz="4" w:color="D1D5DB"/>
+            </w:tcBorders>
           </w:tcPr>
           <w:p>
             <w:pPr>
-              <w:spacing w:after="0"/>
+              <w:spacing w:after="0" w:line="252" w:lineRule="auto"/>
             </w:pPr>
             <w:r>
               <w:rPr>
-                <w:rFonts w:ascii="PingFang SC" w:hAnsi="PingFang SC" w:eastAsia="PingFang SC"/>
+                <w:rFonts w:ascii="SimSong" w:hAnsi="SimSong" w:eastAsia="SimSong"/>
+                <w:b w:val="0"/>
+                <w:color w:val="1F2937"/>
+                <w:sz w:val="18"/>
               </w:rPr>
-              <w:t>技术基线</w:t>
+              <w:t>已建表待实现</w:t>
             </w:r>
           </w:p>
         </w:tc>
         <w:tc>
           <w:tcPr>
-            <w:tcW w:type="dxa" w:w="7560"/>
+            <w:tcW w:type="dxa" w:w="4760"/>
             <w:vAlign w:val="center"/>
             <w:tcMar>
               <w:top w:w="80" w:type="dxa"/>
-              <w:start w:w="120" w:type="dxa"/>
+              <w:start w:w="100" w:type="dxa"/>
               <w:bottom w:w="80" w:type="dxa"/>
-              <w:end w:w="120" w:type="dxa"/>
+              <w:end w:w="100" w:type="dxa"/>
             </w:tcMar>
+            <w:tcBorders>
+              <w:top w:val="single" w:sz="4" w:color="D1D5DB"/>
+              <w:left w:val="single" w:sz="4" w:color="D1D5DB"/>
+              <w:bottom w:val="single" w:sz="4" w:color="D1D5DB"/>
+              <w:right w:val="single" w:sz="4" w:color="D1D5DB"/>
+              <w:insideH w:val="single" w:sz="4" w:color="D1D5DB"/>
+              <w:insideV w:val="single" w:sz="4" w:color="D1D5DB"/>
+            </w:tcBorders>
           </w:tcPr>
           <w:p>
             <w:pPr>
-              <w:spacing w:after="0"/>
+              <w:spacing w:after="0" w:line="252" w:lineRule="auto"/>
             </w:pPr>
             <w:r>
               <w:rPr>
-                <w:rFonts w:ascii="PingFang SC" w:hAnsi="PingFang SC" w:eastAsia="PingFang SC"/>
+                <w:rFonts w:ascii="SimSong" w:hAnsi="SimSong" w:eastAsia="SimSong"/>
+                <w:b w:val="0"/>
+                <w:color w:val="1F2937"/>
+                <w:sz w:val="18"/>
               </w:rPr>
-              <w:t>RuoYi-Cloud-Vue3-TypeScript + RuoYi-Cloud 二次开发</w:t>
+              <w:t>数据表已存在，但业务服务、前端流程或测试尚未完成</w:t>
             </w:r>
           </w:p>
         </w:tc>
       </w:tr>
       <w:tr>
+        <w:trPr>
+          <w:cantSplit/>
+        </w:trPr>
         <w:tc>
           <w:tcPr>
-            <w:tcW w:type="dxa" w:w="1800"/>
+            <w:tcW w:type="dxa" w:w="4760"/>
             <w:vAlign w:val="center"/>
             <w:tcMar>
               <w:top w:w="80" w:type="dxa"/>
-              <w:start w:w="120" w:type="dxa"/>
+              <w:start w:w="100" w:type="dxa"/>
               <w:bottom w:w="80" w:type="dxa"/>
-              <w:end w:w="120" w:type="dxa"/>
+              <w:end w:w="100" w:type="dxa"/>
             </w:tcMar>
+            <w:tcBorders>
+              <w:top w:val="single" w:sz="4" w:color="D1D5DB"/>
+              <w:left w:val="single" w:sz="4" w:color="D1D5DB"/>
+              <w:bottom w:val="single" w:sz="4" w:color="D1D5DB"/>
+              <w:right w:val="single" w:sz="4" w:color="D1D5DB"/>
+              <w:insideH w:val="single" w:sz="4" w:color="D1D5DB"/>
+              <w:insideV w:val="single" w:sz="4" w:color="D1D5DB"/>
+            </w:tcBorders>
           </w:tcPr>
           <w:p>
             <w:pPr>
-              <w:spacing w:after="0"/>
+              <w:spacing w:after="0" w:line="252" w:lineRule="auto"/>
             </w:pPr>
             <w:r>
               <w:rPr>
-                <w:rFonts w:ascii="PingFang SC" w:hAnsi="PingFang SC" w:eastAsia="PingFang SC"/>
+                <w:rFonts w:ascii="SimSong" w:hAnsi="SimSong" w:eastAsia="SimSong"/>
+                <w:b w:val="0"/>
+                <w:color w:val="1F2937"/>
+                <w:sz w:val="18"/>
               </w:rPr>
-              <w:t>前端形态</w:t>
+              <w:t>规划</w:t>
             </w:r>
           </w:p>
         </w:tc>
         <w:tc>
           <w:tcPr>
-            <w:tcW w:type="dxa" w:w="7560"/>
+            <w:tcW w:type="dxa" w:w="4760"/>
             <w:vAlign w:val="center"/>
             <w:tcMar>
               <w:top w:w="80" w:type="dxa"/>
-              <w:start w:w="120" w:type="dxa"/>
+              <w:start w:w="100" w:type="dxa"/>
               <w:bottom w:w="80" w:type="dxa"/>
-              <w:end w:w="120" w:type="dxa"/>
+              <w:end w:w="100" w:type="dxa"/>
             </w:tcMar>
+            <w:tcBorders>
+              <w:top w:val="single" w:sz="4" w:color="D1D5DB"/>
+              <w:left w:val="single" w:sz="4" w:color="D1D5DB"/>
+              <w:bottom w:val="single" w:sz="4" w:color="D1D5DB"/>
+              <w:right w:val="single" w:sz="4" w:color="D1D5DB"/>
+              <w:insideH w:val="single" w:sz="4" w:color="D1D5DB"/>
+              <w:insideV w:val="single" w:sz="4" w:color="D1D5DB"/>
+            </w:tcBorders>
           </w:tcPr>
           <w:p>
             <w:pPr>
-              <w:spacing w:after="0"/>
+              <w:spacing w:after="0" w:line="252" w:lineRule="auto"/>
             </w:pPr>
             <w:r>
               <w:rPr>
-                <w:rFonts w:ascii="PingFang SC" w:hAnsi="PingFang SC" w:eastAsia="PingFang SC"/>
+                <w:rFonts w:ascii="SimSong" w:hAnsi="SimSong" w:eastAsia="SimSong"/>
+                <w:b w:val="0"/>
+                <w:color w:val="1F2937"/>
+                <w:sz w:val="18"/>
               </w:rPr>
-              <w:t>merchant-web 商家端 + admin-web 平台内部管理后台</w:t>
-            </w:r>
-          </w:p>
-        </w:tc>
-      </w:tr>
-      <w:tr>
-        <w:tc>
-          <w:tcPr>
-            <w:tcW w:type="dxa" w:w="1800"/>
-            <w:vAlign w:val="center"/>
-            <w:tcMar>
-              <w:top w:w="80" w:type="dxa"/>
-              <w:start w:w="120" w:type="dxa"/>
-              <w:bottom w:w="80" w:type="dxa"/>
-              <w:end w:w="120" w:type="dxa"/>
-            </w:tcMar>
-          </w:tcPr>
-          <w:p>
-            <w:pPr>
-              <w:spacing w:after="0"/>
-            </w:pPr>
-            <w:r>
-              <w:rPr>
-                <w:rFonts w:ascii="PingFang SC" w:hAnsi="PingFang SC" w:eastAsia="PingFang SC"/>
-              </w:rPr>
-              <w:t>开发策略</w:t>
-            </w:r>
-          </w:p>
-        </w:tc>
-        <w:tc>
-          <w:tcPr>
-            <w:tcW w:type="dxa" w:w="7560"/>
-            <w:vAlign w:val="center"/>
-            <w:tcMar>
-              <w:top w:w="80" w:type="dxa"/>
-              <w:start w:w="120" w:type="dxa"/>
-              <w:bottom w:w="80" w:type="dxa"/>
-              <w:end w:w="120" w:type="dxa"/>
-            </w:tcMar>
-          </w:tcPr>
-          <w:p>
-            <w:pPr>
-              <w:spacing w:after="0"/>
-            </w:pPr>
-            <w:r>
-              <w:rPr>
-                <w:rFonts w:ascii="PingFang SC" w:hAnsi="PingFang SC" w:eastAsia="PingFang SC"/>
-              </w:rPr>
-              <w:t>先搭整体模块框架、权限与数据隔离，再逐步完善模块详细功能。</w:t>
+              <w:t>最新 1.0 需求已定义，当前尚未完整建模或编码</w:t>
             </w:r>
           </w:p>
         </w:tc>
@@ -337,550 +555,395 @@
     </w:tbl>
     <w:p>
       <w:pPr>
-        <w:spacing w:after="40"/>
-      </w:pPr>
+        <w:spacing w:after="20"/>
+      </w:pPr>
+    </w:p>
+    <w:p>
+      <w:pPr>
+        <w:pStyle w:val="Heading2"/>
+      </w:pPr>
+      <w:r>
+        <w:t>3. 工程与服务边界</w:t>
+      </w:r>
+    </w:p>
+    <w:p>
+      <w:pPr>
+        <w:pStyle w:val="Heading3"/>
+      </w:pPr>
+      <w:r>
+        <w:t>3.1 当前运行模块</w:t>
+      </w:r>
     </w:p>
     <w:tbl>
       <w:tblPr>
-        <w:tblStyle w:val="TableGrid"/>
-        <w:tblW w:type="dxa" w:w="9360"/>
+        <w:tblW w:type="auto" w:w="0"/>
         <w:jc w:val="center"/>
         <w:tblLayout w:type="fixed"/>
         <w:tblLook w:firstColumn="1" w:firstRow="1" w:lastColumn="0" w:lastRow="0" w:noHBand="0" w:noVBand="1" w:val="04A0"/>
       </w:tblPr>
       <w:tblGrid>
-        <w:gridCol w:w="9360"/>
+        <w:gridCol w:w="3175"/>
+        <w:gridCol w:w="3175"/>
+        <w:gridCol w:w="3175"/>
       </w:tblGrid>
       <w:tr>
+        <w:trPr>
+          <w:cantSplit/>
+          <w:tblHeader w:val="true"/>
+        </w:trPr>
         <w:tc>
           <w:tcPr>
-            <w:tcW w:type="dxa" w:w="9360"/>
-            <w:shd w:fill="F4F6F9"/>
+            <w:tcW w:type="dxa" w:w="3173"/>
+            <w:vAlign w:val="center"/>
             <w:tcMar>
               <w:top w:w="80" w:type="dxa"/>
-              <w:start w:w="120" w:type="dxa"/>
+              <w:start w:w="100" w:type="dxa"/>
               <w:bottom w:w="80" w:type="dxa"/>
-              <w:end w:w="120" w:type="dxa"/>
+              <w:end w:w="100" w:type="dxa"/>
             </w:tcMar>
-            <w:vAlign w:val="center"/>
+            <w:tcBorders>
+              <w:top w:val="single" w:sz="4" w:color="D1D5DB"/>
+              <w:left w:val="single" w:sz="4" w:color="D1D5DB"/>
+              <w:bottom w:val="single" w:sz="4" w:color="D1D5DB"/>
+              <w:right w:val="single" w:sz="4" w:color="D1D5DB"/>
+              <w:insideH w:val="single" w:sz="4" w:color="D1D5DB"/>
+              <w:insideV w:val="single" w:sz="4" w:color="D1D5DB"/>
+            </w:tcBorders>
+            <w:shd w:fill="E8F0FE"/>
           </w:tcPr>
           <w:p>
             <w:pPr>
-              <w:spacing w:after="0"/>
+              <w:spacing w:after="0" w:line="252" w:lineRule="auto"/>
             </w:pPr>
             <w:r>
               <w:rPr>
-                <w:rFonts w:ascii="PingFang SC" w:hAnsi="PingFang SC" w:eastAsia="PingFang SC"/>
+                <w:rFonts w:ascii="SimSong" w:hAnsi="SimSong" w:eastAsia="SimSong"/>
                 <w:b/>
-                <w:color w:val="1F4D78"/>
+                <w:color w:val="1F2937"/>
+                <w:sz w:val="18"/>
               </w:rPr>
-              <w:t>核心拆分原则：</w:t>
-            </w:r>
-            <w:r>
-              <w:rPr>
-                <w:rFonts w:ascii="PingFang SC" w:hAnsi="PingFang SC" w:eastAsia="PingFang SC"/>
-              </w:rPr>
-              <w:t>商家端是业务操作系统，只能管理本商户相关功能；平台后台是内部运营系统，用于跨商户监管、财务、风控和系统配置。后端必须以租户/商户隔离为第一约束，不能依赖前端菜单隐藏来保证安全。</w:t>
-            </w:r>
-          </w:p>
-        </w:tc>
-      </w:tr>
-    </w:tbl>
-    <w:p>
-      <w:pPr>
-        <w:spacing w:after="40"/>
-      </w:pPr>
-    </w:p>
-    <w:p>
-      <w:pPr>
-        <w:pStyle w:val="Heading1"/>
-      </w:pPr>
-      <w:r>
-        <w:t>1. 现状与输入资料</w:t>
-      </w:r>
-    </w:p>
-    <w:p>
-      <w:r>
-        <w:rPr>
-          <w:rFonts w:ascii="PingFang SC" w:hAnsi="PingFang SC" w:eastAsia="PingFang SC"/>
-          <w:b w:val="0"/>
-        </w:rPr>
-        <w:t>当前工作区尚未放入 RuoYi-Cloud 源码，因此本计划按 RuoYi-Cloud 常见模块结构和已整理的租赁系统规格进行任务拆分。实际编码前需先导入或初始化 RuoYi-Cloud 与 RuoYi-Cloud-Vue3-TypeScript 工程。</w:t>
-      </w:r>
-    </w:p>
-    <w:tbl>
-      <w:tblPr>
-        <w:tblStyle w:val="TableGrid"/>
-        <w:tblW w:type="dxa" w:w="9360"/>
-        <w:jc w:val="center"/>
-        <w:tblLayout w:type="fixed"/>
-        <w:tblLook w:firstColumn="1" w:firstRow="1" w:lastColumn="0" w:lastRow="0" w:noHBand="0" w:noVBand="1" w:val="04A0"/>
-      </w:tblPr>
-      <w:tblGrid>
-        <w:gridCol w:w="3600"/>
-        <w:gridCol w:w="5760"/>
-      </w:tblGrid>
-      <w:tr>
-        <w:tc>
-          <w:tcPr>
-            <w:tcW w:type="dxa" w:w="3600"/>
-            <w:shd w:fill="F2F4F7"/>
-            <w:vAlign w:val="center"/>
-            <w:tcMar>
-              <w:top w:w="80" w:type="dxa"/>
-              <w:start w:w="120" w:type="dxa"/>
-              <w:bottom w:w="80" w:type="dxa"/>
-              <w:end w:w="120" w:type="dxa"/>
-            </w:tcMar>
-          </w:tcPr>
-          <w:p>
-            <w:pPr>
-              <w:spacing w:after="0"/>
-            </w:pPr>
-            <w:r>
-              <w:rPr>
-                <w:rFonts w:ascii="PingFang SC" w:hAnsi="PingFang SC" w:eastAsia="PingFang SC"/>
-                <w:b/>
-              </w:rPr>
-              <w:t>输入资料</w:t>
+              <w:t>模块</w:t>
             </w:r>
           </w:p>
         </w:tc>
         <w:tc>
           <w:tcPr>
-            <w:tcW w:type="dxa" w:w="5760"/>
-            <w:shd w:fill="F2F4F7"/>
+            <w:tcW w:type="dxa" w:w="3173"/>
             <w:vAlign w:val="center"/>
             <w:tcMar>
               <w:top w:w="80" w:type="dxa"/>
-              <w:start w:w="120" w:type="dxa"/>
+              <w:start w:w="100" w:type="dxa"/>
               <w:bottom w:w="80" w:type="dxa"/>
-              <w:end w:w="120" w:type="dxa"/>
+              <w:end w:w="100" w:type="dxa"/>
             </w:tcMar>
+            <w:tcBorders>
+              <w:top w:val="single" w:sz="4" w:color="D1D5DB"/>
+              <w:left w:val="single" w:sz="4" w:color="D1D5DB"/>
+              <w:bottom w:val="single" w:sz="4" w:color="D1D5DB"/>
+              <w:right w:val="single" w:sz="4" w:color="D1D5DB"/>
+              <w:insideH w:val="single" w:sz="4" w:color="D1D5DB"/>
+              <w:insideV w:val="single" w:sz="4" w:color="D1D5DB"/>
+            </w:tcBorders>
+            <w:shd w:fill="E8F0FE"/>
           </w:tcPr>
           <w:p>
             <w:pPr>
-              <w:spacing w:after="0"/>
+              <w:spacing w:after="0" w:line="252" w:lineRule="auto"/>
             </w:pPr>
             <w:r>
               <w:rPr>
-                <w:rFonts w:ascii="PingFang SC" w:hAnsi="PingFang SC" w:eastAsia="PingFang SC"/>
+                <w:rFonts w:ascii="SimSong" w:hAnsi="SimSong" w:eastAsia="SimSong"/>
                 <w:b/>
+                <w:color w:val="1F2937"/>
+                <w:sz w:val="18"/>
               </w:rPr>
-              <w:t>用途</w:t>
+              <w:t>职责</w:t>
+            </w:r>
+          </w:p>
+        </w:tc>
+        <w:tc>
+          <w:tcPr>
+            <w:tcW w:type="dxa" w:w="3174"/>
+            <w:vAlign w:val="center"/>
+            <w:tcMar>
+              <w:top w:w="80" w:type="dxa"/>
+              <w:start w:w="100" w:type="dxa"/>
+              <w:bottom w:w="80" w:type="dxa"/>
+              <w:end w:w="100" w:type="dxa"/>
+            </w:tcMar>
+            <w:tcBorders>
+              <w:top w:val="single" w:sz="4" w:color="D1D5DB"/>
+              <w:left w:val="single" w:sz="4" w:color="D1D5DB"/>
+              <w:bottom w:val="single" w:sz="4" w:color="D1D5DB"/>
+              <w:right w:val="single" w:sz="4" w:color="D1D5DB"/>
+              <w:insideH w:val="single" w:sz="4" w:color="D1D5DB"/>
+              <w:insideV w:val="single" w:sz="4" w:color="D1D5DB"/>
+            </w:tcBorders>
+            <w:shd w:fill="E8F0FE"/>
+          </w:tcPr>
+          <w:p>
+            <w:pPr>
+              <w:spacing w:after="0" w:line="252" w:lineRule="auto"/>
+            </w:pPr>
+            <w:r>
+              <w:rPr>
+                <w:rFonts w:ascii="SimSong" w:hAnsi="SimSong" w:eastAsia="SimSong"/>
+                <w:b/>
+                <w:color w:val="1F2937"/>
+                <w:sz w:val="18"/>
+              </w:rPr>
+              <w:t>状态</w:t>
             </w:r>
           </w:p>
         </w:tc>
       </w:tr>
       <w:tr>
+        <w:trPr>
+          <w:cantSplit/>
+        </w:trPr>
         <w:tc>
           <w:tcPr>
-            <w:tcW w:type="dxa" w:w="3600"/>
+            <w:tcW w:type="dxa" w:w="3173"/>
             <w:vAlign w:val="center"/>
             <w:tcMar>
               <w:top w:w="80" w:type="dxa"/>
-              <w:start w:w="120" w:type="dxa"/>
+              <w:start w:w="100" w:type="dxa"/>
               <w:bottom w:w="80" w:type="dxa"/>
-              <w:end w:w="120" w:type="dxa"/>
+              <w:end w:w="100" w:type="dxa"/>
             </w:tcMar>
+            <w:tcBorders>
+              <w:top w:val="single" w:sz="4" w:color="D1D5DB"/>
+              <w:left w:val="single" w:sz="4" w:color="D1D5DB"/>
+              <w:bottom w:val="single" w:sz="4" w:color="D1D5DB"/>
+              <w:right w:val="single" w:sz="4" w:color="D1D5DB"/>
+              <w:insideH w:val="single" w:sz="4" w:color="D1D5DB"/>
+              <w:insideV w:val="single" w:sz="4" w:color="D1D5DB"/>
+            </w:tcBorders>
           </w:tcPr>
           <w:p>
             <w:pPr>
-              <w:spacing w:after="0"/>
+              <w:spacing w:after="0" w:line="252" w:lineRule="auto"/>
             </w:pPr>
             <w:r>
               <w:rPr>
-                <w:rFonts w:ascii="PingFang SC" w:hAnsi="PingFang SC" w:eastAsia="PingFang SC"/>
+                <w:rFonts w:ascii="SimSong" w:hAnsi="SimSong" w:eastAsia="SimSong"/>
+                <w:b w:val="0"/>
+                <w:color w:val="1F2937"/>
+                <w:sz w:val="18"/>
               </w:rPr>
-              <w:t>租赁项目设计文档.docx</w:t>
+              <w:t>admin-web</w:t>
             </w:r>
           </w:p>
         </w:tc>
         <w:tc>
           <w:tcPr>
-            <w:tcW w:type="dxa" w:w="5760"/>
+            <w:tcW w:type="dxa" w:w="3173"/>
             <w:vAlign w:val="center"/>
             <w:tcMar>
               <w:top w:w="80" w:type="dxa"/>
-              <w:start w:w="120" w:type="dxa"/>
+              <w:start w:w="100" w:type="dxa"/>
               <w:bottom w:w="80" w:type="dxa"/>
-              <w:end w:w="120" w:type="dxa"/>
+              <w:end w:w="100" w:type="dxa"/>
             </w:tcMar>
+            <w:tcBorders>
+              <w:top w:val="single" w:sz="4" w:color="D1D5DB"/>
+              <w:left w:val="single" w:sz="4" w:color="D1D5DB"/>
+              <w:bottom w:val="single" w:sz="4" w:color="D1D5DB"/>
+              <w:right w:val="single" w:sz="4" w:color="D1D5DB"/>
+              <w:insideH w:val="single" w:sz="4" w:color="D1D5DB"/>
+              <w:insideV w:val="single" w:sz="4" w:color="D1D5DB"/>
+            </w:tcBorders>
           </w:tcPr>
           <w:p>
             <w:pPr>
-              <w:spacing w:after="0"/>
+              <w:spacing w:after="0" w:line="252" w:lineRule="auto"/>
             </w:pPr>
             <w:r>
               <w:rPr>
-                <w:rFonts w:ascii="PingFang SC" w:hAnsi="PingFang SC" w:eastAsia="PingFang SC"/>
+                <w:rFonts w:ascii="SimSong" w:hAnsi="SimSong" w:eastAsia="SimSong"/>
+                <w:b w:val="0"/>
+                <w:color w:val="1F2937"/>
+                <w:sz w:val="18"/>
               </w:rPr>
-              <w:t>功能范围与业务规则来源</w:t>
+              <w:t>平台运营、财务、客服、风控和系统管理</w:t>
+            </w:r>
+          </w:p>
+        </w:tc>
+        <w:tc>
+          <w:tcPr>
+            <w:tcW w:type="dxa" w:w="3174"/>
+            <w:vAlign w:val="center"/>
+            <w:tcMar>
+              <w:top w:w="80" w:type="dxa"/>
+              <w:start w:w="100" w:type="dxa"/>
+              <w:bottom w:w="80" w:type="dxa"/>
+              <w:end w:w="100" w:type="dxa"/>
+            </w:tcMar>
+            <w:tcBorders>
+              <w:top w:val="single" w:sz="4" w:color="D1D5DB"/>
+              <w:left w:val="single" w:sz="4" w:color="D1D5DB"/>
+              <w:bottom w:val="single" w:sz="4" w:color="D1D5DB"/>
+              <w:right w:val="single" w:sz="4" w:color="D1D5DB"/>
+              <w:insideH w:val="single" w:sz="4" w:color="D1D5DB"/>
+              <w:insideV w:val="single" w:sz="4" w:color="D1D5DB"/>
+            </w:tcBorders>
+          </w:tcPr>
+          <w:p>
+            <w:pPr>
+              <w:spacing w:after="0" w:line="252" w:lineRule="auto"/>
+            </w:pPr>
+            <w:r>
+              <w:rPr>
+                <w:rFonts w:ascii="SimSong" w:hAnsi="SimSong" w:eastAsia="SimSong"/>
+                <w:b w:val="0"/>
+                <w:color w:val="1F2937"/>
+                <w:sz w:val="18"/>
+              </w:rPr>
+              <w:t>已完成基础骨架</w:t>
             </w:r>
           </w:p>
         </w:tc>
       </w:tr>
       <w:tr>
+        <w:trPr>
+          <w:cantSplit/>
+        </w:trPr>
         <w:tc>
           <w:tcPr>
-            <w:tcW w:type="dxa" w:w="3600"/>
+            <w:tcW w:type="dxa" w:w="3173"/>
             <w:vAlign w:val="center"/>
             <w:tcMar>
               <w:top w:w="80" w:type="dxa"/>
-              <w:start w:w="120" w:type="dxa"/>
+              <w:start w:w="100" w:type="dxa"/>
               <w:bottom w:w="80" w:type="dxa"/>
-              <w:end w:w="120" w:type="dxa"/>
+              <w:end w:w="100" w:type="dxa"/>
             </w:tcMar>
+            <w:tcBorders>
+              <w:top w:val="single" w:sz="4" w:color="D1D5DB"/>
+              <w:left w:val="single" w:sz="4" w:color="D1D5DB"/>
+              <w:bottom w:val="single" w:sz="4" w:color="D1D5DB"/>
+              <w:right w:val="single" w:sz="4" w:color="D1D5DB"/>
+              <w:insideH w:val="single" w:sz="4" w:color="D1D5DB"/>
+              <w:insideV w:val="single" w:sz="4" w:color="D1D5DB"/>
+            </w:tcBorders>
           </w:tcPr>
           <w:p>
             <w:pPr>
-              <w:spacing w:after="0"/>
+              <w:spacing w:after="0" w:line="252" w:lineRule="auto"/>
             </w:pPr>
             <w:r>
               <w:rPr>
-                <w:rFonts w:ascii="PingFang SC" w:hAnsi="PingFang SC" w:eastAsia="PingFang SC"/>
+                <w:rFonts w:ascii="SimSong" w:hAnsi="SimSong" w:eastAsia="SimSong"/>
+                <w:b w:val="0"/>
+                <w:color w:val="1F2937"/>
+                <w:sz w:val="18"/>
               </w:rPr>
-              <w:t>租赁项目详细功能规格书.docx</w:t>
+              <w:t>merchant-web</w:t>
             </w:r>
           </w:p>
         </w:tc>
         <w:tc>
           <w:tcPr>
-            <w:tcW w:type="dxa" w:w="5760"/>
+            <w:tcW w:type="dxa" w:w="3173"/>
             <w:vAlign w:val="center"/>
             <w:tcMar>
               <w:top w:w="80" w:type="dxa"/>
-              <w:start w:w="120" w:type="dxa"/>
+              <w:start w:w="100" w:type="dxa"/>
               <w:bottom w:w="80" w:type="dxa"/>
-              <w:end w:w="120" w:type="dxa"/>
+              <w:end w:w="100" w:type="dxa"/>
             </w:tcMar>
+            <w:tcBorders>
+              <w:top w:val="single" w:sz="4" w:color="D1D5DB"/>
+              <w:left w:val="single" w:sz="4" w:color="D1D5DB"/>
+              <w:bottom w:val="single" w:sz="4" w:color="D1D5DB"/>
+              <w:right w:val="single" w:sz="4" w:color="D1D5DB"/>
+              <w:insideH w:val="single" w:sz="4" w:color="D1D5DB"/>
+              <w:insideV w:val="single" w:sz="4" w:color="D1D5DB"/>
+            </w:tcBorders>
           </w:tcPr>
           <w:p>
             <w:pPr>
-              <w:spacing w:after="0"/>
+              <w:spacing w:after="0" w:line="252" w:lineRule="auto"/>
             </w:pPr>
             <w:r>
               <w:rPr>
-                <w:rFonts w:ascii="PingFang SC" w:hAnsi="PingFang SC" w:eastAsia="PingFang SC"/>
+                <w:rFonts w:ascii="SimSong" w:hAnsi="SimSong" w:eastAsia="SimSong"/>
+                <w:b w:val="0"/>
+                <w:color w:val="1F2937"/>
+                <w:sz w:val="18"/>
               </w:rPr>
-              <w:t>功能范围与业务规则来源</w:t>
+              <w:t>商户管理员与员工业务后台、公开入驻入口</w:t>
+            </w:r>
+          </w:p>
+        </w:tc>
+        <w:tc>
+          <w:tcPr>
+            <w:tcW w:type="dxa" w:w="3174"/>
+            <w:vAlign w:val="center"/>
+            <w:tcMar>
+              <w:top w:w="80" w:type="dxa"/>
+              <w:start w:w="100" w:type="dxa"/>
+              <w:bottom w:w="80" w:type="dxa"/>
+              <w:end w:w="100" w:type="dxa"/>
+            </w:tcMar>
+            <w:tcBorders>
+              <w:top w:val="single" w:sz="4" w:color="D1D5DB"/>
+              <w:left w:val="single" w:sz="4" w:color="D1D5DB"/>
+              <w:bottom w:val="single" w:sz="4" w:color="D1D5DB"/>
+              <w:right w:val="single" w:sz="4" w:color="D1D5DB"/>
+              <w:insideH w:val="single" w:sz="4" w:color="D1D5DB"/>
+              <w:insideV w:val="single" w:sz="4" w:color="D1D5DB"/>
+            </w:tcBorders>
+          </w:tcPr>
+          <w:p>
+            <w:pPr>
+              <w:spacing w:after="0" w:line="252" w:lineRule="auto"/>
+            </w:pPr>
+            <w:r>
+              <w:rPr>
+                <w:rFonts w:ascii="SimSong" w:hAnsi="SimSong" w:eastAsia="SimSong"/>
+                <w:b w:val="0"/>
+                <w:color w:val="1F2937"/>
+                <w:sz w:val="18"/>
+              </w:rPr>
+              <w:t>已完成基础骨架</w:t>
             </w:r>
           </w:p>
         </w:tc>
       </w:tr>
       <w:tr>
+        <w:trPr>
+          <w:cantSplit/>
+        </w:trPr>
         <w:tc>
           <w:tcPr>
-            <w:tcW w:type="dxa" w:w="3600"/>
+            <w:tcW w:type="dxa" w:w="3173"/>
             <w:vAlign w:val="center"/>
             <w:tcMar>
               <w:top w:w="80" w:type="dxa"/>
-              <w:start w:w="120" w:type="dxa"/>
+              <w:start w:w="100" w:type="dxa"/>
               <w:bottom w:w="80" w:type="dxa"/>
-              <w:end w:w="120" w:type="dxa"/>
+              <w:end w:w="100" w:type="dxa"/>
             </w:tcMar>
+            <w:tcBorders>
+              <w:top w:val="single" w:sz="4" w:color="D1D5DB"/>
+              <w:left w:val="single" w:sz="4" w:color="D1D5DB"/>
+              <w:bottom w:val="single" w:sz="4" w:color="D1D5DB"/>
+              <w:right w:val="single" w:sz="4" w:color="D1D5DB"/>
+              <w:insideH w:val="single" w:sz="4" w:color="D1D5DB"/>
+              <w:insideV w:val="single" w:sz="4" w:color="D1D5DB"/>
+            </w:tcBorders>
           </w:tcPr>
           <w:p>
             <w:pPr>
-              <w:spacing w:after="0"/>
+              <w:spacing w:after="0" w:line="252" w:lineRule="auto"/>
             </w:pPr>
             <w:r>
               <w:rPr>
-                <w:rFonts w:ascii="PingFang SC" w:hAnsi="PingFang SC" w:eastAsia="PingFang SC"/>
-              </w:rPr>
-              <w:t>租赁项目原始文档抽取汇总.md</w:t>
-            </w:r>
-          </w:p>
-        </w:tc>
-        <w:tc>
-          <w:tcPr>
-            <w:tcW w:type="dxa" w:w="5760"/>
-            <w:vAlign w:val="center"/>
-            <w:tcMar>
-              <w:top w:w="80" w:type="dxa"/>
-              <w:start w:w="120" w:type="dxa"/>
-              <w:bottom w:w="80" w:type="dxa"/>
-              <w:end w:w="120" w:type="dxa"/>
-            </w:tcMar>
-          </w:tcPr>
-          <w:p>
-            <w:pPr>
-              <w:spacing w:after="0"/>
-            </w:pPr>
-            <w:r>
-              <w:rPr>
-                <w:rFonts w:ascii="PingFang SC" w:hAnsi="PingFang SC" w:eastAsia="PingFang SC"/>
-              </w:rPr>
-              <w:t>功能范围与业务规则来源</w:t>
-            </w:r>
-          </w:p>
-        </w:tc>
-      </w:tr>
-    </w:tbl>
-    <w:p>
-      <w:pPr>
-        <w:spacing w:after="40"/>
-      </w:pPr>
-    </w:p>
-    <w:p>
-      <w:pPr>
-        <w:pStyle w:val="Heading1"/>
-      </w:pPr>
-      <w:r>
-        <w:t>2. 总体架构拆分</w:t>
-      </w:r>
-    </w:p>
-    <w:tbl>
-      <w:tblPr>
-        <w:tblStyle w:val="TableGrid"/>
-        <w:tblW w:type="dxa" w:w="9360"/>
-        <w:jc w:val="center"/>
-        <w:tblLayout w:type="fixed"/>
-        <w:tblLook w:firstColumn="1" w:firstRow="1" w:lastColumn="0" w:lastRow="0" w:noHBand="0" w:noVBand="1" w:val="04A0"/>
-      </w:tblPr>
-      <w:tblGrid>
-        <w:gridCol w:w="1900"/>
-        <w:gridCol w:w="2600"/>
-        <w:gridCol w:w="4860"/>
-      </w:tblGrid>
-      <w:tr>
-        <w:tc>
-          <w:tcPr>
-            <w:tcW w:type="dxa" w:w="1900"/>
-            <w:shd w:fill="E8EEF5"/>
-            <w:vAlign w:val="center"/>
-            <w:tcMar>
-              <w:top w:w="80" w:type="dxa"/>
-              <w:start w:w="120" w:type="dxa"/>
-              <w:bottom w:w="80" w:type="dxa"/>
-              <w:end w:w="120" w:type="dxa"/>
-            </w:tcMar>
-          </w:tcPr>
-          <w:p>
-            <w:pPr>
-              <w:spacing w:after="0"/>
-            </w:pPr>
-            <w:r>
-              <w:rPr>
-                <w:rFonts w:ascii="PingFang SC" w:hAnsi="PingFang SC" w:eastAsia="PingFang SC"/>
-                <w:b/>
-              </w:rPr>
-              <w:t>模块/工程</w:t>
-            </w:r>
-          </w:p>
-        </w:tc>
-        <w:tc>
-          <w:tcPr>
-            <w:tcW w:type="dxa" w:w="2600"/>
-            <w:shd w:fill="E8EEF5"/>
-            <w:vAlign w:val="center"/>
-            <w:tcMar>
-              <w:top w:w="80" w:type="dxa"/>
-              <w:start w:w="120" w:type="dxa"/>
-              <w:bottom w:w="80" w:type="dxa"/>
-              <w:end w:w="120" w:type="dxa"/>
-            </w:tcMar>
-          </w:tcPr>
-          <w:p>
-            <w:pPr>
-              <w:spacing w:after="0"/>
-            </w:pPr>
-            <w:r>
-              <w:rPr>
-                <w:rFonts w:ascii="PingFang SC" w:hAnsi="PingFang SC" w:eastAsia="PingFang SC"/>
-                <w:b/>
-              </w:rPr>
-              <w:t>定位</w:t>
-            </w:r>
-          </w:p>
-        </w:tc>
-        <w:tc>
-          <w:tcPr>
-            <w:tcW w:type="dxa" w:w="4860"/>
-            <w:shd w:fill="E8EEF5"/>
-            <w:vAlign w:val="center"/>
-            <w:tcMar>
-              <w:top w:w="80" w:type="dxa"/>
-              <w:start w:w="120" w:type="dxa"/>
-              <w:bottom w:w="80" w:type="dxa"/>
-              <w:end w:w="120" w:type="dxa"/>
-            </w:tcMar>
-          </w:tcPr>
-          <w:p>
-            <w:pPr>
-              <w:spacing w:after="0"/>
-            </w:pPr>
-            <w:r>
-              <w:rPr>
-                <w:rFonts w:ascii="PingFang SC" w:hAnsi="PingFang SC" w:eastAsia="PingFang SC"/>
-                <w:b/>
-              </w:rPr>
-              <w:t>二次开发内容</w:t>
-            </w:r>
-          </w:p>
-        </w:tc>
-      </w:tr>
-      <w:tr>
-        <w:tc>
-          <w:tcPr>
-            <w:tcW w:type="dxa" w:w="1900"/>
-            <w:vAlign w:val="center"/>
-            <w:tcMar>
-              <w:top w:w="80" w:type="dxa"/>
-              <w:start w:w="120" w:type="dxa"/>
-              <w:bottom w:w="80" w:type="dxa"/>
-              <w:end w:w="120" w:type="dxa"/>
-            </w:tcMar>
-          </w:tcPr>
-          <w:p>
-            <w:pPr>
-              <w:spacing w:after="0"/>
-            </w:pPr>
-            <w:r>
-              <w:rPr>
-                <w:rFonts w:ascii="PingFang SC" w:hAnsi="PingFang SC" w:eastAsia="PingFang SC"/>
-              </w:rPr>
-              <w:t>前端一：merchant-web</w:t>
-            </w:r>
-          </w:p>
-        </w:tc>
-        <w:tc>
-          <w:tcPr>
-            <w:tcW w:type="dxa" w:w="2600"/>
-            <w:vAlign w:val="center"/>
-            <w:tcMar>
-              <w:top w:w="80" w:type="dxa"/>
-              <w:start w:w="120" w:type="dxa"/>
-              <w:bottom w:w="80" w:type="dxa"/>
-              <w:end w:w="120" w:type="dxa"/>
-            </w:tcMar>
-          </w:tcPr>
-          <w:p>
-            <w:pPr>
-              <w:spacing w:after="0"/>
-            </w:pPr>
-            <w:r>
-              <w:rPr>
-                <w:rFonts w:ascii="PingFang SC" w:hAnsi="PingFang SC" w:eastAsia="PingFang SC"/>
-              </w:rPr>
-              <w:t>商家端，基于 RuoYi-Cloud-Vue3-TypeScript 二次开发</w:t>
-            </w:r>
-          </w:p>
-        </w:tc>
-        <w:tc>
-          <w:tcPr>
-            <w:tcW w:type="dxa" w:w="4860"/>
-            <w:vAlign w:val="center"/>
-            <w:tcMar>
-              <w:top w:w="80" w:type="dxa"/>
-              <w:start w:w="120" w:type="dxa"/>
-              <w:bottom w:w="80" w:type="dxa"/>
-              <w:end w:w="120" w:type="dxa"/>
-            </w:tcMar>
-          </w:tcPr>
-          <w:p>
-            <w:pPr>
-              <w:spacing w:after="0"/>
-            </w:pPr>
-            <w:r>
-              <w:rPr>
-                <w:rFonts w:ascii="PingFang SC" w:hAnsi="PingFang SC" w:eastAsia="PingFang SC"/>
-              </w:rPr>
-              <w:t>只允许商家管理本商户/主体下的订单、仓库、商品、库存、快递、客户归还、小程序配置、联盟协作等功能；所有接口必须自动带租户/商户上下文。</w:t>
-            </w:r>
-          </w:p>
-        </w:tc>
-      </w:tr>
-      <w:tr>
-        <w:tc>
-          <w:tcPr>
-            <w:tcW w:type="dxa" w:w="1900"/>
-            <w:vAlign w:val="center"/>
-            <w:tcMar>
-              <w:top w:w="80" w:type="dxa"/>
-              <w:start w:w="120" w:type="dxa"/>
-              <w:bottom w:w="80" w:type="dxa"/>
-              <w:end w:w="120" w:type="dxa"/>
-            </w:tcMar>
-          </w:tcPr>
-          <w:p>
-            <w:pPr>
-              <w:spacing w:after="0"/>
-            </w:pPr>
-            <w:r>
-              <w:rPr>
-                <w:rFonts w:ascii="PingFang SC" w:hAnsi="PingFang SC" w:eastAsia="PingFang SC"/>
-              </w:rPr>
-              <w:t>前端二：admin-web</w:t>
-            </w:r>
-          </w:p>
-        </w:tc>
-        <w:tc>
-          <w:tcPr>
-            <w:tcW w:type="dxa" w:w="2600"/>
-            <w:vAlign w:val="center"/>
-            <w:tcMar>
-              <w:top w:w="80" w:type="dxa"/>
-              <w:start w:w="120" w:type="dxa"/>
-              <w:bottom w:w="80" w:type="dxa"/>
-              <w:end w:w="120" w:type="dxa"/>
-            </w:tcMar>
-          </w:tcPr>
-          <w:p>
-            <w:pPr>
-              <w:spacing w:after="0"/>
-            </w:pPr>
-            <w:r>
-              <w:rPr>
-                <w:rFonts w:ascii="PingFang SC" w:hAnsi="PingFang SC" w:eastAsia="PingFang SC"/>
-              </w:rPr>
-              <w:t>平台内部管理后台，基于同框架独立工程或同 monorepo 独立 app</w:t>
-            </w:r>
-          </w:p>
-        </w:tc>
-        <w:tc>
-          <w:tcPr>
-            <w:tcW w:type="dxa" w:w="4860"/>
-            <w:vAlign w:val="center"/>
-            <w:tcMar>
-              <w:top w:w="80" w:type="dxa"/>
-              <w:start w:w="120" w:type="dxa"/>
-              <w:bottom w:w="80" w:type="dxa"/>
-              <w:end w:w="120" w:type="dxa"/>
-            </w:tcMar>
-          </w:tcPr>
-          <w:p>
-            <w:pPr>
-              <w:spacing w:after="0"/>
-            </w:pPr>
-            <w:r>
-              <w:rPr>
-                <w:rFonts w:ascii="PingFang SC" w:hAnsi="PingFang SC" w:eastAsia="PingFang SC"/>
-              </w:rPr>
-              <w:t>仅平台内部人员使用；管理会员、商户认证、平台财务、风控、系统配置、周转市场审核、全局统计和运营工具。</w:t>
-            </w:r>
-          </w:p>
-        </w:tc>
-      </w:tr>
-      <w:tr>
-        <w:tc>
-          <w:tcPr>
-            <w:tcW w:type="dxa" w:w="1900"/>
-            <w:vAlign w:val="center"/>
-            <w:tcMar>
-              <w:top w:w="80" w:type="dxa"/>
-              <w:start w:w="120" w:type="dxa"/>
-              <w:bottom w:w="80" w:type="dxa"/>
-              <w:end w:w="120" w:type="dxa"/>
-            </w:tcMar>
-          </w:tcPr>
-          <w:p>
-            <w:pPr>
-              <w:spacing w:after="0"/>
-            </w:pPr>
-            <w:r>
-              <w:rPr>
-                <w:rFonts w:ascii="PingFang SC" w:hAnsi="PingFang SC" w:eastAsia="PingFang SC"/>
+                <w:rFonts w:ascii="SimSong" w:hAnsi="SimSong" w:eastAsia="SimSong"/>
+                <w:b w:val="0"/>
+                <w:color w:val="1F2937"/>
+                <w:sz w:val="18"/>
               </w:rPr>
               <w:t>ruoyi-gateway</w:t>
             </w:r>
@@ -888,70 +951,106 @@
         </w:tc>
         <w:tc>
           <w:tcPr>
-            <w:tcW w:type="dxa" w:w="2600"/>
+            <w:tcW w:type="dxa" w:w="3173"/>
             <w:vAlign w:val="center"/>
             <w:tcMar>
               <w:top w:w="80" w:type="dxa"/>
-              <w:start w:w="120" w:type="dxa"/>
+              <w:start w:w="100" w:type="dxa"/>
               <w:bottom w:w="80" w:type="dxa"/>
-              <w:end w:w="120" w:type="dxa"/>
+              <w:end w:w="100" w:type="dxa"/>
             </w:tcMar>
+            <w:tcBorders>
+              <w:top w:val="single" w:sz="4" w:color="D1D5DB"/>
+              <w:left w:val="single" w:sz="4" w:color="D1D5DB"/>
+              <w:bottom w:val="single" w:sz="4" w:color="D1D5DB"/>
+              <w:right w:val="single" w:sz="4" w:color="D1D5DB"/>
+              <w:insideH w:val="single" w:sz="4" w:color="D1D5DB"/>
+              <w:insideV w:val="single" w:sz="4" w:color="D1D5DB"/>
+            </w:tcBorders>
           </w:tcPr>
           <w:p>
             <w:pPr>
-              <w:spacing w:after="0"/>
+              <w:spacing w:after="0" w:line="252" w:lineRule="auto"/>
             </w:pPr>
             <w:r>
               <w:rPr>
-                <w:rFonts w:ascii="PingFang SC" w:hAnsi="PingFang SC" w:eastAsia="PingFang SC"/>
+                <w:rFonts w:ascii="SimSong" w:hAnsi="SimSong" w:eastAsia="SimSong"/>
+                <w:b w:val="0"/>
+                <w:color w:val="1F2937"/>
+                <w:sz w:val="18"/>
               </w:rPr>
-              <w:t>统一 API 网关</w:t>
+              <w:t>路由、鉴权前置、终端校验和限流入口</w:t>
             </w:r>
           </w:p>
         </w:tc>
         <w:tc>
           <w:tcPr>
-            <w:tcW w:type="dxa" w:w="4860"/>
+            <w:tcW w:type="dxa" w:w="3174"/>
             <w:vAlign w:val="center"/>
             <w:tcMar>
               <w:top w:w="80" w:type="dxa"/>
-              <w:start w:w="120" w:type="dxa"/>
+              <w:start w:w="100" w:type="dxa"/>
               <w:bottom w:w="80" w:type="dxa"/>
-              <w:end w:w="120" w:type="dxa"/>
+              <w:end w:w="100" w:type="dxa"/>
             </w:tcMar>
+            <w:tcBorders>
+              <w:top w:val="single" w:sz="4" w:color="D1D5DB"/>
+              <w:left w:val="single" w:sz="4" w:color="D1D5DB"/>
+              <w:bottom w:val="single" w:sz="4" w:color="D1D5DB"/>
+              <w:right w:val="single" w:sz="4" w:color="D1D5DB"/>
+              <w:insideH w:val="single" w:sz="4" w:color="D1D5DB"/>
+              <w:insideV w:val="single" w:sz="4" w:color="D1D5DB"/>
+            </w:tcBorders>
           </w:tcPr>
           <w:p>
             <w:pPr>
-              <w:spacing w:after="0"/>
+              <w:spacing w:after="0" w:line="252" w:lineRule="auto"/>
             </w:pPr>
             <w:r>
               <w:rPr>
-                <w:rFonts w:ascii="PingFang SC" w:hAnsi="PingFang SC" w:eastAsia="PingFang SC"/>
+                <w:rFonts w:ascii="SimSong" w:hAnsi="SimSong" w:eastAsia="SimSong"/>
+                <w:b w:val="0"/>
+                <w:color w:val="1F2937"/>
+                <w:sz w:val="18"/>
               </w:rPr>
-              <w:t>路由、鉴权前置、限流、黑名单、灰度、接口审计入口；按 merchant/admin 前端来源做策略区分。</w:t>
+              <w:t>已运行</w:t>
             </w:r>
           </w:p>
         </w:tc>
       </w:tr>
       <w:tr>
+        <w:trPr>
+          <w:cantSplit/>
+        </w:trPr>
         <w:tc>
           <w:tcPr>
-            <w:tcW w:type="dxa" w:w="1900"/>
+            <w:tcW w:type="dxa" w:w="3173"/>
             <w:vAlign w:val="center"/>
             <w:tcMar>
               <w:top w:w="80" w:type="dxa"/>
-              <w:start w:w="120" w:type="dxa"/>
+              <w:start w:w="100" w:type="dxa"/>
               <w:bottom w:w="80" w:type="dxa"/>
-              <w:end w:w="120" w:type="dxa"/>
+              <w:end w:w="100" w:type="dxa"/>
             </w:tcMar>
+            <w:tcBorders>
+              <w:top w:val="single" w:sz="4" w:color="D1D5DB"/>
+              <w:left w:val="single" w:sz="4" w:color="D1D5DB"/>
+              <w:bottom w:val="single" w:sz="4" w:color="D1D5DB"/>
+              <w:right w:val="single" w:sz="4" w:color="D1D5DB"/>
+              <w:insideH w:val="single" w:sz="4" w:color="D1D5DB"/>
+              <w:insideV w:val="single" w:sz="4" w:color="D1D5DB"/>
+            </w:tcBorders>
           </w:tcPr>
           <w:p>
             <w:pPr>
-              <w:spacing w:after="0"/>
+              <w:spacing w:after="0" w:line="252" w:lineRule="auto"/>
             </w:pPr>
             <w:r>
               <w:rPr>
-                <w:rFonts w:ascii="PingFang SC" w:hAnsi="PingFang SC" w:eastAsia="PingFang SC"/>
+                <w:rFonts w:ascii="SimSong" w:hAnsi="SimSong" w:eastAsia="SimSong"/>
+                <w:b w:val="0"/>
+                <w:color w:val="1F2937"/>
+                <w:sz w:val="18"/>
               </w:rPr>
               <w:t>ruoyi-auth</w:t>
             </w:r>
@@ -959,141 +1058,320 @@
         </w:tc>
         <w:tc>
           <w:tcPr>
-            <w:tcW w:type="dxa" w:w="2600"/>
+            <w:tcW w:type="dxa" w:w="3173"/>
             <w:vAlign w:val="center"/>
             <w:tcMar>
               <w:top w:w="80" w:type="dxa"/>
-              <w:start w:w="120" w:type="dxa"/>
+              <w:start w:w="100" w:type="dxa"/>
               <w:bottom w:w="80" w:type="dxa"/>
-              <w:end w:w="120" w:type="dxa"/>
+              <w:end w:w="100" w:type="dxa"/>
             </w:tcMar>
+            <w:tcBorders>
+              <w:top w:val="single" w:sz="4" w:color="D1D5DB"/>
+              <w:left w:val="single" w:sz="4" w:color="D1D5DB"/>
+              <w:bottom w:val="single" w:sz="4" w:color="D1D5DB"/>
+              <w:right w:val="single" w:sz="4" w:color="D1D5DB"/>
+              <w:insideH w:val="single" w:sz="4" w:color="D1D5DB"/>
+              <w:insideV w:val="single" w:sz="4" w:color="D1D5DB"/>
+            </w:tcBorders>
           </w:tcPr>
           <w:p>
             <w:pPr>
-              <w:spacing w:after="0"/>
+              <w:spacing w:after="0" w:line="252" w:lineRule="auto"/>
             </w:pPr>
             <w:r>
               <w:rPr>
-                <w:rFonts w:ascii="PingFang SC" w:hAnsi="PingFang SC" w:eastAsia="PingFang SC"/>
+                <w:rFonts w:ascii="SimSong" w:hAnsi="SimSong" w:eastAsia="SimSong"/>
+                <w:b w:val="0"/>
+                <w:color w:val="1F2937"/>
+                <w:sz w:val="18"/>
               </w:rPr>
-              <w:t>认证中心</w:t>
+              <w:t>平台密码登录、商户密码/验证码登录、令牌签发</w:t>
             </w:r>
           </w:p>
         </w:tc>
         <w:tc>
           <w:tcPr>
-            <w:tcW w:type="dxa" w:w="4860"/>
+            <w:tcW w:type="dxa" w:w="3174"/>
             <w:vAlign w:val="center"/>
             <w:tcMar>
               <w:top w:w="80" w:type="dxa"/>
-              <w:start w:w="120" w:type="dxa"/>
+              <w:start w:w="100" w:type="dxa"/>
               <w:bottom w:w="80" w:type="dxa"/>
-              <w:end w:w="120" w:type="dxa"/>
+              <w:end w:w="100" w:type="dxa"/>
             </w:tcMar>
+            <w:tcBorders>
+              <w:top w:val="single" w:sz="4" w:color="D1D5DB"/>
+              <w:left w:val="single" w:sz="4" w:color="D1D5DB"/>
+              <w:bottom w:val="single" w:sz="4" w:color="D1D5DB"/>
+              <w:right w:val="single" w:sz="4" w:color="D1D5DB"/>
+              <w:insideH w:val="single" w:sz="4" w:color="D1D5DB"/>
+              <w:insideV w:val="single" w:sz="4" w:color="D1D5DB"/>
+            </w:tcBorders>
           </w:tcPr>
           <w:p>
             <w:pPr>
-              <w:spacing w:after="0"/>
+              <w:spacing w:after="0" w:line="252" w:lineRule="auto"/>
             </w:pPr>
             <w:r>
               <w:rPr>
-                <w:rFonts w:ascii="PingFang SC" w:hAnsi="PingFang SC" w:eastAsia="PingFang SC"/>
+                <w:rFonts w:ascii="SimSong" w:hAnsi="SimSong" w:eastAsia="SimSong"/>
+                <w:b w:val="0"/>
+                <w:color w:val="1F2937"/>
+                <w:sz w:val="18"/>
               </w:rPr>
-              <w:t>登录、刷新令牌、验证码、OAuth/微信授权预留；支持平台员工和商家员工两类身份。</w:t>
+              <w:t>已运行</w:t>
             </w:r>
           </w:p>
         </w:tc>
       </w:tr>
       <w:tr>
+        <w:trPr>
+          <w:cantSplit/>
+        </w:trPr>
         <w:tc>
           <w:tcPr>
-            <w:tcW w:type="dxa" w:w="1900"/>
+            <w:tcW w:type="dxa" w:w="3173"/>
             <w:vAlign w:val="center"/>
             <w:tcMar>
               <w:top w:w="80" w:type="dxa"/>
-              <w:start w:w="120" w:type="dxa"/>
+              <w:start w:w="100" w:type="dxa"/>
               <w:bottom w:w="80" w:type="dxa"/>
-              <w:end w:w="120" w:type="dxa"/>
+              <w:end w:w="100" w:type="dxa"/>
             </w:tcMar>
+            <w:tcBorders>
+              <w:top w:val="single" w:sz="4" w:color="D1D5DB"/>
+              <w:left w:val="single" w:sz="4" w:color="D1D5DB"/>
+              <w:bottom w:val="single" w:sz="4" w:color="D1D5DB"/>
+              <w:right w:val="single" w:sz="4" w:color="D1D5DB"/>
+              <w:insideH w:val="single" w:sz="4" w:color="D1D5DB"/>
+              <w:insideV w:val="single" w:sz="4" w:color="D1D5DB"/>
+            </w:tcBorders>
           </w:tcPr>
           <w:p>
             <w:pPr>
-              <w:spacing w:after="0"/>
+              <w:spacing w:after="0" w:line="252" w:lineRule="auto"/>
             </w:pPr>
             <w:r>
               <w:rPr>
-                <w:rFonts w:ascii="PingFang SC" w:hAnsi="PingFang SC" w:eastAsia="PingFang SC"/>
+                <w:rFonts w:ascii="SimSong" w:hAnsi="SimSong" w:eastAsia="SimSong"/>
+                <w:b w:val="0"/>
+                <w:color w:val="1F2937"/>
+                <w:sz w:val="18"/>
               </w:rPr>
-              <w:t>ruoyi-system</w:t>
+              <w:t>platform-service</w:t>
             </w:r>
           </w:p>
         </w:tc>
         <w:tc>
           <w:tcPr>
-            <w:tcW w:type="dxa" w:w="2600"/>
+            <w:tcW w:type="dxa" w:w="3173"/>
             <w:vAlign w:val="center"/>
             <w:tcMar>
               <w:top w:w="80" w:type="dxa"/>
-              <w:start w:w="120" w:type="dxa"/>
+              <w:start w:w="100" w:type="dxa"/>
               <w:bottom w:w="80" w:type="dxa"/>
-              <w:end w:w="120" w:type="dxa"/>
+              <w:end w:w="100" w:type="dxa"/>
             </w:tcMar>
+            <w:tcBorders>
+              <w:top w:val="single" w:sz="4" w:color="D1D5DB"/>
+              <w:left w:val="single" w:sz="4" w:color="D1D5DB"/>
+              <w:bottom w:val="single" w:sz="4" w:color="D1D5DB"/>
+              <w:right w:val="single" w:sz="4" w:color="D1D5DB"/>
+              <w:insideH w:val="single" w:sz="4" w:color="D1D5DB"/>
+              <w:insideV w:val="single" w:sz="4" w:color="D1D5DB"/>
+            </w:tcBorders>
           </w:tcPr>
           <w:p>
             <w:pPr>
-              <w:spacing w:after="0"/>
+              <w:spacing w:after="0" w:line="252" w:lineRule="auto"/>
             </w:pPr>
             <w:r>
               <w:rPr>
-                <w:rFonts w:ascii="PingFang SC" w:hAnsi="PingFang SC" w:eastAsia="PingFang SC"/>
+                <w:rFonts w:ascii="SimSong" w:hAnsi="SimSong" w:eastAsia="SimSong"/>
+                <w:b w:val="0"/>
+                <w:color w:val="1F2937"/>
+                <w:sz w:val="18"/>
               </w:rPr>
-              <w:t>系统基础服务</w:t>
+              <w:t>平台 IAM、商户审核和平台治理</w:t>
             </w:r>
           </w:p>
         </w:tc>
         <w:tc>
           <w:tcPr>
-            <w:tcW w:type="dxa" w:w="4860"/>
+            <w:tcW w:type="dxa" w:w="3174"/>
             <w:vAlign w:val="center"/>
             <w:tcMar>
               <w:top w:w="80" w:type="dxa"/>
-              <w:start w:w="120" w:type="dxa"/>
+              <w:start w:w="100" w:type="dxa"/>
               <w:bottom w:w="80" w:type="dxa"/>
-              <w:end w:w="120" w:type="dxa"/>
+              <w:end w:w="100" w:type="dxa"/>
             </w:tcMar>
+            <w:tcBorders>
+              <w:top w:val="single" w:sz="4" w:color="D1D5DB"/>
+              <w:left w:val="single" w:sz="4" w:color="D1D5DB"/>
+              <w:bottom w:val="single" w:sz="4" w:color="D1D5DB"/>
+              <w:right w:val="single" w:sz="4" w:color="D1D5DB"/>
+              <w:insideH w:val="single" w:sz="4" w:color="D1D5DB"/>
+              <w:insideV w:val="single" w:sz="4" w:color="D1D5DB"/>
+            </w:tcBorders>
           </w:tcPr>
           <w:p>
             <w:pPr>
-              <w:spacing w:after="0"/>
+              <w:spacing w:after="0" w:line="252" w:lineRule="auto"/>
             </w:pPr>
             <w:r>
               <w:rPr>
-                <w:rFonts w:ascii="PingFang SC" w:hAnsi="PingFang SC" w:eastAsia="PingFang SC"/>
+                <w:rFonts w:ascii="SimSong" w:hAnsi="SimSong" w:eastAsia="SimSong"/>
+                <w:b w:val="0"/>
+                <w:color w:val="1F2937"/>
+                <w:sz w:val="18"/>
               </w:rPr>
-              <w:t>用户、角色、菜单、部门、岗位、字典、参数、通知公告、操作日志；扩展商户、租户、仓库权限、敏感字段权限。</w:t>
+              <w:t>已运行</w:t>
             </w:r>
           </w:p>
         </w:tc>
       </w:tr>
       <w:tr>
+        <w:trPr>
+          <w:cantSplit/>
+        </w:trPr>
         <w:tc>
           <w:tcPr>
-            <w:tcW w:type="dxa" w:w="1900"/>
+            <w:tcW w:type="dxa" w:w="3173"/>
             <w:vAlign w:val="center"/>
             <w:tcMar>
               <w:top w:w="80" w:type="dxa"/>
-              <w:start w:w="120" w:type="dxa"/>
+              <w:start w:w="100" w:type="dxa"/>
               <w:bottom w:w="80" w:type="dxa"/>
-              <w:end w:w="120" w:type="dxa"/>
+              <w:end w:w="100" w:type="dxa"/>
             </w:tcMar>
+            <w:tcBorders>
+              <w:top w:val="single" w:sz="4" w:color="D1D5DB"/>
+              <w:left w:val="single" w:sz="4" w:color="D1D5DB"/>
+              <w:bottom w:val="single" w:sz="4" w:color="D1D5DB"/>
+              <w:right w:val="single" w:sz="4" w:color="D1D5DB"/>
+              <w:insideH w:val="single" w:sz="4" w:color="D1D5DB"/>
+              <w:insideV w:val="single" w:sz="4" w:color="D1D5DB"/>
+            </w:tcBorders>
           </w:tcPr>
           <w:p>
             <w:pPr>
-              <w:spacing w:after="0"/>
+              <w:spacing w:after="0" w:line="252" w:lineRule="auto"/>
             </w:pPr>
             <w:r>
               <w:rPr>
-                <w:rFonts w:ascii="PingFang SC" w:hAnsi="PingFang SC" w:eastAsia="PingFang SC"/>
+                <w:rFonts w:ascii="SimSong" w:hAnsi="SimSong" w:eastAsia="SimSong"/>
+                <w:b w:val="0"/>
+                <w:color w:val="1F2937"/>
+                <w:sz w:val="18"/>
+              </w:rPr>
+              <w:t>merchant-service</w:t>
+            </w:r>
+          </w:p>
+        </w:tc>
+        <w:tc>
+          <w:tcPr>
+            <w:tcW w:type="dxa" w:w="3173"/>
+            <w:vAlign w:val="center"/>
+            <w:tcMar>
+              <w:top w:w="80" w:type="dxa"/>
+              <w:start w:w="100" w:type="dxa"/>
+              <w:bottom w:w="80" w:type="dxa"/>
+              <w:end w:w="100" w:type="dxa"/>
+            </w:tcMar>
+            <w:tcBorders>
+              <w:top w:val="single" w:sz="4" w:color="D1D5DB"/>
+              <w:left w:val="single" w:sz="4" w:color="D1D5DB"/>
+              <w:bottom w:val="single" w:sz="4" w:color="D1D5DB"/>
+              <w:right w:val="single" w:sz="4" w:color="D1D5DB"/>
+              <w:insideH w:val="single" w:sz="4" w:color="D1D5DB"/>
+              <w:insideV w:val="single" w:sz="4" w:color="D1D5DB"/>
+            </w:tcBorders>
+          </w:tcPr>
+          <w:p>
+            <w:pPr>
+              <w:spacing w:after="0" w:line="252" w:lineRule="auto"/>
+            </w:pPr>
+            <w:r>
+              <w:rPr>
+                <w:rFonts w:ascii="SimSong" w:hAnsi="SimSong" w:eastAsia="SimSong"/>
+                <w:b w:val="0"/>
+                <w:color w:val="1F2937"/>
+                <w:sz w:val="18"/>
+              </w:rPr>
+              <w:t>商户 IAM、上下文、角色菜单、个人中心和操作日志</w:t>
+            </w:r>
+          </w:p>
+        </w:tc>
+        <w:tc>
+          <w:tcPr>
+            <w:tcW w:type="dxa" w:w="3174"/>
+            <w:vAlign w:val="center"/>
+            <w:tcMar>
+              <w:top w:w="80" w:type="dxa"/>
+              <w:start w:w="100" w:type="dxa"/>
+              <w:bottom w:w="80" w:type="dxa"/>
+              <w:end w:w="100" w:type="dxa"/>
+            </w:tcMar>
+            <w:tcBorders>
+              <w:top w:val="single" w:sz="4" w:color="D1D5DB"/>
+              <w:left w:val="single" w:sz="4" w:color="D1D5DB"/>
+              <w:bottom w:val="single" w:sz="4" w:color="D1D5DB"/>
+              <w:right w:val="single" w:sz="4" w:color="D1D5DB"/>
+              <w:insideH w:val="single" w:sz="4" w:color="D1D5DB"/>
+              <w:insideV w:val="single" w:sz="4" w:color="D1D5DB"/>
+            </w:tcBorders>
+          </w:tcPr>
+          <w:p>
+            <w:pPr>
+              <w:spacing w:after="0" w:line="252" w:lineRule="auto"/>
+            </w:pPr>
+            <w:r>
+              <w:rPr>
+                <w:rFonts w:ascii="SimSong" w:hAnsi="SimSong" w:eastAsia="SimSong"/>
+                <w:b w:val="0"/>
+                <w:color w:val="1F2937"/>
+                <w:sz w:val="18"/>
+              </w:rPr>
+              <w:t>已运行</w:t>
+            </w:r>
+          </w:p>
+        </w:tc>
+      </w:tr>
+      <w:tr>
+        <w:trPr>
+          <w:cantSplit/>
+        </w:trPr>
+        <w:tc>
+          <w:tcPr>
+            <w:tcW w:type="dxa" w:w="3173"/>
+            <w:vAlign w:val="center"/>
+            <w:tcMar>
+              <w:top w:w="80" w:type="dxa"/>
+              <w:start w:w="100" w:type="dxa"/>
+              <w:bottom w:w="80" w:type="dxa"/>
+              <w:end w:w="100" w:type="dxa"/>
+            </w:tcMar>
+            <w:tcBorders>
+              <w:top w:val="single" w:sz="4" w:color="D1D5DB"/>
+              <w:left w:val="single" w:sz="4" w:color="D1D5DB"/>
+              <w:bottom w:val="single" w:sz="4" w:color="D1D5DB"/>
+              <w:right w:val="single" w:sz="4" w:color="D1D5DB"/>
+              <w:insideH w:val="single" w:sz="4" w:color="D1D5DB"/>
+              <w:insideV w:val="single" w:sz="4" w:color="D1D5DB"/>
+            </w:tcBorders>
+          </w:tcPr>
+          <w:p>
+            <w:pPr>
+              <w:spacing w:after="0" w:line="252" w:lineRule="auto"/>
+            </w:pPr>
+            <w:r>
+              <w:rPr>
+                <w:rFonts w:ascii="SimSong" w:hAnsi="SimSong" w:eastAsia="SimSong"/>
+                <w:b w:val="0"/>
+                <w:color w:val="1F2937"/>
+                <w:sz w:val="18"/>
               </w:rPr>
               <w:t>ruoyi-file</w:t>
             </w:r>
@@ -1101,70 +1379,106 @@
         </w:tc>
         <w:tc>
           <w:tcPr>
-            <w:tcW w:type="dxa" w:w="2600"/>
+            <w:tcW w:type="dxa" w:w="3173"/>
             <w:vAlign w:val="center"/>
             <w:tcMar>
               <w:top w:w="80" w:type="dxa"/>
-              <w:start w:w="120" w:type="dxa"/>
+              <w:start w:w="100" w:type="dxa"/>
               <w:bottom w:w="80" w:type="dxa"/>
-              <w:end w:w="120" w:type="dxa"/>
+              <w:end w:w="100" w:type="dxa"/>
             </w:tcMar>
+            <w:tcBorders>
+              <w:top w:val="single" w:sz="4" w:color="D1D5DB"/>
+              <w:left w:val="single" w:sz="4" w:color="D1D5DB"/>
+              <w:bottom w:val="single" w:sz="4" w:color="D1D5DB"/>
+              <w:right w:val="single" w:sz="4" w:color="D1D5DB"/>
+              <w:insideH w:val="single" w:sz="4" w:color="D1D5DB"/>
+              <w:insideV w:val="single" w:sz="4" w:color="D1D5DB"/>
+            </w:tcBorders>
           </w:tcPr>
           <w:p>
             <w:pPr>
-              <w:spacing w:after="0"/>
+              <w:spacing w:after="0" w:line="252" w:lineRule="auto"/>
             </w:pPr>
             <w:r>
               <w:rPr>
-                <w:rFonts w:ascii="PingFang SC" w:hAnsi="PingFang SC" w:eastAsia="PingFang SC"/>
+                <w:rFonts w:ascii="SimSong" w:hAnsi="SimSong" w:eastAsia="SimSong"/>
+                <w:b w:val="0"/>
+                <w:color w:val="1F2937"/>
+                <w:sz w:val="18"/>
               </w:rPr>
-              <w:t>文件服务</w:t>
+              <w:t>私有文件上传、下载、删除和对象存储适配</w:t>
             </w:r>
           </w:p>
         </w:tc>
         <w:tc>
           <w:tcPr>
-            <w:tcW w:type="dxa" w:w="4860"/>
+            <w:tcW w:type="dxa" w:w="3174"/>
             <w:vAlign w:val="center"/>
             <w:tcMar>
               <w:top w:w="80" w:type="dxa"/>
-              <w:start w:w="120" w:type="dxa"/>
+              <w:start w:w="100" w:type="dxa"/>
               <w:bottom w:w="80" w:type="dxa"/>
-              <w:end w:w="120" w:type="dxa"/>
+              <w:end w:w="100" w:type="dxa"/>
             </w:tcMar>
+            <w:tcBorders>
+              <w:top w:val="single" w:sz="4" w:color="D1D5DB"/>
+              <w:left w:val="single" w:sz="4" w:color="D1D5DB"/>
+              <w:bottom w:val="single" w:sz="4" w:color="D1D5DB"/>
+              <w:right w:val="single" w:sz="4" w:color="D1D5DB"/>
+              <w:insideH w:val="single" w:sz="4" w:color="D1D5DB"/>
+              <w:insideV w:val="single" w:sz="4" w:color="D1D5DB"/>
+            </w:tcBorders>
           </w:tcPr>
           <w:p>
             <w:pPr>
-              <w:spacing w:after="0"/>
+              <w:spacing w:after="0" w:line="252" w:lineRule="auto"/>
             </w:pPr>
             <w:r>
               <w:rPr>
-                <w:rFonts w:ascii="PingFang SC" w:hAnsi="PingFang SC" w:eastAsia="PingFang SC"/>
+                <w:rFonts w:ascii="SimSong" w:hAnsi="SimSong" w:eastAsia="SimSong"/>
+                <w:b w:val="0"/>
+                <w:color w:val="1F2937"/>
+                <w:sz w:val="18"/>
               </w:rPr>
-              <w:t>发货视频、验机图片、开箱视频、商品图片、设备图片；私有文件、临时访问 URL、大小/类型限制。</w:t>
+              <w:t>已运行</w:t>
             </w:r>
           </w:p>
         </w:tc>
       </w:tr>
       <w:tr>
+        <w:trPr>
+          <w:cantSplit/>
+        </w:trPr>
         <w:tc>
           <w:tcPr>
-            <w:tcW w:type="dxa" w:w="1900"/>
+            <w:tcW w:type="dxa" w:w="3173"/>
             <w:vAlign w:val="center"/>
             <w:tcMar>
               <w:top w:w="80" w:type="dxa"/>
-              <w:start w:w="120" w:type="dxa"/>
+              <w:start w:w="100" w:type="dxa"/>
               <w:bottom w:w="80" w:type="dxa"/>
-              <w:end w:w="120" w:type="dxa"/>
+              <w:end w:w="100" w:type="dxa"/>
             </w:tcMar>
+            <w:tcBorders>
+              <w:top w:val="single" w:sz="4" w:color="D1D5DB"/>
+              <w:left w:val="single" w:sz="4" w:color="D1D5DB"/>
+              <w:bottom w:val="single" w:sz="4" w:color="D1D5DB"/>
+              <w:right w:val="single" w:sz="4" w:color="D1D5DB"/>
+              <w:insideH w:val="single" w:sz="4" w:color="D1D5DB"/>
+              <w:insideV w:val="single" w:sz="4" w:color="D1D5DB"/>
+            </w:tcBorders>
           </w:tcPr>
           <w:p>
             <w:pPr>
-              <w:spacing w:after="0"/>
+              <w:spacing w:after="0" w:line="252" w:lineRule="auto"/>
             </w:pPr>
             <w:r>
               <w:rPr>
-                <w:rFonts w:ascii="PingFang SC" w:hAnsi="PingFang SC" w:eastAsia="PingFang SC"/>
+                <w:rFonts w:ascii="SimSong" w:hAnsi="SimSong" w:eastAsia="SimSong"/>
+                <w:b w:val="0"/>
+                <w:color w:val="1F2937"/>
+                <w:sz w:val="18"/>
               </w:rPr>
               <w:t>ruoyi-job</w:t>
             </w:r>
@@ -1172,141 +1486,243 @@
         </w:tc>
         <w:tc>
           <w:tcPr>
-            <w:tcW w:type="dxa" w:w="2600"/>
+            <w:tcW w:type="dxa" w:w="3173"/>
             <w:vAlign w:val="center"/>
             <w:tcMar>
               <w:top w:w="80" w:type="dxa"/>
-              <w:start w:w="120" w:type="dxa"/>
+              <w:start w:w="100" w:type="dxa"/>
               <w:bottom w:w="80" w:type="dxa"/>
-              <w:end w:w="120" w:type="dxa"/>
+              <w:end w:w="100" w:type="dxa"/>
             </w:tcMar>
+            <w:tcBorders>
+              <w:top w:val="single" w:sz="4" w:color="D1D5DB"/>
+              <w:left w:val="single" w:sz="4" w:color="D1D5DB"/>
+              <w:bottom w:val="single" w:sz="4" w:color="D1D5DB"/>
+              <w:right w:val="single" w:sz="4" w:color="D1D5DB"/>
+              <w:insideH w:val="single" w:sz="4" w:color="D1D5DB"/>
+              <w:insideV w:val="single" w:sz="4" w:color="D1D5DB"/>
+            </w:tcBorders>
           </w:tcPr>
           <w:p>
             <w:pPr>
-              <w:spacing w:after="0"/>
+              <w:spacing w:after="0" w:line="252" w:lineRule="auto"/>
             </w:pPr>
             <w:r>
               <w:rPr>
-                <w:rFonts w:ascii="PingFang SC" w:hAnsi="PingFang SC" w:eastAsia="PingFang SC"/>
+                <w:rFonts w:ascii="SimSong" w:hAnsi="SimSong" w:eastAsia="SimSong"/>
+                <w:b w:val="0"/>
+                <w:color w:val="1F2937"/>
+                <w:sz w:val="18"/>
               </w:rPr>
-              <w:t>定时任务</w:t>
+              <w:t>Quartz 调度和执行日志</w:t>
             </w:r>
           </w:p>
         </w:tc>
         <w:tc>
           <w:tcPr>
-            <w:tcW w:type="dxa" w:w="4860"/>
+            <w:tcW w:type="dxa" w:w="3174"/>
             <w:vAlign w:val="center"/>
             <w:tcMar>
               <w:top w:w="80" w:type="dxa"/>
-              <w:start w:w="120" w:type="dxa"/>
+              <w:start w:w="100" w:type="dxa"/>
               <w:bottom w:w="80" w:type="dxa"/>
-              <w:end w:w="120" w:type="dxa"/>
+              <w:end w:w="100" w:type="dxa"/>
             </w:tcMar>
+            <w:tcBorders>
+              <w:top w:val="single" w:sz="4" w:color="D1D5DB"/>
+              <w:left w:val="single" w:sz="4" w:color="D1D5DB"/>
+              <w:bottom w:val="single" w:sz="4" w:color="D1D5DB"/>
+              <w:right w:val="single" w:sz="4" w:color="D1D5DB"/>
+              <w:insideH w:val="single" w:sz="4" w:color="D1D5DB"/>
+              <w:insideV w:val="single" w:sz="4" w:color="D1D5DB"/>
+            </w:tcBorders>
           </w:tcPr>
           <w:p>
             <w:pPr>
-              <w:spacing w:after="0"/>
+              <w:spacing w:after="0" w:line="252" w:lineRule="auto"/>
             </w:pPr>
             <w:r>
               <w:rPr>
-                <w:rFonts w:ascii="PingFang SC" w:hAnsi="PingFang SC" w:eastAsia="PingFang SC"/>
+                <w:rFonts w:ascii="SimSong" w:hAnsi="SimSong" w:eastAsia="SimSong"/>
+                <w:b w:val="0"/>
+                <w:color w:val="1F2937"/>
+                <w:sz w:val="18"/>
               </w:rPr>
-              <w:t>时效检查、逾期扫描、库存快照重算、保险到期提醒、佣金结算、视频过期清理、物流路由同步。</w:t>
+              <w:t>已运行</w:t>
+            </w:r>
+          </w:p>
+        </w:tc>
+      </w:tr>
+    </w:tbl>
+    <w:p>
+      <w:pPr>
+        <w:spacing w:after="20"/>
+      </w:pPr>
+    </w:p>
+    <w:p>
+      <w:pPr>
+        <w:pStyle w:val="Heading3"/>
+      </w:pPr>
+      <w:r>
+        <w:t>3.2 目标业务模块</w:t>
+      </w:r>
+    </w:p>
+    <w:tbl>
+      <w:tblPr>
+        <w:tblW w:type="auto" w:w="0"/>
+        <w:jc w:val="center"/>
+        <w:tblLayout w:type="fixed"/>
+        <w:tblLook w:firstColumn="1" w:firstRow="1" w:lastColumn="0" w:lastRow="0" w:noHBand="0" w:noVBand="1" w:val="04A0"/>
+      </w:tblPr>
+      <w:tblGrid>
+        <w:gridCol w:w="3175"/>
+        <w:gridCol w:w="3175"/>
+        <w:gridCol w:w="3175"/>
+      </w:tblGrid>
+      <w:tr>
+        <w:trPr>
+          <w:cantSplit/>
+          <w:tblHeader w:val="true"/>
+        </w:trPr>
+        <w:tc>
+          <w:tcPr>
+            <w:tcW w:type="dxa" w:w="3173"/>
+            <w:vAlign w:val="center"/>
+            <w:tcMar>
+              <w:top w:w="80" w:type="dxa"/>
+              <w:start w:w="100" w:type="dxa"/>
+              <w:bottom w:w="80" w:type="dxa"/>
+              <w:end w:w="100" w:type="dxa"/>
+            </w:tcMar>
+            <w:tcBorders>
+              <w:top w:val="single" w:sz="4" w:color="D1D5DB"/>
+              <w:left w:val="single" w:sz="4" w:color="D1D5DB"/>
+              <w:bottom w:val="single" w:sz="4" w:color="D1D5DB"/>
+              <w:right w:val="single" w:sz="4" w:color="D1D5DB"/>
+              <w:insideH w:val="single" w:sz="4" w:color="D1D5DB"/>
+              <w:insideV w:val="single" w:sz="4" w:color="D1D5DB"/>
+            </w:tcBorders>
+            <w:shd w:fill="E8F0FE"/>
+          </w:tcPr>
+          <w:p>
+            <w:pPr>
+              <w:spacing w:after="0" w:line="252" w:lineRule="auto"/>
+            </w:pPr>
+            <w:r>
+              <w:rPr>
+                <w:rFonts w:ascii="SimSong" w:hAnsi="SimSong" w:eastAsia="SimSong"/>
+                <w:b/>
+                <w:color w:val="1F2937"/>
+                <w:sz w:val="18"/>
+              </w:rPr>
+              <w:t>模块</w:t>
+            </w:r>
+          </w:p>
+        </w:tc>
+        <w:tc>
+          <w:tcPr>
+            <w:tcW w:type="dxa" w:w="3173"/>
+            <w:vAlign w:val="center"/>
+            <w:tcMar>
+              <w:top w:w="80" w:type="dxa"/>
+              <w:start w:w="100" w:type="dxa"/>
+              <w:bottom w:w="80" w:type="dxa"/>
+              <w:end w:w="100" w:type="dxa"/>
+            </w:tcMar>
+            <w:tcBorders>
+              <w:top w:val="single" w:sz="4" w:color="D1D5DB"/>
+              <w:left w:val="single" w:sz="4" w:color="D1D5DB"/>
+              <w:bottom w:val="single" w:sz="4" w:color="D1D5DB"/>
+              <w:right w:val="single" w:sz="4" w:color="D1D5DB"/>
+              <w:insideH w:val="single" w:sz="4" w:color="D1D5DB"/>
+              <w:insideV w:val="single" w:sz="4" w:color="D1D5DB"/>
+            </w:tcBorders>
+            <w:shd w:fill="E8F0FE"/>
+          </w:tcPr>
+          <w:p>
+            <w:pPr>
+              <w:spacing w:after="0" w:line="252" w:lineRule="auto"/>
+            </w:pPr>
+            <w:r>
+              <w:rPr>
+                <w:rFonts w:ascii="SimSong" w:hAnsi="SimSong" w:eastAsia="SimSong"/>
+                <w:b/>
+                <w:color w:val="1F2937"/>
+                <w:sz w:val="18"/>
+              </w:rPr>
+              <w:t>业务所有权</w:t>
+            </w:r>
+          </w:p>
+        </w:tc>
+        <w:tc>
+          <w:tcPr>
+            <w:tcW w:type="dxa" w:w="3174"/>
+            <w:vAlign w:val="center"/>
+            <w:tcMar>
+              <w:top w:w="80" w:type="dxa"/>
+              <w:start w:w="100" w:type="dxa"/>
+              <w:bottom w:w="80" w:type="dxa"/>
+              <w:end w:w="100" w:type="dxa"/>
+            </w:tcMar>
+            <w:tcBorders>
+              <w:top w:val="single" w:sz="4" w:color="D1D5DB"/>
+              <w:left w:val="single" w:sz="4" w:color="D1D5DB"/>
+              <w:bottom w:val="single" w:sz="4" w:color="D1D5DB"/>
+              <w:right w:val="single" w:sz="4" w:color="D1D5DB"/>
+              <w:insideH w:val="single" w:sz="4" w:color="D1D5DB"/>
+              <w:insideV w:val="single" w:sz="4" w:color="D1D5DB"/>
+            </w:tcBorders>
+            <w:shd w:fill="E8F0FE"/>
+          </w:tcPr>
+          <w:p>
+            <w:pPr>
+              <w:spacing w:after="0" w:line="252" w:lineRule="auto"/>
+            </w:pPr>
+            <w:r>
+              <w:rPr>
+                <w:rFonts w:ascii="SimSong" w:hAnsi="SimSong" w:eastAsia="SimSong"/>
+                <w:b/>
+                <w:color w:val="1F2937"/>
+                <w:sz w:val="18"/>
+              </w:rPr>
+              <w:t>初期实现策略</w:t>
             </w:r>
           </w:p>
         </w:tc>
       </w:tr>
       <w:tr>
+        <w:trPr>
+          <w:cantSplit/>
+        </w:trPr>
         <w:tc>
           <w:tcPr>
-            <w:tcW w:type="dxa" w:w="1900"/>
+            <w:tcW w:type="dxa" w:w="3173"/>
             <w:vAlign w:val="center"/>
             <w:tcMar>
               <w:top w:w="80" w:type="dxa"/>
-              <w:start w:w="120" w:type="dxa"/>
+              <w:start w:w="100" w:type="dxa"/>
               <w:bottom w:w="80" w:type="dxa"/>
-              <w:end w:w="120" w:type="dxa"/>
+              <w:end w:w="100" w:type="dxa"/>
             </w:tcMar>
+            <w:tcBorders>
+              <w:top w:val="single" w:sz="4" w:color="D1D5DB"/>
+              <w:left w:val="single" w:sz="4" w:color="D1D5DB"/>
+              <w:bottom w:val="single" w:sz="4" w:color="D1D5DB"/>
+              <w:right w:val="single" w:sz="4" w:color="D1D5DB"/>
+              <w:insideH w:val="single" w:sz="4" w:color="D1D5DB"/>
+              <w:insideV w:val="single" w:sz="4" w:color="D1D5DB"/>
+            </w:tcBorders>
           </w:tcPr>
           <w:p>
             <w:pPr>
-              <w:spacing w:after="0"/>
+              <w:spacing w:after="0" w:line="252" w:lineRule="auto"/>
             </w:pPr>
             <w:r>
               <w:rPr>
-                <w:rFonts w:ascii="PingFang SC" w:hAnsi="PingFang SC" w:eastAsia="PingFang SC"/>
-              </w:rPr>
-              <w:t>ruoyi-gen</w:t>
-            </w:r>
-          </w:p>
-        </w:tc>
-        <w:tc>
-          <w:tcPr>
-            <w:tcW w:type="dxa" w:w="2600"/>
-            <w:vAlign w:val="center"/>
-            <w:tcMar>
-              <w:top w:w="80" w:type="dxa"/>
-              <w:start w:w="120" w:type="dxa"/>
-              <w:bottom w:w="80" w:type="dxa"/>
-              <w:end w:w="120" w:type="dxa"/>
-            </w:tcMar>
-          </w:tcPr>
-          <w:p>
-            <w:pPr>
-              <w:spacing w:after="0"/>
-            </w:pPr>
-            <w:r>
-              <w:rPr>
-                <w:rFonts w:ascii="PingFang SC" w:hAnsi="PingFang SC" w:eastAsia="PingFang SC"/>
-              </w:rPr>
-              <w:t>代码生成</w:t>
-            </w:r>
-          </w:p>
-        </w:tc>
-        <w:tc>
-          <w:tcPr>
-            <w:tcW w:type="dxa" w:w="4860"/>
-            <w:vAlign w:val="center"/>
-            <w:tcMar>
-              <w:top w:w="80" w:type="dxa"/>
-              <w:start w:w="120" w:type="dxa"/>
-              <w:bottom w:w="80" w:type="dxa"/>
-              <w:end w:w="120" w:type="dxa"/>
-            </w:tcMar>
-          </w:tcPr>
-          <w:p>
-            <w:pPr>
-              <w:spacing w:after="0"/>
-            </w:pPr>
-            <w:r>
-              <w:rPr>
-                <w:rFonts w:ascii="PingFang SC" w:hAnsi="PingFang SC" w:eastAsia="PingFang SC"/>
-              </w:rPr>
-              <w:t>用于基础 CRUD 快速生成；先生成字典、基础表、简单管理页；复杂流程和状态机由手写业务代码实现。</w:t>
-            </w:r>
-          </w:p>
-        </w:tc>
-      </w:tr>
-      <w:tr>
-        <w:tc>
-          <w:tcPr>
-            <w:tcW w:type="dxa" w:w="1900"/>
-            <w:vAlign w:val="center"/>
-            <w:tcMar>
-              <w:top w:w="80" w:type="dxa"/>
-              <w:start w:w="120" w:type="dxa"/>
-              <w:bottom w:w="80" w:type="dxa"/>
-              <w:end w:w="120" w:type="dxa"/>
-            </w:tcMar>
-          </w:tcPr>
-          <w:p>
-            <w:pPr>
-              <w:spacing w:after="0"/>
-            </w:pPr>
-            <w:r>
-              <w:rPr>
-                <w:rFonts w:ascii="PingFang SC" w:hAnsi="PingFang SC" w:eastAsia="PingFang SC"/>
+                <w:rFonts w:ascii="SimSong" w:hAnsi="SimSong" w:eastAsia="SimSong"/>
+                <w:b w:val="0"/>
+                <w:color w:val="1F2937"/>
+                <w:sz w:val="18"/>
               </w:rPr>
               <w:t>rental-business</w:t>
             </w:r>
@@ -1314,70 +1730,106 @@
         </w:tc>
         <w:tc>
           <w:tcPr>
-            <w:tcW w:type="dxa" w:w="2600"/>
+            <w:tcW w:type="dxa" w:w="3173"/>
             <w:vAlign w:val="center"/>
             <w:tcMar>
               <w:top w:w="80" w:type="dxa"/>
-              <w:start w:w="120" w:type="dxa"/>
+              <w:start w:w="100" w:type="dxa"/>
               <w:bottom w:w="80" w:type="dxa"/>
-              <w:end w:w="120" w:type="dxa"/>
+              <w:end w:w="100" w:type="dxa"/>
             </w:tcMar>
+            <w:tcBorders>
+              <w:top w:val="single" w:sz="4" w:color="D1D5DB"/>
+              <w:left w:val="single" w:sz="4" w:color="D1D5DB"/>
+              <w:bottom w:val="single" w:sz="4" w:color="D1D5DB"/>
+              <w:right w:val="single" w:sz="4" w:color="D1D5DB"/>
+              <w:insideH w:val="single" w:sz="4" w:color="D1D5DB"/>
+              <w:insideV w:val="single" w:sz="4" w:color="D1D5DB"/>
+            </w:tcBorders>
           </w:tcPr>
           <w:p>
             <w:pPr>
-              <w:spacing w:after="0"/>
+              <w:spacing w:after="0" w:line="252" w:lineRule="auto"/>
             </w:pPr>
             <w:r>
               <w:rPr>
-                <w:rFonts w:ascii="PingFang SC" w:hAnsi="PingFang SC" w:eastAsia="PingFang SC"/>
+                <w:rFonts w:ascii="SimSong" w:hAnsi="SimSong" w:eastAsia="SimSong"/>
+                <w:b w:val="0"/>
+                <w:color w:val="1F2937"/>
+                <w:sz w:val="18"/>
               </w:rPr>
-              <w:t>租赁业务服务，建议新增微服务</w:t>
+              <w:t>商品、SN、配件、套餐、仓库、订单、库存、核销和售后</w:t>
             </w:r>
           </w:p>
         </w:tc>
         <w:tc>
           <w:tcPr>
-            <w:tcW w:type="dxa" w:w="4860"/>
+            <w:tcW w:type="dxa" w:w="3174"/>
             <w:vAlign w:val="center"/>
             <w:tcMar>
               <w:top w:w="80" w:type="dxa"/>
-              <w:start w:w="120" w:type="dxa"/>
+              <w:start w:w="100" w:type="dxa"/>
               <w:bottom w:w="80" w:type="dxa"/>
-              <w:end w:w="120" w:type="dxa"/>
+              <w:end w:w="100" w:type="dxa"/>
             </w:tcMar>
+            <w:tcBorders>
+              <w:top w:val="single" w:sz="4" w:color="D1D5DB"/>
+              <w:left w:val="single" w:sz="4" w:color="D1D5DB"/>
+              <w:bottom w:val="single" w:sz="4" w:color="D1D5DB"/>
+              <w:right w:val="single" w:sz="4" w:color="D1D5DB"/>
+              <w:insideH w:val="single" w:sz="4" w:color="D1D5DB"/>
+              <w:insideV w:val="single" w:sz="4" w:color="D1D5DB"/>
+            </w:tcBorders>
           </w:tcPr>
           <w:p>
             <w:pPr>
-              <w:spacing w:after="0"/>
+              <w:spacing w:after="0" w:line="252" w:lineRule="auto"/>
             </w:pPr>
             <w:r>
               <w:rPr>
-                <w:rFonts w:ascii="PingFang SC" w:hAnsi="PingFang SC" w:eastAsia="PingFang SC"/>
+                <w:rFonts w:ascii="SimSong" w:hAnsi="SimSong" w:eastAsia="SimSong"/>
+                <w:b w:val="0"/>
+                <w:color w:val="1F2937"/>
+                <w:sz w:val="18"/>
               </w:rPr>
-              <w:t>订单、商品、SN、套餐、仓库、库存、核销、售后、调货、收发趋势。</w:t>
+              <w:t>优先新增独立服务，内部按领域包拆分</w:t>
             </w:r>
           </w:p>
         </w:tc>
       </w:tr>
       <w:tr>
+        <w:trPr>
+          <w:cantSplit/>
+        </w:trPr>
         <w:tc>
           <w:tcPr>
-            <w:tcW w:type="dxa" w:w="1900"/>
+            <w:tcW w:type="dxa" w:w="3173"/>
             <w:vAlign w:val="center"/>
             <w:tcMar>
               <w:top w:w="80" w:type="dxa"/>
-              <w:start w:w="120" w:type="dxa"/>
+              <w:start w:w="100" w:type="dxa"/>
               <w:bottom w:w="80" w:type="dxa"/>
-              <w:end w:w="120" w:type="dxa"/>
+              <w:end w:w="100" w:type="dxa"/>
             </w:tcMar>
+            <w:tcBorders>
+              <w:top w:val="single" w:sz="4" w:color="D1D5DB"/>
+              <w:left w:val="single" w:sz="4" w:color="D1D5DB"/>
+              <w:bottom w:val="single" w:sz="4" w:color="D1D5DB"/>
+              <w:right w:val="single" w:sz="4" w:color="D1D5DB"/>
+              <w:insideH w:val="single" w:sz="4" w:color="D1D5DB"/>
+              <w:insideV w:val="single" w:sz="4" w:color="D1D5DB"/>
+            </w:tcBorders>
           </w:tcPr>
           <w:p>
             <w:pPr>
-              <w:spacing w:after="0"/>
+              <w:spacing w:after="0" w:line="252" w:lineRule="auto"/>
             </w:pPr>
             <w:r>
               <w:rPr>
-                <w:rFonts w:ascii="PingFang SC" w:hAnsi="PingFang SC" w:eastAsia="PingFang SC"/>
+                <w:rFonts w:ascii="SimSong" w:hAnsi="SimSong" w:eastAsia="SimSong"/>
+                <w:b w:val="0"/>
+                <w:color w:val="1F2937"/>
+                <w:sz w:val="18"/>
               </w:rPr>
               <w:t>rental-logistics</w:t>
             </w:r>
@@ -1385,70 +1837,427 @@
         </w:tc>
         <w:tc>
           <w:tcPr>
-            <w:tcW w:type="dxa" w:w="2600"/>
+            <w:tcW w:type="dxa" w:w="3173"/>
             <w:vAlign w:val="center"/>
             <w:tcMar>
               <w:top w:w="80" w:type="dxa"/>
-              <w:start w:w="120" w:type="dxa"/>
+              <w:start w:w="100" w:type="dxa"/>
               <w:bottom w:w="80" w:type="dxa"/>
-              <w:end w:w="120" w:type="dxa"/>
+              <w:end w:w="100" w:type="dxa"/>
             </w:tcMar>
+            <w:tcBorders>
+              <w:top w:val="single" w:sz="4" w:color="D1D5DB"/>
+              <w:left w:val="single" w:sz="4" w:color="D1D5DB"/>
+              <w:bottom w:val="single" w:sz="4" w:color="D1D5DB"/>
+              <w:right w:val="single" w:sz="4" w:color="D1D5DB"/>
+              <w:insideH w:val="single" w:sz="4" w:color="D1D5DB"/>
+              <w:insideV w:val="single" w:sz="4" w:color="D1D5DB"/>
+            </w:tcBorders>
           </w:tcPr>
           <w:p>
             <w:pPr>
-              <w:spacing w:after="0"/>
+              <w:spacing w:after="0" w:line="252" w:lineRule="auto"/>
             </w:pPr>
             <w:r>
               <w:rPr>
-                <w:rFonts w:ascii="PingFang SC" w:hAnsi="PingFang SC" w:eastAsia="PingFang SC"/>
+                <w:rFonts w:ascii="SimSong" w:hAnsi="SimSong" w:eastAsia="SimSong"/>
+                <w:b w:val="0"/>
+                <w:color w:val="1F2937"/>
+                <w:sz w:val="18"/>
               </w:rPr>
-              <w:t>物流服务，可先作为 rental-business 子模块</w:t>
+              <w:t>承运商、下单、路由、时效、天气、客户归还</w:t>
             </w:r>
           </w:p>
         </w:tc>
         <w:tc>
           <w:tcPr>
-            <w:tcW w:type="dxa" w:w="4860"/>
+            <w:tcW w:type="dxa" w:w="3174"/>
             <w:vAlign w:val="center"/>
             <w:tcMar>
               <w:top w:w="80" w:type="dxa"/>
-              <w:start w:w="120" w:type="dxa"/>
+              <w:start w:w="100" w:type="dxa"/>
               <w:bottom w:w="80" w:type="dxa"/>
-              <w:end w:w="120" w:type="dxa"/>
+              <w:end w:w="100" w:type="dxa"/>
             </w:tcMar>
+            <w:tcBorders>
+              <w:top w:val="single" w:sz="4" w:color="D1D5DB"/>
+              <w:left w:val="single" w:sz="4" w:color="D1D5DB"/>
+              <w:bottom w:val="single" w:sz="4" w:color="D1D5DB"/>
+              <w:right w:val="single" w:sz="4" w:color="D1D5DB"/>
+              <w:insideH w:val="single" w:sz="4" w:color="D1D5DB"/>
+              <w:insideV w:val="single" w:sz="4" w:color="D1D5DB"/>
+            </w:tcBorders>
           </w:tcPr>
           <w:p>
             <w:pPr>
-              <w:spacing w:after="0"/>
+              <w:spacing w:after="0" w:line="252" w:lineRule="auto"/>
             </w:pPr>
             <w:r>
               <w:rPr>
-                <w:rFonts w:ascii="PingFang SC" w:hAnsi="PingFang SC" w:eastAsia="PingFang SC"/>
+                <w:rFonts w:ascii="SimSong" w:hAnsi="SimSong" w:eastAsia="SimSong"/>
+                <w:b w:val="0"/>
+                <w:color w:val="1F2937"/>
+                <w:sz w:val="18"/>
               </w:rPr>
-              <w:t>快递下单、路由同步、时效检查、物流异常、客户归还小程序接口。</w:t>
+              <w:t>可先作为独立模块，与业务服务只通过契约交互</w:t>
             </w:r>
           </w:p>
         </w:tc>
       </w:tr>
       <w:tr>
+        <w:trPr>
+          <w:cantSplit/>
+        </w:trPr>
         <w:tc>
           <w:tcPr>
-            <w:tcW w:type="dxa" w:w="1900"/>
+            <w:tcW w:type="dxa" w:w="3173"/>
             <w:vAlign w:val="center"/>
             <w:tcMar>
               <w:top w:w="80" w:type="dxa"/>
-              <w:start w:w="120" w:type="dxa"/>
+              <w:start w:w="100" w:type="dxa"/>
               <w:bottom w:w="80" w:type="dxa"/>
-              <w:end w:w="120" w:type="dxa"/>
+              <w:end w:w="100" w:type="dxa"/>
             </w:tcMar>
+            <w:tcBorders>
+              <w:top w:val="single" w:sz="4" w:color="D1D5DB"/>
+              <w:left w:val="single" w:sz="4" w:color="D1D5DB"/>
+              <w:bottom w:val="single" w:sz="4" w:color="D1D5DB"/>
+              <w:right w:val="single" w:sz="4" w:color="D1D5DB"/>
+              <w:insideH w:val="single" w:sz="4" w:color="D1D5DB"/>
+              <w:insideV w:val="single" w:sz="4" w:color="D1D5DB"/>
+            </w:tcBorders>
           </w:tcPr>
           <w:p>
             <w:pPr>
-              <w:spacing w:after="0"/>
+              <w:spacing w:after="0" w:line="252" w:lineRule="auto"/>
             </w:pPr>
             <w:r>
               <w:rPr>
-                <w:rFonts w:ascii="PingFang SC" w:hAnsi="PingFang SC" w:eastAsia="PingFang SC"/>
+                <w:rFonts w:ascii="SimSong" w:hAnsi="SimSong" w:eastAsia="SimSong"/>
+                <w:b w:val="0"/>
+                <w:color w:val="1F2937"/>
+                <w:sz w:val="18"/>
+              </w:rPr>
+              <w:t>rental-finance</w:t>
+            </w:r>
+          </w:p>
+        </w:tc>
+        <w:tc>
+          <w:tcPr>
+            <w:tcW w:type="dxa" w:w="3173"/>
+            <w:vAlign w:val="center"/>
+            <w:tcMar>
+              <w:top w:w="80" w:type="dxa"/>
+              <w:start w:w="100" w:type="dxa"/>
+              <w:bottom w:w="80" w:type="dxa"/>
+              <w:end w:w="100" w:type="dxa"/>
+            </w:tcMar>
+            <w:tcBorders>
+              <w:top w:val="single" w:sz="4" w:color="D1D5DB"/>
+              <w:left w:val="single" w:sz="4" w:color="D1D5DB"/>
+              <w:bottom w:val="single" w:sz="4" w:color="D1D5DB"/>
+              <w:right w:val="single" w:sz="4" w:color="D1D5DB"/>
+              <w:insideH w:val="single" w:sz="4" w:color="D1D5DB"/>
+              <w:insideV w:val="single" w:sz="4" w:color="D1D5DB"/>
+            </w:tcBorders>
+          </w:tcPr>
+          <w:p>
+            <w:pPr>
+              <w:spacing w:after="0" w:line="252" w:lineRule="auto"/>
+            </w:pPr>
+            <w:r>
+              <w:rPr>
+                <w:rFonts w:ascii="SimSong" w:hAnsi="SimSong" w:eastAsia="SimSong"/>
+                <w:b w:val="0"/>
+                <w:color w:val="1F2937"/>
+                <w:sz w:val="18"/>
+              </w:rPr>
+              <w:t>资金账户、流水、冻结、分账、提现、发票和增值服务</w:t>
+            </w:r>
+          </w:p>
+        </w:tc>
+        <w:tc>
+          <w:tcPr>
+            <w:tcW w:type="dxa" w:w="3174"/>
+            <w:vAlign w:val="center"/>
+            <w:tcMar>
+              <w:top w:w="80" w:type="dxa"/>
+              <w:start w:w="100" w:type="dxa"/>
+              <w:bottom w:w="80" w:type="dxa"/>
+              <w:end w:w="100" w:type="dxa"/>
+            </w:tcMar>
+            <w:tcBorders>
+              <w:top w:val="single" w:sz="4" w:color="D1D5DB"/>
+              <w:left w:val="single" w:sz="4" w:color="D1D5DB"/>
+              <w:bottom w:val="single" w:sz="4" w:color="D1D5DB"/>
+              <w:right w:val="single" w:sz="4" w:color="D1D5DB"/>
+              <w:insideH w:val="single" w:sz="4" w:color="D1D5DB"/>
+              <w:insideV w:val="single" w:sz="4" w:color="D1D5DB"/>
+            </w:tcBorders>
+          </w:tcPr>
+          <w:p>
+            <w:pPr>
+              <w:spacing w:after="0" w:line="252" w:lineRule="auto"/>
+            </w:pPr>
+            <w:r>
+              <w:rPr>
+                <w:rFonts w:ascii="SimSong" w:hAnsi="SimSong" w:eastAsia="SimSong"/>
+                <w:b w:val="0"/>
+                <w:color w:val="1F2937"/>
+                <w:sz w:val="18"/>
+              </w:rPr>
+              <w:t>先完成模型评审再编码，禁止借用单余额字段过渡</w:t>
+            </w:r>
+          </w:p>
+        </w:tc>
+      </w:tr>
+      <w:tr>
+        <w:trPr>
+          <w:cantSplit/>
+        </w:trPr>
+        <w:tc>
+          <w:tcPr>
+            <w:tcW w:type="dxa" w:w="3173"/>
+            <w:vAlign w:val="center"/>
+            <w:tcMar>
+              <w:top w:w="80" w:type="dxa"/>
+              <w:start w:w="100" w:type="dxa"/>
+              <w:bottom w:w="80" w:type="dxa"/>
+              <w:end w:w="100" w:type="dxa"/>
+            </w:tcMar>
+            <w:tcBorders>
+              <w:top w:val="single" w:sz="4" w:color="D1D5DB"/>
+              <w:left w:val="single" w:sz="4" w:color="D1D5DB"/>
+              <w:bottom w:val="single" w:sz="4" w:color="D1D5DB"/>
+              <w:right w:val="single" w:sz="4" w:color="D1D5DB"/>
+              <w:insideH w:val="single" w:sz="4" w:color="D1D5DB"/>
+              <w:insideV w:val="single" w:sz="4" w:color="D1D5DB"/>
+            </w:tcBorders>
+          </w:tcPr>
+          <w:p>
+            <w:pPr>
+              <w:spacing w:after="0" w:line="252" w:lineRule="auto"/>
+            </w:pPr>
+            <w:r>
+              <w:rPr>
+                <w:rFonts w:ascii="SimSong" w:hAnsi="SimSong" w:eastAsia="SimSong"/>
+                <w:b w:val="0"/>
+                <w:color w:val="1F2937"/>
+                <w:sz w:val="18"/>
+              </w:rPr>
+              <w:t>rental-operations</w:t>
+            </w:r>
+          </w:p>
+        </w:tc>
+        <w:tc>
+          <w:tcPr>
+            <w:tcW w:type="dxa" w:w="3173"/>
+            <w:vAlign w:val="center"/>
+            <w:tcMar>
+              <w:top w:w="80" w:type="dxa"/>
+              <w:start w:w="100" w:type="dxa"/>
+              <w:bottom w:w="80" w:type="dxa"/>
+              <w:end w:w="100" w:type="dxa"/>
+            </w:tcMar>
+            <w:tcBorders>
+              <w:top w:val="single" w:sz="4" w:color="D1D5DB"/>
+              <w:left w:val="single" w:sz="4" w:color="D1D5DB"/>
+              <w:bottom w:val="single" w:sz="4" w:color="D1D5DB"/>
+              <w:right w:val="single" w:sz="4" w:color="D1D5DB"/>
+              <w:insideH w:val="single" w:sz="4" w:color="D1D5DB"/>
+              <w:insideV w:val="single" w:sz="4" w:color="D1D5DB"/>
+            </w:tcBorders>
+          </w:tcPr>
+          <w:p>
+            <w:pPr>
+              <w:spacing w:after="0" w:line="252" w:lineRule="auto"/>
+            </w:pPr>
+            <w:r>
+              <w:rPr>
+                <w:rFonts w:ascii="SimSong" w:hAnsi="SimSong" w:eastAsia="SimSong"/>
+                <w:b w:val="0"/>
+                <w:color w:val="1F2937"/>
+                <w:sz w:val="18"/>
+              </w:rPr>
+              <w:t>工作任务、通知、知识库、客服工单、协议、合同和证据</w:t>
+            </w:r>
+          </w:p>
+        </w:tc>
+        <w:tc>
+          <w:tcPr>
+            <w:tcW w:type="dxa" w:w="3174"/>
+            <w:vAlign w:val="center"/>
+            <w:tcMar>
+              <w:top w:w="80" w:type="dxa"/>
+              <w:start w:w="100" w:type="dxa"/>
+              <w:bottom w:w="80" w:type="dxa"/>
+              <w:end w:w="100" w:type="dxa"/>
+            </w:tcMar>
+            <w:tcBorders>
+              <w:top w:val="single" w:sz="4" w:color="D1D5DB"/>
+              <w:left w:val="single" w:sz="4" w:color="D1D5DB"/>
+              <w:bottom w:val="single" w:sz="4" w:color="D1D5DB"/>
+              <w:right w:val="single" w:sz="4" w:color="D1D5DB"/>
+              <w:insideH w:val="single" w:sz="4" w:color="D1D5DB"/>
+              <w:insideV w:val="single" w:sz="4" w:color="D1D5DB"/>
+            </w:tcBorders>
+          </w:tcPr>
+          <w:p>
+            <w:pPr>
+              <w:spacing w:after="0" w:line="252" w:lineRule="auto"/>
+            </w:pPr>
+            <w:r>
+              <w:rPr>
+                <w:rFonts w:ascii="SimSong" w:hAnsi="SimSong" w:eastAsia="SimSong"/>
+                <w:b w:val="0"/>
+                <w:color w:val="1F2937"/>
+                <w:sz w:val="18"/>
+              </w:rPr>
+              <w:t>可按工作协作、内容、工单三个子模块实现</w:t>
+            </w:r>
+          </w:p>
+        </w:tc>
+      </w:tr>
+      <w:tr>
+        <w:trPr>
+          <w:cantSplit/>
+        </w:trPr>
+        <w:tc>
+          <w:tcPr>
+            <w:tcW w:type="dxa" w:w="3173"/>
+            <w:vAlign w:val="center"/>
+            <w:tcMar>
+              <w:top w:w="80" w:type="dxa"/>
+              <w:start w:w="100" w:type="dxa"/>
+              <w:bottom w:w="80" w:type="dxa"/>
+              <w:end w:w="100" w:type="dxa"/>
+            </w:tcMar>
+            <w:tcBorders>
+              <w:top w:val="single" w:sz="4" w:color="D1D5DB"/>
+              <w:left w:val="single" w:sz="4" w:color="D1D5DB"/>
+              <w:bottom w:val="single" w:sz="4" w:color="D1D5DB"/>
+              <w:right w:val="single" w:sz="4" w:color="D1D5DB"/>
+              <w:insideH w:val="single" w:sz="4" w:color="D1D5DB"/>
+              <w:insideV w:val="single" w:sz="4" w:color="D1D5DB"/>
+            </w:tcBorders>
+          </w:tcPr>
+          <w:p>
+            <w:pPr>
+              <w:spacing w:after="0" w:line="252" w:lineRule="auto"/>
+            </w:pPr>
+            <w:r>
+              <w:rPr>
+                <w:rFonts w:ascii="SimSong" w:hAnsi="SimSong" w:eastAsia="SimSong"/>
+                <w:b w:val="0"/>
+                <w:color w:val="1F2937"/>
+                <w:sz w:val="18"/>
+              </w:rPr>
+              <w:t>rental-alliance</w:t>
+            </w:r>
+          </w:p>
+        </w:tc>
+        <w:tc>
+          <w:tcPr>
+            <w:tcW w:type="dxa" w:w="3173"/>
+            <w:vAlign w:val="center"/>
+            <w:tcMar>
+              <w:top w:w="80" w:type="dxa"/>
+              <w:start w:w="100" w:type="dxa"/>
+              <w:bottom w:w="80" w:type="dxa"/>
+              <w:end w:w="100" w:type="dxa"/>
+            </w:tcMar>
+            <w:tcBorders>
+              <w:top w:val="single" w:sz="4" w:color="D1D5DB"/>
+              <w:left w:val="single" w:sz="4" w:color="D1D5DB"/>
+              <w:bottom w:val="single" w:sz="4" w:color="D1D5DB"/>
+              <w:right w:val="single" w:sz="4" w:color="D1D5DB"/>
+              <w:insideH w:val="single" w:sz="4" w:color="D1D5DB"/>
+              <w:insideV w:val="single" w:sz="4" w:color="D1D5DB"/>
+            </w:tcBorders>
+          </w:tcPr>
+          <w:p>
+            <w:pPr>
+              <w:spacing w:after="0" w:line="252" w:lineRule="auto"/>
+            </w:pPr>
+            <w:r>
+              <w:rPr>
+                <w:rFonts w:ascii="SimSong" w:hAnsi="SimSong" w:eastAsia="SimSong"/>
+                <w:b w:val="0"/>
+                <w:color w:val="1F2937"/>
+                <w:sz w:val="18"/>
+              </w:rPr>
+              <w:t>联盟关系、共享库存、协作订单和纠纷关联</w:t>
+            </w:r>
+          </w:p>
+        </w:tc>
+        <w:tc>
+          <w:tcPr>
+            <w:tcW w:type="dxa" w:w="3174"/>
+            <w:vAlign w:val="center"/>
+            <w:tcMar>
+              <w:top w:w="80" w:type="dxa"/>
+              <w:start w:w="100" w:type="dxa"/>
+              <w:bottom w:w="80" w:type="dxa"/>
+              <w:end w:w="100" w:type="dxa"/>
+            </w:tcMar>
+            <w:tcBorders>
+              <w:top w:val="single" w:sz="4" w:color="D1D5DB"/>
+              <w:left w:val="single" w:sz="4" w:color="D1D5DB"/>
+              <w:bottom w:val="single" w:sz="4" w:color="D1D5DB"/>
+              <w:right w:val="single" w:sz="4" w:color="D1D5DB"/>
+              <w:insideH w:val="single" w:sz="4" w:color="D1D5DB"/>
+              <w:insideV w:val="single" w:sz="4" w:color="D1D5DB"/>
+            </w:tcBorders>
+          </w:tcPr>
+          <w:p>
+            <w:pPr>
+              <w:spacing w:after="0" w:line="252" w:lineRule="auto"/>
+            </w:pPr>
+            <w:r>
+              <w:rPr>
+                <w:rFonts w:ascii="SimSong" w:hAnsi="SimSong" w:eastAsia="SimSong"/>
+                <w:b w:val="0"/>
+                <w:color w:val="1F2937"/>
+                <w:sz w:val="18"/>
+              </w:rPr>
+              <w:t>主流程稳定后独立开发</w:t>
+            </w:r>
+          </w:p>
+        </w:tc>
+      </w:tr>
+      <w:tr>
+        <w:trPr>
+          <w:cantSplit/>
+        </w:trPr>
+        <w:tc>
+          <w:tcPr>
+            <w:tcW w:type="dxa" w:w="3173"/>
+            <w:vAlign w:val="center"/>
+            <w:tcMar>
+              <w:top w:w="80" w:type="dxa"/>
+              <w:start w:w="100" w:type="dxa"/>
+              <w:bottom w:w="80" w:type="dxa"/>
+              <w:end w:w="100" w:type="dxa"/>
+            </w:tcMar>
+            <w:tcBorders>
+              <w:top w:val="single" w:sz="4" w:color="D1D5DB"/>
+              <w:left w:val="single" w:sz="4" w:color="D1D5DB"/>
+              <w:bottom w:val="single" w:sz="4" w:color="D1D5DB"/>
+              <w:right w:val="single" w:sz="4" w:color="D1D5DB"/>
+              <w:insideH w:val="single" w:sz="4" w:color="D1D5DB"/>
+              <w:insideV w:val="single" w:sz="4" w:color="D1D5DB"/>
+            </w:tcBorders>
+          </w:tcPr>
+          <w:p>
+            <w:pPr>
+              <w:spacing w:after="0" w:line="252" w:lineRule="auto"/>
+            </w:pPr>
+            <w:r>
+              <w:rPr>
+                <w:rFonts w:ascii="SimSong" w:hAnsi="SimSong" w:eastAsia="SimSong"/>
+                <w:b w:val="0"/>
+                <w:color w:val="1F2937"/>
+                <w:sz w:val="18"/>
               </w:rPr>
               <w:t>rental-market</w:t>
             </w:r>
@@ -1456,118 +2265,176 @@
         </w:tc>
         <w:tc>
           <w:tcPr>
-            <w:tcW w:type="dxa" w:w="2600"/>
+            <w:tcW w:type="dxa" w:w="3173"/>
             <w:vAlign w:val="center"/>
             <w:tcMar>
               <w:top w:w="80" w:type="dxa"/>
-              <w:start w:w="120" w:type="dxa"/>
+              <w:start w:w="100" w:type="dxa"/>
               <w:bottom w:w="80" w:type="dxa"/>
-              <w:end w:w="120" w:type="dxa"/>
+              <w:end w:w="100" w:type="dxa"/>
             </w:tcMar>
+            <w:tcBorders>
+              <w:top w:val="single" w:sz="4" w:color="D1D5DB"/>
+              <w:left w:val="single" w:sz="4" w:color="D1D5DB"/>
+              <w:bottom w:val="single" w:sz="4" w:color="D1D5DB"/>
+              <w:right w:val="single" w:sz="4" w:color="D1D5DB"/>
+              <w:insideH w:val="single" w:sz="4" w:color="D1D5DB"/>
+              <w:insideV w:val="single" w:sz="4" w:color="D1D5DB"/>
+            </w:tcBorders>
           </w:tcPr>
           <w:p>
             <w:pPr>
-              <w:spacing w:after="0"/>
+              <w:spacing w:after="0" w:line="252" w:lineRule="auto"/>
             </w:pPr>
             <w:r>
               <w:rPr>
-                <w:rFonts w:ascii="PingFang SC" w:hAnsi="PingFang SC" w:eastAsia="PingFang SC"/>
+                <w:rFonts w:ascii="SimSong" w:hAnsi="SimSong" w:eastAsia="SimSong"/>
+                <w:b w:val="0"/>
+                <w:color w:val="1F2937"/>
+                <w:sz w:val="18"/>
               </w:rPr>
-              <w:t>库存周转市场服务，可后置</w:t>
+              <w:t>周转信息、私信、关注、举报和信息发布保证金</w:t>
             </w:r>
           </w:p>
         </w:tc>
         <w:tc>
           <w:tcPr>
-            <w:tcW w:type="dxa" w:w="4860"/>
+            <w:tcW w:type="dxa" w:w="3174"/>
             <w:vAlign w:val="center"/>
             <w:tcMar>
               <w:top w:w="80" w:type="dxa"/>
-              <w:start w:w="120" w:type="dxa"/>
+              <w:start w:w="100" w:type="dxa"/>
               <w:bottom w:w="80" w:type="dxa"/>
-              <w:end w:w="120" w:type="dxa"/>
+              <w:end w:w="100" w:type="dxa"/>
             </w:tcMar>
+            <w:tcBorders>
+              <w:top w:val="single" w:sz="4" w:color="D1D5DB"/>
+              <w:left w:val="single" w:sz="4" w:color="D1D5DB"/>
+              <w:bottom w:val="single" w:sz="4" w:color="D1D5DB"/>
+              <w:right w:val="single" w:sz="4" w:color="D1D5DB"/>
+              <w:insideH w:val="single" w:sz="4" w:color="D1D5DB"/>
+              <w:insideV w:val="single" w:sz="4" w:color="D1D5DB"/>
+            </w:tcBorders>
           </w:tcPr>
           <w:p>
             <w:pPr>
-              <w:spacing w:after="0"/>
+              <w:spacing w:after="0" w:line="252" w:lineRule="auto"/>
             </w:pPr>
             <w:r>
               <w:rPr>
-                <w:rFonts w:ascii="PingFang SC" w:hAnsi="PingFang SC" w:eastAsia="PingFang SC"/>
+                <w:rFonts w:ascii="SimSong" w:hAnsi="SimSong" w:eastAsia="SimSong"/>
+                <w:b w:val="0"/>
+                <w:color w:val="1F2937"/>
+                <w:sz w:val="18"/>
               </w:rPr>
-              <w:t>市场帖子、筛选排序、站内私信、关注订阅、举报保证金、风控处罚。</w:t>
+              <w:t>后置开发，不实现交易支付</w:t>
             </w:r>
           </w:p>
         </w:tc>
       </w:tr>
       <w:tr>
+        <w:trPr>
+          <w:cantSplit/>
+        </w:trPr>
         <w:tc>
           <w:tcPr>
-            <w:tcW w:type="dxa" w:w="1900"/>
+            <w:tcW w:type="dxa" w:w="3173"/>
             <w:vAlign w:val="center"/>
             <w:tcMar>
               <w:top w:w="80" w:type="dxa"/>
-              <w:start w:w="120" w:type="dxa"/>
+              <w:start w:w="100" w:type="dxa"/>
               <w:bottom w:w="80" w:type="dxa"/>
-              <w:end w:w="120" w:type="dxa"/>
+              <w:end w:w="100" w:type="dxa"/>
             </w:tcMar>
+            <w:tcBorders>
+              <w:top w:val="single" w:sz="4" w:color="D1D5DB"/>
+              <w:left w:val="single" w:sz="4" w:color="D1D5DB"/>
+              <w:bottom w:val="single" w:sz="4" w:color="D1D5DB"/>
+              <w:right w:val="single" w:sz="4" w:color="D1D5DB"/>
+              <w:insideH w:val="single" w:sz="4" w:color="D1D5DB"/>
+              <w:insideV w:val="single" w:sz="4" w:color="D1D5DB"/>
+            </w:tcBorders>
           </w:tcPr>
           <w:p>
             <w:pPr>
-              <w:spacing w:after="0"/>
+              <w:spacing w:after="0" w:line="252" w:lineRule="auto"/>
             </w:pPr>
             <w:r>
               <w:rPr>
-                <w:rFonts w:ascii="PingFang SC" w:hAnsi="PingFang SC" w:eastAsia="PingFang SC"/>
+                <w:rFonts w:ascii="SimSong" w:hAnsi="SimSong" w:eastAsia="SimSong"/>
+                <w:b w:val="0"/>
+                <w:color w:val="1F2937"/>
+                <w:sz w:val="18"/>
               </w:rPr>
-              <w:t>rental-finance</w:t>
+              <w:t>rental-integration</w:t>
             </w:r>
           </w:p>
         </w:tc>
         <w:tc>
           <w:tcPr>
-            <w:tcW w:type="dxa" w:w="2600"/>
+            <w:tcW w:type="dxa" w:w="3173"/>
             <w:vAlign w:val="center"/>
             <w:tcMar>
               <w:top w:w="80" w:type="dxa"/>
-              <w:start w:w="120" w:type="dxa"/>
+              <w:start w:w="100" w:type="dxa"/>
               <w:bottom w:w="80" w:type="dxa"/>
-              <w:end w:w="120" w:type="dxa"/>
+              <w:end w:w="100" w:type="dxa"/>
             </w:tcMar>
+            <w:tcBorders>
+              <w:top w:val="single" w:sz="4" w:color="D1D5DB"/>
+              <w:left w:val="single" w:sz="4" w:color="D1D5DB"/>
+              <w:bottom w:val="single" w:sz="4" w:color="D1D5DB"/>
+              <w:right w:val="single" w:sz="4" w:color="D1D5DB"/>
+              <w:insideH w:val="single" w:sz="4" w:color="D1D5DB"/>
+              <w:insideV w:val="single" w:sz="4" w:color="D1D5DB"/>
+            </w:tcBorders>
           </w:tcPr>
           <w:p>
             <w:pPr>
-              <w:spacing w:after="0"/>
+              <w:spacing w:after="0" w:line="252" w:lineRule="auto"/>
             </w:pPr>
             <w:r>
               <w:rPr>
-                <w:rFonts w:ascii="PingFang SC" w:hAnsi="PingFang SC" w:eastAsia="PingFang SC"/>
+                <w:rFonts w:ascii="SimSong" w:hAnsi="SimSong" w:eastAsia="SimSong"/>
+                <w:b w:val="0"/>
+                <w:color w:val="1F2937"/>
+                <w:sz w:val="18"/>
               </w:rPr>
-              <w:t>财务/计费服务，可先模块化后独立</w:t>
+              <w:t>顺丰、京东、快递次路由、天气、微信、支付宝、e签宝和风控适配</w:t>
             </w:r>
           </w:p>
         </w:tc>
         <w:tc>
           <w:tcPr>
-            <w:tcW w:type="dxa" w:w="4860"/>
+            <w:tcW w:type="dxa" w:w="3174"/>
             <w:vAlign w:val="center"/>
             <w:tcMar>
               <w:top w:w="80" w:type="dxa"/>
-              <w:start w:w="120" w:type="dxa"/>
+              <w:start w:w="100" w:type="dxa"/>
               <w:bottom w:w="80" w:type="dxa"/>
-              <w:end w:w="120" w:type="dxa"/>
+              <w:end w:w="100" w:type="dxa"/>
             </w:tcMar>
+            <w:tcBorders>
+              <w:top w:val="single" w:sz="4" w:color="D1D5DB"/>
+              <w:left w:val="single" w:sz="4" w:color="D1D5DB"/>
+              <w:bottom w:val="single" w:sz="4" w:color="D1D5DB"/>
+              <w:right w:val="single" w:sz="4" w:color="D1D5DB"/>
+              <w:insideH w:val="single" w:sz="4" w:color="D1D5DB"/>
+              <w:insideV w:val="single" w:sz="4" w:color="D1D5DB"/>
+            </w:tcBorders>
           </w:tcPr>
           <w:p>
             <w:pPr>
-              <w:spacing w:after="0"/>
+              <w:spacing w:after="0" w:line="252" w:lineRule="auto"/>
             </w:pPr>
             <w:r>
               <w:rPr>
-                <w:rFonts w:ascii="PingFang SC" w:hAnsi="PingFang SC" w:eastAsia="PingFang SC"/>
+                <w:rFonts w:ascii="SimSong" w:hAnsi="SimSong" w:eastAsia="SimSong"/>
+                <w:b w:val="0"/>
+                <w:color w:val="1F2937"/>
+                <w:sz w:val="18"/>
               </w:rPr>
-              <w:t>会员余额、快递扣费、增值服务、佣金、保证金、发票和不可变流水。</w:t>
+              <w:t>初期为共享适配模块，禁止业务代码直连第三方 SDK</w:t>
             </w:r>
           </w:p>
         </w:tc>
@@ -1575,4804 +2442,1758 @@
     </w:tbl>
     <w:p>
       <w:pPr>
-        <w:spacing w:after="40"/>
+        <w:spacing w:after="20"/>
       </w:pPr>
     </w:p>
     <w:p>
       <w:pPr>
-        <w:pStyle w:val="Heading1"/>
+        <w:spacing w:after="120"/>
       </w:pPr>
       <w:r>
-        <w:t>3. 仓库与工程组织建议</w:t>
+        <w:rPr>
+          <w:rFonts w:ascii="SimSong" w:hAnsi="SimSong" w:eastAsia="SimSong"/>
+          <w:b w:val="0"/>
+          <w:color w:val="1F2937"/>
+          <w:sz w:val="21"/>
+        </w:rPr>
+        <w:t>目标模块可以分阶段上线，但不得把租赁业务重新写入 platform-service 或 merchant-service。身份服务只提供可信上下文和授权，业务数据由所属领域服务维护。</w:t>
       </w:r>
     </w:p>
-    <w:tbl>
-      <w:tblPr>
-        <w:tblStyle w:val="TableGrid"/>
-        <w:tblW w:type="dxa" w:w="9360"/>
-        <w:jc w:val="center"/>
-        <w:tblLayout w:type="fixed"/>
-        <w:tblLook w:firstColumn="1" w:firstRow="1" w:lastColumn="0" w:lastRow="0" w:noHBand="0" w:noVBand="1" w:val="04A0"/>
-      </w:tblPr>
-      <w:tblGrid>
-        <w:gridCol w:w="1900"/>
-        <w:gridCol w:w="3200"/>
-        <w:gridCol w:w="4260"/>
-      </w:tblGrid>
-      <w:tr>
-        <w:tc>
-          <w:tcPr>
-            <w:tcW w:type="dxa" w:w="1900"/>
-            <w:shd w:fill="E8EEF5"/>
-            <w:vAlign w:val="center"/>
-            <w:tcMar>
-              <w:top w:w="80" w:type="dxa"/>
-              <w:start w:w="120" w:type="dxa"/>
-              <w:bottom w:w="80" w:type="dxa"/>
-              <w:end w:w="120" w:type="dxa"/>
-            </w:tcMar>
-          </w:tcPr>
-          <w:p>
-            <w:pPr>
-              <w:spacing w:after="0"/>
-            </w:pPr>
-            <w:r>
-              <w:rPr>
-                <w:rFonts w:ascii="PingFang SC" w:hAnsi="PingFang SC" w:eastAsia="PingFang SC"/>
-                <w:b/>
-              </w:rPr>
-              <w:t>事项</w:t>
-            </w:r>
-          </w:p>
-        </w:tc>
-        <w:tc>
-          <w:tcPr>
-            <w:tcW w:type="dxa" w:w="3200"/>
-            <w:shd w:fill="E8EEF5"/>
-            <w:vAlign w:val="center"/>
-            <w:tcMar>
-              <w:top w:w="80" w:type="dxa"/>
-              <w:start w:w="120" w:type="dxa"/>
-              <w:bottom w:w="80" w:type="dxa"/>
-              <w:end w:w="120" w:type="dxa"/>
-            </w:tcMar>
-          </w:tcPr>
-          <w:p>
-            <w:pPr>
-              <w:spacing w:after="0"/>
-            </w:pPr>
-            <w:r>
-              <w:rPr>
-                <w:rFonts w:ascii="PingFang SC" w:hAnsi="PingFang SC" w:eastAsia="PingFang SC"/>
-                <w:b/>
-              </w:rPr>
-              <w:t>建议</w:t>
-            </w:r>
-          </w:p>
-        </w:tc>
-        <w:tc>
-          <w:tcPr>
-            <w:tcW w:type="dxa" w:w="4260"/>
-            <w:shd w:fill="E8EEF5"/>
-            <w:vAlign w:val="center"/>
-            <w:tcMar>
-              <w:top w:w="80" w:type="dxa"/>
-              <w:start w:w="120" w:type="dxa"/>
-              <w:bottom w:w="80" w:type="dxa"/>
-              <w:end w:w="120" w:type="dxa"/>
-            </w:tcMar>
-          </w:tcPr>
-          <w:p>
-            <w:pPr>
-              <w:spacing w:after="0"/>
-            </w:pPr>
-            <w:r>
-              <w:rPr>
-                <w:rFonts w:ascii="PingFang SC" w:hAnsi="PingFang SC" w:eastAsia="PingFang SC"/>
-                <w:b/>
-              </w:rPr>
-              <w:t>说明</w:t>
-            </w:r>
-          </w:p>
-        </w:tc>
-      </w:tr>
-      <w:tr>
-        <w:tc>
-          <w:tcPr>
-            <w:tcW w:type="dxa" w:w="1900"/>
-            <w:vAlign w:val="center"/>
-            <w:tcMar>
-              <w:top w:w="80" w:type="dxa"/>
-              <w:start w:w="120" w:type="dxa"/>
-              <w:bottom w:w="80" w:type="dxa"/>
-              <w:end w:w="120" w:type="dxa"/>
-            </w:tcMar>
-          </w:tcPr>
-          <w:p>
-            <w:pPr>
-              <w:spacing w:after="0"/>
-            </w:pPr>
-            <w:r>
-              <w:rPr>
-                <w:rFonts w:ascii="PingFang SC" w:hAnsi="PingFang SC" w:eastAsia="PingFang SC"/>
-              </w:rPr>
-              <w:t>后端仓库</w:t>
-            </w:r>
-          </w:p>
-        </w:tc>
-        <w:tc>
-          <w:tcPr>
-            <w:tcW w:type="dxa" w:w="3200"/>
-            <w:vAlign w:val="center"/>
-            <w:tcMar>
-              <w:top w:w="80" w:type="dxa"/>
-              <w:start w:w="120" w:type="dxa"/>
-              <w:bottom w:w="80" w:type="dxa"/>
-              <w:end w:w="120" w:type="dxa"/>
-            </w:tcMar>
-          </w:tcPr>
-          <w:p>
-            <w:pPr>
-              <w:spacing w:after="0"/>
-            </w:pPr>
-            <w:r>
-              <w:rPr>
-                <w:rFonts w:ascii="PingFang SC" w:hAnsi="PingFang SC" w:eastAsia="PingFang SC"/>
-              </w:rPr>
-              <w:t>RuoYi-Cloud 原始结构 + 新增 rental-* 服务</w:t>
-            </w:r>
-          </w:p>
-        </w:tc>
-        <w:tc>
-          <w:tcPr>
-            <w:tcW w:type="dxa" w:w="4260"/>
-            <w:vAlign w:val="center"/>
-            <w:tcMar>
-              <w:top w:w="80" w:type="dxa"/>
-              <w:start w:w="120" w:type="dxa"/>
-              <w:bottom w:w="80" w:type="dxa"/>
-              <w:end w:w="120" w:type="dxa"/>
-            </w:tcMar>
-          </w:tcPr>
-          <w:p>
-            <w:pPr>
-              <w:spacing w:after="0"/>
-            </w:pPr>
-            <w:r>
-              <w:rPr>
-                <w:rFonts w:ascii="PingFang SC" w:hAnsi="PingFang SC" w:eastAsia="PingFang SC"/>
-              </w:rPr>
-              <w:t>保留 ruoyi-auth/gateway/modules/common/api 等约定；新增业务服务不直接塞满 ruoyi-system。</w:t>
-            </w:r>
-          </w:p>
-        </w:tc>
-      </w:tr>
-      <w:tr>
-        <w:tc>
-          <w:tcPr>
-            <w:tcW w:type="dxa" w:w="1900"/>
-            <w:vAlign w:val="center"/>
-            <w:tcMar>
-              <w:top w:w="80" w:type="dxa"/>
-              <w:start w:w="120" w:type="dxa"/>
-              <w:bottom w:w="80" w:type="dxa"/>
-              <w:end w:w="120" w:type="dxa"/>
-            </w:tcMar>
-          </w:tcPr>
-          <w:p>
-            <w:pPr>
-              <w:spacing w:after="0"/>
-            </w:pPr>
-            <w:r>
-              <w:rPr>
-                <w:rFonts w:ascii="PingFang SC" w:hAnsi="PingFang SC" w:eastAsia="PingFang SC"/>
-              </w:rPr>
-              <w:t>前端仓库方案 A</w:t>
-            </w:r>
-          </w:p>
-        </w:tc>
-        <w:tc>
-          <w:tcPr>
-            <w:tcW w:type="dxa" w:w="3200"/>
-            <w:vAlign w:val="center"/>
-            <w:tcMar>
-              <w:top w:w="80" w:type="dxa"/>
-              <w:start w:w="120" w:type="dxa"/>
-              <w:bottom w:w="80" w:type="dxa"/>
-              <w:end w:w="120" w:type="dxa"/>
-            </w:tcMar>
-          </w:tcPr>
-          <w:p>
-            <w:pPr>
-              <w:spacing w:after="0"/>
-            </w:pPr>
-            <w:r>
-              <w:rPr>
-                <w:rFonts w:ascii="PingFang SC" w:hAnsi="PingFang SC" w:eastAsia="PingFang SC"/>
-              </w:rPr>
-              <w:t>两个独立前端工程 merchant-web、admin-web</w:t>
-            </w:r>
-          </w:p>
-        </w:tc>
-        <w:tc>
-          <w:tcPr>
-            <w:tcW w:type="dxa" w:w="4260"/>
-            <w:vAlign w:val="center"/>
-            <w:tcMar>
-              <w:top w:w="80" w:type="dxa"/>
-              <w:start w:w="120" w:type="dxa"/>
-              <w:bottom w:w="80" w:type="dxa"/>
-              <w:end w:w="120" w:type="dxa"/>
-            </w:tcMar>
-          </w:tcPr>
-          <w:p>
-            <w:pPr>
-              <w:spacing w:after="0"/>
-            </w:pPr>
-            <w:r>
-              <w:rPr>
-                <w:rFonts w:ascii="PingFang SC" w:hAnsi="PingFang SC" w:eastAsia="PingFang SC"/>
-              </w:rPr>
-              <w:t>隔离最清晰，路由、菜单、权限、部署互不影响；推荐商业系统前期采用。</w:t>
-            </w:r>
-          </w:p>
-        </w:tc>
-      </w:tr>
-      <w:tr>
-        <w:tc>
-          <w:tcPr>
-            <w:tcW w:type="dxa" w:w="1900"/>
-            <w:vAlign w:val="center"/>
-            <w:tcMar>
-              <w:top w:w="80" w:type="dxa"/>
-              <w:start w:w="120" w:type="dxa"/>
-              <w:bottom w:w="80" w:type="dxa"/>
-              <w:end w:w="120" w:type="dxa"/>
-            </w:tcMar>
-          </w:tcPr>
-          <w:p>
-            <w:pPr>
-              <w:spacing w:after="0"/>
-            </w:pPr>
-            <w:r>
-              <w:rPr>
-                <w:rFonts w:ascii="PingFang SC" w:hAnsi="PingFang SC" w:eastAsia="PingFang SC"/>
-              </w:rPr>
-              <w:t>前端仓库方案 B</w:t>
-            </w:r>
-          </w:p>
-        </w:tc>
-        <w:tc>
-          <w:tcPr>
-            <w:tcW w:type="dxa" w:w="3200"/>
-            <w:vAlign w:val="center"/>
-            <w:tcMar>
-              <w:top w:w="80" w:type="dxa"/>
-              <w:start w:w="120" w:type="dxa"/>
-              <w:bottom w:w="80" w:type="dxa"/>
-              <w:end w:w="120" w:type="dxa"/>
-            </w:tcMar>
-          </w:tcPr>
-          <w:p>
-            <w:pPr>
-              <w:spacing w:after="0"/>
-            </w:pPr>
-            <w:r>
-              <w:rPr>
-                <w:rFonts w:ascii="PingFang SC" w:hAnsi="PingFang SC" w:eastAsia="PingFang SC"/>
-              </w:rPr>
-              <w:t>一个 monorepo 下两个 app</w:t>
-            </w:r>
-          </w:p>
-        </w:tc>
-        <w:tc>
-          <w:tcPr>
-            <w:tcW w:type="dxa" w:w="4260"/>
-            <w:vAlign w:val="center"/>
-            <w:tcMar>
-              <w:top w:w="80" w:type="dxa"/>
-              <w:start w:w="120" w:type="dxa"/>
-              <w:bottom w:w="80" w:type="dxa"/>
-              <w:end w:w="120" w:type="dxa"/>
-            </w:tcMar>
-          </w:tcPr>
-          <w:p>
-            <w:pPr>
-              <w:spacing w:after="0"/>
-            </w:pPr>
-            <w:r>
-              <w:rPr>
-                <w:rFonts w:ascii="PingFang SC" w:hAnsi="PingFang SC" w:eastAsia="PingFang SC"/>
-              </w:rPr>
-              <w:t>共享组件和 API SDK 更方便，但构建配置稍复杂。若团队熟悉 pnpm workspace 可采用。</w:t>
-            </w:r>
-          </w:p>
-        </w:tc>
-      </w:tr>
-      <w:tr>
-        <w:tc>
-          <w:tcPr>
-            <w:tcW w:type="dxa" w:w="1900"/>
-            <w:vAlign w:val="center"/>
-            <w:tcMar>
-              <w:top w:w="80" w:type="dxa"/>
-              <w:start w:w="120" w:type="dxa"/>
-              <w:bottom w:w="80" w:type="dxa"/>
-              <w:end w:w="120" w:type="dxa"/>
-            </w:tcMar>
-          </w:tcPr>
-          <w:p>
-            <w:pPr>
-              <w:spacing w:after="0"/>
-            </w:pPr>
-            <w:r>
-              <w:rPr>
-                <w:rFonts w:ascii="PingFang SC" w:hAnsi="PingFang SC" w:eastAsia="PingFang SC"/>
-              </w:rPr>
-              <w:t>共享前端包</w:t>
-            </w:r>
-          </w:p>
-        </w:tc>
-        <w:tc>
-          <w:tcPr>
-            <w:tcW w:type="dxa" w:w="3200"/>
-            <w:vAlign w:val="center"/>
-            <w:tcMar>
-              <w:top w:w="80" w:type="dxa"/>
-              <w:start w:w="120" w:type="dxa"/>
-              <w:bottom w:w="80" w:type="dxa"/>
-              <w:end w:w="120" w:type="dxa"/>
-            </w:tcMar>
-          </w:tcPr>
-          <w:p>
-            <w:pPr>
-              <w:spacing w:after="0"/>
-            </w:pPr>
-            <w:r>
-              <w:rPr>
-                <w:rFonts w:ascii="PingFang SC" w:hAnsi="PingFang SC" w:eastAsia="PingFang SC"/>
-              </w:rPr>
-              <w:t>components/hooks/api-types/permission-utils</w:t>
-            </w:r>
-          </w:p>
-        </w:tc>
-        <w:tc>
-          <w:tcPr>
-            <w:tcW w:type="dxa" w:w="4260"/>
-            <w:vAlign w:val="center"/>
-            <w:tcMar>
-              <w:top w:w="80" w:type="dxa"/>
-              <w:start w:w="120" w:type="dxa"/>
-              <w:bottom w:w="80" w:type="dxa"/>
-              <w:end w:w="120" w:type="dxa"/>
-            </w:tcMar>
-          </w:tcPr>
-          <w:p>
-            <w:pPr>
-              <w:spacing w:after="0"/>
-            </w:pPr>
-            <w:r>
-              <w:rPr>
-                <w:rFonts w:ascii="PingFang SC" w:hAnsi="PingFang SC" w:eastAsia="PingFang SC"/>
-              </w:rPr>
-              <w:t>抽出状态标签、表格筛选、上传组件、字典组件、权限指令、脱敏展示组件。</w:t>
-            </w:r>
-          </w:p>
-        </w:tc>
-      </w:tr>
-      <w:tr>
-        <w:tc>
-          <w:tcPr>
-            <w:tcW w:type="dxa" w:w="1900"/>
-            <w:vAlign w:val="center"/>
-            <w:tcMar>
-              <w:top w:w="80" w:type="dxa"/>
-              <w:start w:w="120" w:type="dxa"/>
-              <w:bottom w:w="80" w:type="dxa"/>
-              <w:end w:w="120" w:type="dxa"/>
-            </w:tcMar>
-          </w:tcPr>
-          <w:p>
-            <w:pPr>
-              <w:spacing w:after="0"/>
-            </w:pPr>
-            <w:r>
-              <w:rPr>
-                <w:rFonts w:ascii="PingFang SC" w:hAnsi="PingFang SC" w:eastAsia="PingFang SC"/>
-              </w:rPr>
-              <w:t>接口契约</w:t>
-            </w:r>
-          </w:p>
-        </w:tc>
-        <w:tc>
-          <w:tcPr>
-            <w:tcW w:type="dxa" w:w="3200"/>
-            <w:vAlign w:val="center"/>
-            <w:tcMar>
-              <w:top w:w="80" w:type="dxa"/>
-              <w:start w:w="120" w:type="dxa"/>
-              <w:bottom w:w="80" w:type="dxa"/>
-              <w:end w:w="120" w:type="dxa"/>
-            </w:tcMar>
-          </w:tcPr>
-          <w:p>
-            <w:pPr>
-              <w:spacing w:after="0"/>
-            </w:pPr>
-            <w:r>
-              <w:rPr>
-                <w:rFonts w:ascii="PingFang SC" w:hAnsi="PingFang SC" w:eastAsia="PingFang SC"/>
-              </w:rPr>
-              <w:t>OpenAPI/Knife4j + TypeScript 类型生成</w:t>
-            </w:r>
-          </w:p>
-        </w:tc>
-        <w:tc>
-          <w:tcPr>
-            <w:tcW w:type="dxa" w:w="4260"/>
-            <w:vAlign w:val="center"/>
-            <w:tcMar>
-              <w:top w:w="80" w:type="dxa"/>
-              <w:start w:w="120" w:type="dxa"/>
-              <w:bottom w:w="80" w:type="dxa"/>
-              <w:end w:w="120" w:type="dxa"/>
-            </w:tcMar>
-          </w:tcPr>
-          <w:p>
-            <w:pPr>
-              <w:spacing w:after="0"/>
-            </w:pPr>
-            <w:r>
-              <w:rPr>
-                <w:rFonts w:ascii="PingFang SC" w:hAnsi="PingFang SC" w:eastAsia="PingFang SC"/>
-              </w:rPr>
-              <w:t>后端接口稳定后生成前端 API 类型，减少字段错配。</w:t>
-            </w:r>
-          </w:p>
-        </w:tc>
-      </w:tr>
-    </w:tbl>
     <w:p>
       <w:pPr>
-        <w:spacing w:after="40"/>
-      </w:pPr>
+        <w:pStyle w:val="Heading2"/>
+      </w:pPr>
+      <w:r>
+        <w:t>4. 全局工程任务</w:t>
+      </w:r>
     </w:p>
     <w:p>
       <w:pPr>
-        <w:pStyle w:val="Heading1"/>
+        <w:pStyle w:val="Heading3"/>
       </w:pPr>
       <w:r>
-        <w:t>4. 全局安全与数据隔离任务</w:t>
+        <w:t>4.1 安全与隔离</w:t>
       </w:r>
     </w:p>
-    <w:tbl>
-      <w:tblPr>
-        <w:tblStyle w:val="TableGrid"/>
-        <w:tblW w:type="dxa" w:w="9360"/>
-        <w:jc w:val="center"/>
-        <w:tblLayout w:type="fixed"/>
-        <w:tblLook w:firstColumn="1" w:firstRow="1" w:lastColumn="0" w:lastRow="0" w:noHBand="0" w:noVBand="1" w:val="04A0"/>
-      </w:tblPr>
-      <w:tblGrid>
-        <w:gridCol w:w="1900"/>
-        <w:gridCol w:w="7460"/>
-      </w:tblGrid>
-      <w:tr>
-        <w:tc>
-          <w:tcPr>
-            <w:tcW w:type="dxa" w:w="1900"/>
-            <w:shd w:fill="E8EEF5"/>
-            <w:vAlign w:val="center"/>
-            <w:tcMar>
-              <w:top w:w="80" w:type="dxa"/>
-              <w:start w:w="120" w:type="dxa"/>
-              <w:bottom w:w="80" w:type="dxa"/>
-              <w:end w:w="120" w:type="dxa"/>
-            </w:tcMar>
-          </w:tcPr>
-          <w:p>
-            <w:pPr>
-              <w:spacing w:after="0"/>
-            </w:pPr>
-            <w:r>
-              <w:rPr>
-                <w:rFonts w:ascii="PingFang SC" w:hAnsi="PingFang SC" w:eastAsia="PingFang SC"/>
-                <w:b/>
-              </w:rPr>
-              <w:t>安全项</w:t>
-            </w:r>
-          </w:p>
-        </w:tc>
-        <w:tc>
-          <w:tcPr>
-            <w:tcW w:type="dxa" w:w="7460"/>
-            <w:shd w:fill="E8EEF5"/>
-            <w:vAlign w:val="center"/>
-            <w:tcMar>
-              <w:top w:w="80" w:type="dxa"/>
-              <w:start w:w="120" w:type="dxa"/>
-              <w:bottom w:w="80" w:type="dxa"/>
-              <w:end w:w="120" w:type="dxa"/>
-            </w:tcMar>
-          </w:tcPr>
-          <w:p>
-            <w:pPr>
-              <w:spacing w:after="0"/>
-            </w:pPr>
-            <w:r>
-              <w:rPr>
-                <w:rFonts w:ascii="PingFang SC" w:hAnsi="PingFang SC" w:eastAsia="PingFang SC"/>
-                <w:b/>
-              </w:rPr>
-              <w:t>开发要求</w:t>
-            </w:r>
-          </w:p>
-        </w:tc>
-      </w:tr>
-      <w:tr>
-        <w:tc>
-          <w:tcPr>
-            <w:tcW w:type="dxa" w:w="1900"/>
-            <w:vAlign w:val="center"/>
-            <w:tcMar>
-              <w:top w:w="80" w:type="dxa"/>
-              <w:start w:w="120" w:type="dxa"/>
-              <w:bottom w:w="80" w:type="dxa"/>
-              <w:end w:w="120" w:type="dxa"/>
-            </w:tcMar>
-          </w:tcPr>
-          <w:p>
-            <w:pPr>
-              <w:spacing w:after="0"/>
-            </w:pPr>
-            <w:r>
-              <w:rPr>
-                <w:rFonts w:ascii="PingFang SC" w:hAnsi="PingFang SC" w:eastAsia="PingFang SC"/>
-              </w:rPr>
-              <w:t>租户隔离</w:t>
-            </w:r>
-          </w:p>
-        </w:tc>
-        <w:tc>
-          <w:tcPr>
-            <w:tcW w:type="dxa" w:w="7460"/>
-            <w:vAlign w:val="center"/>
-            <w:tcMar>
-              <w:top w:w="80" w:type="dxa"/>
-              <w:start w:w="120" w:type="dxa"/>
-              <w:bottom w:w="80" w:type="dxa"/>
-              <w:end w:w="120" w:type="dxa"/>
-            </w:tcMar>
-          </w:tcPr>
-          <w:p>
-            <w:pPr>
-              <w:spacing w:after="0"/>
-            </w:pPr>
-            <w:r>
-              <w:rPr>
-                <w:rFonts w:ascii="PingFang SC" w:hAnsi="PingFang SC" w:eastAsia="PingFang SC"/>
-              </w:rPr>
-              <w:t>所有业务表必须包含 tenant_id/member_id/merchant_id；MyBatis 查询默认拼接租户条件；平台后台跨租户查询必须显式授权并记录审计。</w:t>
-            </w:r>
-          </w:p>
-        </w:tc>
-      </w:tr>
-      <w:tr>
-        <w:tc>
-          <w:tcPr>
-            <w:tcW w:type="dxa" w:w="1900"/>
-            <w:vAlign w:val="center"/>
-            <w:tcMar>
-              <w:top w:w="80" w:type="dxa"/>
-              <w:start w:w="120" w:type="dxa"/>
-              <w:bottom w:w="80" w:type="dxa"/>
-              <w:end w:w="120" w:type="dxa"/>
-            </w:tcMar>
-          </w:tcPr>
-          <w:p>
-            <w:pPr>
-              <w:spacing w:after="0"/>
-            </w:pPr>
-            <w:r>
-              <w:rPr>
-                <w:rFonts w:ascii="PingFang SC" w:hAnsi="PingFang SC" w:eastAsia="PingFang SC"/>
-              </w:rPr>
-              <w:t>双端权限</w:t>
-            </w:r>
-          </w:p>
-        </w:tc>
-        <w:tc>
-          <w:tcPr>
-            <w:tcW w:type="dxa" w:w="7460"/>
-            <w:vAlign w:val="center"/>
-            <w:tcMar>
-              <w:top w:w="80" w:type="dxa"/>
-              <w:start w:w="120" w:type="dxa"/>
-              <w:bottom w:w="80" w:type="dxa"/>
-              <w:end w:w="120" w:type="dxa"/>
-            </w:tcMar>
-          </w:tcPr>
-          <w:p>
-            <w:pPr>
-              <w:spacing w:after="0"/>
-            </w:pPr>
-            <w:r>
-              <w:rPr>
-                <w:rFonts w:ascii="PingFang SC" w:hAnsi="PingFang SC" w:eastAsia="PingFang SC"/>
-              </w:rPr>
-              <w:t>商家端只读写本商户数据；平台端按内部角色划分运营、财务、风控、客服、系统管理员。前端隐藏菜单不能替代后端校验。</w:t>
-            </w:r>
-          </w:p>
-        </w:tc>
-      </w:tr>
-      <w:tr>
-        <w:tc>
-          <w:tcPr>
-            <w:tcW w:type="dxa" w:w="1900"/>
-            <w:vAlign w:val="center"/>
-            <w:tcMar>
-              <w:top w:w="80" w:type="dxa"/>
-              <w:start w:w="120" w:type="dxa"/>
-              <w:bottom w:w="80" w:type="dxa"/>
-              <w:end w:w="120" w:type="dxa"/>
-            </w:tcMar>
-          </w:tcPr>
-          <w:p>
-            <w:pPr>
-              <w:spacing w:after="0"/>
-            </w:pPr>
-            <w:r>
-              <w:rPr>
-                <w:rFonts w:ascii="PingFang SC" w:hAnsi="PingFang SC" w:eastAsia="PingFang SC"/>
-              </w:rPr>
-              <w:t>仓库权限</w:t>
-            </w:r>
-          </w:p>
-        </w:tc>
-        <w:tc>
-          <w:tcPr>
-            <w:tcW w:type="dxa" w:w="7460"/>
-            <w:vAlign w:val="center"/>
-            <w:tcMar>
-              <w:top w:w="80" w:type="dxa"/>
-              <w:start w:w="120" w:type="dxa"/>
-              <w:bottom w:w="80" w:type="dxa"/>
-              <w:end w:w="120" w:type="dxa"/>
-            </w:tcMar>
-          </w:tcPr>
-          <w:p>
-            <w:pPr>
-              <w:spacing w:after="0"/>
-            </w:pPr>
-            <w:r>
-              <w:rPr>
-                <w:rFonts w:ascii="PingFang SC" w:hAnsi="PingFang SC" w:eastAsia="PingFang SC"/>
-              </w:rPr>
-              <w:t>商家员工可被限制到指定仓库；订单、SN、视频、物流、盘点接口都要校验仓库范围。</w:t>
-            </w:r>
-          </w:p>
-        </w:tc>
-      </w:tr>
-      <w:tr>
-        <w:tc>
-          <w:tcPr>
-            <w:tcW w:type="dxa" w:w="1900"/>
-            <w:vAlign w:val="center"/>
-            <w:tcMar>
-              <w:top w:w="80" w:type="dxa"/>
-              <w:start w:w="120" w:type="dxa"/>
-              <w:bottom w:w="80" w:type="dxa"/>
-              <w:end w:w="120" w:type="dxa"/>
-            </w:tcMar>
-          </w:tcPr>
-          <w:p>
-            <w:pPr>
-              <w:spacing w:after="0"/>
-            </w:pPr>
-            <w:r>
-              <w:rPr>
-                <w:rFonts w:ascii="PingFang SC" w:hAnsi="PingFang SC" w:eastAsia="PingFang SC"/>
-              </w:rPr>
-              <w:t>敏感信息</w:t>
-            </w:r>
-          </w:p>
-        </w:tc>
-        <w:tc>
-          <w:tcPr>
-            <w:tcW w:type="dxa" w:w="7460"/>
-            <w:vAlign w:val="center"/>
-            <w:tcMar>
-              <w:top w:w="80" w:type="dxa"/>
-              <w:start w:w="120" w:type="dxa"/>
-              <w:bottom w:w="80" w:type="dxa"/>
-              <w:end w:w="120" w:type="dxa"/>
-            </w:tcMar>
-          </w:tcPr>
-          <w:p>
-            <w:pPr>
-              <w:spacing w:after="0"/>
-            </w:pPr>
-            <w:r>
-              <w:rPr>
-                <w:rFonts w:ascii="PingFang SC" w:hAnsi="PingFang SC" w:eastAsia="PingFang SC"/>
-              </w:rPr>
-              <w:t>客户姓名、手机号、地址、支付宝手机号、芝麻分、微信二维码默认脱敏；详情查看、导出、复制、转发均记录日志。</w:t>
-            </w:r>
-          </w:p>
-        </w:tc>
-      </w:tr>
-      <w:tr>
-        <w:tc>
-          <w:tcPr>
-            <w:tcW w:type="dxa" w:w="1900"/>
-            <w:vAlign w:val="center"/>
-            <w:tcMar>
-              <w:top w:w="80" w:type="dxa"/>
-              <w:start w:w="120" w:type="dxa"/>
-              <w:bottom w:w="80" w:type="dxa"/>
-              <w:end w:w="120" w:type="dxa"/>
-            </w:tcMar>
-          </w:tcPr>
-          <w:p>
-            <w:pPr>
-              <w:spacing w:after="0"/>
-            </w:pPr>
-            <w:r>
-              <w:rPr>
-                <w:rFonts w:ascii="PingFang SC" w:hAnsi="PingFang SC" w:eastAsia="PingFang SC"/>
-              </w:rPr>
-              <w:t>资金流水</w:t>
-            </w:r>
-          </w:p>
-        </w:tc>
-        <w:tc>
-          <w:tcPr>
-            <w:tcW w:type="dxa" w:w="7460"/>
-            <w:vAlign w:val="center"/>
-            <w:tcMar>
-              <w:top w:w="80" w:type="dxa"/>
-              <w:start w:w="120" w:type="dxa"/>
-              <w:bottom w:w="80" w:type="dxa"/>
-              <w:end w:w="120" w:type="dxa"/>
-            </w:tcMar>
-          </w:tcPr>
-          <w:p>
-            <w:pPr>
-              <w:spacing w:after="0"/>
-            </w:pPr>
-            <w:r>
-              <w:rPr>
-                <w:rFonts w:ascii="PingFang SC" w:hAnsi="PingFang SC" w:eastAsia="PingFang SC"/>
-              </w:rPr>
-              <w:t>余额、扣费、佣金、保证金、发票不可直接覆盖；通过流水、冲正、冻结、解冻实现。</w:t>
-            </w:r>
-          </w:p>
-        </w:tc>
-      </w:tr>
-      <w:tr>
-        <w:tc>
-          <w:tcPr>
-            <w:tcW w:type="dxa" w:w="1900"/>
-            <w:vAlign w:val="center"/>
-            <w:tcMar>
-              <w:top w:w="80" w:type="dxa"/>
-              <w:start w:w="120" w:type="dxa"/>
-              <w:bottom w:w="80" w:type="dxa"/>
-              <w:end w:w="120" w:type="dxa"/>
-            </w:tcMar>
-          </w:tcPr>
-          <w:p>
-            <w:pPr>
-              <w:spacing w:after="0"/>
-            </w:pPr>
-            <w:r>
-              <w:rPr>
-                <w:rFonts w:ascii="PingFang SC" w:hAnsi="PingFang SC" w:eastAsia="PingFang SC"/>
-              </w:rPr>
-              <w:t>库存并发</w:t>
-            </w:r>
-          </w:p>
-        </w:tc>
-        <w:tc>
-          <w:tcPr>
-            <w:tcW w:type="dxa" w:w="7460"/>
-            <w:vAlign w:val="center"/>
-            <w:tcMar>
-              <w:top w:w="80" w:type="dxa"/>
-              <w:start w:w="120" w:type="dxa"/>
-              <w:bottom w:w="80" w:type="dxa"/>
-              <w:end w:w="120" w:type="dxa"/>
-            </w:tcMar>
-          </w:tcPr>
-          <w:p>
-            <w:pPr>
-              <w:spacing w:after="0"/>
-            </w:pPr>
-            <w:r>
-              <w:rPr>
-                <w:rFonts w:ascii="PingFang SC" w:hAnsi="PingFang SC" w:eastAsia="PingFang SC"/>
-              </w:rPr>
-              <w:t>SN 绑定、库存预占、完结回补、调货迁移必须事务化；对同一 SN/订单做幂等和乐观锁/唯一约束。</w:t>
-            </w:r>
-          </w:p>
-        </w:tc>
-      </w:tr>
-      <w:tr>
-        <w:tc>
-          <w:tcPr>
-            <w:tcW w:type="dxa" w:w="1900"/>
-            <w:vAlign w:val="center"/>
-            <w:tcMar>
-              <w:top w:w="80" w:type="dxa"/>
-              <w:start w:w="120" w:type="dxa"/>
-              <w:bottom w:w="80" w:type="dxa"/>
-              <w:end w:w="120" w:type="dxa"/>
-            </w:tcMar>
-          </w:tcPr>
-          <w:p>
-            <w:pPr>
-              <w:spacing w:after="0"/>
-            </w:pPr>
-            <w:r>
-              <w:rPr>
-                <w:rFonts w:ascii="PingFang SC" w:hAnsi="PingFang SC" w:eastAsia="PingFang SC"/>
-              </w:rPr>
-              <w:t>文件安全</w:t>
-            </w:r>
-          </w:p>
-        </w:tc>
-        <w:tc>
-          <w:tcPr>
-            <w:tcW w:type="dxa" w:w="7460"/>
-            <w:vAlign w:val="center"/>
-            <w:tcMar>
-              <w:top w:w="80" w:type="dxa"/>
-              <w:start w:w="120" w:type="dxa"/>
-              <w:bottom w:w="80" w:type="dxa"/>
-              <w:end w:w="120" w:type="dxa"/>
-            </w:tcMar>
-          </w:tcPr>
-          <w:p>
-            <w:pPr>
-              <w:spacing w:after="0"/>
-            </w:pPr>
-            <w:r>
-              <w:rPr>
-                <w:rFonts w:ascii="PingFang SC" w:hAnsi="PingFang SC" w:eastAsia="PingFang SC"/>
-              </w:rPr>
-              <w:t>上传白名单、大小限制、MIME 校验、私有桶、临时 URL、防盗链；视频过期清理走定时任务。</w:t>
-            </w:r>
-          </w:p>
-        </w:tc>
-      </w:tr>
-      <w:tr>
-        <w:tc>
-          <w:tcPr>
-            <w:tcW w:type="dxa" w:w="1900"/>
-            <w:vAlign w:val="center"/>
-            <w:tcMar>
-              <w:top w:w="80" w:type="dxa"/>
-              <w:start w:w="120" w:type="dxa"/>
-              <w:bottom w:w="80" w:type="dxa"/>
-              <w:end w:w="120" w:type="dxa"/>
-            </w:tcMar>
-          </w:tcPr>
-          <w:p>
-            <w:pPr>
-              <w:spacing w:after="0"/>
-            </w:pPr>
-            <w:r>
-              <w:rPr>
-                <w:rFonts w:ascii="PingFang SC" w:hAnsi="PingFang SC" w:eastAsia="PingFang SC"/>
-              </w:rPr>
-              <w:t>接口防护</w:t>
-            </w:r>
-          </w:p>
-        </w:tc>
-        <w:tc>
-          <w:tcPr>
-            <w:tcW w:type="dxa" w:w="7460"/>
-            <w:vAlign w:val="center"/>
-            <w:tcMar>
-              <w:top w:w="80" w:type="dxa"/>
-              <w:start w:w="120" w:type="dxa"/>
-              <w:bottom w:w="80" w:type="dxa"/>
-              <w:end w:w="120" w:type="dxa"/>
-            </w:tcMar>
-          </w:tcPr>
-          <w:p>
-            <w:pPr>
-              <w:spacing w:after="0"/>
-            </w:pPr>
-            <w:r>
-              <w:rPr>
-                <w:rFonts w:ascii="PingFang SC" w:hAnsi="PingFang SC" w:eastAsia="PingFang SC"/>
-              </w:rPr>
-              <w:t>登录、验证码、物流查询、站内私信、上传、市场发布、举报、推广注册按用户/IP/设备/租户限流。</w:t>
-            </w:r>
-          </w:p>
-        </w:tc>
-      </w:tr>
-      <w:tr>
-        <w:tc>
-          <w:tcPr>
-            <w:tcW w:type="dxa" w:w="1900"/>
-            <w:vAlign w:val="center"/>
-            <w:tcMar>
-              <w:top w:w="80" w:type="dxa"/>
-              <w:start w:w="120" w:type="dxa"/>
-              <w:bottom w:w="80" w:type="dxa"/>
-              <w:end w:w="120" w:type="dxa"/>
-            </w:tcMar>
-          </w:tcPr>
-          <w:p>
-            <w:pPr>
-              <w:spacing w:after="0"/>
-            </w:pPr>
-            <w:r>
-              <w:rPr>
-                <w:rFonts w:ascii="PingFang SC" w:hAnsi="PingFang SC" w:eastAsia="PingFang SC"/>
-              </w:rPr>
-              <w:t>审计日志</w:t>
-            </w:r>
-          </w:p>
-        </w:tc>
-        <w:tc>
-          <w:tcPr>
-            <w:tcW w:type="dxa" w:w="7460"/>
-            <w:vAlign w:val="center"/>
-            <w:tcMar>
-              <w:top w:w="80" w:type="dxa"/>
-              <w:start w:w="120" w:type="dxa"/>
-              <w:bottom w:w="80" w:type="dxa"/>
-              <w:end w:w="120" w:type="dxa"/>
-            </w:tcMar>
-          </w:tcPr>
-          <w:p>
-            <w:pPr>
-              <w:spacing w:after="0"/>
-            </w:pPr>
-            <w:r>
-              <w:rPr>
-                <w:rFonts w:ascii="PingFang SC" w:hAnsi="PingFang SC" w:eastAsia="PingFang SC"/>
-              </w:rPr>
-              <w:t>权限变更、敏感查看、订单核心字段修改、SN 状态变化、库存扣减、财务变更、市场处罚必须有前后值。</w:t>
-            </w:r>
-          </w:p>
-        </w:tc>
-      </w:tr>
-    </w:tbl>
     <w:p>
       <w:pPr>
-        <w:spacing w:after="40"/>
-      </w:pPr>
+        <w:pStyle w:val="ListBullet"/>
+        <w:keepLines w:val="0"/>
+      </w:pPr>
+      <w:r>
+        <w:rPr>
+          <w:rFonts w:ascii="SimSong" w:hAnsi="SimSong" w:eastAsia="SimSong"/>
+          <w:color w:val="1F2937"/>
+          <w:sz w:val="21"/>
+        </w:rPr>
+        <w:t>所有租赁业务表包含 tenant_id + member_id；商户 Mapper 的查询、导出、修改、删除和批量授权都必须使用两个隔离键。</w:t>
+      </w:r>
     </w:p>
     <w:p>
       <w:pPr>
-        <w:pStyle w:val="Heading1"/>
+        <w:pStyle w:val="ListBullet"/>
+        <w:keepLines w:val="0"/>
       </w:pPr>
       <w:r>
-        <w:t>5. 后端开发拆分</w:t>
+        <w:rPr>
+          <w:rFonts w:ascii="SimSong" w:hAnsi="SimSong" w:eastAsia="SimSong"/>
+          <w:color w:val="1F2937"/>
+          <w:sz w:val="21"/>
+        </w:rPr>
+        <w:t>仓库相关操作统一调用 MerchantContextUtils.checkWarehouseAccess(warehouseId) 或等价公共守卫。</w:t>
       </w:r>
     </w:p>
-    <w:tbl>
-      <w:tblPr>
-        <w:tblStyle w:val="TableGrid"/>
-        <w:tblW w:type="dxa" w:w="9360"/>
-        <w:jc w:val="center"/>
-        <w:tblLayout w:type="fixed"/>
-        <w:tblLook w:firstColumn="1" w:firstRow="1" w:lastColumn="0" w:lastRow="0" w:noHBand="0" w:noVBand="1" w:val="04A0"/>
-      </w:tblPr>
-      <w:tblGrid>
-        <w:gridCol w:w="1900"/>
-        <w:gridCol w:w="3900"/>
-        <w:gridCol w:w="3560"/>
-      </w:tblGrid>
-      <w:tr>
-        <w:tc>
-          <w:tcPr>
-            <w:tcW w:type="dxa" w:w="1900"/>
-            <w:shd w:fill="E8EEF5"/>
-            <w:vAlign w:val="center"/>
-            <w:tcMar>
-              <w:top w:w="80" w:type="dxa"/>
-              <w:start w:w="120" w:type="dxa"/>
-              <w:bottom w:w="80" w:type="dxa"/>
-              <w:end w:w="120" w:type="dxa"/>
-            </w:tcMar>
-          </w:tcPr>
-          <w:p>
-            <w:pPr>
-              <w:spacing w:after="0"/>
-            </w:pPr>
-            <w:r>
-              <w:rPr>
-                <w:rFonts w:ascii="PingFang SC" w:hAnsi="PingFang SC" w:eastAsia="PingFang SC"/>
-                <w:b/>
-              </w:rPr>
-              <w:t>任务</w:t>
-            </w:r>
-          </w:p>
-        </w:tc>
-        <w:tc>
-          <w:tcPr>
-            <w:tcW w:type="dxa" w:w="3900"/>
-            <w:shd w:fill="E8EEF5"/>
-            <w:vAlign w:val="center"/>
-            <w:tcMar>
-              <w:top w:w="80" w:type="dxa"/>
-              <w:start w:w="120" w:type="dxa"/>
-              <w:bottom w:w="80" w:type="dxa"/>
-              <w:end w:w="120" w:type="dxa"/>
-            </w:tcMar>
-          </w:tcPr>
-          <w:p>
-            <w:pPr>
-              <w:spacing w:after="0"/>
-            </w:pPr>
-            <w:r>
-              <w:rPr>
-                <w:rFonts w:ascii="PingFang SC" w:hAnsi="PingFang SC" w:eastAsia="PingFang SC"/>
-                <w:b/>
-              </w:rPr>
-              <w:t>建议做法</w:t>
-            </w:r>
-          </w:p>
-        </w:tc>
-        <w:tc>
-          <w:tcPr>
-            <w:tcW w:type="dxa" w:w="3560"/>
-            <w:shd w:fill="E8EEF5"/>
-            <w:vAlign w:val="center"/>
-            <w:tcMar>
-              <w:top w:w="80" w:type="dxa"/>
-              <w:start w:w="120" w:type="dxa"/>
-              <w:bottom w:w="80" w:type="dxa"/>
-              <w:end w:w="120" w:type="dxa"/>
-            </w:tcMar>
-          </w:tcPr>
-          <w:p>
-            <w:pPr>
-              <w:spacing w:after="0"/>
-            </w:pPr>
-            <w:r>
-              <w:rPr>
-                <w:rFonts w:ascii="PingFang SC" w:hAnsi="PingFang SC" w:eastAsia="PingFang SC"/>
-                <w:b/>
-              </w:rPr>
-              <w:t>注意事项</w:t>
-            </w:r>
-          </w:p>
-        </w:tc>
-      </w:tr>
-      <w:tr>
-        <w:tc>
-          <w:tcPr>
-            <w:tcW w:type="dxa" w:w="1900"/>
-            <w:vAlign w:val="center"/>
-            <w:tcMar>
-              <w:top w:w="80" w:type="dxa"/>
-              <w:start w:w="120" w:type="dxa"/>
-              <w:bottom w:w="80" w:type="dxa"/>
-              <w:end w:w="120" w:type="dxa"/>
-            </w:tcMar>
-          </w:tcPr>
-          <w:p>
-            <w:pPr>
-              <w:spacing w:after="0"/>
-            </w:pPr>
-            <w:r>
-              <w:rPr>
-                <w:rFonts w:ascii="PingFang SC" w:hAnsi="PingFang SC" w:eastAsia="PingFang SC"/>
-              </w:rPr>
-              <w:t>包命名</w:t>
-            </w:r>
-          </w:p>
-        </w:tc>
-        <w:tc>
-          <w:tcPr>
-            <w:tcW w:type="dxa" w:w="3900"/>
-            <w:vAlign w:val="center"/>
-            <w:tcMar>
-              <w:top w:w="80" w:type="dxa"/>
-              <w:start w:w="120" w:type="dxa"/>
-              <w:bottom w:w="80" w:type="dxa"/>
-              <w:end w:w="120" w:type="dxa"/>
-            </w:tcMar>
-          </w:tcPr>
-          <w:p>
-            <w:pPr>
-              <w:spacing w:after="0"/>
-            </w:pPr>
-            <w:r>
-              <w:rPr>
-                <w:rFonts w:ascii="PingFang SC" w:hAnsi="PingFang SC" w:eastAsia="PingFang SC"/>
-              </w:rPr>
-              <w:t>com.ruoyi.rental.order/product/inventory/logistics/finance/market/alliance</w:t>
-            </w:r>
-          </w:p>
-        </w:tc>
-        <w:tc>
-          <w:tcPr>
-            <w:tcW w:type="dxa" w:w="3560"/>
-            <w:vAlign w:val="center"/>
-            <w:tcMar>
-              <w:top w:w="80" w:type="dxa"/>
-              <w:start w:w="120" w:type="dxa"/>
-              <w:bottom w:w="80" w:type="dxa"/>
-              <w:end w:w="120" w:type="dxa"/>
-            </w:tcMar>
-          </w:tcPr>
-          <w:p>
-            <w:pPr>
-              <w:spacing w:after="0"/>
-            </w:pPr>
-            <w:r>
-              <w:rPr>
-                <w:rFonts w:ascii="PingFang SC" w:hAnsi="PingFang SC" w:eastAsia="PingFang SC"/>
-              </w:rPr>
-              <w:t>保持 RuoYi Controller/Service/Mapper/Domain 分层。</w:t>
-            </w:r>
-          </w:p>
-        </w:tc>
-      </w:tr>
-      <w:tr>
-        <w:tc>
-          <w:tcPr>
-            <w:tcW w:type="dxa" w:w="1900"/>
-            <w:vAlign w:val="center"/>
-            <w:tcMar>
-              <w:top w:w="80" w:type="dxa"/>
-              <w:start w:w="120" w:type="dxa"/>
-              <w:bottom w:w="80" w:type="dxa"/>
-              <w:end w:w="120" w:type="dxa"/>
-            </w:tcMar>
-          </w:tcPr>
-          <w:p>
-            <w:pPr>
-              <w:spacing w:after="0"/>
-            </w:pPr>
-            <w:r>
-              <w:rPr>
-                <w:rFonts w:ascii="PingFang SC" w:hAnsi="PingFang SC" w:eastAsia="PingFang SC"/>
-              </w:rPr>
-              <w:t>数据库</w:t>
-            </w:r>
-          </w:p>
-        </w:tc>
-        <w:tc>
-          <w:tcPr>
-            <w:tcW w:type="dxa" w:w="3900"/>
-            <w:vAlign w:val="center"/>
-            <w:tcMar>
-              <w:top w:w="80" w:type="dxa"/>
-              <w:start w:w="120" w:type="dxa"/>
-              <w:bottom w:w="80" w:type="dxa"/>
-              <w:end w:w="120" w:type="dxa"/>
-            </w:tcMar>
-          </w:tcPr>
-          <w:p>
-            <w:pPr>
-              <w:spacing w:after="0"/>
-            </w:pPr>
-            <w:r>
-              <w:rPr>
-                <w:rFonts w:ascii="PingFang SC" w:hAnsi="PingFang SC" w:eastAsia="PingFang SC"/>
-              </w:rPr>
-              <w:t>ry_rental_order、ry_rental_product、ry_rental_asset_sn 等</w:t>
-            </w:r>
-          </w:p>
-        </w:tc>
-        <w:tc>
-          <w:tcPr>
-            <w:tcW w:type="dxa" w:w="3560"/>
-            <w:vAlign w:val="center"/>
-            <w:tcMar>
-              <w:top w:w="80" w:type="dxa"/>
-              <w:start w:w="120" w:type="dxa"/>
-              <w:bottom w:w="80" w:type="dxa"/>
-              <w:end w:w="120" w:type="dxa"/>
-            </w:tcMar>
-          </w:tcPr>
-          <w:p>
-            <w:pPr>
-              <w:spacing w:after="0"/>
-            </w:pPr>
-            <w:r>
-              <w:rPr>
-                <w:rFonts w:ascii="PingFang SC" w:hAnsi="PingFang SC" w:eastAsia="PingFang SC"/>
-              </w:rPr>
-              <w:t>业务表统一 tenant_id/member_id + create_by/create_time/update_by/update_time。</w:t>
-            </w:r>
-          </w:p>
-        </w:tc>
-      </w:tr>
-      <w:tr>
-        <w:tc>
-          <w:tcPr>
-            <w:tcW w:type="dxa" w:w="1900"/>
-            <w:vAlign w:val="center"/>
-            <w:tcMar>
-              <w:top w:w="80" w:type="dxa"/>
-              <w:start w:w="120" w:type="dxa"/>
-              <w:bottom w:w="80" w:type="dxa"/>
-              <w:end w:w="120" w:type="dxa"/>
-            </w:tcMar>
-          </w:tcPr>
-          <w:p>
-            <w:pPr>
-              <w:spacing w:after="0"/>
-            </w:pPr>
-            <w:r>
-              <w:rPr>
-                <w:rFonts w:ascii="PingFang SC" w:hAnsi="PingFang SC" w:eastAsia="PingFang SC"/>
-              </w:rPr>
-              <w:t>权限注解</w:t>
-            </w:r>
-          </w:p>
-        </w:tc>
-        <w:tc>
-          <w:tcPr>
-            <w:tcW w:type="dxa" w:w="3900"/>
-            <w:vAlign w:val="center"/>
-            <w:tcMar>
-              <w:top w:w="80" w:type="dxa"/>
-              <w:start w:w="120" w:type="dxa"/>
-              <w:bottom w:w="80" w:type="dxa"/>
-              <w:end w:w="120" w:type="dxa"/>
-            </w:tcMar>
-          </w:tcPr>
-          <w:p>
-            <w:pPr>
-              <w:spacing w:after="0"/>
-            </w:pPr>
-            <w:r>
-              <w:rPr>
-                <w:rFonts w:ascii="PingFang SC" w:hAnsi="PingFang SC" w:eastAsia="PingFang SC"/>
-              </w:rPr>
-              <w:t>@PreAuthorize + 数据权限切面</w:t>
-            </w:r>
-          </w:p>
-        </w:tc>
-        <w:tc>
-          <w:tcPr>
-            <w:tcW w:type="dxa" w:w="3560"/>
-            <w:vAlign w:val="center"/>
-            <w:tcMar>
-              <w:top w:w="80" w:type="dxa"/>
-              <w:start w:w="120" w:type="dxa"/>
-              <w:bottom w:w="80" w:type="dxa"/>
-              <w:end w:w="120" w:type="dxa"/>
-            </w:tcMar>
-          </w:tcPr>
-          <w:p>
-            <w:pPr>
-              <w:spacing w:after="0"/>
-            </w:pPr>
-            <w:r>
-              <w:rPr>
-                <w:rFonts w:ascii="PingFang SC" w:hAnsi="PingFang SC" w:eastAsia="PingFang SC"/>
-              </w:rPr>
-              <w:t>平台端和商家端接口分开权限标识，如 rental:order:add、platform:member:list。</w:t>
-            </w:r>
-          </w:p>
-        </w:tc>
-      </w:tr>
-      <w:tr>
-        <w:tc>
-          <w:tcPr>
-            <w:tcW w:type="dxa" w:w="1900"/>
-            <w:vAlign w:val="center"/>
-            <w:tcMar>
-              <w:top w:w="80" w:type="dxa"/>
-              <w:start w:w="120" w:type="dxa"/>
-              <w:bottom w:w="80" w:type="dxa"/>
-              <w:end w:w="120" w:type="dxa"/>
-            </w:tcMar>
-          </w:tcPr>
-          <w:p>
-            <w:pPr>
-              <w:spacing w:after="0"/>
-            </w:pPr>
-            <w:r>
-              <w:rPr>
-                <w:rFonts w:ascii="PingFang SC" w:hAnsi="PingFang SC" w:eastAsia="PingFang SC"/>
-              </w:rPr>
-              <w:t>事务</w:t>
-            </w:r>
-          </w:p>
-        </w:tc>
-        <w:tc>
-          <w:tcPr>
-            <w:tcW w:type="dxa" w:w="3900"/>
-            <w:vAlign w:val="center"/>
-            <w:tcMar>
-              <w:top w:w="80" w:type="dxa"/>
-              <w:start w:w="120" w:type="dxa"/>
-              <w:bottom w:w="80" w:type="dxa"/>
-              <w:end w:w="120" w:type="dxa"/>
-            </w:tcMar>
-          </w:tcPr>
-          <w:p>
-            <w:pPr>
-              <w:spacing w:after="0"/>
-            </w:pPr>
-            <w:r>
-              <w:rPr>
-                <w:rFonts w:ascii="PingFang SC" w:hAnsi="PingFang SC" w:eastAsia="PingFang SC"/>
-              </w:rPr>
-              <w:t>订单创建、库存预占、SN 绑定、完结回补、财务扣费</w:t>
-            </w:r>
-          </w:p>
-        </w:tc>
-        <w:tc>
-          <w:tcPr>
-            <w:tcW w:type="dxa" w:w="3560"/>
-            <w:vAlign w:val="center"/>
-            <w:tcMar>
-              <w:top w:w="80" w:type="dxa"/>
-              <w:start w:w="120" w:type="dxa"/>
-              <w:bottom w:w="80" w:type="dxa"/>
-              <w:end w:w="120" w:type="dxa"/>
-            </w:tcMar>
-          </w:tcPr>
-          <w:p>
-            <w:pPr>
-              <w:spacing w:after="0"/>
-            </w:pPr>
-            <w:r>
-              <w:rPr>
-                <w:rFonts w:ascii="PingFang SC" w:hAnsi="PingFang SC" w:eastAsia="PingFang SC"/>
-              </w:rPr>
-              <w:t>必须 @Transactional；关键请求用幂等 key。</w:t>
-            </w:r>
-          </w:p>
-        </w:tc>
-      </w:tr>
-      <w:tr>
-        <w:tc>
-          <w:tcPr>
-            <w:tcW w:type="dxa" w:w="1900"/>
-            <w:vAlign w:val="center"/>
-            <w:tcMar>
-              <w:top w:w="80" w:type="dxa"/>
-              <w:start w:w="120" w:type="dxa"/>
-              <w:bottom w:w="80" w:type="dxa"/>
-              <w:end w:w="120" w:type="dxa"/>
-            </w:tcMar>
-          </w:tcPr>
-          <w:p>
-            <w:pPr>
-              <w:spacing w:after="0"/>
-            </w:pPr>
-            <w:r>
-              <w:rPr>
-                <w:rFonts w:ascii="PingFang SC" w:hAnsi="PingFang SC" w:eastAsia="PingFang SC"/>
-              </w:rPr>
-              <w:t>消息/任务</w:t>
-            </w:r>
-          </w:p>
-        </w:tc>
-        <w:tc>
-          <w:tcPr>
-            <w:tcW w:type="dxa" w:w="3900"/>
-            <w:vAlign w:val="center"/>
-            <w:tcMar>
-              <w:top w:w="80" w:type="dxa"/>
-              <w:start w:w="120" w:type="dxa"/>
-              <w:bottom w:w="80" w:type="dxa"/>
-              <w:end w:w="120" w:type="dxa"/>
-            </w:tcMar>
-          </w:tcPr>
-          <w:p>
-            <w:pPr>
-              <w:spacing w:after="0"/>
-            </w:pPr>
-            <w:r>
-              <w:rPr>
-                <w:rFonts w:ascii="PingFang SC" w:hAnsi="PingFang SC" w:eastAsia="PingFang SC"/>
-              </w:rPr>
-              <w:t>物流同步、视频清理、库存快照、逾期提醒</w:t>
-            </w:r>
-          </w:p>
-        </w:tc>
-        <w:tc>
-          <w:tcPr>
-            <w:tcW w:type="dxa" w:w="3560"/>
-            <w:vAlign w:val="center"/>
-            <w:tcMar>
-              <w:top w:w="80" w:type="dxa"/>
-              <w:start w:w="120" w:type="dxa"/>
-              <w:bottom w:w="80" w:type="dxa"/>
-              <w:end w:w="120" w:type="dxa"/>
-            </w:tcMar>
-          </w:tcPr>
-          <w:p>
-            <w:pPr>
-              <w:spacing w:after="0"/>
-            </w:pPr>
-            <w:r>
-              <w:rPr>
-                <w:rFonts w:ascii="PingFang SC" w:hAnsi="PingFang SC" w:eastAsia="PingFang SC"/>
-              </w:rPr>
-              <w:t>先用 ruoyi-job，后续高并发再引 MQ。</w:t>
-            </w:r>
-          </w:p>
-        </w:tc>
-      </w:tr>
-      <w:tr>
-        <w:tc>
-          <w:tcPr>
-            <w:tcW w:type="dxa" w:w="1900"/>
-            <w:vAlign w:val="center"/>
-            <w:tcMar>
-              <w:top w:w="80" w:type="dxa"/>
-              <w:start w:w="120" w:type="dxa"/>
-              <w:bottom w:w="80" w:type="dxa"/>
-              <w:end w:w="120" w:type="dxa"/>
-            </w:tcMar>
-          </w:tcPr>
-          <w:p>
-            <w:pPr>
-              <w:spacing w:after="0"/>
-            </w:pPr>
-            <w:r>
-              <w:rPr>
-                <w:rFonts w:ascii="PingFang SC" w:hAnsi="PingFang SC" w:eastAsia="PingFang SC"/>
-              </w:rPr>
-              <w:t>远程调用</w:t>
-            </w:r>
-          </w:p>
-        </w:tc>
-        <w:tc>
-          <w:tcPr>
-            <w:tcW w:type="dxa" w:w="3900"/>
-            <w:vAlign w:val="center"/>
-            <w:tcMar>
-              <w:top w:w="80" w:type="dxa"/>
-              <w:start w:w="120" w:type="dxa"/>
-              <w:bottom w:w="80" w:type="dxa"/>
-              <w:end w:w="120" w:type="dxa"/>
-            </w:tcMar>
-          </w:tcPr>
-          <w:p>
-            <w:pPr>
-              <w:spacing w:after="0"/>
-            </w:pPr>
-            <w:r>
-              <w:rPr>
-                <w:rFonts w:ascii="PingFang SC" w:hAnsi="PingFang SC" w:eastAsia="PingFang SC"/>
-              </w:rPr>
-              <w:t>system/file/job 与 rental 服务</w:t>
-            </w:r>
-          </w:p>
-        </w:tc>
-        <w:tc>
-          <w:tcPr>
-            <w:tcW w:type="dxa" w:w="3560"/>
-            <w:vAlign w:val="center"/>
-            <w:tcMar>
-              <w:top w:w="80" w:type="dxa"/>
-              <w:start w:w="120" w:type="dxa"/>
-              <w:bottom w:w="80" w:type="dxa"/>
-              <w:end w:w="120" w:type="dxa"/>
-            </w:tcMar>
-          </w:tcPr>
-          <w:p>
-            <w:pPr>
-              <w:spacing w:after="0"/>
-            </w:pPr>
-            <w:r>
-              <w:rPr>
-                <w:rFonts w:ascii="PingFang SC" w:hAnsi="PingFang SC" w:eastAsia="PingFang SC"/>
-              </w:rPr>
-              <w:t>使用 RuoYi Cloud OpenFeign 风格；外部接口统一封装 client。</w:t>
-            </w:r>
-          </w:p>
-        </w:tc>
-      </w:tr>
-      <w:tr>
-        <w:tc>
-          <w:tcPr>
-            <w:tcW w:type="dxa" w:w="1900"/>
-            <w:vAlign w:val="center"/>
-            <w:tcMar>
-              <w:top w:w="80" w:type="dxa"/>
-              <w:start w:w="120" w:type="dxa"/>
-              <w:bottom w:w="80" w:type="dxa"/>
-              <w:end w:w="120" w:type="dxa"/>
-            </w:tcMar>
-          </w:tcPr>
-          <w:p>
-            <w:pPr>
-              <w:spacing w:after="0"/>
-            </w:pPr>
-            <w:r>
-              <w:rPr>
-                <w:rFonts w:ascii="PingFang SC" w:hAnsi="PingFang SC" w:eastAsia="PingFang SC"/>
-              </w:rPr>
-              <w:t>代码生成</w:t>
-            </w:r>
-          </w:p>
-        </w:tc>
-        <w:tc>
-          <w:tcPr>
-            <w:tcW w:type="dxa" w:w="3900"/>
-            <w:vAlign w:val="center"/>
-            <w:tcMar>
-              <w:top w:w="80" w:type="dxa"/>
-              <w:start w:w="120" w:type="dxa"/>
-              <w:bottom w:w="80" w:type="dxa"/>
-              <w:end w:w="120" w:type="dxa"/>
-            </w:tcMar>
-          </w:tcPr>
-          <w:p>
-            <w:pPr>
-              <w:spacing w:after="0"/>
-            </w:pPr>
-            <w:r>
-              <w:rPr>
-                <w:rFonts w:ascii="PingFang SC" w:hAnsi="PingFang SC" w:eastAsia="PingFang SC"/>
-              </w:rPr>
-              <w:t>基础 CRUD 使用 ruoyi-gen</w:t>
-            </w:r>
-          </w:p>
-        </w:tc>
-        <w:tc>
-          <w:tcPr>
-            <w:tcW w:type="dxa" w:w="3560"/>
-            <w:vAlign w:val="center"/>
-            <w:tcMar>
-              <w:top w:w="80" w:type="dxa"/>
-              <w:start w:w="120" w:type="dxa"/>
-              <w:bottom w:w="80" w:type="dxa"/>
-              <w:end w:w="120" w:type="dxa"/>
-            </w:tcMar>
-          </w:tcPr>
-          <w:p>
-            <w:pPr>
-              <w:spacing w:after="0"/>
-            </w:pPr>
-            <w:r>
-              <w:rPr>
-                <w:rFonts w:ascii="PingFang SC" w:hAnsi="PingFang SC" w:eastAsia="PingFang SC"/>
-              </w:rPr>
-              <w:t>复杂状态机、库存并发、财务流水不要完全依赖生成代码。</w:t>
-            </w:r>
-          </w:p>
-        </w:tc>
-      </w:tr>
-    </w:tbl>
     <w:p>
       <w:pPr>
-        <w:spacing w:after="40"/>
-      </w:pPr>
+        <w:pStyle w:val="ListBullet"/>
+        <w:keepLines w:val="0"/>
+      </w:pPr>
+      <w:r>
+        <w:rPr>
+          <w:rFonts w:ascii="SimSong" w:hAnsi="SimSong" w:eastAsia="SimSong"/>
+          <w:color w:val="1F2937"/>
+          <w:sz w:val="21"/>
+        </w:rPr>
+        <w:t>客户姓名、手机号、地址、芝麻分、身份证和营业执照默认脱敏；明文查看、导出和复制单独授权并记录审计。</w:t>
+      </w:r>
     </w:p>
     <w:p>
       <w:pPr>
-        <w:pStyle w:val="Heading1"/>
+        <w:pStyle w:val="ListBullet"/>
+        <w:keepLines w:val="0"/>
       </w:pPr>
       <w:r>
-        <w:t>6. 前端开发拆分</w:t>
+        <w:rPr>
+          <w:rFonts w:ascii="SimSong" w:hAnsi="SimSong" w:eastAsia="SimSong"/>
+          <w:color w:val="1F2937"/>
+          <w:sz w:val="21"/>
+        </w:rPr>
+        <w:t>平台、商户、客户开放接口使用不同权限域和会话；禁止通过请求参数切换身份体系。</w:t>
       </w:r>
     </w:p>
-    <w:tbl>
-      <w:tblPr>
-        <w:tblStyle w:val="TableGrid"/>
-        <w:tblW w:type="dxa" w:w="9360"/>
-        <w:jc w:val="center"/>
-        <w:tblLayout w:type="fixed"/>
-        <w:tblLook w:firstColumn="1" w:firstRow="1" w:lastColumn="0" w:lastRow="0" w:noHBand="0" w:noVBand="1" w:val="04A0"/>
-      </w:tblPr>
-      <w:tblGrid>
-        <w:gridCol w:w="2200"/>
-        <w:gridCol w:w="7160"/>
-      </w:tblGrid>
-      <w:tr>
-        <w:tc>
-          <w:tcPr>
-            <w:tcW w:type="dxa" w:w="2200"/>
-            <w:shd w:fill="E8EEF5"/>
-            <w:vAlign w:val="center"/>
-            <w:tcMar>
-              <w:top w:w="80" w:type="dxa"/>
-              <w:start w:w="120" w:type="dxa"/>
-              <w:bottom w:w="80" w:type="dxa"/>
-              <w:end w:w="120" w:type="dxa"/>
-            </w:tcMar>
-          </w:tcPr>
-          <w:p>
-            <w:pPr>
-              <w:spacing w:after="0"/>
-            </w:pPr>
-            <w:r>
-              <w:rPr>
-                <w:rFonts w:ascii="PingFang SC" w:hAnsi="PingFang SC" w:eastAsia="PingFang SC"/>
-                <w:b/>
-              </w:rPr>
-              <w:t>任务</w:t>
-            </w:r>
-          </w:p>
-        </w:tc>
-        <w:tc>
-          <w:tcPr>
-            <w:tcW w:type="dxa" w:w="7160"/>
-            <w:shd w:fill="E8EEF5"/>
-            <w:vAlign w:val="center"/>
-            <w:tcMar>
-              <w:top w:w="80" w:type="dxa"/>
-              <w:start w:w="120" w:type="dxa"/>
-              <w:bottom w:w="80" w:type="dxa"/>
-              <w:end w:w="120" w:type="dxa"/>
-            </w:tcMar>
-          </w:tcPr>
-          <w:p>
-            <w:pPr>
-              <w:spacing w:after="0"/>
-            </w:pPr>
-            <w:r>
-              <w:rPr>
-                <w:rFonts w:ascii="PingFang SC" w:hAnsi="PingFang SC" w:eastAsia="PingFang SC"/>
-                <w:b/>
-              </w:rPr>
-              <w:t>开发要求</w:t>
-            </w:r>
-          </w:p>
-        </w:tc>
-      </w:tr>
-      <w:tr>
-        <w:tc>
-          <w:tcPr>
-            <w:tcW w:type="dxa" w:w="2200"/>
-            <w:vAlign w:val="center"/>
-            <w:tcMar>
-              <w:top w:w="80" w:type="dxa"/>
-              <w:start w:w="120" w:type="dxa"/>
-              <w:bottom w:w="80" w:type="dxa"/>
-              <w:end w:w="120" w:type="dxa"/>
-            </w:tcMar>
-          </w:tcPr>
-          <w:p>
-            <w:pPr>
-              <w:spacing w:after="0"/>
-            </w:pPr>
-            <w:r>
-              <w:rPr>
-                <w:rFonts w:ascii="PingFang SC" w:hAnsi="PingFang SC" w:eastAsia="PingFang SC"/>
-              </w:rPr>
-              <w:t>登录与身份</w:t>
-            </w:r>
-          </w:p>
-        </w:tc>
-        <w:tc>
-          <w:tcPr>
-            <w:tcW w:type="dxa" w:w="7160"/>
-            <w:vAlign w:val="center"/>
-            <w:tcMar>
-              <w:top w:w="80" w:type="dxa"/>
-              <w:start w:w="120" w:type="dxa"/>
-              <w:bottom w:w="80" w:type="dxa"/>
-              <w:end w:w="120" w:type="dxa"/>
-            </w:tcMar>
-          </w:tcPr>
-          <w:p>
-            <w:pPr>
-              <w:spacing w:after="0"/>
-            </w:pPr>
-            <w:r>
-              <w:rPr>
-                <w:rFonts w:ascii="PingFang SC" w:hAnsi="PingFang SC" w:eastAsia="PingFang SC"/>
-              </w:rPr>
-              <w:t>merchant-web 登录商家员工；admin-web 登录平台人员；两个前端使用不同路由白名单和菜单根。</w:t>
-            </w:r>
-          </w:p>
-        </w:tc>
-      </w:tr>
-      <w:tr>
-        <w:tc>
-          <w:tcPr>
-            <w:tcW w:type="dxa" w:w="2200"/>
-            <w:vAlign w:val="center"/>
-            <w:tcMar>
-              <w:top w:w="80" w:type="dxa"/>
-              <w:start w:w="120" w:type="dxa"/>
-              <w:bottom w:w="80" w:type="dxa"/>
-              <w:end w:w="120" w:type="dxa"/>
-            </w:tcMar>
-          </w:tcPr>
-          <w:p>
-            <w:pPr>
-              <w:spacing w:after="0"/>
-            </w:pPr>
-            <w:r>
-              <w:rPr>
-                <w:rFonts w:ascii="PingFang SC" w:hAnsi="PingFang SC" w:eastAsia="PingFang SC"/>
-              </w:rPr>
-              <w:t>菜单策略</w:t>
-            </w:r>
-          </w:p>
-        </w:tc>
-        <w:tc>
-          <w:tcPr>
-            <w:tcW w:type="dxa" w:w="7160"/>
-            <w:vAlign w:val="center"/>
-            <w:tcMar>
-              <w:top w:w="80" w:type="dxa"/>
-              <w:start w:w="120" w:type="dxa"/>
-              <w:bottom w:w="80" w:type="dxa"/>
-              <w:end w:w="120" w:type="dxa"/>
-            </w:tcMar>
-          </w:tcPr>
-          <w:p>
-            <w:pPr>
-              <w:spacing w:after="0"/>
-            </w:pPr>
-            <w:r>
-              <w:rPr>
-                <w:rFonts w:ascii="PingFang SC" w:hAnsi="PingFang SC" w:eastAsia="PingFang SC"/>
-              </w:rPr>
-              <w:t>商家端只放业务操作菜单；平台端放运营/风控/财务/系统配置；相同组件可共享但路由分离。</w:t>
-            </w:r>
-          </w:p>
-        </w:tc>
-      </w:tr>
-      <w:tr>
-        <w:tc>
-          <w:tcPr>
-            <w:tcW w:type="dxa" w:w="2200"/>
-            <w:vAlign w:val="center"/>
-            <w:tcMar>
-              <w:top w:w="80" w:type="dxa"/>
-              <w:start w:w="120" w:type="dxa"/>
-              <w:bottom w:w="80" w:type="dxa"/>
-              <w:end w:w="120" w:type="dxa"/>
-            </w:tcMar>
-          </w:tcPr>
-          <w:p>
-            <w:pPr>
-              <w:spacing w:after="0"/>
-            </w:pPr>
-            <w:r>
-              <w:rPr>
-                <w:rFonts w:ascii="PingFang SC" w:hAnsi="PingFang SC" w:eastAsia="PingFang SC"/>
-              </w:rPr>
-              <w:t>API 封装</w:t>
-            </w:r>
-          </w:p>
-        </w:tc>
-        <w:tc>
-          <w:tcPr>
-            <w:tcW w:type="dxa" w:w="7160"/>
-            <w:vAlign w:val="center"/>
-            <w:tcMar>
-              <w:top w:w="80" w:type="dxa"/>
-              <w:start w:w="120" w:type="dxa"/>
-              <w:bottom w:w="80" w:type="dxa"/>
-              <w:end w:w="120" w:type="dxa"/>
-            </w:tcMar>
-          </w:tcPr>
-          <w:p>
-            <w:pPr>
-              <w:spacing w:after="0"/>
-            </w:pPr>
-            <w:r>
-              <w:rPr>
-                <w:rFonts w:ascii="PingFang SC" w:hAnsi="PingFang SC" w:eastAsia="PingFang SC"/>
-              </w:rPr>
-              <w:t>按服务拆 api/order、api/product、api/inventory、api/logistics、api/finance；请求拦截器自动带 token 和端类型。</w:t>
-            </w:r>
-          </w:p>
-        </w:tc>
-      </w:tr>
-      <w:tr>
-        <w:tc>
-          <w:tcPr>
-            <w:tcW w:type="dxa" w:w="2200"/>
-            <w:vAlign w:val="center"/>
-            <w:tcMar>
-              <w:top w:w="80" w:type="dxa"/>
-              <w:start w:w="120" w:type="dxa"/>
-              <w:bottom w:w="80" w:type="dxa"/>
-              <w:end w:w="120" w:type="dxa"/>
-            </w:tcMar>
-          </w:tcPr>
-          <w:p>
-            <w:pPr>
-              <w:spacing w:after="0"/>
-            </w:pPr>
-            <w:r>
-              <w:rPr>
-                <w:rFonts w:ascii="PingFang SC" w:hAnsi="PingFang SC" w:eastAsia="PingFang SC"/>
-              </w:rPr>
-              <w:t>权限指令</w:t>
-            </w:r>
-          </w:p>
-        </w:tc>
-        <w:tc>
-          <w:tcPr>
-            <w:tcW w:type="dxa" w:w="7160"/>
-            <w:vAlign w:val="center"/>
-            <w:tcMar>
-              <w:top w:w="80" w:type="dxa"/>
-              <w:start w:w="120" w:type="dxa"/>
-              <w:bottom w:w="80" w:type="dxa"/>
-              <w:end w:w="120" w:type="dxa"/>
-            </w:tcMar>
-          </w:tcPr>
-          <w:p>
-            <w:pPr>
-              <w:spacing w:after="0"/>
-            </w:pPr>
-            <w:r>
-              <w:rPr>
-                <w:rFonts w:ascii="PingFang SC" w:hAnsi="PingFang SC" w:eastAsia="PingFang SC"/>
-              </w:rPr>
-              <w:t>复用 RuoYi v-hasPermi/v-hasRole，扩展仓库权限和敏感字段展示权限。</w:t>
-            </w:r>
-          </w:p>
-        </w:tc>
-      </w:tr>
-      <w:tr>
-        <w:tc>
-          <w:tcPr>
-            <w:tcW w:type="dxa" w:w="2200"/>
-            <w:vAlign w:val="center"/>
-            <w:tcMar>
-              <w:top w:w="80" w:type="dxa"/>
-              <w:start w:w="120" w:type="dxa"/>
-              <w:bottom w:w="80" w:type="dxa"/>
-              <w:end w:w="120" w:type="dxa"/>
-            </w:tcMar>
-          </w:tcPr>
-          <w:p>
-            <w:pPr>
-              <w:spacing w:after="0"/>
-            </w:pPr>
-            <w:r>
-              <w:rPr>
-                <w:rFonts w:ascii="PingFang SC" w:hAnsi="PingFang SC" w:eastAsia="PingFang SC"/>
-              </w:rPr>
-              <w:t>商家端模块顺序</w:t>
-            </w:r>
-          </w:p>
-        </w:tc>
-        <w:tc>
-          <w:tcPr>
-            <w:tcW w:type="dxa" w:w="7160"/>
-            <w:vAlign w:val="center"/>
-            <w:tcMar>
-              <w:top w:w="80" w:type="dxa"/>
-              <w:start w:w="120" w:type="dxa"/>
-              <w:bottom w:w="80" w:type="dxa"/>
-              <w:end w:w="120" w:type="dxa"/>
-            </w:tcMar>
-          </w:tcPr>
-          <w:p>
-            <w:pPr>
-              <w:spacing w:after="0"/>
-            </w:pPr>
-            <w:r>
-              <w:rPr>
-                <w:rFonts w:ascii="PingFang SC" w:hAnsi="PingFang SC" w:eastAsia="PingFang SC"/>
-              </w:rPr>
-              <w:t>首页、订单、发货/归还、仓库库存、商品/SN/套餐、极速核销、物流、客户小程序配置、联盟、市场、个人中心。</w:t>
-            </w:r>
-          </w:p>
-        </w:tc>
-      </w:tr>
-      <w:tr>
-        <w:tc>
-          <w:tcPr>
-            <w:tcW w:type="dxa" w:w="2200"/>
-            <w:vAlign w:val="center"/>
-            <w:tcMar>
-              <w:top w:w="80" w:type="dxa"/>
-              <w:start w:w="120" w:type="dxa"/>
-              <w:bottom w:w="80" w:type="dxa"/>
-              <w:end w:w="120" w:type="dxa"/>
-            </w:tcMar>
-          </w:tcPr>
-          <w:p>
-            <w:pPr>
-              <w:spacing w:after="0"/>
-            </w:pPr>
-            <w:r>
-              <w:rPr>
-                <w:rFonts w:ascii="PingFang SC" w:hAnsi="PingFang SC" w:eastAsia="PingFang SC"/>
-              </w:rPr>
-              <w:t>平台端模块顺序</w:t>
-            </w:r>
-          </w:p>
-        </w:tc>
-        <w:tc>
-          <w:tcPr>
-            <w:tcW w:type="dxa" w:w="7160"/>
-            <w:vAlign w:val="center"/>
-            <w:tcMar>
-              <w:top w:w="80" w:type="dxa"/>
-              <w:start w:w="120" w:type="dxa"/>
-              <w:bottom w:w="80" w:type="dxa"/>
-              <w:end w:w="120" w:type="dxa"/>
-            </w:tcMar>
-          </w:tcPr>
-          <w:p>
-            <w:pPr>
-              <w:spacing w:after="0"/>
-            </w:pPr>
-            <w:r>
-              <w:rPr>
-                <w:rFonts w:ascii="PingFang SC" w:hAnsi="PingFang SC" w:eastAsia="PingFang SC"/>
-              </w:rPr>
-              <w:t>总览、会员商户、认证审核、财务票据、总库存、订单统计、市场风控、推广佣金、系统管理、日志监控。</w:t>
-            </w:r>
-          </w:p>
-        </w:tc>
-      </w:tr>
-      <w:tr>
-        <w:tc>
-          <w:tcPr>
-            <w:tcW w:type="dxa" w:w="2200"/>
-            <w:vAlign w:val="center"/>
-            <w:tcMar>
-              <w:top w:w="80" w:type="dxa"/>
-              <w:start w:w="120" w:type="dxa"/>
-              <w:bottom w:w="80" w:type="dxa"/>
-              <w:end w:w="120" w:type="dxa"/>
-            </w:tcMar>
-          </w:tcPr>
-          <w:p>
-            <w:pPr>
-              <w:spacing w:after="0"/>
-            </w:pPr>
-            <w:r>
-              <w:rPr>
-                <w:rFonts w:ascii="PingFang SC" w:hAnsi="PingFang SC" w:eastAsia="PingFang SC"/>
-              </w:rPr>
-              <w:t>共享组件</w:t>
-            </w:r>
-          </w:p>
-        </w:tc>
-        <w:tc>
-          <w:tcPr>
-            <w:tcW w:type="dxa" w:w="7160"/>
-            <w:vAlign w:val="center"/>
-            <w:tcMar>
-              <w:top w:w="80" w:type="dxa"/>
-              <w:start w:w="120" w:type="dxa"/>
-              <w:bottom w:w="80" w:type="dxa"/>
-              <w:end w:w="120" w:type="dxa"/>
-            </w:tcMar>
-          </w:tcPr>
-          <w:p>
-            <w:pPr>
-              <w:spacing w:after="0"/>
-            </w:pPr>
-            <w:r>
-              <w:rPr>
-                <w:rFonts w:ascii="PingFang SC" w:hAnsi="PingFang SC" w:eastAsia="PingFang SC"/>
-              </w:rPr>
-              <w:t>状态标签、SN 选择器、仓库选择器、商品套餐选择器、视频上传、脱敏文本、审计日志抽屉、库存穿透弹窗。</w:t>
-            </w:r>
-          </w:p>
-        </w:tc>
-      </w:tr>
-    </w:tbl>
     <w:p>
       <w:pPr>
-        <w:spacing w:after="40"/>
-      </w:pPr>
+        <w:pStyle w:val="ListBullet"/>
+        <w:keepLines w:val="0"/>
+      </w:pPr>
+      <w:r>
+        <w:rPr>
+          <w:rFonts w:ascii="SimSong" w:hAnsi="SimSong" w:eastAsia="SimSong"/>
+          <w:color w:val="1F2937"/>
+          <w:sz w:val="21"/>
+        </w:rPr>
+        <w:t>登录、验证码、物流查询、上传、市场发布、私信、举报、支付回调和第三方接口按用户、IP、设备、租户多维限流。</w:t>
+      </w:r>
     </w:p>
     <w:p>
       <w:pPr>
-        <w:pStyle w:val="Heading1"/>
+        <w:pStyle w:val="Heading3"/>
       </w:pPr>
       <w:r>
-        <w:t>7. 业务模块任务清单</w:t>
+        <w:t>4.2 数据与事务</w:t>
       </w:r>
     </w:p>
-    <w:tbl>
-      <w:tblPr>
-        <w:tblStyle w:val="TableGrid"/>
-        <w:tblW w:type="dxa" w:w="9360"/>
-        <w:jc w:val="center"/>
-        <w:tblLayout w:type="fixed"/>
-        <w:tblLook w:firstColumn="1" w:firstRow="1" w:lastColumn="0" w:lastRow="0" w:noHBand="0" w:noVBand="1" w:val="04A0"/>
-      </w:tblPr>
-      <w:tblGrid>
-        <w:gridCol w:w="1600"/>
-        <w:gridCol w:w="5200"/>
-        <w:gridCol w:w="2560"/>
-      </w:tblGrid>
-      <w:tr>
-        <w:tc>
-          <w:tcPr>
-            <w:tcW w:type="dxa" w:w="1600"/>
-            <w:shd w:fill="E8EEF5"/>
-            <w:vAlign w:val="center"/>
-            <w:tcMar>
-              <w:top w:w="80" w:type="dxa"/>
-              <w:start w:w="120" w:type="dxa"/>
-              <w:bottom w:w="80" w:type="dxa"/>
-              <w:end w:w="120" w:type="dxa"/>
-            </w:tcMar>
-          </w:tcPr>
-          <w:p>
-            <w:pPr>
-              <w:spacing w:after="0"/>
-            </w:pPr>
-            <w:r>
-              <w:rPr>
-                <w:rFonts w:ascii="PingFang SC" w:hAnsi="PingFang SC" w:eastAsia="PingFang SC"/>
-                <w:b/>
-              </w:rPr>
-              <w:t>业务模块</w:t>
-            </w:r>
-          </w:p>
-        </w:tc>
-        <w:tc>
-          <w:tcPr>
-            <w:tcW w:type="dxa" w:w="5200"/>
-            <w:shd w:fill="E8EEF5"/>
-            <w:vAlign w:val="center"/>
-            <w:tcMar>
-              <w:top w:w="80" w:type="dxa"/>
-              <w:start w:w="120" w:type="dxa"/>
-              <w:bottom w:w="80" w:type="dxa"/>
-              <w:end w:w="120" w:type="dxa"/>
-            </w:tcMar>
-          </w:tcPr>
-          <w:p>
-            <w:pPr>
-              <w:spacing w:after="0"/>
-            </w:pPr>
-            <w:r>
-              <w:rPr>
-                <w:rFonts w:ascii="PingFang SC" w:hAnsi="PingFang SC" w:eastAsia="PingFang SC"/>
-                <w:b/>
-              </w:rPr>
-              <w:t>首期任务</w:t>
-            </w:r>
-          </w:p>
-        </w:tc>
-        <w:tc>
-          <w:tcPr>
-            <w:tcW w:type="dxa" w:w="2560"/>
-            <w:shd w:fill="E8EEF5"/>
-            <w:vAlign w:val="center"/>
-            <w:tcMar>
-              <w:top w:w="80" w:type="dxa"/>
-              <w:start w:w="120" w:type="dxa"/>
-              <w:bottom w:w="80" w:type="dxa"/>
-              <w:end w:w="120" w:type="dxa"/>
-            </w:tcMar>
-          </w:tcPr>
-          <w:p>
-            <w:pPr>
-              <w:spacing w:after="0"/>
-            </w:pPr>
-            <w:r>
-              <w:rPr>
-                <w:rFonts w:ascii="PingFang SC" w:hAnsi="PingFang SC" w:eastAsia="PingFang SC"/>
-                <w:b/>
-              </w:rPr>
-              <w:t>建议落点</w:t>
-            </w:r>
-          </w:p>
-        </w:tc>
-      </w:tr>
-      <w:tr>
-        <w:tc>
-          <w:tcPr>
-            <w:tcW w:type="dxa" w:w="1600"/>
-            <w:vAlign w:val="center"/>
-            <w:tcMar>
-              <w:top w:w="80" w:type="dxa"/>
-              <w:start w:w="120" w:type="dxa"/>
-              <w:bottom w:w="80" w:type="dxa"/>
-              <w:end w:w="120" w:type="dxa"/>
-            </w:tcMar>
-          </w:tcPr>
-          <w:p>
-            <w:pPr>
-              <w:spacing w:after="0"/>
-            </w:pPr>
-            <w:r>
-              <w:rPr>
-                <w:rFonts w:ascii="PingFang SC" w:hAnsi="PingFang SC" w:eastAsia="PingFang SC"/>
-              </w:rPr>
-              <w:t>系统基础</w:t>
-            </w:r>
-          </w:p>
-        </w:tc>
-        <w:tc>
-          <w:tcPr>
-            <w:tcW w:type="dxa" w:w="5200"/>
-            <w:vAlign w:val="center"/>
-            <w:tcMar>
-              <w:top w:w="80" w:type="dxa"/>
-              <w:start w:w="120" w:type="dxa"/>
-              <w:bottom w:w="80" w:type="dxa"/>
-              <w:end w:w="120" w:type="dxa"/>
-            </w:tcMar>
-          </w:tcPr>
-          <w:p>
-            <w:pPr>
-              <w:spacing w:after="0"/>
-            </w:pPr>
-            <w:r>
-              <w:rPr>
-                <w:rFonts w:ascii="PingFang SC" w:hAnsi="PingFang SC" w:eastAsia="PingFang SC"/>
-              </w:rPr>
-              <w:t>商户主体、认证状态、商户员工、角色、菜单、仓库权限、字典、参数、公告</w:t>
-            </w:r>
-          </w:p>
-        </w:tc>
-        <w:tc>
-          <w:tcPr>
-            <w:tcW w:type="dxa" w:w="2560"/>
-            <w:vAlign w:val="center"/>
-            <w:tcMar>
-              <w:top w:w="80" w:type="dxa"/>
-              <w:start w:w="120" w:type="dxa"/>
-              <w:bottom w:w="80" w:type="dxa"/>
-              <w:end w:w="120" w:type="dxa"/>
-            </w:tcMar>
-          </w:tcPr>
-          <w:p>
-            <w:pPr>
-              <w:spacing w:after="0"/>
-            </w:pPr>
-            <w:r>
-              <w:rPr>
-                <w:rFonts w:ascii="PingFang SC" w:hAnsi="PingFang SC" w:eastAsia="PingFang SC"/>
-              </w:rPr>
-              <w:t>ruoyi-system 扩展 + admin/merchant 双端菜单</w:t>
-            </w:r>
-          </w:p>
-        </w:tc>
-      </w:tr>
-      <w:tr>
-        <w:tc>
-          <w:tcPr>
-            <w:tcW w:type="dxa" w:w="1600"/>
-            <w:vAlign w:val="center"/>
-            <w:tcMar>
-              <w:top w:w="80" w:type="dxa"/>
-              <w:start w:w="120" w:type="dxa"/>
-              <w:bottom w:w="80" w:type="dxa"/>
-              <w:end w:w="120" w:type="dxa"/>
-            </w:tcMar>
-          </w:tcPr>
-          <w:p>
-            <w:pPr>
-              <w:spacing w:after="0"/>
-            </w:pPr>
-            <w:r>
-              <w:rPr>
-                <w:rFonts w:ascii="PingFang SC" w:hAnsi="PingFang SC" w:eastAsia="PingFang SC"/>
-              </w:rPr>
-              <w:t>商品中心</w:t>
-            </w:r>
-          </w:p>
-        </w:tc>
-        <w:tc>
-          <w:tcPr>
-            <w:tcW w:type="dxa" w:w="5200"/>
-            <w:vAlign w:val="center"/>
-            <w:tcMar>
-              <w:top w:w="80" w:type="dxa"/>
-              <w:start w:w="120" w:type="dxa"/>
-              <w:bottom w:w="80" w:type="dxa"/>
-              <w:end w:w="120" w:type="dxa"/>
-            </w:tcMar>
-          </w:tcPr>
-          <w:p>
-            <w:pPr>
-              <w:spacing w:after="0"/>
-            </w:pPr>
-            <w:r>
-              <w:rPr>
-                <w:rFonts w:ascii="PingFang SC" w:hAnsi="PingFang SC" w:eastAsia="PingFang SC"/>
-              </w:rPr>
-              <w:t>品牌型号、商品、SN、配件、套餐、二维码条码、导入导出、成本收益字段</w:t>
-            </w:r>
-          </w:p>
-        </w:tc>
-        <w:tc>
-          <w:tcPr>
-            <w:tcW w:type="dxa" w:w="2560"/>
-            <w:vAlign w:val="center"/>
-            <w:tcMar>
-              <w:top w:w="80" w:type="dxa"/>
-              <w:start w:w="120" w:type="dxa"/>
-              <w:bottom w:w="80" w:type="dxa"/>
-              <w:end w:w="120" w:type="dxa"/>
-            </w:tcMar>
-          </w:tcPr>
-          <w:p>
-            <w:pPr>
-              <w:spacing w:after="0"/>
-            </w:pPr>
-            <w:r>
-              <w:rPr>
-                <w:rFonts w:ascii="PingFang SC" w:hAnsi="PingFang SC" w:eastAsia="PingFang SC"/>
-              </w:rPr>
-              <w:t>rental-business: product 子模块</w:t>
-            </w:r>
-          </w:p>
-        </w:tc>
-      </w:tr>
-      <w:tr>
-        <w:tc>
-          <w:tcPr>
-            <w:tcW w:type="dxa" w:w="1600"/>
-            <w:vAlign w:val="center"/>
-            <w:tcMar>
-              <w:top w:w="80" w:type="dxa"/>
-              <w:start w:w="120" w:type="dxa"/>
-              <w:bottom w:w="80" w:type="dxa"/>
-              <w:end w:w="120" w:type="dxa"/>
-            </w:tcMar>
-          </w:tcPr>
-          <w:p>
-            <w:pPr>
-              <w:spacing w:after="0"/>
-            </w:pPr>
-            <w:r>
-              <w:rPr>
-                <w:rFonts w:ascii="PingFang SC" w:hAnsi="PingFang SC" w:eastAsia="PingFang SC"/>
-              </w:rPr>
-              <w:t>仓库库存</w:t>
-            </w:r>
-          </w:p>
-        </w:tc>
-        <w:tc>
-          <w:tcPr>
-            <w:tcW w:type="dxa" w:w="5200"/>
-            <w:vAlign w:val="center"/>
-            <w:tcMar>
-              <w:top w:w="80" w:type="dxa"/>
-              <w:start w:w="120" w:type="dxa"/>
-              <w:bottom w:w="80" w:type="dxa"/>
-              <w:end w:w="120" w:type="dxa"/>
-            </w:tcMar>
-          </w:tcPr>
-          <w:p>
-            <w:pPr>
-              <w:spacing w:after="0"/>
-            </w:pPr>
-            <w:r>
-              <w:rPr>
-                <w:rFonts w:ascii="PingFang SC" w:hAnsi="PingFang SC" w:eastAsia="PingFang SC"/>
-              </w:rPr>
-              <w:t>仓库、库存流水、库存快照、库存预占、调货、盘点、告警、库存穿透</w:t>
-            </w:r>
-          </w:p>
-        </w:tc>
-        <w:tc>
-          <w:tcPr>
-            <w:tcW w:type="dxa" w:w="2560"/>
-            <w:vAlign w:val="center"/>
-            <w:tcMar>
-              <w:top w:w="80" w:type="dxa"/>
-              <w:start w:w="120" w:type="dxa"/>
-              <w:bottom w:w="80" w:type="dxa"/>
-              <w:end w:w="120" w:type="dxa"/>
-            </w:tcMar>
-          </w:tcPr>
-          <w:p>
-            <w:pPr>
-              <w:spacing w:after="0"/>
-            </w:pPr>
-            <w:r>
-              <w:rPr>
-                <w:rFonts w:ascii="PingFang SC" w:hAnsi="PingFang SC" w:eastAsia="PingFang SC"/>
-              </w:rPr>
-              <w:t>rental-business: inventory/warehouse 子模块</w:t>
-            </w:r>
-          </w:p>
-        </w:tc>
-      </w:tr>
-      <w:tr>
-        <w:tc>
-          <w:tcPr>
-            <w:tcW w:type="dxa" w:w="1600"/>
-            <w:vAlign w:val="center"/>
-            <w:tcMar>
-              <w:top w:w="80" w:type="dxa"/>
-              <w:start w:w="120" w:type="dxa"/>
-              <w:bottom w:w="80" w:type="dxa"/>
-              <w:end w:w="120" w:type="dxa"/>
-            </w:tcMar>
-          </w:tcPr>
-          <w:p>
-            <w:pPr>
-              <w:spacing w:after="0"/>
-            </w:pPr>
-            <w:r>
-              <w:rPr>
-                <w:rFonts w:ascii="PingFang SC" w:hAnsi="PingFang SC" w:eastAsia="PingFang SC"/>
-              </w:rPr>
-              <w:t>订单中心</w:t>
-            </w:r>
-          </w:p>
-        </w:tc>
-        <w:tc>
-          <w:tcPr>
-            <w:tcW w:type="dxa" w:w="5200"/>
-            <w:vAlign w:val="center"/>
-            <w:tcMar>
-              <w:top w:w="80" w:type="dxa"/>
-              <w:start w:w="120" w:type="dxa"/>
-              <w:bottom w:w="80" w:type="dxa"/>
-              <w:end w:w="120" w:type="dxa"/>
-            </w:tcMar>
-          </w:tcPr>
-          <w:p>
-            <w:pPr>
-              <w:spacing w:after="0"/>
-            </w:pPr>
-            <w:r>
-              <w:rPr>
-                <w:rFonts w:ascii="PingFang SC" w:hAnsi="PingFang SC" w:eastAsia="PingFang SC"/>
-              </w:rPr>
-              <w:t>录单、复制解析预留、订单状态机、SN 绑定、发货、归还、验机、售后、取消追回、工作台</w:t>
-            </w:r>
-          </w:p>
-        </w:tc>
-        <w:tc>
-          <w:tcPr>
-            <w:tcW w:type="dxa" w:w="2560"/>
-            <w:vAlign w:val="center"/>
-            <w:tcMar>
-              <w:top w:w="80" w:type="dxa"/>
-              <w:start w:w="120" w:type="dxa"/>
-              <w:bottom w:w="80" w:type="dxa"/>
-              <w:end w:w="120" w:type="dxa"/>
-            </w:tcMar>
-          </w:tcPr>
-          <w:p>
-            <w:pPr>
-              <w:spacing w:after="0"/>
-            </w:pPr>
-            <w:r>
-              <w:rPr>
-                <w:rFonts w:ascii="PingFang SC" w:hAnsi="PingFang SC" w:eastAsia="PingFang SC"/>
-              </w:rPr>
-              <w:t>rental-business: order 子模块</w:t>
-            </w:r>
-          </w:p>
-        </w:tc>
-      </w:tr>
-      <w:tr>
-        <w:tc>
-          <w:tcPr>
-            <w:tcW w:type="dxa" w:w="1600"/>
-            <w:vAlign w:val="center"/>
-            <w:tcMar>
-              <w:top w:w="80" w:type="dxa"/>
-              <w:start w:w="120" w:type="dxa"/>
-              <w:bottom w:w="80" w:type="dxa"/>
-              <w:end w:w="120" w:type="dxa"/>
-            </w:tcMar>
-          </w:tcPr>
-          <w:p>
-            <w:pPr>
-              <w:spacing w:after="0"/>
-            </w:pPr>
-            <w:r>
-              <w:rPr>
-                <w:rFonts w:ascii="PingFang SC" w:hAnsi="PingFang SC" w:eastAsia="PingFang SC"/>
-              </w:rPr>
-              <w:t>媒体中心</w:t>
-            </w:r>
-          </w:p>
-        </w:tc>
-        <w:tc>
-          <w:tcPr>
-            <w:tcW w:type="dxa" w:w="5200"/>
-            <w:vAlign w:val="center"/>
-            <w:tcMar>
-              <w:top w:w="80" w:type="dxa"/>
-              <w:start w:w="120" w:type="dxa"/>
-              <w:bottom w:w="80" w:type="dxa"/>
-              <w:end w:w="120" w:type="dxa"/>
-            </w:tcMar>
-          </w:tcPr>
-          <w:p>
-            <w:pPr>
-              <w:spacing w:after="0"/>
-            </w:pPr>
-            <w:r>
-              <w:rPr>
-                <w:rFonts w:ascii="PingFang SC" w:hAnsi="PingFang SC" w:eastAsia="PingFang SC"/>
-              </w:rPr>
-              <w:t>发货视频、验机图片、客户开箱视频、商品图片、设备照片、识别 SN 预留</w:t>
-            </w:r>
-          </w:p>
-        </w:tc>
-        <w:tc>
-          <w:tcPr>
-            <w:tcW w:type="dxa" w:w="2560"/>
-            <w:vAlign w:val="center"/>
-            <w:tcMar>
-              <w:top w:w="80" w:type="dxa"/>
-              <w:start w:w="120" w:type="dxa"/>
-              <w:bottom w:w="80" w:type="dxa"/>
-              <w:end w:w="120" w:type="dxa"/>
-            </w:tcMar>
-          </w:tcPr>
-          <w:p>
-            <w:pPr>
-              <w:spacing w:after="0"/>
-            </w:pPr>
-            <w:r>
-              <w:rPr>
-                <w:rFonts w:ascii="PingFang SC" w:hAnsi="PingFang SC" w:eastAsia="PingFang SC"/>
-              </w:rPr>
-              <w:t>ruoyi-file + MediaAsset 业务表</w:t>
-            </w:r>
-          </w:p>
-        </w:tc>
-      </w:tr>
-      <w:tr>
-        <w:tc>
-          <w:tcPr>
-            <w:tcW w:type="dxa" w:w="1600"/>
-            <w:vAlign w:val="center"/>
-            <w:tcMar>
-              <w:top w:w="80" w:type="dxa"/>
-              <w:start w:w="120" w:type="dxa"/>
-              <w:bottom w:w="80" w:type="dxa"/>
-              <w:end w:w="120" w:type="dxa"/>
-            </w:tcMar>
-          </w:tcPr>
-          <w:p>
-            <w:pPr>
-              <w:spacing w:after="0"/>
-            </w:pPr>
-            <w:r>
-              <w:rPr>
-                <w:rFonts w:ascii="PingFang SC" w:hAnsi="PingFang SC" w:eastAsia="PingFang SC"/>
-              </w:rPr>
-              <w:t>物流中心</w:t>
-            </w:r>
-          </w:p>
-        </w:tc>
-        <w:tc>
-          <w:tcPr>
-            <w:tcW w:type="dxa" w:w="5200"/>
-            <w:vAlign w:val="center"/>
-            <w:tcMar>
-              <w:top w:w="80" w:type="dxa"/>
-              <w:start w:w="120" w:type="dxa"/>
-              <w:bottom w:w="80" w:type="dxa"/>
-              <w:end w:w="120" w:type="dxa"/>
-            </w:tcMar>
-          </w:tcPr>
-          <w:p>
-            <w:pPr>
-              <w:spacing w:after="0"/>
-            </w:pPr>
-            <w:r>
-              <w:rPr>
-                <w:rFonts w:ascii="PingFang SC" w:hAnsi="PingFang SC" w:eastAsia="PingFang SC"/>
-              </w:rPr>
-              <w:t>承运商配置、下单、路由、时效、异常、顺丰码扫码匹配、快递余额扣费</w:t>
-            </w:r>
-          </w:p>
-        </w:tc>
-        <w:tc>
-          <w:tcPr>
-            <w:tcW w:type="dxa" w:w="2560"/>
-            <w:vAlign w:val="center"/>
-            <w:tcMar>
-              <w:top w:w="80" w:type="dxa"/>
-              <w:start w:w="120" w:type="dxa"/>
-              <w:bottom w:w="80" w:type="dxa"/>
-              <w:end w:w="120" w:type="dxa"/>
-            </w:tcMar>
-          </w:tcPr>
-          <w:p>
-            <w:pPr>
-              <w:spacing w:after="0"/>
-            </w:pPr>
-            <w:r>
-              <w:rPr>
-                <w:rFonts w:ascii="PingFang SC" w:hAnsi="PingFang SC" w:eastAsia="PingFang SC"/>
-              </w:rPr>
-              <w:t>rental-logistics 或 business 子模块</w:t>
-            </w:r>
-          </w:p>
-        </w:tc>
-      </w:tr>
-      <w:tr>
-        <w:tc>
-          <w:tcPr>
-            <w:tcW w:type="dxa" w:w="1600"/>
-            <w:vAlign w:val="center"/>
-            <w:tcMar>
-              <w:top w:w="80" w:type="dxa"/>
-              <w:start w:w="120" w:type="dxa"/>
-              <w:bottom w:w="80" w:type="dxa"/>
-              <w:end w:w="120" w:type="dxa"/>
-            </w:tcMar>
-          </w:tcPr>
-          <w:p>
-            <w:pPr>
-              <w:spacing w:after="0"/>
-            </w:pPr>
-            <w:r>
-              <w:rPr>
-                <w:rFonts w:ascii="PingFang SC" w:hAnsi="PingFang SC" w:eastAsia="PingFang SC"/>
-              </w:rPr>
-              <w:t>商家端首页</w:t>
-            </w:r>
-          </w:p>
-        </w:tc>
-        <w:tc>
-          <w:tcPr>
-            <w:tcW w:type="dxa" w:w="5200"/>
-            <w:vAlign w:val="center"/>
-            <w:tcMar>
-              <w:top w:w="80" w:type="dxa"/>
-              <w:start w:w="120" w:type="dxa"/>
-              <w:bottom w:w="80" w:type="dxa"/>
-              <w:end w:w="120" w:type="dxa"/>
-            </w:tcMar>
-          </w:tcPr>
-          <w:p>
-            <w:pPr>
-              <w:spacing w:after="0"/>
-            </w:pPr>
-            <w:r>
-              <w:rPr>
-                <w:rFonts w:ascii="PingFang SC" w:hAnsi="PingFang SC" w:eastAsia="PingFang SC"/>
-              </w:rPr>
-              <w:t>今日待发/归还/到库、营收、租用中、租赁地图、工作提醒</w:t>
-            </w:r>
-          </w:p>
-        </w:tc>
-        <w:tc>
-          <w:tcPr>
-            <w:tcW w:type="dxa" w:w="2560"/>
-            <w:vAlign w:val="center"/>
-            <w:tcMar>
-              <w:top w:w="80" w:type="dxa"/>
-              <w:start w:w="120" w:type="dxa"/>
-              <w:bottom w:w="80" w:type="dxa"/>
-              <w:end w:w="120" w:type="dxa"/>
-            </w:tcMar>
-          </w:tcPr>
-          <w:p>
-            <w:pPr>
-              <w:spacing w:after="0"/>
-            </w:pPr>
-            <w:r>
-              <w:rPr>
-                <w:rFonts w:ascii="PingFang SC" w:hAnsi="PingFang SC" w:eastAsia="PingFang SC"/>
-              </w:rPr>
-              <w:t>merchant-web dashboard</w:t>
-            </w:r>
-          </w:p>
-        </w:tc>
-      </w:tr>
-      <w:tr>
-        <w:tc>
-          <w:tcPr>
-            <w:tcW w:type="dxa" w:w="1600"/>
-            <w:vAlign w:val="center"/>
-            <w:tcMar>
-              <w:top w:w="80" w:type="dxa"/>
-              <w:start w:w="120" w:type="dxa"/>
-              <w:bottom w:w="80" w:type="dxa"/>
-              <w:end w:w="120" w:type="dxa"/>
-            </w:tcMar>
-          </w:tcPr>
-          <w:p>
-            <w:pPr>
-              <w:spacing w:after="0"/>
-            </w:pPr>
-            <w:r>
-              <w:rPr>
-                <w:rFonts w:ascii="PingFang SC" w:hAnsi="PingFang SC" w:eastAsia="PingFang SC"/>
-              </w:rPr>
-              <w:t>平台总后台</w:t>
-            </w:r>
-          </w:p>
-        </w:tc>
-        <w:tc>
-          <w:tcPr>
-            <w:tcW w:type="dxa" w:w="5200"/>
-            <w:vAlign w:val="center"/>
-            <w:tcMar>
-              <w:top w:w="80" w:type="dxa"/>
-              <w:start w:w="120" w:type="dxa"/>
-              <w:bottom w:w="80" w:type="dxa"/>
-              <w:end w:w="120" w:type="dxa"/>
-            </w:tcMar>
-          </w:tcPr>
-          <w:p>
-            <w:pPr>
-              <w:spacing w:after="0"/>
-            </w:pPr>
-            <w:r>
-              <w:rPr>
-                <w:rFonts w:ascii="PingFang SC" w:hAnsi="PingFang SC" w:eastAsia="PingFang SC"/>
-              </w:rPr>
-              <w:t>会员统计、财务汇总、总库存、订单统计、小程序授权、风控</w:t>
-            </w:r>
-          </w:p>
-        </w:tc>
-        <w:tc>
-          <w:tcPr>
-            <w:tcW w:type="dxa" w:w="2560"/>
-            <w:vAlign w:val="center"/>
-            <w:tcMar>
-              <w:top w:w="80" w:type="dxa"/>
-              <w:start w:w="120" w:type="dxa"/>
-              <w:bottom w:w="80" w:type="dxa"/>
-              <w:end w:w="120" w:type="dxa"/>
-            </w:tcMar>
-          </w:tcPr>
-          <w:p>
-            <w:pPr>
-              <w:spacing w:after="0"/>
-            </w:pPr>
-            <w:r>
-              <w:rPr>
-                <w:rFonts w:ascii="PingFang SC" w:hAnsi="PingFang SC" w:eastAsia="PingFang SC"/>
-              </w:rPr>
-              <w:t>admin-web platform modules</w:t>
-            </w:r>
-          </w:p>
-        </w:tc>
-      </w:tr>
-      <w:tr>
-        <w:tc>
-          <w:tcPr>
-            <w:tcW w:type="dxa" w:w="1600"/>
-            <w:vAlign w:val="center"/>
-            <w:tcMar>
-              <w:top w:w="80" w:type="dxa"/>
-              <w:start w:w="120" w:type="dxa"/>
-              <w:bottom w:w="80" w:type="dxa"/>
-              <w:end w:w="120" w:type="dxa"/>
-            </w:tcMar>
-          </w:tcPr>
-          <w:p>
-            <w:pPr>
-              <w:spacing w:after="0"/>
-            </w:pPr>
-            <w:r>
-              <w:rPr>
-                <w:rFonts w:ascii="PingFang SC" w:hAnsi="PingFang SC" w:eastAsia="PingFang SC"/>
-              </w:rPr>
-              <w:t>公众号/小程序接口</w:t>
-            </w:r>
-          </w:p>
-        </w:tc>
-        <w:tc>
-          <w:tcPr>
-            <w:tcW w:type="dxa" w:w="5200"/>
-            <w:vAlign w:val="center"/>
-            <w:tcMar>
-              <w:top w:w="80" w:type="dxa"/>
-              <w:start w:w="120" w:type="dxa"/>
-              <w:bottom w:w="80" w:type="dxa"/>
-              <w:end w:w="120" w:type="dxa"/>
-            </w:tcMar>
-          </w:tcPr>
-          <w:p>
-            <w:pPr>
-              <w:spacing w:after="0"/>
-            </w:pPr>
-            <w:r>
-              <w:rPr>
-                <w:rFonts w:ascii="PingFang SC" w:hAnsi="PingFang SC" w:eastAsia="PingFang SC"/>
-              </w:rPr>
-              <w:t>30 天会话、提醒、客户订单查询、归还下单、开箱视频</w:t>
-            </w:r>
-          </w:p>
-        </w:tc>
-        <w:tc>
-          <w:tcPr>
-            <w:tcW w:type="dxa" w:w="2560"/>
-            <w:vAlign w:val="center"/>
-            <w:tcMar>
-              <w:top w:w="80" w:type="dxa"/>
-              <w:start w:w="120" w:type="dxa"/>
-              <w:bottom w:w="80" w:type="dxa"/>
-              <w:end w:w="120" w:type="dxa"/>
-            </w:tcMar>
-          </w:tcPr>
-          <w:p>
-            <w:pPr>
-              <w:spacing w:after="0"/>
-            </w:pPr>
-            <w:r>
-              <w:rPr>
-                <w:rFonts w:ascii="PingFang SC" w:hAnsi="PingFang SC" w:eastAsia="PingFang SC"/>
-              </w:rPr>
-              <w:t>auth + logistics + order API</w:t>
-            </w:r>
-          </w:p>
-        </w:tc>
-      </w:tr>
-      <w:tr>
-        <w:tc>
-          <w:tcPr>
-            <w:tcW w:type="dxa" w:w="1600"/>
-            <w:vAlign w:val="center"/>
-            <w:tcMar>
-              <w:top w:w="80" w:type="dxa"/>
-              <w:start w:w="120" w:type="dxa"/>
-              <w:bottom w:w="80" w:type="dxa"/>
-              <w:end w:w="120" w:type="dxa"/>
-            </w:tcMar>
-          </w:tcPr>
-          <w:p>
-            <w:pPr>
-              <w:spacing w:after="0"/>
-            </w:pPr>
-            <w:r>
-              <w:rPr>
-                <w:rFonts w:ascii="PingFang SC" w:hAnsi="PingFang SC" w:eastAsia="PingFang SC"/>
-              </w:rPr>
-              <w:t>多仓联盟</w:t>
-            </w:r>
-          </w:p>
-        </w:tc>
-        <w:tc>
-          <w:tcPr>
-            <w:tcW w:type="dxa" w:w="5200"/>
-            <w:vAlign w:val="center"/>
-            <w:tcMar>
-              <w:top w:w="80" w:type="dxa"/>
-              <w:start w:w="120" w:type="dxa"/>
-              <w:bottom w:w="80" w:type="dxa"/>
-              <w:end w:w="120" w:type="dxa"/>
-            </w:tcMar>
-          </w:tcPr>
-          <w:p>
-            <w:pPr>
-              <w:spacing w:after="0"/>
-            </w:pPr>
-            <w:r>
-              <w:rPr>
-                <w:rFonts w:ascii="PingFang SC" w:hAnsi="PingFang SC" w:eastAsia="PingFang SC"/>
-              </w:rPr>
-              <w:t>联盟关系、共享库存、协助订单、转派、公众池</w:t>
-            </w:r>
-          </w:p>
-        </w:tc>
-        <w:tc>
-          <w:tcPr>
-            <w:tcW w:type="dxa" w:w="2560"/>
-            <w:vAlign w:val="center"/>
-            <w:tcMar>
-              <w:top w:w="80" w:type="dxa"/>
-              <w:start w:w="120" w:type="dxa"/>
-              <w:bottom w:w="80" w:type="dxa"/>
-              <w:end w:w="120" w:type="dxa"/>
-            </w:tcMar>
-          </w:tcPr>
-          <w:p>
-            <w:pPr>
-              <w:spacing w:after="0"/>
-            </w:pPr>
-            <w:r>
-              <w:rPr>
-                <w:rFonts w:ascii="PingFang SC" w:hAnsi="PingFang SC" w:eastAsia="PingFang SC"/>
-              </w:rPr>
-              <w:t>rental-alliance 或 business 子模块</w:t>
-            </w:r>
-          </w:p>
-        </w:tc>
-      </w:tr>
-      <w:tr>
-        <w:tc>
-          <w:tcPr>
-            <w:tcW w:type="dxa" w:w="1600"/>
-            <w:vAlign w:val="center"/>
-            <w:tcMar>
-              <w:top w:w="80" w:type="dxa"/>
-              <w:start w:w="120" w:type="dxa"/>
-              <w:bottom w:w="80" w:type="dxa"/>
-              <w:end w:w="120" w:type="dxa"/>
-            </w:tcMar>
-          </w:tcPr>
-          <w:p>
-            <w:pPr>
-              <w:spacing w:after="0"/>
-            </w:pPr>
-            <w:r>
-              <w:rPr>
-                <w:rFonts w:ascii="PingFang SC" w:hAnsi="PingFang SC" w:eastAsia="PingFang SC"/>
-              </w:rPr>
-              <w:t>周转市场</w:t>
-            </w:r>
-          </w:p>
-        </w:tc>
-        <w:tc>
-          <w:tcPr>
-            <w:tcW w:type="dxa" w:w="5200"/>
-            <w:vAlign w:val="center"/>
-            <w:tcMar>
-              <w:top w:w="80" w:type="dxa"/>
-              <w:start w:w="120" w:type="dxa"/>
-              <w:bottom w:w="80" w:type="dxa"/>
-              <w:end w:w="120" w:type="dxa"/>
-            </w:tcMar>
-          </w:tcPr>
-          <w:p>
-            <w:pPr>
-              <w:spacing w:after="0"/>
-            </w:pPr>
-            <w:r>
-              <w:rPr>
-                <w:rFonts w:ascii="PingFang SC" w:hAnsi="PingFang SC" w:eastAsia="PingFang SC"/>
-              </w:rPr>
-              <w:t>帖子、标准字段、筛选、私信、举报、保证金、降权</w:t>
-            </w:r>
-          </w:p>
-        </w:tc>
-        <w:tc>
-          <w:tcPr>
-            <w:tcW w:type="dxa" w:w="2560"/>
-            <w:vAlign w:val="center"/>
-            <w:tcMar>
-              <w:top w:w="80" w:type="dxa"/>
-              <w:start w:w="120" w:type="dxa"/>
-              <w:bottom w:w="80" w:type="dxa"/>
-              <w:end w:w="120" w:type="dxa"/>
-            </w:tcMar>
-          </w:tcPr>
-          <w:p>
-            <w:pPr>
-              <w:spacing w:after="0"/>
-            </w:pPr>
-            <w:r>
-              <w:rPr>
-                <w:rFonts w:ascii="PingFang SC" w:hAnsi="PingFang SC" w:eastAsia="PingFang SC"/>
-              </w:rPr>
-              <w:t>rental-market</w:t>
-            </w:r>
-          </w:p>
-        </w:tc>
-      </w:tr>
-      <w:tr>
-        <w:tc>
-          <w:tcPr>
-            <w:tcW w:type="dxa" w:w="1600"/>
-            <w:vAlign w:val="center"/>
-            <w:tcMar>
-              <w:top w:w="80" w:type="dxa"/>
-              <w:start w:w="120" w:type="dxa"/>
-              <w:bottom w:w="80" w:type="dxa"/>
-              <w:end w:w="120" w:type="dxa"/>
-            </w:tcMar>
-          </w:tcPr>
-          <w:p>
-            <w:pPr>
-              <w:spacing w:after="0"/>
-            </w:pPr>
-            <w:r>
-              <w:rPr>
-                <w:rFonts w:ascii="PingFang SC" w:hAnsi="PingFang SC" w:eastAsia="PingFang SC"/>
-              </w:rPr>
-              <w:t>财务计费</w:t>
-            </w:r>
-          </w:p>
-        </w:tc>
-        <w:tc>
-          <w:tcPr>
-            <w:tcW w:type="dxa" w:w="5200"/>
-            <w:vAlign w:val="center"/>
-            <w:tcMar>
-              <w:top w:w="80" w:type="dxa"/>
-              <w:start w:w="120" w:type="dxa"/>
-              <w:bottom w:w="80" w:type="dxa"/>
-              <w:end w:w="120" w:type="dxa"/>
-            </w:tcMar>
-          </w:tcPr>
-          <w:p>
-            <w:pPr>
-              <w:spacing w:after="0"/>
-            </w:pPr>
-            <w:r>
-              <w:rPr>
-                <w:rFonts w:ascii="PingFang SC" w:hAnsi="PingFang SC" w:eastAsia="PingFang SC"/>
-              </w:rPr>
-              <w:t>余额、扣费、增值服务、快递路由套餐、佣金、发票、保证金</w:t>
-            </w:r>
-          </w:p>
-        </w:tc>
-        <w:tc>
-          <w:tcPr>
-            <w:tcW w:type="dxa" w:w="2560"/>
-            <w:vAlign w:val="center"/>
-            <w:tcMar>
-              <w:top w:w="80" w:type="dxa"/>
-              <w:start w:w="120" w:type="dxa"/>
-              <w:bottom w:w="80" w:type="dxa"/>
-              <w:end w:w="120" w:type="dxa"/>
-            </w:tcMar>
-          </w:tcPr>
-          <w:p>
-            <w:pPr>
-              <w:spacing w:after="0"/>
-            </w:pPr>
-            <w:r>
-              <w:rPr>
-                <w:rFonts w:ascii="PingFang SC" w:hAnsi="PingFang SC" w:eastAsia="PingFang SC"/>
-              </w:rPr>
-              <w:t>rental-finance</w:t>
-            </w:r>
-          </w:p>
-        </w:tc>
-      </w:tr>
-    </w:tbl>
     <w:p>
       <w:pPr>
-        <w:spacing w:after="40"/>
-      </w:pPr>
+        <w:pStyle w:val="ListBullet"/>
+        <w:keepLines w:val="0"/>
+      </w:pPr>
+      <w:r>
+        <w:rPr>
+          <w:rFonts w:ascii="SimSong" w:hAnsi="SimSong" w:eastAsia="SimSong"/>
+          <w:color w:val="1F2937"/>
+          <w:sz w:val="21"/>
+        </w:rPr>
+        <w:t>订单创建、库存预占、SN 绑定、发货、归还、完结、调货、盘点、资金冻结和扣款必须事务化。</w:t>
+      </w:r>
     </w:p>
     <w:p>
       <w:pPr>
-        <w:pStyle w:val="Heading1"/>
+        <w:pStyle w:val="ListBullet"/>
+        <w:keepLines w:val="0"/>
       </w:pPr>
       <w:r>
-        <w:t>8. 分阶段开发计划</w:t>
+        <w:rPr>
+          <w:rFonts w:ascii="SimSong" w:hAnsi="SimSong" w:eastAsia="SimSong"/>
+          <w:color w:val="1F2937"/>
+          <w:sz w:val="21"/>
+        </w:rPr>
+        <w:t>关键请求使用幂等键和唯一约束；支付、物流和授权回调保存提供方事件 ID，重复回调返回原结果。</w:t>
       </w:r>
     </w:p>
-    <w:tbl>
-      <w:tblPr>
-        <w:tblStyle w:val="TableGrid"/>
-        <w:tblW w:type="dxa" w:w="9360"/>
-        <w:jc w:val="center"/>
-        <w:tblLayout w:type="fixed"/>
-        <w:tblLook w:firstColumn="1" w:firstRow="1" w:lastColumn="0" w:lastRow="0" w:noHBand="0" w:noVBand="1" w:val="04A0"/>
-      </w:tblPr>
-      <w:tblGrid>
-        <w:gridCol w:w="1350"/>
-        <w:gridCol w:w="900"/>
-        <w:gridCol w:w="5000"/>
-        <w:gridCol w:w="2110"/>
-      </w:tblGrid>
-      <w:tr>
-        <w:tc>
-          <w:tcPr>
-            <w:tcW w:type="dxa" w:w="1350"/>
-            <w:shd w:fill="E8EEF5"/>
-            <w:vAlign w:val="center"/>
-            <w:tcMar>
-              <w:top w:w="80" w:type="dxa"/>
-              <w:start w:w="120" w:type="dxa"/>
-              <w:bottom w:w="80" w:type="dxa"/>
-              <w:end w:w="120" w:type="dxa"/>
-            </w:tcMar>
-          </w:tcPr>
-          <w:p>
-            <w:pPr>
-              <w:spacing w:after="0"/>
-            </w:pPr>
-            <w:r>
-              <w:rPr>
-                <w:rFonts w:ascii="PingFang SC" w:hAnsi="PingFang SC" w:eastAsia="PingFang SC"/>
-                <w:b/>
-              </w:rPr>
-              <w:t>阶段</w:t>
-            </w:r>
-          </w:p>
-        </w:tc>
-        <w:tc>
-          <w:tcPr>
-            <w:tcW w:type="dxa" w:w="900"/>
-            <w:shd w:fill="E8EEF5"/>
-            <w:vAlign w:val="center"/>
-            <w:tcMar>
-              <w:top w:w="80" w:type="dxa"/>
-              <w:start w:w="120" w:type="dxa"/>
-              <w:bottom w:w="80" w:type="dxa"/>
-              <w:end w:w="120" w:type="dxa"/>
-            </w:tcMar>
-          </w:tcPr>
-          <w:p>
-            <w:pPr>
-              <w:spacing w:after="0"/>
-            </w:pPr>
-            <w:r>
-              <w:rPr>
-                <w:rFonts w:ascii="PingFang SC" w:hAnsi="PingFang SC" w:eastAsia="PingFang SC"/>
-                <w:b/>
-              </w:rPr>
-              <w:t>周期</w:t>
-            </w:r>
-          </w:p>
-        </w:tc>
-        <w:tc>
-          <w:tcPr>
-            <w:tcW w:type="dxa" w:w="5000"/>
-            <w:shd w:fill="E8EEF5"/>
-            <w:vAlign w:val="center"/>
-            <w:tcMar>
-              <w:top w:w="80" w:type="dxa"/>
-              <w:start w:w="120" w:type="dxa"/>
-              <w:bottom w:w="80" w:type="dxa"/>
-              <w:end w:w="120" w:type="dxa"/>
-            </w:tcMar>
-          </w:tcPr>
-          <w:p>
-            <w:pPr>
-              <w:spacing w:after="0"/>
-            </w:pPr>
-            <w:r>
-              <w:rPr>
-                <w:rFonts w:ascii="PingFang SC" w:hAnsi="PingFang SC" w:eastAsia="PingFang SC"/>
-                <w:b/>
-              </w:rPr>
-              <w:t>主要任务</w:t>
-            </w:r>
-          </w:p>
-        </w:tc>
-        <w:tc>
-          <w:tcPr>
-            <w:tcW w:type="dxa" w:w="2110"/>
-            <w:shd w:fill="E8EEF5"/>
-            <w:vAlign w:val="center"/>
-            <w:tcMar>
-              <w:top w:w="80" w:type="dxa"/>
-              <w:start w:w="120" w:type="dxa"/>
-              <w:bottom w:w="80" w:type="dxa"/>
-              <w:end w:w="120" w:type="dxa"/>
-            </w:tcMar>
-          </w:tcPr>
-          <w:p>
-            <w:pPr>
-              <w:spacing w:after="0"/>
-            </w:pPr>
-            <w:r>
-              <w:rPr>
-                <w:rFonts w:ascii="PingFang SC" w:hAnsi="PingFang SC" w:eastAsia="PingFang SC"/>
-                <w:b/>
-              </w:rPr>
-              <w:t>验收标准</w:t>
-            </w:r>
-          </w:p>
-        </w:tc>
-      </w:tr>
-      <w:tr>
-        <w:tc>
-          <w:tcPr>
-            <w:tcW w:type="dxa" w:w="1350"/>
-            <w:vAlign w:val="center"/>
-            <w:tcMar>
-              <w:top w:w="80" w:type="dxa"/>
-              <w:start w:w="120" w:type="dxa"/>
-              <w:bottom w:w="80" w:type="dxa"/>
-              <w:end w:w="120" w:type="dxa"/>
-            </w:tcMar>
-          </w:tcPr>
-          <w:p>
-            <w:pPr>
-              <w:spacing w:after="0"/>
-            </w:pPr>
-            <w:r>
-              <w:rPr>
-                <w:rFonts w:ascii="PingFang SC" w:hAnsi="PingFang SC" w:eastAsia="PingFang SC"/>
-              </w:rPr>
-              <w:t>第 0 阶段：工程落地准备</w:t>
-            </w:r>
-          </w:p>
-        </w:tc>
-        <w:tc>
-          <w:tcPr>
-            <w:tcW w:type="dxa" w:w="900"/>
-            <w:vAlign w:val="center"/>
-            <w:tcMar>
-              <w:top w:w="80" w:type="dxa"/>
-              <w:start w:w="120" w:type="dxa"/>
-              <w:bottom w:w="80" w:type="dxa"/>
-              <w:end w:w="120" w:type="dxa"/>
-            </w:tcMar>
-          </w:tcPr>
-          <w:p>
-            <w:pPr>
-              <w:spacing w:after="0"/>
-            </w:pPr>
-            <w:r>
-              <w:rPr>
-                <w:rFonts w:ascii="PingFang SC" w:hAnsi="PingFang SC" w:eastAsia="PingFang SC"/>
-              </w:rPr>
-              <w:t>1 周</w:t>
-            </w:r>
-          </w:p>
-        </w:tc>
-        <w:tc>
-          <w:tcPr>
-            <w:tcW w:type="dxa" w:w="5000"/>
-            <w:vAlign w:val="center"/>
-            <w:tcMar>
-              <w:top w:w="80" w:type="dxa"/>
-              <w:start w:w="120" w:type="dxa"/>
-              <w:bottom w:w="80" w:type="dxa"/>
-              <w:end w:w="120" w:type="dxa"/>
-            </w:tcMar>
-          </w:tcPr>
-          <w:p>
-            <w:pPr>
-              <w:spacing w:after="0"/>
-            </w:pPr>
-            <w:r>
-              <w:rPr>
-                <w:rFonts w:ascii="PingFang SC" w:hAnsi="PingFang SC" w:eastAsia="PingFang SC"/>
-              </w:rPr>
-              <w:t>确认 RuoYi-Cloud 版本、JDK/Node/MySQL/Redis/Nacos/Sentinel/Seata/MinIO 环境；建立后端服务命名、数据库命名、Git 分支、代码规范。</w:t>
-            </w:r>
-          </w:p>
-        </w:tc>
-        <w:tc>
-          <w:tcPr>
-            <w:tcW w:type="dxa" w:w="2110"/>
-            <w:vAlign w:val="center"/>
-            <w:tcMar>
-              <w:top w:w="80" w:type="dxa"/>
-              <w:start w:w="120" w:type="dxa"/>
-              <w:bottom w:w="80" w:type="dxa"/>
-              <w:end w:w="120" w:type="dxa"/>
-            </w:tcMar>
-          </w:tcPr>
-          <w:p>
-            <w:pPr>
-              <w:spacing w:after="0"/>
-            </w:pPr>
-            <w:r>
-              <w:rPr>
-                <w:rFonts w:ascii="PingFang SC" w:hAnsi="PingFang SC" w:eastAsia="PingFang SC"/>
-              </w:rPr>
-              <w:t>本地能启动 gateway/auth/system；两个前端空壳可登录。</w:t>
-            </w:r>
-          </w:p>
-        </w:tc>
-      </w:tr>
-      <w:tr>
-        <w:tc>
-          <w:tcPr>
-            <w:tcW w:type="dxa" w:w="1350"/>
-            <w:vAlign w:val="center"/>
-            <w:tcMar>
-              <w:top w:w="80" w:type="dxa"/>
-              <w:start w:w="120" w:type="dxa"/>
-              <w:bottom w:w="80" w:type="dxa"/>
-              <w:end w:w="120" w:type="dxa"/>
-            </w:tcMar>
-          </w:tcPr>
-          <w:p>
-            <w:pPr>
-              <w:spacing w:after="0"/>
-            </w:pPr>
-            <w:r>
-              <w:rPr>
-                <w:rFonts w:ascii="PingFang SC" w:hAnsi="PingFang SC" w:eastAsia="PingFang SC"/>
-              </w:rPr>
-              <w:t>第 1 阶段：双前端与权限骨架</w:t>
-            </w:r>
-          </w:p>
-        </w:tc>
-        <w:tc>
-          <w:tcPr>
-            <w:tcW w:type="dxa" w:w="900"/>
-            <w:vAlign w:val="center"/>
-            <w:tcMar>
-              <w:top w:w="80" w:type="dxa"/>
-              <w:start w:w="120" w:type="dxa"/>
-              <w:bottom w:w="80" w:type="dxa"/>
-              <w:end w:w="120" w:type="dxa"/>
-            </w:tcMar>
-          </w:tcPr>
-          <w:p>
-            <w:pPr>
-              <w:spacing w:after="0"/>
-            </w:pPr>
-            <w:r>
-              <w:rPr>
-                <w:rFonts w:ascii="PingFang SC" w:hAnsi="PingFang SC" w:eastAsia="PingFang SC"/>
-              </w:rPr>
-              <w:t>1-2 周</w:t>
-            </w:r>
-          </w:p>
-        </w:tc>
-        <w:tc>
-          <w:tcPr>
-            <w:tcW w:type="dxa" w:w="5000"/>
-            <w:vAlign w:val="center"/>
-            <w:tcMar>
-              <w:top w:w="80" w:type="dxa"/>
-              <w:start w:w="120" w:type="dxa"/>
-              <w:bottom w:w="80" w:type="dxa"/>
-              <w:end w:w="120" w:type="dxa"/>
-            </w:tcMar>
-          </w:tcPr>
-          <w:p>
-            <w:pPr>
-              <w:spacing w:after="0"/>
-            </w:pPr>
-            <w:r>
-              <w:rPr>
-                <w:rFonts w:ascii="PingFang SC" w:hAnsi="PingFang SC" w:eastAsia="PingFang SC"/>
-              </w:rPr>
-              <w:t>搭建 merchant-web 与 admin-web；拆菜单、路由、布局、登录态、权限指令、字典、API 封装；后端扩展商户/租户/仓库权限。</w:t>
-            </w:r>
-          </w:p>
-        </w:tc>
-        <w:tc>
-          <w:tcPr>
-            <w:tcW w:type="dxa" w:w="2110"/>
-            <w:vAlign w:val="center"/>
-            <w:tcMar>
-              <w:top w:w="80" w:type="dxa"/>
-              <w:start w:w="120" w:type="dxa"/>
-              <w:bottom w:w="80" w:type="dxa"/>
-              <w:end w:w="120" w:type="dxa"/>
-            </w:tcMar>
-          </w:tcPr>
-          <w:p>
-            <w:pPr>
-              <w:spacing w:after="0"/>
-            </w:pPr>
-            <w:r>
-              <w:rPr>
-                <w:rFonts w:ascii="PingFang SC" w:hAnsi="PingFang SC" w:eastAsia="PingFang SC"/>
-              </w:rPr>
-              <w:t>商家账号无法访问平台菜单；平台账号无法误进入商家工作台。</w:t>
-            </w:r>
-          </w:p>
-        </w:tc>
-      </w:tr>
-      <w:tr>
-        <w:tc>
-          <w:tcPr>
-            <w:tcW w:type="dxa" w:w="1350"/>
-            <w:vAlign w:val="center"/>
-            <w:tcMar>
-              <w:top w:w="80" w:type="dxa"/>
-              <w:start w:w="120" w:type="dxa"/>
-              <w:bottom w:w="80" w:type="dxa"/>
-              <w:end w:w="120" w:type="dxa"/>
-            </w:tcMar>
-          </w:tcPr>
-          <w:p>
-            <w:pPr>
-              <w:spacing w:after="0"/>
-            </w:pPr>
-            <w:r>
-              <w:rPr>
-                <w:rFonts w:ascii="PingFang SC" w:hAnsi="PingFang SC" w:eastAsia="PingFang SC"/>
-              </w:rPr>
-              <w:t>第 2 阶段：基础资料与库存骨架</w:t>
-            </w:r>
-          </w:p>
-        </w:tc>
-        <w:tc>
-          <w:tcPr>
-            <w:tcW w:type="dxa" w:w="900"/>
-            <w:vAlign w:val="center"/>
-            <w:tcMar>
-              <w:top w:w="80" w:type="dxa"/>
-              <w:start w:w="120" w:type="dxa"/>
-              <w:bottom w:w="80" w:type="dxa"/>
-              <w:end w:w="120" w:type="dxa"/>
-            </w:tcMar>
-          </w:tcPr>
-          <w:p>
-            <w:pPr>
-              <w:spacing w:after="0"/>
-            </w:pPr>
-            <w:r>
-              <w:rPr>
-                <w:rFonts w:ascii="PingFang SC" w:hAnsi="PingFang SC" w:eastAsia="PingFang SC"/>
-              </w:rPr>
-              <w:t>2 周</w:t>
-            </w:r>
-          </w:p>
-        </w:tc>
-        <w:tc>
-          <w:tcPr>
-            <w:tcW w:type="dxa" w:w="5000"/>
-            <w:vAlign w:val="center"/>
-            <w:tcMar>
-              <w:top w:w="80" w:type="dxa"/>
-              <w:start w:w="120" w:type="dxa"/>
-              <w:bottom w:w="80" w:type="dxa"/>
-              <w:end w:w="120" w:type="dxa"/>
-            </w:tcMar>
-          </w:tcPr>
-          <w:p>
-            <w:pPr>
-              <w:spacing w:after="0"/>
-            </w:pPr>
-            <w:r>
-              <w:rPr>
-                <w:rFonts w:ascii="PingFang SC" w:hAnsi="PingFang SC" w:eastAsia="PingFang SC"/>
-              </w:rPr>
-              <w:t>商品、品牌型号、仓库、配件、SN、套餐、二维码/条码、文件上传、库存流水表；先完成 CRUD 和权限。</w:t>
-            </w:r>
-          </w:p>
-        </w:tc>
-        <w:tc>
-          <w:tcPr>
-            <w:tcW w:type="dxa" w:w="2110"/>
-            <w:vAlign w:val="center"/>
-            <w:tcMar>
-              <w:top w:w="80" w:type="dxa"/>
-              <w:start w:w="120" w:type="dxa"/>
-              <w:bottom w:w="80" w:type="dxa"/>
-              <w:end w:w="120" w:type="dxa"/>
-            </w:tcMar>
-          </w:tcPr>
-          <w:p>
-            <w:pPr>
-              <w:spacing w:after="0"/>
-            </w:pPr>
-            <w:r>
-              <w:rPr>
-                <w:rFonts w:ascii="PingFang SC" w:hAnsi="PingFang SC" w:eastAsia="PingFang SC"/>
-              </w:rPr>
-              <w:t>商家可维护本商户商品仓库；平台可查看汇总；跨商户数据不可见。</w:t>
-            </w:r>
-          </w:p>
-        </w:tc>
-      </w:tr>
-      <w:tr>
-        <w:tc>
-          <w:tcPr>
-            <w:tcW w:type="dxa" w:w="1350"/>
-            <w:vAlign w:val="center"/>
-            <w:tcMar>
-              <w:top w:w="80" w:type="dxa"/>
-              <w:start w:w="120" w:type="dxa"/>
-              <w:bottom w:w="80" w:type="dxa"/>
-              <w:end w:w="120" w:type="dxa"/>
-            </w:tcMar>
-          </w:tcPr>
-          <w:p>
-            <w:pPr>
-              <w:spacing w:after="0"/>
-            </w:pPr>
-            <w:r>
-              <w:rPr>
-                <w:rFonts w:ascii="PingFang SC" w:hAnsi="PingFang SC" w:eastAsia="PingFang SC"/>
-              </w:rPr>
-              <w:t>第 3 阶段：订单主流程 MVP</w:t>
-            </w:r>
-          </w:p>
-        </w:tc>
-        <w:tc>
-          <w:tcPr>
-            <w:tcW w:type="dxa" w:w="900"/>
-            <w:vAlign w:val="center"/>
-            <w:tcMar>
-              <w:top w:w="80" w:type="dxa"/>
-              <w:start w:w="120" w:type="dxa"/>
-              <w:bottom w:w="80" w:type="dxa"/>
-              <w:end w:w="120" w:type="dxa"/>
-            </w:tcMar>
-          </w:tcPr>
-          <w:p>
-            <w:pPr>
-              <w:spacing w:after="0"/>
-            </w:pPr>
-            <w:r>
-              <w:rPr>
-                <w:rFonts w:ascii="PingFang SC" w:hAnsi="PingFang SC" w:eastAsia="PingFang SC"/>
-              </w:rPr>
-              <w:t>3-4 周</w:t>
-            </w:r>
-          </w:p>
-        </w:tc>
-        <w:tc>
-          <w:tcPr>
-            <w:tcW w:type="dxa" w:w="5000"/>
-            <w:vAlign w:val="center"/>
-            <w:tcMar>
-              <w:top w:w="80" w:type="dxa"/>
-              <w:start w:w="120" w:type="dxa"/>
-              <w:bottom w:w="80" w:type="dxa"/>
-              <w:end w:w="120" w:type="dxa"/>
-            </w:tcMar>
-          </w:tcPr>
-          <w:p>
-            <w:pPr>
-              <w:spacing w:after="0"/>
-            </w:pPr>
-            <w:r>
-              <w:rPr>
-                <w:rFonts w:ascii="PingFang SC" w:hAnsi="PingFang SC" w:eastAsia="PingFang SC"/>
-              </w:rPr>
-              <w:t>添加订单、库存检测、SN 绑定、发货、单号、视频、归还验机、完结、取消/追回、订单列表和状态机。</w:t>
-            </w:r>
-          </w:p>
-        </w:tc>
-        <w:tc>
-          <w:tcPr>
-            <w:tcW w:type="dxa" w:w="2110"/>
-            <w:vAlign w:val="center"/>
-            <w:tcMar>
-              <w:top w:w="80" w:type="dxa"/>
-              <w:start w:w="120" w:type="dxa"/>
-              <w:bottom w:w="80" w:type="dxa"/>
-              <w:end w:w="120" w:type="dxa"/>
-            </w:tcMar>
-          </w:tcPr>
-          <w:p>
-            <w:pPr>
-              <w:spacing w:after="0"/>
-            </w:pPr>
-            <w:r>
-              <w:rPr>
-                <w:rFonts w:ascii="PingFang SC" w:hAnsi="PingFang SC" w:eastAsia="PingFang SC"/>
-              </w:rPr>
-              <w:t>能完成录单到完结闭环；库存不负数；关键动作有审计。</w:t>
-            </w:r>
-          </w:p>
-        </w:tc>
-      </w:tr>
-      <w:tr>
-        <w:tc>
-          <w:tcPr>
-            <w:tcW w:type="dxa" w:w="1350"/>
-            <w:vAlign w:val="center"/>
-            <w:tcMar>
-              <w:top w:w="80" w:type="dxa"/>
-              <w:start w:w="120" w:type="dxa"/>
-              <w:bottom w:w="80" w:type="dxa"/>
-              <w:end w:w="120" w:type="dxa"/>
-            </w:tcMar>
-          </w:tcPr>
-          <w:p>
-            <w:pPr>
-              <w:spacing w:after="0"/>
-            </w:pPr>
-            <w:r>
-              <w:rPr>
-                <w:rFonts w:ascii="PingFang SC" w:hAnsi="PingFang SC" w:eastAsia="PingFang SC"/>
-              </w:rPr>
-              <w:t>第 4 阶段：库存看板与仓库作业</w:t>
-            </w:r>
-          </w:p>
-        </w:tc>
-        <w:tc>
-          <w:tcPr>
-            <w:tcW w:type="dxa" w:w="900"/>
-            <w:vAlign w:val="center"/>
-            <w:tcMar>
-              <w:top w:w="80" w:type="dxa"/>
-              <w:start w:w="120" w:type="dxa"/>
-              <w:bottom w:w="80" w:type="dxa"/>
-              <w:end w:w="120" w:type="dxa"/>
-            </w:tcMar>
-          </w:tcPr>
-          <w:p>
-            <w:pPr>
-              <w:spacing w:after="0"/>
-            </w:pPr>
-            <w:r>
-              <w:rPr>
-                <w:rFonts w:ascii="PingFang SC" w:hAnsi="PingFang SC" w:eastAsia="PingFang SC"/>
-              </w:rPr>
-              <w:t>2-3 周</w:t>
-            </w:r>
-          </w:p>
-        </w:tc>
-        <w:tc>
-          <w:tcPr>
-            <w:tcW w:type="dxa" w:w="5000"/>
-            <w:vAlign w:val="center"/>
-            <w:tcMar>
-              <w:top w:w="80" w:type="dxa"/>
-              <w:start w:w="120" w:type="dxa"/>
-              <w:bottom w:w="80" w:type="dxa"/>
-              <w:end w:w="120" w:type="dxa"/>
-            </w:tcMar>
-          </w:tcPr>
-          <w:p>
-            <w:pPr>
-              <w:spacing w:after="0"/>
-            </w:pPr>
-            <w:r>
-              <w:rPr>
-                <w:rFonts w:ascii="PingFang SC" w:hAnsi="PingFang SC" w:eastAsia="PingFang SC"/>
-              </w:rPr>
-              <w:t>在库空闲、预计库存、物流库存、库存穿透、告警、调货、极速核销台、盘点。</w:t>
-            </w:r>
-          </w:p>
-        </w:tc>
-        <w:tc>
-          <w:tcPr>
-            <w:tcW w:type="dxa" w:w="2110"/>
-            <w:vAlign w:val="center"/>
-            <w:tcMar>
-              <w:top w:w="80" w:type="dxa"/>
-              <w:start w:w="120" w:type="dxa"/>
-              <w:bottom w:w="80" w:type="dxa"/>
-              <w:end w:w="120" w:type="dxa"/>
-            </w:tcMar>
-          </w:tcPr>
-          <w:p>
-            <w:pPr>
-              <w:spacing w:after="0"/>
-            </w:pPr>
-            <w:r>
-              <w:rPr>
-                <w:rFonts w:ascii="PingFang SC" w:hAnsi="PingFang SC" w:eastAsia="PingFang SC"/>
-              </w:rPr>
-              <w:t>仓库员工能完成扫码出入库；库存数字可追溯到订单/SN。</w:t>
-            </w:r>
-          </w:p>
-        </w:tc>
-      </w:tr>
-      <w:tr>
-        <w:tc>
-          <w:tcPr>
-            <w:tcW w:type="dxa" w:w="1350"/>
-            <w:vAlign w:val="center"/>
-            <w:tcMar>
-              <w:top w:w="80" w:type="dxa"/>
-              <w:start w:w="120" w:type="dxa"/>
-              <w:bottom w:w="80" w:type="dxa"/>
-              <w:end w:w="120" w:type="dxa"/>
-            </w:tcMar>
-          </w:tcPr>
-          <w:p>
-            <w:pPr>
-              <w:spacing w:after="0"/>
-            </w:pPr>
-            <w:r>
-              <w:rPr>
-                <w:rFonts w:ascii="PingFang SC" w:hAnsi="PingFang SC" w:eastAsia="PingFang SC"/>
-              </w:rPr>
-              <w:t>第 5 阶段：物流与客户小程序接口</w:t>
-            </w:r>
-          </w:p>
-        </w:tc>
-        <w:tc>
-          <w:tcPr>
-            <w:tcW w:type="dxa" w:w="900"/>
-            <w:vAlign w:val="center"/>
-            <w:tcMar>
-              <w:top w:w="80" w:type="dxa"/>
-              <w:start w:w="120" w:type="dxa"/>
-              <w:bottom w:w="80" w:type="dxa"/>
-              <w:end w:w="120" w:type="dxa"/>
-            </w:tcMar>
-          </w:tcPr>
-          <w:p>
-            <w:pPr>
-              <w:spacing w:after="0"/>
-            </w:pPr>
-            <w:r>
-              <w:rPr>
-                <w:rFonts w:ascii="PingFang SC" w:hAnsi="PingFang SC" w:eastAsia="PingFang SC"/>
-              </w:rPr>
-              <w:t>2-3 周</w:t>
-            </w:r>
-          </w:p>
-        </w:tc>
-        <w:tc>
-          <w:tcPr>
-            <w:tcW w:type="dxa" w:w="5000"/>
-            <w:vAlign w:val="center"/>
-            <w:tcMar>
-              <w:top w:w="80" w:type="dxa"/>
-              <w:start w:w="120" w:type="dxa"/>
-              <w:bottom w:w="80" w:type="dxa"/>
-              <w:end w:w="120" w:type="dxa"/>
-            </w:tcMar>
-          </w:tcPr>
-          <w:p>
-            <w:pPr>
-              <w:spacing w:after="0"/>
-            </w:pPr>
-            <w:r>
-              <w:rPr>
-                <w:rFonts w:ascii="PingFang SC" w:hAnsi="PingFang SC" w:eastAsia="PingFang SC"/>
-              </w:rPr>
-              <w:t>快递下单抽象、路由同步、时效检查、客户归还接口、小程序订单查询/开箱视频上传；前端先做 H5/接口联调页，后接微信小程序。</w:t>
-            </w:r>
-          </w:p>
-        </w:tc>
-        <w:tc>
-          <w:tcPr>
-            <w:tcW w:type="dxa" w:w="2110"/>
-            <w:vAlign w:val="center"/>
-            <w:tcMar>
-              <w:top w:w="80" w:type="dxa"/>
-              <w:start w:w="120" w:type="dxa"/>
-              <w:bottom w:w="80" w:type="dxa"/>
-              <w:end w:w="120" w:type="dxa"/>
-            </w:tcMar>
-          </w:tcPr>
-          <w:p>
-            <w:pPr>
-              <w:spacing w:after="0"/>
-            </w:pPr>
-            <w:r>
-              <w:rPr>
-                <w:rFonts w:ascii="PingFang SC" w:hAnsi="PingFang SC" w:eastAsia="PingFang SC"/>
-              </w:rPr>
-              <w:t>客户只能看手机号匹配订单；归还仓锁定；物流异常可提醒。</w:t>
-            </w:r>
-          </w:p>
-        </w:tc>
-      </w:tr>
-      <w:tr>
-        <w:tc>
-          <w:tcPr>
-            <w:tcW w:type="dxa" w:w="1350"/>
-            <w:vAlign w:val="center"/>
-            <w:tcMar>
-              <w:top w:w="80" w:type="dxa"/>
-              <w:start w:w="120" w:type="dxa"/>
-              <w:bottom w:w="80" w:type="dxa"/>
-              <w:end w:w="120" w:type="dxa"/>
-            </w:tcMar>
-          </w:tcPr>
-          <w:p>
-            <w:pPr>
-              <w:spacing w:after="0"/>
-            </w:pPr>
-            <w:r>
-              <w:rPr>
-                <w:rFonts w:ascii="PingFang SC" w:hAnsi="PingFang SC" w:eastAsia="PingFang SC"/>
-              </w:rPr>
-              <w:t>第 6 阶段：财务、增值服务、推广</w:t>
-            </w:r>
-          </w:p>
-        </w:tc>
-        <w:tc>
-          <w:tcPr>
-            <w:tcW w:type="dxa" w:w="900"/>
-            <w:vAlign w:val="center"/>
-            <w:tcMar>
-              <w:top w:w="80" w:type="dxa"/>
-              <w:start w:w="120" w:type="dxa"/>
-              <w:bottom w:w="80" w:type="dxa"/>
-              <w:end w:w="120" w:type="dxa"/>
-            </w:tcMar>
-          </w:tcPr>
-          <w:p>
-            <w:pPr>
-              <w:spacing w:after="0"/>
-            </w:pPr>
-            <w:r>
-              <w:rPr>
-                <w:rFonts w:ascii="PingFang SC" w:hAnsi="PingFang SC" w:eastAsia="PingFang SC"/>
-              </w:rPr>
-              <w:t>2-3 周</w:t>
-            </w:r>
-          </w:p>
-        </w:tc>
-        <w:tc>
-          <w:tcPr>
-            <w:tcW w:type="dxa" w:w="5000"/>
-            <w:vAlign w:val="center"/>
-            <w:tcMar>
-              <w:top w:w="80" w:type="dxa"/>
-              <w:start w:w="120" w:type="dxa"/>
-              <w:bottom w:w="80" w:type="dxa"/>
-              <w:end w:w="120" w:type="dxa"/>
-            </w:tcMar>
-          </w:tcPr>
-          <w:p>
-            <w:pPr>
-              <w:spacing w:after="0"/>
-            </w:pPr>
-            <w:r>
-              <w:rPr>
-                <w:rFonts w:ascii="PingFang SC" w:hAnsi="PingFang SC" w:eastAsia="PingFang SC"/>
-              </w:rPr>
-              <w:t>会员余额、快递扣费、增值套餐、发票状态、佣金规则、推广员审核、VIP/存储额度。</w:t>
-            </w:r>
-          </w:p>
-        </w:tc>
-        <w:tc>
-          <w:tcPr>
-            <w:tcW w:type="dxa" w:w="2110"/>
-            <w:vAlign w:val="center"/>
-            <w:tcMar>
-              <w:top w:w="80" w:type="dxa"/>
-              <w:start w:w="120" w:type="dxa"/>
-              <w:bottom w:w="80" w:type="dxa"/>
-              <w:end w:w="120" w:type="dxa"/>
-            </w:tcMar>
-          </w:tcPr>
-          <w:p>
-            <w:pPr>
-              <w:spacing w:after="0"/>
-            </w:pPr>
-            <w:r>
-              <w:rPr>
-                <w:rFonts w:ascii="PingFang SC" w:hAnsi="PingFang SC" w:eastAsia="PingFang SC"/>
-              </w:rPr>
-              <w:t>财务流水不可变；退款/冲正链路清楚。</w:t>
-            </w:r>
-          </w:p>
-        </w:tc>
-      </w:tr>
-      <w:tr>
-        <w:tc>
-          <w:tcPr>
-            <w:tcW w:type="dxa" w:w="1350"/>
-            <w:vAlign w:val="center"/>
-            <w:tcMar>
-              <w:top w:w="80" w:type="dxa"/>
-              <w:start w:w="120" w:type="dxa"/>
-              <w:bottom w:w="80" w:type="dxa"/>
-              <w:end w:w="120" w:type="dxa"/>
-            </w:tcMar>
-          </w:tcPr>
-          <w:p>
-            <w:pPr>
-              <w:spacing w:after="0"/>
-            </w:pPr>
-            <w:r>
-              <w:rPr>
-                <w:rFonts w:ascii="PingFang SC" w:hAnsi="PingFang SC" w:eastAsia="PingFang SC"/>
-              </w:rPr>
-              <w:t>第 7 阶段：多仓联盟</w:t>
-            </w:r>
-          </w:p>
-        </w:tc>
-        <w:tc>
-          <w:tcPr>
-            <w:tcW w:type="dxa" w:w="900"/>
-            <w:vAlign w:val="center"/>
-            <w:tcMar>
-              <w:top w:w="80" w:type="dxa"/>
-              <w:start w:w="120" w:type="dxa"/>
-              <w:bottom w:w="80" w:type="dxa"/>
-              <w:end w:w="120" w:type="dxa"/>
-            </w:tcMar>
-          </w:tcPr>
-          <w:p>
-            <w:pPr>
-              <w:spacing w:after="0"/>
-            </w:pPr>
-            <w:r>
-              <w:rPr>
-                <w:rFonts w:ascii="PingFang SC" w:hAnsi="PingFang SC" w:eastAsia="PingFang SC"/>
-              </w:rPr>
-              <w:t>2 周</w:t>
-            </w:r>
-          </w:p>
-        </w:tc>
-        <w:tc>
-          <w:tcPr>
-            <w:tcW w:type="dxa" w:w="5000"/>
-            <w:vAlign w:val="center"/>
-            <w:tcMar>
-              <w:top w:w="80" w:type="dxa"/>
-              <w:start w:w="120" w:type="dxa"/>
-              <w:bottom w:w="80" w:type="dxa"/>
-              <w:end w:w="120" w:type="dxa"/>
-            </w:tcMar>
-          </w:tcPr>
-          <w:p>
-            <w:pPr>
-              <w:spacing w:after="0"/>
-            </w:pPr>
-            <w:r>
-              <w:rPr>
-                <w:rFonts w:ascii="PingFang SC" w:hAnsi="PingFang SC" w:eastAsia="PingFang SC"/>
-              </w:rPr>
-              <w:t>联盟关系、共享 SN 库存、联盟协助订单、接单上限、转派/拒绝/公众池。</w:t>
-            </w:r>
-          </w:p>
-        </w:tc>
-        <w:tc>
-          <w:tcPr>
-            <w:tcW w:type="dxa" w:w="2110"/>
-            <w:vAlign w:val="center"/>
-            <w:tcMar>
-              <w:top w:w="80" w:type="dxa"/>
-              <w:start w:w="120" w:type="dxa"/>
-              <w:bottom w:w="80" w:type="dxa"/>
-              <w:end w:w="120" w:type="dxa"/>
-            </w:tcMar>
-          </w:tcPr>
-          <w:p>
-            <w:pPr>
-              <w:spacing w:after="0"/>
-            </w:pPr>
-            <w:r>
-              <w:rPr>
-                <w:rFonts w:ascii="PingFang SC" w:hAnsi="PingFang SC" w:eastAsia="PingFang SC"/>
-              </w:rPr>
-              <w:t>联盟订单客户信息脱敏；只记账不支付。</w:t>
-            </w:r>
-          </w:p>
-        </w:tc>
-      </w:tr>
-      <w:tr>
-        <w:tc>
-          <w:tcPr>
-            <w:tcW w:type="dxa" w:w="1350"/>
-            <w:vAlign w:val="center"/>
-            <w:tcMar>
-              <w:top w:w="80" w:type="dxa"/>
-              <w:start w:w="120" w:type="dxa"/>
-              <w:bottom w:w="80" w:type="dxa"/>
-              <w:end w:w="120" w:type="dxa"/>
-            </w:tcMar>
-          </w:tcPr>
-          <w:p>
-            <w:pPr>
-              <w:spacing w:after="0"/>
-            </w:pPr>
-            <w:r>
-              <w:rPr>
-                <w:rFonts w:ascii="PingFang SC" w:hAnsi="PingFang SC" w:eastAsia="PingFang SC"/>
-              </w:rPr>
-              <w:t>第 8 阶段：库存周转市场</w:t>
-            </w:r>
-          </w:p>
-        </w:tc>
-        <w:tc>
-          <w:tcPr>
-            <w:tcW w:type="dxa" w:w="900"/>
-            <w:vAlign w:val="center"/>
-            <w:tcMar>
-              <w:top w:w="80" w:type="dxa"/>
-              <w:start w:w="120" w:type="dxa"/>
-              <w:bottom w:w="80" w:type="dxa"/>
-              <w:end w:w="120" w:type="dxa"/>
-            </w:tcMar>
-          </w:tcPr>
-          <w:p>
-            <w:pPr>
-              <w:spacing w:after="0"/>
-            </w:pPr>
-            <w:r>
-              <w:rPr>
-                <w:rFonts w:ascii="PingFang SC" w:hAnsi="PingFang SC" w:eastAsia="PingFang SC"/>
-              </w:rPr>
-              <w:t>3 周</w:t>
-            </w:r>
-          </w:p>
-        </w:tc>
-        <w:tc>
-          <w:tcPr>
-            <w:tcW w:type="dxa" w:w="5000"/>
-            <w:vAlign w:val="center"/>
-            <w:tcMar>
-              <w:top w:w="80" w:type="dxa"/>
-              <w:start w:w="120" w:type="dxa"/>
-              <w:bottom w:w="80" w:type="dxa"/>
-              <w:end w:w="120" w:type="dxa"/>
-            </w:tcMar>
-          </w:tcPr>
-          <w:p>
-            <w:pPr>
-              <w:spacing w:after="0"/>
-            </w:pPr>
-            <w:r>
-              <w:rPr>
-                <w:rFonts w:ascii="PingFang SC" w:hAnsi="PingFang SC" w:eastAsia="PingFang SC"/>
-              </w:rPr>
-              <w:t>标准化发帖、列表详情、筛选排序、私信、关注订阅、调拨意向、举报保证金、后台风控。</w:t>
-            </w:r>
-          </w:p>
-        </w:tc>
-        <w:tc>
-          <w:tcPr>
-            <w:tcW w:type="dxa" w:w="2110"/>
-            <w:vAlign w:val="center"/>
-            <w:tcMar>
-              <w:top w:w="80" w:type="dxa"/>
-              <w:start w:w="120" w:type="dxa"/>
-              <w:bottom w:w="80" w:type="dxa"/>
-              <w:end w:w="120" w:type="dxa"/>
-            </w:tcMar>
-          </w:tcPr>
-          <w:p>
-            <w:pPr>
-              <w:spacing w:after="0"/>
-            </w:pPr>
-            <w:r>
-              <w:rPr>
-                <w:rFonts w:ascii="PingFang SC" w:hAnsi="PingFang SC" w:eastAsia="PingFang SC"/>
-              </w:rPr>
-              <w:t>不展示租金/私联；全下拉发布；违规可追溯。</w:t>
-            </w:r>
-          </w:p>
-        </w:tc>
-      </w:tr>
-      <w:tr>
-        <w:tc>
-          <w:tcPr>
-            <w:tcW w:type="dxa" w:w="1350"/>
-            <w:vAlign w:val="center"/>
-            <w:tcMar>
-              <w:top w:w="80" w:type="dxa"/>
-              <w:start w:w="120" w:type="dxa"/>
-              <w:bottom w:w="80" w:type="dxa"/>
-              <w:end w:w="120" w:type="dxa"/>
-            </w:tcMar>
-          </w:tcPr>
-          <w:p>
-            <w:pPr>
-              <w:spacing w:after="0"/>
-            </w:pPr>
-            <w:r>
-              <w:rPr>
-                <w:rFonts w:ascii="PingFang SC" w:hAnsi="PingFang SC" w:eastAsia="PingFang SC"/>
-              </w:rPr>
-              <w:t>第 9 阶段：报表、运营与优化</w:t>
-            </w:r>
-          </w:p>
-        </w:tc>
-        <w:tc>
-          <w:tcPr>
-            <w:tcW w:type="dxa" w:w="900"/>
-            <w:vAlign w:val="center"/>
-            <w:tcMar>
-              <w:top w:w="80" w:type="dxa"/>
-              <w:start w:w="120" w:type="dxa"/>
-              <w:bottom w:w="80" w:type="dxa"/>
-              <w:end w:w="120" w:type="dxa"/>
-            </w:tcMar>
-          </w:tcPr>
-          <w:p>
-            <w:pPr>
-              <w:spacing w:after="0"/>
-            </w:pPr>
-            <w:r>
-              <w:rPr>
-                <w:rFonts w:ascii="PingFang SC" w:hAnsi="PingFang SC" w:eastAsia="PingFang SC"/>
-              </w:rPr>
-              <w:t>持续</w:t>
-            </w:r>
-          </w:p>
-        </w:tc>
-        <w:tc>
-          <w:tcPr>
-            <w:tcW w:type="dxa" w:w="5000"/>
-            <w:vAlign w:val="center"/>
-            <w:tcMar>
-              <w:top w:w="80" w:type="dxa"/>
-              <w:start w:w="120" w:type="dxa"/>
-              <w:bottom w:w="80" w:type="dxa"/>
-              <w:end w:w="120" w:type="dxa"/>
-            </w:tcMar>
-          </w:tcPr>
-          <w:p>
-            <w:pPr>
-              <w:spacing w:after="0"/>
-            </w:pPr>
-            <w:r>
-              <w:rPr>
-                <w:rFonts w:ascii="PingFang SC" w:hAnsi="PingFang SC" w:eastAsia="PingFang SC"/>
-              </w:rPr>
-              <w:t>首页、收发趋势、复购、知识库、公告、平台总后台报表、性能优化、监控告警、安全加固。</w:t>
-            </w:r>
-          </w:p>
-        </w:tc>
-        <w:tc>
-          <w:tcPr>
-            <w:tcW w:type="dxa" w:w="2110"/>
-            <w:vAlign w:val="center"/>
-            <w:tcMar>
-              <w:top w:w="80" w:type="dxa"/>
-              <w:start w:w="120" w:type="dxa"/>
-              <w:bottom w:w="80" w:type="dxa"/>
-              <w:end w:w="120" w:type="dxa"/>
-            </w:tcMar>
-          </w:tcPr>
-          <w:p>
-            <w:pPr>
-              <w:spacing w:after="0"/>
-            </w:pPr>
-            <w:r>
-              <w:rPr>
-                <w:rFonts w:ascii="PingFang SC" w:hAnsi="PingFang SC" w:eastAsia="PingFang SC"/>
-              </w:rPr>
-              <w:t>平台和商家均有可用看板；核心接口有监控。</w:t>
-            </w:r>
-          </w:p>
-        </w:tc>
-      </w:tr>
-    </w:tbl>
     <w:p>
       <w:pPr>
-        <w:spacing w:after="40"/>
-      </w:pPr>
+        <w:pStyle w:val="ListBullet"/>
+        <w:keepLines w:val="0"/>
+      </w:pPr>
+      <w:r>
+        <w:rPr>
+          <w:rFonts w:ascii="SimSong" w:hAnsi="SimSong" w:eastAsia="SimSong"/>
+          <w:color w:val="1F2937"/>
+          <w:sz w:val="21"/>
+        </w:rPr>
+        <w:t>库存与财务只通过追加流水变化；禁止直接覆盖历史余额、SN 状态或财务记录。</w:t>
+      </w:r>
     </w:p>
     <w:p>
       <w:pPr>
-        <w:pStyle w:val="Heading1"/>
+        <w:pStyle w:val="ListBullet"/>
+        <w:keepLines w:val="0"/>
       </w:pPr>
       <w:r>
-        <w:t>9. 前期模块骨架优先级</w:t>
+        <w:rPr>
+          <w:rFonts w:ascii="SimSong" w:hAnsi="SimSong" w:eastAsia="SimSong"/>
+          <w:color w:val="1F2937"/>
+          <w:sz w:val="21"/>
+        </w:rPr>
+        <w:t>所有时间统一使用 Asia/Shanghai 业务时区；数据库、JVM、JSON 和前端展示格式保持一致。</w:t>
       </w:r>
     </w:p>
-    <w:tbl>
-      <w:tblPr>
-        <w:tblStyle w:val="TableGrid"/>
-        <w:tblW w:type="dxa" w:w="9360"/>
-        <w:jc w:val="center"/>
-        <w:tblLayout w:type="fixed"/>
-        <w:tblLook w:firstColumn="1" w:firstRow="1" w:lastColumn="0" w:lastRow="0" w:noHBand="0" w:noVBand="1" w:val="04A0"/>
-      </w:tblPr>
-      <w:tblGrid>
-        <w:gridCol w:w="900"/>
-        <w:gridCol w:w="5000"/>
-        <w:gridCol w:w="3460"/>
-      </w:tblGrid>
-      <w:tr>
-        <w:tc>
-          <w:tcPr>
-            <w:tcW w:type="dxa" w:w="900"/>
-            <w:shd w:fill="E8EEF5"/>
-            <w:vAlign w:val="center"/>
-            <w:tcMar>
-              <w:top w:w="80" w:type="dxa"/>
-              <w:start w:w="120" w:type="dxa"/>
-              <w:bottom w:w="80" w:type="dxa"/>
-              <w:end w:w="120" w:type="dxa"/>
-            </w:tcMar>
-          </w:tcPr>
-          <w:p>
-            <w:pPr>
-              <w:spacing w:after="0"/>
-            </w:pPr>
-            <w:r>
-              <w:rPr>
-                <w:rFonts w:ascii="PingFang SC" w:hAnsi="PingFang SC" w:eastAsia="PingFang SC"/>
-                <w:b/>
-              </w:rPr>
-              <w:t>优先级</w:t>
-            </w:r>
-          </w:p>
-        </w:tc>
-        <w:tc>
-          <w:tcPr>
-            <w:tcW w:type="dxa" w:w="5000"/>
-            <w:shd w:fill="E8EEF5"/>
-            <w:vAlign w:val="center"/>
-            <w:tcMar>
-              <w:top w:w="80" w:type="dxa"/>
-              <w:start w:w="120" w:type="dxa"/>
-              <w:bottom w:w="80" w:type="dxa"/>
-              <w:end w:w="120" w:type="dxa"/>
-            </w:tcMar>
-          </w:tcPr>
-          <w:p>
-            <w:pPr>
-              <w:spacing w:after="0"/>
-            </w:pPr>
-            <w:r>
-              <w:rPr>
-                <w:rFonts w:ascii="PingFang SC" w:hAnsi="PingFang SC" w:eastAsia="PingFang SC"/>
-                <w:b/>
-              </w:rPr>
-              <w:t>骨架内容</w:t>
-            </w:r>
-          </w:p>
-        </w:tc>
-        <w:tc>
-          <w:tcPr>
-            <w:tcW w:type="dxa" w:w="3460"/>
-            <w:shd w:fill="E8EEF5"/>
-            <w:vAlign w:val="center"/>
-            <w:tcMar>
-              <w:top w:w="80" w:type="dxa"/>
-              <w:start w:w="120" w:type="dxa"/>
-              <w:bottom w:w="80" w:type="dxa"/>
-              <w:end w:w="120" w:type="dxa"/>
-            </w:tcMar>
-          </w:tcPr>
-          <w:p>
-            <w:pPr>
-              <w:spacing w:after="0"/>
-            </w:pPr>
-            <w:r>
-              <w:rPr>
-                <w:rFonts w:ascii="PingFang SC" w:hAnsi="PingFang SC" w:eastAsia="PingFang SC"/>
-                <w:b/>
-              </w:rPr>
-              <w:t>原因</w:t>
-            </w:r>
-          </w:p>
-        </w:tc>
-      </w:tr>
-      <w:tr>
-        <w:tc>
-          <w:tcPr>
-            <w:tcW w:type="dxa" w:w="900"/>
-            <w:vAlign w:val="center"/>
-            <w:tcMar>
-              <w:top w:w="80" w:type="dxa"/>
-              <w:start w:w="120" w:type="dxa"/>
-              <w:bottom w:w="80" w:type="dxa"/>
-              <w:end w:w="120" w:type="dxa"/>
-            </w:tcMar>
-          </w:tcPr>
-          <w:p>
-            <w:pPr>
-              <w:spacing w:after="0"/>
-            </w:pPr>
-            <w:r>
-              <w:rPr>
-                <w:rFonts w:ascii="PingFang SC" w:hAnsi="PingFang SC" w:eastAsia="PingFang SC"/>
-              </w:rPr>
-              <w:t>P0</w:t>
-            </w:r>
-          </w:p>
-        </w:tc>
-        <w:tc>
-          <w:tcPr>
-            <w:tcW w:type="dxa" w:w="5000"/>
-            <w:vAlign w:val="center"/>
-            <w:tcMar>
-              <w:top w:w="80" w:type="dxa"/>
-              <w:start w:w="120" w:type="dxa"/>
-              <w:bottom w:w="80" w:type="dxa"/>
-              <w:end w:w="120" w:type="dxa"/>
-            </w:tcMar>
-          </w:tcPr>
-          <w:p>
-            <w:pPr>
-              <w:spacing w:after="0"/>
-            </w:pPr>
-            <w:r>
-              <w:rPr>
-                <w:rFonts w:ascii="PingFang SC" w:hAnsi="PingFang SC" w:eastAsia="PingFang SC"/>
-              </w:rPr>
-              <w:t>租户/商户、用户角色、菜单权限、仓库权限、字典、文件上传、审计日志</w:t>
-            </w:r>
-          </w:p>
-        </w:tc>
-        <w:tc>
-          <w:tcPr>
-            <w:tcW w:type="dxa" w:w="3460"/>
-            <w:vAlign w:val="center"/>
-            <w:tcMar>
-              <w:top w:w="80" w:type="dxa"/>
-              <w:start w:w="120" w:type="dxa"/>
-              <w:bottom w:w="80" w:type="dxa"/>
-              <w:end w:w="120" w:type="dxa"/>
-            </w:tcMar>
-          </w:tcPr>
-          <w:p>
-            <w:pPr>
-              <w:spacing w:after="0"/>
-            </w:pPr>
-            <w:r>
-              <w:rPr>
-                <w:rFonts w:ascii="PingFang SC" w:hAnsi="PingFang SC" w:eastAsia="PingFang SC"/>
-              </w:rPr>
-              <w:t>所有业务模块都依赖这些基础能力，越晚做越容易返工。</w:t>
-            </w:r>
-          </w:p>
-        </w:tc>
-      </w:tr>
-      <w:tr>
-        <w:tc>
-          <w:tcPr>
-            <w:tcW w:type="dxa" w:w="900"/>
-            <w:vAlign w:val="center"/>
-            <w:tcMar>
-              <w:top w:w="80" w:type="dxa"/>
-              <w:start w:w="120" w:type="dxa"/>
-              <w:bottom w:w="80" w:type="dxa"/>
-              <w:end w:w="120" w:type="dxa"/>
-            </w:tcMar>
-          </w:tcPr>
-          <w:p>
-            <w:pPr>
-              <w:spacing w:after="0"/>
-            </w:pPr>
-            <w:r>
-              <w:rPr>
-                <w:rFonts w:ascii="PingFang SC" w:hAnsi="PingFang SC" w:eastAsia="PingFang SC"/>
-              </w:rPr>
-              <w:t>P0</w:t>
-            </w:r>
-          </w:p>
-        </w:tc>
-        <w:tc>
-          <w:tcPr>
-            <w:tcW w:type="dxa" w:w="5000"/>
-            <w:vAlign w:val="center"/>
-            <w:tcMar>
-              <w:top w:w="80" w:type="dxa"/>
-              <w:start w:w="120" w:type="dxa"/>
-              <w:bottom w:w="80" w:type="dxa"/>
-              <w:end w:w="120" w:type="dxa"/>
-            </w:tcMar>
-          </w:tcPr>
-          <w:p>
-            <w:pPr>
-              <w:spacing w:after="0"/>
-            </w:pPr>
-            <w:r>
-              <w:rPr>
-                <w:rFonts w:ascii="PingFang SC" w:hAnsi="PingFang SC" w:eastAsia="PingFang SC"/>
-              </w:rPr>
-              <w:t>商品、仓库、SN、套餐、订单主表、库存流水的表结构和基础 CRUD</w:t>
-            </w:r>
-          </w:p>
-        </w:tc>
-        <w:tc>
-          <w:tcPr>
-            <w:tcW w:type="dxa" w:w="3460"/>
-            <w:vAlign w:val="center"/>
-            <w:tcMar>
-              <w:top w:w="80" w:type="dxa"/>
-              <w:start w:w="120" w:type="dxa"/>
-              <w:bottom w:w="80" w:type="dxa"/>
-              <w:end w:w="120" w:type="dxa"/>
-            </w:tcMar>
-          </w:tcPr>
-          <w:p>
-            <w:pPr>
-              <w:spacing w:after="0"/>
-            </w:pPr>
-            <w:r>
-              <w:rPr>
-                <w:rFonts w:ascii="PingFang SC" w:hAnsi="PingFang SC" w:eastAsia="PingFang SC"/>
-              </w:rPr>
-              <w:t>先稳定领域模型，后续订单/库存/物流都围绕这些对象扩展。</w:t>
-            </w:r>
-          </w:p>
-        </w:tc>
-      </w:tr>
-      <w:tr>
-        <w:tc>
-          <w:tcPr>
-            <w:tcW w:type="dxa" w:w="900"/>
-            <w:vAlign w:val="center"/>
-            <w:tcMar>
-              <w:top w:w="80" w:type="dxa"/>
-              <w:start w:w="120" w:type="dxa"/>
-              <w:bottom w:w="80" w:type="dxa"/>
-              <w:end w:w="120" w:type="dxa"/>
-            </w:tcMar>
-          </w:tcPr>
-          <w:p>
-            <w:pPr>
-              <w:spacing w:after="0"/>
-            </w:pPr>
-            <w:r>
-              <w:rPr>
-                <w:rFonts w:ascii="PingFang SC" w:hAnsi="PingFang SC" w:eastAsia="PingFang SC"/>
-              </w:rPr>
-              <w:t>P1</w:t>
-            </w:r>
-          </w:p>
-        </w:tc>
-        <w:tc>
-          <w:tcPr>
-            <w:tcW w:type="dxa" w:w="5000"/>
-            <w:vAlign w:val="center"/>
-            <w:tcMar>
-              <w:top w:w="80" w:type="dxa"/>
-              <w:start w:w="120" w:type="dxa"/>
-              <w:bottom w:w="80" w:type="dxa"/>
-              <w:end w:w="120" w:type="dxa"/>
-            </w:tcMar>
-          </w:tcPr>
-          <w:p>
-            <w:pPr>
-              <w:spacing w:after="0"/>
-            </w:pPr>
-            <w:r>
-              <w:rPr>
-                <w:rFonts w:ascii="PingFang SC" w:hAnsi="PingFang SC" w:eastAsia="PingFang SC"/>
-              </w:rPr>
-              <w:t>商家端与平台端的路由、菜单和权限分离</w:t>
-            </w:r>
-          </w:p>
-        </w:tc>
-        <w:tc>
-          <w:tcPr>
-            <w:tcW w:type="dxa" w:w="3460"/>
-            <w:vAlign w:val="center"/>
-            <w:tcMar>
-              <w:top w:w="80" w:type="dxa"/>
-              <w:start w:w="120" w:type="dxa"/>
-              <w:bottom w:w="80" w:type="dxa"/>
-              <w:end w:w="120" w:type="dxa"/>
-            </w:tcMar>
-          </w:tcPr>
-          <w:p>
-            <w:pPr>
-              <w:spacing w:after="0"/>
-            </w:pPr>
-            <w:r>
-              <w:rPr>
-                <w:rFonts w:ascii="PingFang SC" w:hAnsi="PingFang SC" w:eastAsia="PingFang SC"/>
-              </w:rPr>
-              <w:t>双前端定位不同，必须一开始隔离，避免后期拆分成本高。</w:t>
-            </w:r>
-          </w:p>
-        </w:tc>
-      </w:tr>
-      <w:tr>
-        <w:tc>
-          <w:tcPr>
-            <w:tcW w:type="dxa" w:w="900"/>
-            <w:vAlign w:val="center"/>
-            <w:tcMar>
-              <w:top w:w="80" w:type="dxa"/>
-              <w:start w:w="120" w:type="dxa"/>
-              <w:bottom w:w="80" w:type="dxa"/>
-              <w:end w:w="120" w:type="dxa"/>
-            </w:tcMar>
-          </w:tcPr>
-          <w:p>
-            <w:pPr>
-              <w:spacing w:after="0"/>
-            </w:pPr>
-            <w:r>
-              <w:rPr>
-                <w:rFonts w:ascii="PingFang SC" w:hAnsi="PingFang SC" w:eastAsia="PingFang SC"/>
-              </w:rPr>
-              <w:t>P1</w:t>
-            </w:r>
-          </w:p>
-        </w:tc>
-        <w:tc>
-          <w:tcPr>
-            <w:tcW w:type="dxa" w:w="5000"/>
-            <w:vAlign w:val="center"/>
-            <w:tcMar>
-              <w:top w:w="80" w:type="dxa"/>
-              <w:start w:w="120" w:type="dxa"/>
-              <w:bottom w:w="80" w:type="dxa"/>
-              <w:end w:w="120" w:type="dxa"/>
-            </w:tcMar>
-          </w:tcPr>
-          <w:p>
-            <w:pPr>
-              <w:spacing w:after="0"/>
-            </w:pPr>
-            <w:r>
-              <w:rPr>
-                <w:rFonts w:ascii="PingFang SC" w:hAnsi="PingFang SC" w:eastAsia="PingFang SC"/>
-              </w:rPr>
-              <w:t>订单状态机、SN 状态机、库存预占与回补接口</w:t>
-            </w:r>
-          </w:p>
-        </w:tc>
-        <w:tc>
-          <w:tcPr>
-            <w:tcW w:type="dxa" w:w="3460"/>
-            <w:vAlign w:val="center"/>
-            <w:tcMar>
-              <w:top w:w="80" w:type="dxa"/>
-              <w:start w:w="120" w:type="dxa"/>
-              <w:bottom w:w="80" w:type="dxa"/>
-              <w:end w:w="120" w:type="dxa"/>
-            </w:tcMar>
-          </w:tcPr>
-          <w:p>
-            <w:pPr>
-              <w:spacing w:after="0"/>
-            </w:pPr>
-            <w:r>
-              <w:rPr>
-                <w:rFonts w:ascii="PingFang SC" w:hAnsi="PingFang SC" w:eastAsia="PingFang SC"/>
-              </w:rPr>
-              <w:t>这是租赁闭环的核心，不先做会影响所有页面真实联调。</w:t>
-            </w:r>
-          </w:p>
-        </w:tc>
-      </w:tr>
-      <w:tr>
-        <w:tc>
-          <w:tcPr>
-            <w:tcW w:type="dxa" w:w="900"/>
-            <w:vAlign w:val="center"/>
-            <w:tcMar>
-              <w:top w:w="80" w:type="dxa"/>
-              <w:start w:w="120" w:type="dxa"/>
-              <w:bottom w:w="80" w:type="dxa"/>
-              <w:end w:w="120" w:type="dxa"/>
-            </w:tcMar>
-          </w:tcPr>
-          <w:p>
-            <w:pPr>
-              <w:spacing w:after="0"/>
-            </w:pPr>
-            <w:r>
-              <w:rPr>
-                <w:rFonts w:ascii="PingFang SC" w:hAnsi="PingFang SC" w:eastAsia="PingFang SC"/>
-              </w:rPr>
-              <w:t>P2</w:t>
-            </w:r>
-          </w:p>
-        </w:tc>
-        <w:tc>
-          <w:tcPr>
-            <w:tcW w:type="dxa" w:w="5000"/>
-            <w:vAlign w:val="center"/>
-            <w:tcMar>
-              <w:top w:w="80" w:type="dxa"/>
-              <w:start w:w="120" w:type="dxa"/>
-              <w:bottom w:w="80" w:type="dxa"/>
-              <w:end w:w="120" w:type="dxa"/>
-            </w:tcMar>
-          </w:tcPr>
-          <w:p>
-            <w:pPr>
-              <w:spacing w:after="0"/>
-            </w:pPr>
-            <w:r>
-              <w:rPr>
-                <w:rFonts w:ascii="PingFang SC" w:hAnsi="PingFang SC" w:eastAsia="PingFang SC"/>
-              </w:rPr>
-              <w:t>物流、视频、核销台、财务、联盟、市场</w:t>
-            </w:r>
-          </w:p>
-        </w:tc>
-        <w:tc>
-          <w:tcPr>
-            <w:tcW w:type="dxa" w:w="3460"/>
-            <w:vAlign w:val="center"/>
-            <w:tcMar>
-              <w:top w:w="80" w:type="dxa"/>
-              <w:start w:w="120" w:type="dxa"/>
-              <w:bottom w:w="80" w:type="dxa"/>
-              <w:end w:w="120" w:type="dxa"/>
-            </w:tcMar>
-          </w:tcPr>
-          <w:p>
-            <w:pPr>
-              <w:spacing w:after="0"/>
-            </w:pPr>
-            <w:r>
-              <w:rPr>
-                <w:rFonts w:ascii="PingFang SC" w:hAnsi="PingFang SC" w:eastAsia="PingFang SC"/>
-              </w:rPr>
-              <w:t>这些模块可在主流程跑通后逐步接入。</w:t>
-            </w:r>
-          </w:p>
-        </w:tc>
-      </w:tr>
-    </w:tbl>
     <w:p>
       <w:pPr>
-        <w:spacing w:after="40"/>
-      </w:pPr>
+        <w:pStyle w:val="ListBullet"/>
+        <w:keepLines w:val="0"/>
+      </w:pPr>
+      <w:r>
+        <w:rPr>
+          <w:rFonts w:ascii="SimSong" w:hAnsi="SimSong" w:eastAsia="SimSong"/>
+          <w:color w:val="1F2937"/>
+          <w:sz w:val="21"/>
+        </w:rPr>
+        <w:t>删除采用业务软删除或 30 天回收站；不可恢复的审计、财务、合同和争议证据不进入普通删除流程。</w:t>
+      </w:r>
     </w:p>
     <w:p>
       <w:pPr>
-        <w:pStyle w:val="Heading1"/>
+        <w:pStyle w:val="Heading3"/>
       </w:pPr>
       <w:r>
-        <w:t>10. 里程碑交付物</w:t>
+        <w:t>4.3 外部接口治理</w:t>
       </w:r>
     </w:p>
-    <w:tbl>
-      <w:tblPr>
-        <w:tblStyle w:val="TableGrid"/>
-        <w:tblW w:type="dxa" w:w="9360"/>
-        <w:jc w:val="center"/>
-        <w:tblLayout w:type="fixed"/>
-        <w:tblLook w:firstColumn="1" w:firstRow="1" w:lastColumn="0" w:lastRow="0" w:noHBand="0" w:noVBand="1" w:val="04A0"/>
-      </w:tblPr>
-      <w:tblGrid>
-        <w:gridCol w:w="1800"/>
-        <w:gridCol w:w="7560"/>
-      </w:tblGrid>
-      <w:tr>
-        <w:tc>
-          <w:tcPr>
-            <w:tcW w:type="dxa" w:w="1800"/>
-            <w:shd w:fill="E8EEF5"/>
-            <w:vAlign w:val="center"/>
-            <w:tcMar>
-              <w:top w:w="80" w:type="dxa"/>
-              <w:start w:w="120" w:type="dxa"/>
-              <w:bottom w:w="80" w:type="dxa"/>
-              <w:end w:w="120" w:type="dxa"/>
-            </w:tcMar>
-          </w:tcPr>
-          <w:p>
-            <w:pPr>
-              <w:spacing w:after="0"/>
-            </w:pPr>
-            <w:r>
-              <w:rPr>
-                <w:rFonts w:ascii="PingFang SC" w:hAnsi="PingFang SC" w:eastAsia="PingFang SC"/>
-                <w:b/>
-              </w:rPr>
-              <w:t>里程碑</w:t>
-            </w:r>
-          </w:p>
-        </w:tc>
-        <w:tc>
-          <w:tcPr>
-            <w:tcW w:type="dxa" w:w="7560"/>
-            <w:shd w:fill="E8EEF5"/>
-            <w:vAlign w:val="center"/>
-            <w:tcMar>
-              <w:top w:w="80" w:type="dxa"/>
-              <w:start w:w="120" w:type="dxa"/>
-              <w:bottom w:w="80" w:type="dxa"/>
-              <w:end w:w="120" w:type="dxa"/>
-            </w:tcMar>
-          </w:tcPr>
-          <w:p>
-            <w:pPr>
-              <w:spacing w:after="0"/>
-            </w:pPr>
-            <w:r>
-              <w:rPr>
-                <w:rFonts w:ascii="PingFang SC" w:hAnsi="PingFang SC" w:eastAsia="PingFang SC"/>
-                <w:b/>
-              </w:rPr>
-              <w:t>交付物</w:t>
-            </w:r>
-          </w:p>
-        </w:tc>
-      </w:tr>
-      <w:tr>
-        <w:tc>
-          <w:tcPr>
-            <w:tcW w:type="dxa" w:w="1800"/>
-            <w:vAlign w:val="center"/>
-            <w:tcMar>
-              <w:top w:w="80" w:type="dxa"/>
-              <w:start w:w="120" w:type="dxa"/>
-              <w:bottom w:w="80" w:type="dxa"/>
-              <w:end w:w="120" w:type="dxa"/>
-            </w:tcMar>
-          </w:tcPr>
-          <w:p>
-            <w:pPr>
-              <w:spacing w:after="0"/>
-            </w:pPr>
-            <w:r>
-              <w:rPr>
-                <w:rFonts w:ascii="PingFang SC" w:hAnsi="PingFang SC" w:eastAsia="PingFang SC"/>
-              </w:rPr>
-              <w:t>M1 工程骨架</w:t>
-            </w:r>
-          </w:p>
-        </w:tc>
-        <w:tc>
-          <w:tcPr>
-            <w:tcW w:type="dxa" w:w="7560"/>
-            <w:vAlign w:val="center"/>
-            <w:tcMar>
-              <w:top w:w="80" w:type="dxa"/>
-              <w:start w:w="120" w:type="dxa"/>
-              <w:bottom w:w="80" w:type="dxa"/>
-              <w:end w:w="120" w:type="dxa"/>
-            </w:tcMar>
-          </w:tcPr>
-          <w:p>
-            <w:pPr>
-              <w:spacing w:after="0"/>
-            </w:pPr>
-            <w:r>
-              <w:rPr>
-                <w:rFonts w:ascii="PingFang SC" w:hAnsi="PingFang SC" w:eastAsia="PingFang SC"/>
-              </w:rPr>
-              <w:t>后端服务可启动；merchant-web/admin-web 可登录；菜单权限和租户隔离生效。</w:t>
-            </w:r>
-          </w:p>
-        </w:tc>
-      </w:tr>
-      <w:tr>
-        <w:tc>
-          <w:tcPr>
-            <w:tcW w:type="dxa" w:w="1800"/>
-            <w:vAlign w:val="center"/>
-            <w:tcMar>
-              <w:top w:w="80" w:type="dxa"/>
-              <w:start w:w="120" w:type="dxa"/>
-              <w:bottom w:w="80" w:type="dxa"/>
-              <w:end w:w="120" w:type="dxa"/>
-            </w:tcMar>
-          </w:tcPr>
-          <w:p>
-            <w:pPr>
-              <w:spacing w:after="0"/>
-            </w:pPr>
-            <w:r>
-              <w:rPr>
-                <w:rFonts w:ascii="PingFang SC" w:hAnsi="PingFang SC" w:eastAsia="PingFang SC"/>
-              </w:rPr>
-              <w:t>M2 基础资料</w:t>
-            </w:r>
-          </w:p>
-        </w:tc>
-        <w:tc>
-          <w:tcPr>
-            <w:tcW w:type="dxa" w:w="7560"/>
-            <w:vAlign w:val="center"/>
-            <w:tcMar>
-              <w:top w:w="80" w:type="dxa"/>
-              <w:start w:w="120" w:type="dxa"/>
-              <w:bottom w:w="80" w:type="dxa"/>
-              <w:end w:w="120" w:type="dxa"/>
-            </w:tcMar>
-          </w:tcPr>
-          <w:p>
-            <w:pPr>
-              <w:spacing w:after="0"/>
-            </w:pPr>
-            <w:r>
-              <w:rPr>
-                <w:rFonts w:ascii="PingFang SC" w:hAnsi="PingFang SC" w:eastAsia="PingFang SC"/>
-              </w:rPr>
-              <w:t>商品、仓库、SN、套餐、文件上传、审计日志可用。</w:t>
-            </w:r>
-          </w:p>
-        </w:tc>
-      </w:tr>
-      <w:tr>
-        <w:tc>
-          <w:tcPr>
-            <w:tcW w:type="dxa" w:w="1800"/>
-            <w:vAlign w:val="center"/>
-            <w:tcMar>
-              <w:top w:w="80" w:type="dxa"/>
-              <w:start w:w="120" w:type="dxa"/>
-              <w:bottom w:w="80" w:type="dxa"/>
-              <w:end w:w="120" w:type="dxa"/>
-            </w:tcMar>
-          </w:tcPr>
-          <w:p>
-            <w:pPr>
-              <w:spacing w:after="0"/>
-            </w:pPr>
-            <w:r>
-              <w:rPr>
-                <w:rFonts w:ascii="PingFang SC" w:hAnsi="PingFang SC" w:eastAsia="PingFang SC"/>
-              </w:rPr>
-              <w:t>M3 订单闭环</w:t>
-            </w:r>
-          </w:p>
-        </w:tc>
-        <w:tc>
-          <w:tcPr>
-            <w:tcW w:type="dxa" w:w="7560"/>
-            <w:vAlign w:val="center"/>
-            <w:tcMar>
-              <w:top w:w="80" w:type="dxa"/>
-              <w:start w:w="120" w:type="dxa"/>
-              <w:bottom w:w="80" w:type="dxa"/>
-              <w:end w:w="120" w:type="dxa"/>
-            </w:tcMar>
-          </w:tcPr>
-          <w:p>
-            <w:pPr>
-              <w:spacing w:after="0"/>
-            </w:pPr>
-            <w:r>
-              <w:rPr>
-                <w:rFonts w:ascii="PingFang SC" w:hAnsi="PingFang SC" w:eastAsia="PingFang SC"/>
-              </w:rPr>
-              <w:t>订单创建、库存检测、SN 绑定、发货、归还、验机、完结可完整跑通。</w:t>
-            </w:r>
-          </w:p>
-        </w:tc>
-      </w:tr>
-      <w:tr>
-        <w:tc>
-          <w:tcPr>
-            <w:tcW w:type="dxa" w:w="1800"/>
-            <w:vAlign w:val="center"/>
-            <w:tcMar>
-              <w:top w:w="80" w:type="dxa"/>
-              <w:start w:w="120" w:type="dxa"/>
-              <w:bottom w:w="80" w:type="dxa"/>
-              <w:end w:w="120" w:type="dxa"/>
-            </w:tcMar>
-          </w:tcPr>
-          <w:p>
-            <w:pPr>
-              <w:spacing w:after="0"/>
-            </w:pPr>
-            <w:r>
-              <w:rPr>
-                <w:rFonts w:ascii="PingFang SC" w:hAnsi="PingFang SC" w:eastAsia="PingFang SC"/>
-              </w:rPr>
-              <w:t>M4 仓库作业</w:t>
-            </w:r>
-          </w:p>
-        </w:tc>
-        <w:tc>
-          <w:tcPr>
-            <w:tcW w:type="dxa" w:w="7560"/>
-            <w:vAlign w:val="center"/>
-            <w:tcMar>
-              <w:top w:w="80" w:type="dxa"/>
-              <w:start w:w="120" w:type="dxa"/>
-              <w:bottom w:w="80" w:type="dxa"/>
-              <w:end w:w="120" w:type="dxa"/>
-            </w:tcMar>
-          </w:tcPr>
-          <w:p>
-            <w:pPr>
-              <w:spacing w:after="0"/>
-            </w:pPr>
-            <w:r>
-              <w:rPr>
-                <w:rFonts w:ascii="PingFang SC" w:hAnsi="PingFang SC" w:eastAsia="PingFang SC"/>
-              </w:rPr>
-              <w:t>库存看板、调货、极速核销、盘点、告警可用。</w:t>
-            </w:r>
-          </w:p>
-        </w:tc>
-      </w:tr>
-      <w:tr>
-        <w:tc>
-          <w:tcPr>
-            <w:tcW w:type="dxa" w:w="1800"/>
-            <w:vAlign w:val="center"/>
-            <w:tcMar>
-              <w:top w:w="80" w:type="dxa"/>
-              <w:start w:w="120" w:type="dxa"/>
-              <w:bottom w:w="80" w:type="dxa"/>
-              <w:end w:w="120" w:type="dxa"/>
-            </w:tcMar>
-          </w:tcPr>
-          <w:p>
-            <w:pPr>
-              <w:spacing w:after="0"/>
-            </w:pPr>
-            <w:r>
-              <w:rPr>
-                <w:rFonts w:ascii="PingFang SC" w:hAnsi="PingFang SC" w:eastAsia="PingFang SC"/>
-              </w:rPr>
-              <w:t>M5 外部协同</w:t>
-            </w:r>
-          </w:p>
-        </w:tc>
-        <w:tc>
-          <w:tcPr>
-            <w:tcW w:type="dxa" w:w="7560"/>
-            <w:vAlign w:val="center"/>
-            <w:tcMar>
-              <w:top w:w="80" w:type="dxa"/>
-              <w:start w:w="120" w:type="dxa"/>
-              <w:bottom w:w="80" w:type="dxa"/>
-              <w:end w:w="120" w:type="dxa"/>
-            </w:tcMar>
-          </w:tcPr>
-          <w:p>
-            <w:pPr>
-              <w:spacing w:after="0"/>
-            </w:pPr>
-            <w:r>
-              <w:rPr>
-                <w:rFonts w:ascii="PingFang SC" w:hAnsi="PingFang SC" w:eastAsia="PingFang SC"/>
-              </w:rPr>
-              <w:t>物流、小程序接口、财务、联盟、周转市场逐步上线。</w:t>
-            </w:r>
-          </w:p>
-        </w:tc>
-      </w:tr>
-    </w:tbl>
     <w:p>
       <w:pPr>
-        <w:spacing w:after="40"/>
-      </w:pPr>
+        <w:pStyle w:val="ListBullet"/>
+        <w:keepLines w:val="0"/>
+      </w:pPr>
+      <w:r>
+        <w:rPr>
+          <w:rFonts w:ascii="SimSong" w:hAnsi="SimSong" w:eastAsia="SimSong"/>
+          <w:color w:val="1F2937"/>
+          <w:sz w:val="21"/>
+        </w:rPr>
+        <w:t>统一定义 provider、能力、优先级、签名、超时、重试、限流、熔断、降级和调用日志。</w:t>
+      </w:r>
+    </w:p>
+    <w:p>
+      <w:pPr>
+        <w:pStyle w:val="ListBullet"/>
+        <w:keepLines w:val="0"/>
+      </w:pPr>
+      <w:r>
+        <w:rPr>
+          <w:rFonts w:ascii="SimSong" w:hAnsi="SimSong" w:eastAsia="SimSong"/>
+          <w:color w:val="1F2937"/>
+          <w:sz w:val="21"/>
+        </w:rPr>
+        <w:t>顺丰和京东分别执行全站 10 次/秒限流，超出请求排到下一秒并返回可轮询的查询中状态。</w:t>
+      </w:r>
+    </w:p>
+    <w:p>
+      <w:pPr>
+        <w:pStyle w:val="ListBullet"/>
+        <w:keepLines w:val="0"/>
+      </w:pPr>
+      <w:r>
+        <w:rPr>
+          <w:rFonts w:ascii="SimSong" w:hAnsi="SimSong" w:eastAsia="SimSong"/>
+          <w:color w:val="1F2937"/>
+          <w:sz w:val="21"/>
+        </w:rPr>
+        <w:t>快递 100/快递鸟只作为次路由；所有降级必须记录原因，不能静默返回伪造时效。</w:t>
+      </w:r>
+    </w:p>
+    <w:p>
+      <w:pPr>
+        <w:pStyle w:val="ListBullet"/>
+        <w:keepLines w:val="0"/>
+      </w:pPr>
+      <w:r>
+        <w:rPr>
+          <w:rFonts w:ascii="SimSong" w:hAnsi="SimSong" w:eastAsia="SimSong"/>
+          <w:color w:val="1F2937"/>
+          <w:sz w:val="21"/>
+        </w:rPr>
+        <w:t>天气查询按发货日前一日 13:00-15:00 分片执行；历史线路时效由定时任务聚合。</w:t>
+      </w:r>
+    </w:p>
+    <w:p>
+      <w:pPr>
+        <w:pStyle w:val="ListBullet"/>
+        <w:keepLines w:val="0"/>
+      </w:pPr>
+      <w:r>
+        <w:rPr>
+          <w:rFonts w:ascii="SimSong" w:hAnsi="SimSong" w:eastAsia="SimSong"/>
+          <w:color w:val="1F2937"/>
+          <w:sz w:val="21"/>
+        </w:rPr>
+        <w:t>第三方密钥只来自配置中心或密钥管理，不写入数据库明文字段、源码或前端环境变量。</w:t>
+      </w:r>
+    </w:p>
+    <w:p>
+      <w:pPr>
+        <w:pStyle w:val="Heading3"/>
+      </w:pPr>
+      <w:r>
+        <w:t>4.4 可观测与合规</w:t>
+      </w:r>
+    </w:p>
+    <w:p>
+      <w:pPr>
+        <w:pStyle w:val="ListBullet"/>
+        <w:keepLines w:val="0"/>
+      </w:pPr>
+      <w:r>
+        <w:rPr>
+          <w:rFonts w:ascii="SimSong" w:hAnsi="SimSong" w:eastAsia="SimSong"/>
+          <w:color w:val="1F2937"/>
+          <w:sz w:val="21"/>
+        </w:rPr>
+        <w:t>平台管理员、商户员工和访客操作日志分表或分存储，权限与留存策略独立。</w:t>
+      </w:r>
+    </w:p>
+    <w:p>
+      <w:pPr>
+        <w:pStyle w:val="ListBullet"/>
+        <w:keepLines w:val="0"/>
+      </w:pPr>
+      <w:r>
+        <w:rPr>
+          <w:rFonts w:ascii="SimSong" w:hAnsi="SimSong" w:eastAsia="SimSong"/>
+          <w:color w:val="1F2937"/>
+          <w:sz w:val="21"/>
+        </w:rPr>
+        <w:t>审计日志不可编辑删除，至少保留 3 年；未办结纠纷、认证材料和争议证据按规则永久保留。</w:t>
+      </w:r>
+    </w:p>
+    <w:p>
+      <w:pPr>
+        <w:pStyle w:val="ListBullet"/>
+        <w:keepLines w:val="0"/>
+      </w:pPr>
+      <w:r>
+        <w:rPr>
+          <w:rFonts w:ascii="SimSong" w:hAnsi="SimSong" w:eastAsia="SimSong"/>
+          <w:color w:val="1F2937"/>
+          <w:sz w:val="21"/>
+        </w:rPr>
+        <w:t>支付回调失败、消息失败、定时任务失败、存储不足和外部接口连续异常生成告警事件。</w:t>
+      </w:r>
+    </w:p>
+    <w:p>
+      <w:pPr>
+        <w:pStyle w:val="ListBullet"/>
+        <w:keepLines w:val="0"/>
+      </w:pPr>
+      <w:r>
+        <w:rPr>
+          <w:rFonts w:ascii="SimSong" w:hAnsi="SimSong" w:eastAsia="SimSong"/>
+          <w:color w:val="1F2937"/>
+          <w:sz w:val="21"/>
+        </w:rPr>
+        <w:t>数据库每日自动备份，备份包保留 7 天；审计和财务日志支持按月打包导出。</w:t>
+      </w:r>
+    </w:p>
+    <w:p>
+      <w:pPr>
+        <w:pStyle w:val="ListBullet"/>
+        <w:keepLines w:val="0"/>
+      </w:pPr>
+      <w:r>
+        <w:rPr>
+          <w:rFonts w:ascii="SimSong" w:hAnsi="SimSong" w:eastAsia="SimSong"/>
+          <w:color w:val="1F2937"/>
+          <w:sz w:val="21"/>
+        </w:rPr>
+        <w:t>核心接口输出 trace ID，外部接口调用、异步任务和工单事件可串联追踪。</w:t>
+      </w:r>
+    </w:p>
+    <w:p>
+      <w:pPr>
+        <w:pStyle w:val="Heading2"/>
+      </w:pPr>
+      <w:r>
+        <w:t>5. 前端任务拆分</w:t>
+      </w:r>
+    </w:p>
+    <w:p>
+      <w:pPr>
+        <w:pStyle w:val="Heading3"/>
+      </w:pPr>
+      <w:r>
+        <w:t>5.1 商户端</w:t>
+      </w:r>
+    </w:p>
+    <w:p>
+      <w:pPr>
+        <w:pStyle w:val="ListBullet"/>
+        <w:keepLines w:val="0"/>
+      </w:pPr>
+      <w:r>
+        <w:rPr>
+          <w:rFonts w:ascii="SimSong" w:hAnsi="SimSong" w:eastAsia="SimSong"/>
+          <w:color w:val="1F2937"/>
+          <w:sz w:val="21"/>
+        </w:rPr>
+        <w:t>首页与全局工作台：仓库筛选、今日/汇总指标、库存风险、任务、完成说明、抽检和评分。</w:t>
+      </w:r>
+    </w:p>
+    <w:p>
+      <w:pPr>
+        <w:pStyle w:val="ListBullet"/>
+        <w:keepLines w:val="0"/>
+      </w:pPr>
+      <w:r>
+        <w:rPr>
+          <w:rFonts w:ascii="SimSong" w:hAnsi="SimSong" w:eastAsia="SimSong"/>
+          <w:color w:val="1F2937"/>
+          <w:sz w:val="21"/>
+        </w:rPr>
+        <w:t>订单中心：录单、复制解析、库存/时效校验、订单详情、编辑记录、批注已阅、状态操作和受限导出。</w:t>
+      </w:r>
+    </w:p>
+    <w:p>
+      <w:pPr>
+        <w:pStyle w:val="ListBullet"/>
+        <w:keepLines w:val="0"/>
+      </w:pPr>
+      <w:r>
+        <w:rPr>
+          <w:rFonts w:ascii="SimSong" w:hAnsi="SimSong" w:eastAsia="SimSong"/>
+          <w:color w:val="1F2937"/>
+          <w:sz w:val="21"/>
+        </w:rPr>
+        <w:t>商品与仓库：标准型号、常用型号、商品、SN、配件、套餐、仓库、库存快照、调货、盘点和扫码。</w:t>
+      </w:r>
+    </w:p>
+    <w:p>
+      <w:pPr>
+        <w:pStyle w:val="ListBullet"/>
+        <w:keepLines w:val="0"/>
+      </w:pPr>
+      <w:r>
+        <w:rPr>
+          <w:rFonts w:ascii="SimSong" w:hAnsi="SimSong" w:eastAsia="SimSong"/>
+          <w:color w:val="1F2937"/>
+          <w:sz w:val="21"/>
+        </w:rPr>
+        <w:t>物流与客户服务：快递下单、路由、时效、归还物流、视频、客户小程序和公众号配置。</w:t>
+      </w:r>
+    </w:p>
+    <w:p>
+      <w:pPr>
+        <w:pStyle w:val="ListBullet"/>
+        <w:keepLines w:val="0"/>
+      </w:pPr>
+      <w:r>
+        <w:rPr>
+          <w:rFonts w:ascii="SimSong" w:hAnsi="SimSong" w:eastAsia="SimSong"/>
+          <w:color w:val="1F2937"/>
+          <w:sz w:val="21"/>
+        </w:rPr>
+        <w:t>员工协作：用户、角色、菜单、仓库权限、任务、内部通知、知识库、操作记录和回收站。</w:t>
+      </w:r>
+    </w:p>
+    <w:p>
+      <w:pPr>
+        <w:pStyle w:val="ListBullet"/>
+        <w:keepLines w:val="0"/>
+      </w:pPr>
+      <w:r>
+        <w:rPr>
+          <w:rFonts w:ascii="SimSong" w:hAnsi="SimSong" w:eastAsia="SimSong"/>
+          <w:color w:val="1F2937"/>
+          <w:sz w:val="21"/>
+        </w:rPr>
+        <w:t>商业与协作：账户、发票、增值服务、联盟、订单大厅、赔付模板、免押和市场。</w:t>
+      </w:r>
+    </w:p>
+    <w:p>
+      <w:pPr>
+        <w:pStyle w:val="Heading3"/>
+      </w:pPr>
+      <w:r>
+        <w:t>5.2 平台端</w:t>
+      </w:r>
+    </w:p>
+    <w:p>
+      <w:pPr>
+        <w:pStyle w:val="ListBullet"/>
+        <w:keepLines w:val="0"/>
+      </w:pPr>
+      <w:r>
+        <w:rPr>
+          <w:rFonts w:ascii="SimSong" w:hAnsi="SimSong" w:eastAsia="SimSong"/>
+          <w:color w:val="1F2937"/>
+          <w:sz w:val="21"/>
+        </w:rPr>
+        <w:t>平台治理：协议版本、商品标准、会员权限模板、全局参数、增值服务和消息通知。</w:t>
+      </w:r>
+    </w:p>
+    <w:p>
+      <w:pPr>
+        <w:pStyle w:val="ListBullet"/>
+        <w:keepLines w:val="0"/>
+      </w:pPr>
+      <w:r>
+        <w:rPr>
+          <w:rFonts w:ascii="SimSong" w:hAnsi="SimSong" w:eastAsia="SimSong"/>
+          <w:color w:val="1F2937"/>
+          <w:sz w:val="21"/>
+        </w:rPr>
+        <w:t>商户与认证：注册审核、材料、会员类型、接单资格、信用、黑名单、冻结和申诉。</w:t>
+      </w:r>
+    </w:p>
+    <w:p>
+      <w:pPr>
+        <w:pStyle w:val="ListBullet"/>
+        <w:keepLines w:val="0"/>
+      </w:pPr>
+      <w:r>
+        <w:rPr>
+          <w:rFonts w:ascii="SimSong" w:hAnsi="SimSong" w:eastAsia="SimSong"/>
+          <w:color w:val="1F2937"/>
+          <w:sz w:val="21"/>
+        </w:rPr>
+        <w:t>全局业务：订单大厅、库存、订单、物流、售后、客服工单、合同和证据。</w:t>
+      </w:r>
+    </w:p>
+    <w:p>
+      <w:pPr>
+        <w:pStyle w:val="ListBullet"/>
+        <w:keepLines w:val="0"/>
+      </w:pPr>
+      <w:r>
+        <w:rPr>
+          <w:rFonts w:ascii="SimSong" w:hAnsi="SimSong" w:eastAsia="SimSong"/>
+          <w:color w:val="1F2937"/>
+          <w:sz w:val="21"/>
+        </w:rPr>
+        <w:t>财务与风控：账户、分账、提现、开票、红冲、保证金、纠纷冻结、退款和异常账单。</w:t>
+      </w:r>
+    </w:p>
+    <w:p>
+      <w:pPr>
+        <w:pStyle w:val="ListBullet"/>
+        <w:keepLines w:val="0"/>
+      </w:pPr>
+      <w:r>
+        <w:rPr>
+          <w:rFonts w:ascii="SimSong" w:hAnsi="SimSong" w:eastAsia="SimSong"/>
+          <w:color w:val="1F2937"/>
+          <w:sz w:val="21"/>
+        </w:rPr>
+        <w:t>经营与运维：城市/商品趋势、活跃度、推广、审计、容量、备份、告警和任务监控。</w:t>
+      </w:r>
+    </w:p>
+    <w:p>
+      <w:pPr>
+        <w:pStyle w:val="Heading3"/>
+      </w:pPr>
+      <w:r>
+        <w:t>5.3 共享前端能力</w:t>
+      </w:r>
+    </w:p>
+    <w:p>
+      <w:pPr>
+        <w:pStyle w:val="ListBullet"/>
+        <w:keepLines w:val="0"/>
+      </w:pPr>
+      <w:r>
+        <w:rPr>
+          <w:rFonts w:ascii="SimSong" w:hAnsi="SimSong" w:eastAsia="SimSong"/>
+          <w:color w:val="1F2937"/>
+          <w:sz w:val="21"/>
+        </w:rPr>
+        <w:t>脱敏文本、明文查看审计、仓库选择器、SN 选择器、商品套餐选择器、状态时间线和库存穿透。</w:t>
+      </w:r>
+    </w:p>
+    <w:p>
+      <w:pPr>
+        <w:pStyle w:val="ListBullet"/>
+        <w:keepLines w:val="0"/>
+      </w:pPr>
+      <w:r>
+        <w:rPr>
+          <w:rFonts w:ascii="SimSong" w:hAnsi="SimSong" w:eastAsia="SimSong"/>
+          <w:color w:val="1F2937"/>
+          <w:sz w:val="21"/>
+        </w:rPr>
+        <w:t>私有上传、附件预览、协议确认、富文本安全渲染、版本对比和审计日志抽屉。</w:t>
+      </w:r>
+    </w:p>
+    <w:p>
+      <w:pPr>
+        <w:pStyle w:val="ListBullet"/>
+        <w:keepLines w:val="0"/>
+      </w:pPr>
+      <w:r>
+        <w:rPr>
+          <w:rFonts w:ascii="SimSong" w:hAnsi="SimSong" w:eastAsia="SimSong"/>
+          <w:color w:val="1F2937"/>
+          <w:sz w:val="21"/>
+        </w:rPr>
+        <w:t>统一的金额、日期、手机号、证件、枚举和错误码展示；禁止页面自行计算核心库存或财务口径。</w:t>
+      </w:r>
+    </w:p>
+    <w:p>
+      <w:pPr>
+        <w:pStyle w:val="Heading2"/>
+      </w:pPr>
+      <w:r>
+        <w:t>6. 数据库演进计划</w:t>
+      </w:r>
+    </w:p>
+    <w:p>
+      <w:pPr>
+        <w:pStyle w:val="Heading3"/>
+      </w:pPr>
+      <w:r>
+        <w:t>6.1 现有表继续使用</w:t>
+      </w:r>
+    </w:p>
+    <w:p>
+      <w:pPr>
+        <w:spacing w:after="120"/>
+      </w:pPr>
+      <w:r>
+        <w:rPr>
+          <w:rFonts w:ascii="SimSong" w:hAnsi="SimSong" w:eastAsia="SimSong"/>
+          <w:b w:val="0"/>
+          <w:color w:val="1F2937"/>
+          <w:sz w:val="21"/>
+        </w:rPr>
+        <w:t>当前 ry_rental 的 49 张表继续承载商户身份、仓库、商品、SN、套餐、客户、订单、库存、物流、媒体、售后、基础财务、联盟、市场、授权、分享、免押、幂等和审计。</w:t>
+      </w:r>
+    </w:p>
+    <w:p>
+      <w:pPr>
+        <w:pStyle w:val="Heading3"/>
+      </w:pPr>
+      <w:r>
+        <w:t>6.2 新增表组</w:t>
+      </w:r>
+    </w:p>
+    <w:p>
+      <w:pPr>
+        <w:pStyle w:val="ListBullet"/>
+        <w:keepLines w:val="0"/>
+      </w:pPr>
+      <w:r>
+        <w:rPr>
+          <w:rFonts w:ascii="SimSong" w:hAnsi="SimSong" w:eastAsia="SimSong"/>
+          <w:color w:val="1F2937"/>
+          <w:sz w:val="21"/>
+        </w:rPr>
+        <w:t>协议：协议、版本、接受记录。</w:t>
+      </w:r>
+    </w:p>
+    <w:p>
+      <w:pPr>
+        <w:pStyle w:val="ListBullet"/>
+        <w:keepLines w:val="0"/>
+      </w:pPr>
+      <w:r>
+        <w:rPr>
+          <w:rFonts w:ascii="SimSong" w:hAnsi="SimSong" w:eastAsia="SimSong"/>
+          <w:color w:val="1F2937"/>
+          <w:sz w:val="21"/>
+        </w:rPr>
+        <w:t>认证信用：认证批次、认证材料、信用事件、黑名单记录。</w:t>
+      </w:r>
+    </w:p>
+    <w:p>
+      <w:pPr>
+        <w:pStyle w:val="ListBullet"/>
+        <w:keepLines w:val="0"/>
+      </w:pPr>
+      <w:r>
+        <w:rPr>
+          <w:rFonts w:ascii="SimSong" w:hAnsi="SimSong" w:eastAsia="SimSong"/>
+          <w:color w:val="1F2937"/>
+          <w:sz w:val="21"/>
+        </w:rPr>
+        <w:t>工作协作：任务、指派、提交、质检评分、回收站。</w:t>
+      </w:r>
+    </w:p>
+    <w:p>
+      <w:pPr>
+        <w:pStyle w:val="ListBullet"/>
+        <w:keepLines w:val="0"/>
+      </w:pPr>
+      <w:r>
+        <w:rPr>
+          <w:rFonts w:ascii="SimSong" w:hAnsi="SimSong" w:eastAsia="SimSong"/>
+          <w:color w:val="1F2937"/>
+          <w:sz w:val="21"/>
+        </w:rPr>
+        <w:t>内容：内部通知、受众、已读，知识分类、文章、版本和阅读记录。</w:t>
+      </w:r>
+    </w:p>
+    <w:p>
+      <w:pPr>
+        <w:pStyle w:val="ListBullet"/>
+        <w:keepLines w:val="0"/>
+      </w:pPr>
+      <w:r>
+        <w:rPr>
+          <w:rFonts w:ascii="SimSong" w:hAnsi="SimSong" w:eastAsia="SimSong"/>
+          <w:color w:val="1F2937"/>
+          <w:sz w:val="21"/>
+        </w:rPr>
+        <w:t>工单证据：客服工单、分配、事件、附件，合同模板、订单合同和签约证据。</w:t>
+      </w:r>
+    </w:p>
+    <w:p>
+      <w:pPr>
+        <w:pStyle w:val="ListBullet"/>
+        <w:keepLines w:val="0"/>
+      </w:pPr>
+      <w:r>
+        <w:rPr>
+          <w:rFonts w:ascii="SimSong" w:hAnsi="SimSong" w:eastAsia="SimSong"/>
+          <w:color w:val="1F2937"/>
+          <w:sz w:val="21"/>
+        </w:rPr>
+        <w:t>财务：资金账户、账户流水、冻结记录、分账、结算、提现、开票申请和红冲。</w:t>
+      </w:r>
+    </w:p>
+    <w:p>
+      <w:pPr>
+        <w:pStyle w:val="ListBullet"/>
+        <w:keepLines w:val="0"/>
+      </w:pPr>
+      <w:r>
+        <w:rPr>
+          <w:rFonts w:ascii="SimSong" w:hAnsi="SimSong" w:eastAsia="SimSong"/>
+          <w:color w:val="1F2937"/>
+          <w:sz w:val="21"/>
+        </w:rPr>
+        <w:t>接口运维：提供方、调用日志、历史时效样本、容量流水、告警事件和备份记录。</w:t>
+      </w:r>
+    </w:p>
+    <w:p>
+      <w:pPr>
+        <w:pStyle w:val="ListBullet"/>
+        <w:keepLines w:val="0"/>
+      </w:pPr>
+      <w:r>
+        <w:rPr>
+          <w:rFonts w:ascii="SimSong" w:hAnsi="SimSong" w:eastAsia="SimSong"/>
+          <w:color w:val="1F2937"/>
+          <w:sz w:val="21"/>
+        </w:rPr>
+        <w:t>访客：访客会话、协议接受和访客操作日志。</w:t>
+      </w:r>
+    </w:p>
+    <w:p>
+      <w:pPr>
+        <w:spacing w:after="120"/>
+      </w:pPr>
+      <w:r>
+        <w:rPr>
+          <w:rFonts w:ascii="SimSong" w:hAnsi="SimSong" w:eastAsia="SimSong"/>
+          <w:b w:val="0"/>
+          <w:color w:val="1F2937"/>
+          <w:sz w:val="21"/>
+        </w:rPr>
+        <w:t>每个表组先提交 ER 图、字段字典、唯一约束、租户索引、状态枚举、留存策略和迁移回滚说明，再编写正式迁移。</w:t>
+      </w:r>
+    </w:p>
+    <w:p>
+      <w:pPr>
+        <w:pStyle w:val="Heading2"/>
+      </w:pPr>
+      <w:r>
+        <w:t>7. 分阶段开发计划</w:t>
+      </w:r>
+    </w:p>
+    <w:p>
+      <w:pPr>
+        <w:pStyle w:val="Heading3"/>
+      </w:pPr>
+      <w:r>
+        <w:t>第 0 阶段：工程和部署基线（已完成）</w:t>
+      </w:r>
+    </w:p>
+    <w:p>
+      <w:pPr>
+        <w:pStyle w:val="ListBullet"/>
+        <w:keepLines w:val="0"/>
+      </w:pPr>
+      <w:r>
+        <w:rPr>
+          <w:rFonts w:ascii="SimSong" w:hAnsi="SimSong" w:eastAsia="SimSong"/>
+          <w:color w:val="1F2937"/>
+          <w:sz w:val="21"/>
+        </w:rPr>
+        <w:t>建立后端、双前端、MySQL、Redis、Nacos、文件和任务服务的一键部署链路。</w:t>
+      </w:r>
+    </w:p>
+    <w:p>
+      <w:pPr>
+        <w:pStyle w:val="ListBullet"/>
+        <w:keepLines w:val="0"/>
+      </w:pPr>
+      <w:r>
+        <w:rPr>
+          <w:rFonts w:ascii="SimSong" w:hAnsi="SimSong" w:eastAsia="SimSong"/>
+          <w:color w:val="1F2937"/>
+          <w:sz w:val="21"/>
+        </w:rPr>
+        <w:t>统一 Java 17、Node、MySQL、时区、镜像和环境变量基线。</w:t>
+      </w:r>
+    </w:p>
+    <w:p>
+      <w:pPr>
+        <w:pStyle w:val="ListBullet"/>
+        <w:keepLines w:val="0"/>
+      </w:pPr>
+      <w:r>
+        <w:rPr>
+          <w:rFonts w:ascii="SimSong" w:hAnsi="SimSong" w:eastAsia="SimSong"/>
+          <w:color w:val="1F2937"/>
+          <w:sz w:val="21"/>
+        </w:rPr>
+        <w:t>验收：本地 Docker 可重复启动，基础服务健康检查通过，部署不强制重复拉取已有镜像。</w:t>
+      </w:r>
+    </w:p>
+    <w:p>
+      <w:pPr>
+        <w:pStyle w:val="Heading3"/>
+      </w:pPr>
+      <w:r>
+        <w:t>第 1 阶段：双端身份、商户入驻与权限骨架（已完成）</w:t>
+      </w:r>
+    </w:p>
+    <w:p>
+      <w:pPr>
+        <w:pStyle w:val="ListBullet"/>
+        <w:keepLines w:val="0"/>
+      </w:pPr>
+      <w:r>
+        <w:rPr>
+          <w:rFonts w:ascii="SimSong" w:hAnsi="SimSong" w:eastAsia="SimSong"/>
+          <w:color w:val="1F2937"/>
+          <w:sz w:val="21"/>
+        </w:rPr>
+        <w:t>平台与商户用户、角色、菜单、Controller、会话和接口命名空间彻底拆分。</w:t>
+      </w:r>
+    </w:p>
+    <w:p>
+      <w:pPr>
+        <w:pStyle w:val="ListBullet"/>
+        <w:keepLines w:val="0"/>
+      </w:pPr>
+      <w:r>
+        <w:rPr>
+          <w:rFonts w:ascii="SimSong" w:hAnsi="SimSong" w:eastAsia="SimSong"/>
+          <w:color w:val="1F2937"/>
+          <w:sz w:val="21"/>
+        </w:rPr>
+        <w:t>完成公开入驻、平台审核、驳回重提、审核后开通管理员、首次验证码登录和初始化密码。</w:t>
+      </w:r>
+    </w:p>
+    <w:p>
+      <w:pPr>
+        <w:pStyle w:val="ListBullet"/>
+        <w:keepLines w:val="0"/>
+      </w:pPr>
+      <w:r>
+        <w:rPr>
+          <w:rFonts w:ascii="SimSong" w:hAnsi="SimSong" w:eastAsia="SimSong"/>
+          <w:color w:val="1F2937"/>
+          <w:sz w:val="21"/>
+        </w:rPr>
+        <w:t>完成商户上下文、仓库范围、商户用户权限、会话失效和商户操作日志。</w:t>
+      </w:r>
+    </w:p>
+    <w:p>
+      <w:pPr>
+        <w:pStyle w:val="ListBullet"/>
+        <w:keepLines w:val="0"/>
+      </w:pPr>
+      <w:r>
+        <w:rPr>
+          <w:rFonts w:ascii="SimSong" w:hAnsi="SimSong" w:eastAsia="SimSong"/>
+          <w:color w:val="1F2937"/>
+          <w:sz w:val="21"/>
+        </w:rPr>
+        <w:t>验收结果见第 1 阶段完成状态（./第1阶段完成状态.md）。</w:t>
+      </w:r>
+    </w:p>
+    <w:p>
+      <w:pPr>
+        <w:pStyle w:val="Heading3"/>
+      </w:pPr>
+      <w:r>
+        <w:t>第 2 阶段：治理基础与业务主数据（3 周，下一阶段）</w:t>
+      </w:r>
+    </w:p>
+    <w:p>
+      <w:pPr>
+        <w:pStyle w:val="ListBullet"/>
+        <w:keepLines w:val="0"/>
+      </w:pPr>
+      <w:r>
+        <w:rPr>
+          <w:rFonts w:ascii="SimSong" w:hAnsi="SimSong" w:eastAsia="SimSong"/>
+          <w:color w:val="1F2937"/>
+          <w:sz w:val="21"/>
+        </w:rPr>
+        <w:t>协议版本与接受记录、商户完整认证材料、三类会员和接单资格。</w:t>
+      </w:r>
+    </w:p>
+    <w:p>
+      <w:pPr>
+        <w:pStyle w:val="ListBullet"/>
+        <w:keepLines w:val="0"/>
+      </w:pPr>
+      <w:r>
+        <w:rPr>
+          <w:rFonts w:ascii="SimSong" w:hAnsi="SimSong" w:eastAsia="SimSong"/>
+          <w:color w:val="1F2937"/>
+          <w:sz w:val="21"/>
+        </w:rPr>
+        <w:t>平台商品分类/品牌型号、商户常用型号、仓库、商品、SN、配件、套餐和来源设置。</w:t>
+      </w:r>
+    </w:p>
+    <w:p>
+      <w:pPr>
+        <w:pStyle w:val="ListBullet"/>
+        <w:keepLines w:val="0"/>
+      </w:pPr>
+      <w:r>
+        <w:rPr>
+          <w:rFonts w:ascii="SimSong" w:hAnsi="SimSong" w:eastAsia="SimSong"/>
+          <w:color w:val="1F2937"/>
+          <w:sz w:val="21"/>
+        </w:rPr>
+        <w:t>文件私有访问、配额流水、数据字典、统一错误码和 OpenAPI 契约。</w:t>
+      </w:r>
+    </w:p>
+    <w:p>
+      <w:pPr>
+        <w:pStyle w:val="ListBullet"/>
+        <w:keepLines w:val="0"/>
+      </w:pPr>
+      <w:r>
+        <w:rPr>
+          <w:rFonts w:ascii="SimSong" w:hAnsi="SimSong" w:eastAsia="SimSong"/>
+          <w:color w:val="1F2937"/>
+          <w:sz w:val="21"/>
+        </w:rPr>
+        <w:t>完成租赁业务服务骨架，所有基础 CRUD 接入商户/仓库隔离和平台只读治理接口。</w:t>
+      </w:r>
+    </w:p>
+    <w:p>
+      <w:pPr>
+        <w:pStyle w:val="ListBullet"/>
+        <w:keepLines w:val="0"/>
+      </w:pPr>
+      <w:r>
+        <w:rPr>
+          <w:rFonts w:ascii="SimSong" w:hAnsi="SimSong" w:eastAsia="SimSong"/>
+          <w:color w:val="1F2937"/>
+          <w:sz w:val="21"/>
+        </w:rPr>
+        <w:t>验收：跨商户/跨仓库测试全部拒绝；协议重新确认生效；认证材料和审核历史可追溯；主数据可导入导出且有审计。</w:t>
+      </w:r>
+    </w:p>
+    <w:p>
+      <w:pPr>
+        <w:pStyle w:val="Heading3"/>
+      </w:pPr>
+      <w:r>
+        <w:t>第 3 阶段：订单主流程 MVP（4 周）</w:t>
+      </w:r>
+    </w:p>
+    <w:p>
+      <w:pPr>
+        <w:pStyle w:val="ListBullet"/>
+        <w:keepLines w:val="0"/>
+      </w:pPr>
+      <w:r>
+        <w:rPr>
+          <w:rFonts w:ascii="SimSong" w:hAnsi="SimSong" w:eastAsia="SimSong"/>
+          <w:color w:val="1F2937"/>
+          <w:sz w:val="21"/>
+        </w:rPr>
+        <w:t>手工录单、复制文本解析、商品/套餐明细、库存区间校验、仓库选择、SN 后绑定和编辑记录。</w:t>
+      </w:r>
+    </w:p>
+    <w:p>
+      <w:pPr>
+        <w:pStyle w:val="ListBullet"/>
+        <w:keepLines w:val="0"/>
+      </w:pPr>
+      <w:r>
+        <w:rPr>
+          <w:rFonts w:ascii="SimSong" w:hAnsi="SimSong" w:eastAsia="SimSong"/>
+          <w:color w:val="1F2937"/>
+          <w:sz w:val="21"/>
+        </w:rPr>
+        <w:t>备货、发货、物流单号、视频、租用、归还、验机、可完结、售后、取消和追回状态机。</w:t>
+      </w:r>
+    </w:p>
+    <w:p>
+      <w:pPr>
+        <w:pStyle w:val="ListBullet"/>
+        <w:keepLines w:val="0"/>
+      </w:pPr>
+      <w:r>
+        <w:rPr>
+          <w:rFonts w:ascii="SimSong" w:hAnsi="SimSong" w:eastAsia="SimSong"/>
+          <w:color w:val="1F2937"/>
+          <w:sz w:val="21"/>
+        </w:rPr>
+        <w:t>抽检批注、置顶/已阅、备注和受限导出。</w:t>
+      </w:r>
+    </w:p>
+    <w:p>
+      <w:pPr>
+        <w:pStyle w:val="ListBullet"/>
+        <w:keepLines w:val="0"/>
+      </w:pPr>
+      <w:r>
+        <w:rPr>
+          <w:rFonts w:ascii="SimSong" w:hAnsi="SimSong" w:eastAsia="SimSong"/>
+          <w:color w:val="1F2937"/>
+          <w:sz w:val="21"/>
+        </w:rPr>
+        <w:t>验收：从录单到完结闭环可重复演示；状态不可非法跳转；库存和订单流水一致；互助/外部订单脱敏且不可批量导出。</w:t>
+      </w:r>
+    </w:p>
+    <w:p>
+      <w:pPr>
+        <w:pStyle w:val="Heading3"/>
+      </w:pPr>
+      <w:r>
+        <w:t>第 4 阶段：库存预测与仓库作业（3 周）</w:t>
+      </w:r>
+    </w:p>
+    <w:p>
+      <w:pPr>
+        <w:pStyle w:val="ListBullet"/>
+        <w:keepLines w:val="0"/>
+      </w:pPr>
+      <w:r>
+        <w:rPr>
+          <w:rFonts w:ascii="SimSong" w:hAnsi="SimSong" w:eastAsia="SimSong"/>
+          <w:color w:val="1F2937"/>
+          <w:sz w:val="21"/>
+        </w:rPr>
+        <w:t>未来 30 天商品/套餐预计库存逐日独立重算、实时空闲、物流库存和库存穿透。</w:t>
+      </w:r>
+    </w:p>
+    <w:p>
+      <w:pPr>
+        <w:pStyle w:val="ListBullet"/>
+        <w:keepLines w:val="0"/>
+      </w:pPr>
+      <w:r>
+        <w:rPr>
+          <w:rFonts w:ascii="SimSong" w:hAnsi="SimSong" w:eastAsia="SimSong"/>
+          <w:color w:val="1F2937"/>
+          <w:sz w:val="21"/>
+        </w:rPr>
+        <w:t>全局/型号百分比和保护个数、告警、智能仓调、智能转发和人工确认。</w:t>
+      </w:r>
+    </w:p>
+    <w:p>
+      <w:pPr>
+        <w:pStyle w:val="ListBullet"/>
+        <w:keepLines w:val="0"/>
+      </w:pPr>
+      <w:r>
+        <w:rPr>
+          <w:rFonts w:ascii="SimSong" w:hAnsi="SimSong" w:eastAsia="SimSong"/>
+          <w:color w:val="1F2937"/>
+          <w:sz w:val="21"/>
+        </w:rPr>
+        <w:t>商品码入出库、快递码匹配、连续盘点、异常库存和跨仓归还。</w:t>
+      </w:r>
+    </w:p>
+    <w:p>
+      <w:pPr>
+        <w:pStyle w:val="ListBullet"/>
+        <w:keepLines w:val="0"/>
+      </w:pPr>
+      <w:r>
+        <w:rPr>
+          <w:rFonts w:ascii="SimSong" w:hAnsi="SimSong" w:eastAsia="SimSong"/>
+          <w:color w:val="1F2937"/>
+          <w:sz w:val="21"/>
+        </w:rPr>
+        <w:t>验收：任一库存数字可追溯至 SN、订单和流水；快照重跑结果一致；并发预占不产生负库存。</w:t>
+      </w:r>
+    </w:p>
+    <w:p>
+      <w:pPr>
+        <w:pStyle w:val="Heading3"/>
+      </w:pPr>
+      <w:r>
+        <w:t>第 5 阶段：物流、时效与客户入口（3 周）</w:t>
+      </w:r>
+    </w:p>
+    <w:p>
+      <w:pPr>
+        <w:pStyle w:val="ListBullet"/>
+        <w:keepLines w:val="0"/>
+      </w:pPr>
+      <w:r>
+        <w:rPr>
+          <w:rFonts w:ascii="SimSong" w:hAnsi="SimSong" w:eastAsia="SimSong"/>
+          <w:color w:val="1F2937"/>
+          <w:sz w:val="21"/>
+        </w:rPr>
+        <w:t>顺丰/京东主路由、次路由回退、全站 10 次/秒队列、历史时效和天气批处理。</w:t>
+      </w:r>
+    </w:p>
+    <w:p>
+      <w:pPr>
+        <w:pStyle w:val="ListBullet"/>
+        <w:keepLines w:val="0"/>
+      </w:pPr>
+      <w:r>
+        <w:rPr>
+          <w:rFonts w:ascii="SimSong" w:hAnsi="SimSong" w:eastAsia="SimSong"/>
+          <w:color w:val="1F2937"/>
+          <w:sz w:val="21"/>
+        </w:rPr>
+        <w:t>物流下单、取消、路由同步、晚到/丢失赔付和异常告警。</w:t>
+      </w:r>
+    </w:p>
+    <w:p>
+      <w:pPr>
+        <w:pStyle w:val="ListBullet"/>
+        <w:keepLines w:val="0"/>
+      </w:pPr>
+      <w:r>
+        <w:rPr>
+          <w:rFonts w:ascii="SimSong" w:hAnsi="SimSong" w:eastAsia="SimSong"/>
+          <w:color w:val="1F2937"/>
+          <w:sz w:val="21"/>
+        </w:rPr>
+        <w:t>客户手机号/微信验证、协议确认、订单查询、视频、归还物流和商户小程序能力。</w:t>
+      </w:r>
+    </w:p>
+    <w:p>
+      <w:pPr>
+        <w:pStyle w:val="ListBullet"/>
+        <w:keepLines w:val="0"/>
+      </w:pPr>
+      <w:r>
+        <w:rPr>
+          <w:rFonts w:ascii="SimSong" w:hAnsi="SimSong" w:eastAsia="SimSong"/>
+          <w:color w:val="1F2937"/>
+          <w:sz w:val="21"/>
+        </w:rPr>
+        <w:t>验收：客户只能访问匹配订单，归还仓不可修改；限流压测符合规则；第三方重试和回调具备幂等。</w:t>
+      </w:r>
+    </w:p>
+    <w:p>
+      <w:pPr>
+        <w:pStyle w:val="Heading3"/>
+      </w:pPr>
+      <w:r>
+        <w:t>第 6 阶段：商户协作与内容（2-3 周）</w:t>
+      </w:r>
+    </w:p>
+    <w:p>
+      <w:pPr>
+        <w:pStyle w:val="ListBullet"/>
+        <w:keepLines w:val="0"/>
+      </w:pPr>
+      <w:r>
+        <w:rPr>
+          <w:rFonts w:ascii="SimSong" w:hAnsi="SimSong" w:eastAsia="SimSong"/>
+          <w:color w:val="1F2937"/>
+          <w:sz w:val="21"/>
+        </w:rPr>
+        <w:t>全局工作台、管理/个人任务、完成说明、超时提醒、抽检、评分和日报。</w:t>
+      </w:r>
+    </w:p>
+    <w:p>
+      <w:pPr>
+        <w:pStyle w:val="ListBullet"/>
+        <w:keepLines w:val="0"/>
+      </w:pPr>
+      <w:r>
+        <w:rPr>
+          <w:rFonts w:ascii="SimSong" w:hAnsi="SimSong" w:eastAsia="SimSong"/>
+          <w:color w:val="1F2937"/>
+          <w:sz w:val="21"/>
+        </w:rPr>
+        <w:t>内部通知、员工分组、置顶、生效/下线、已读记录。</w:t>
+      </w:r>
+    </w:p>
+    <w:p>
+      <w:pPr>
+        <w:pStyle w:val="ListBullet"/>
+        <w:keepLines w:val="0"/>
+      </w:pPr>
+      <w:r>
+        <w:rPr>
+          <w:rFonts w:ascii="SimSong" w:hAnsi="SimSong" w:eastAsia="SimSong"/>
+          <w:color w:val="1F2937"/>
+          <w:sz w:val="21"/>
+        </w:rPr>
+        <w:t>私有知识库、多级分类、附件、版本、阅读权限、阅读统计和违规下架。</w:t>
+      </w:r>
+    </w:p>
+    <w:p>
+      <w:pPr>
+        <w:pStyle w:val="ListBullet"/>
+        <w:keepLines w:val="0"/>
+      </w:pPr>
+      <w:r>
+        <w:rPr>
+          <w:rFonts w:ascii="SimSong" w:hAnsi="SimSong" w:eastAsia="SimSong"/>
+          <w:color w:val="1F2937"/>
+          <w:sz w:val="21"/>
+        </w:rPr>
+        <w:t>30 天回收站和按条恢复，编辑/删除前后值记录。</w:t>
+      </w:r>
+    </w:p>
+    <w:p>
+      <w:pPr>
+        <w:pStyle w:val="ListBullet"/>
+        <w:keepLines w:val="0"/>
+      </w:pPr>
+      <w:r>
+        <w:rPr>
+          <w:rFonts w:ascii="SimSong" w:hAnsi="SimSong" w:eastAsia="SimSong"/>
+          <w:color w:val="1F2937"/>
+          <w:sz w:val="21"/>
+        </w:rPr>
+        <w:t>验收：内容只对本商户授权员工可见；平台普通管理员不可看正文；版本和恢复流程可追溯。</w:t>
+      </w:r>
+    </w:p>
+    <w:p>
+      <w:pPr>
+        <w:pStyle w:val="Heading3"/>
+      </w:pPr>
+      <w:r>
+        <w:t>第 7 阶段：平台工单、合同、财务与风控（4 周）</w:t>
+      </w:r>
+    </w:p>
+    <w:p>
+      <w:pPr>
+        <w:pStyle w:val="ListBullet"/>
+        <w:keepLines w:val="0"/>
+      </w:pPr>
+      <w:r>
+        <w:rPr>
+          <w:rFonts w:ascii="SimSong" w:hAnsi="SimSong" w:eastAsia="SimSong"/>
+          <w:color w:val="1F2937"/>
+          <w:sz w:val="21"/>
+        </w:rPr>
+        <w:t>统一认证、售后、开票、赔付、退款和内容申诉工单。</w:t>
+      </w:r>
+    </w:p>
+    <w:p>
+      <w:pPr>
+        <w:pStyle w:val="ListBullet"/>
+        <w:keepLines w:val="0"/>
+      </w:pPr>
+      <w:r>
+        <w:rPr>
+          <w:rFonts w:ascii="SimSong" w:hAnsi="SimSong" w:eastAsia="SimSong"/>
+          <w:color w:val="1F2937"/>
+          <w:sz w:val="21"/>
+        </w:rPr>
+        <w:t>订单合同、协议版本、签约人/IP/时间和证据文件。</w:t>
+      </w:r>
+    </w:p>
+    <w:p>
+      <w:pPr>
+        <w:pStyle w:val="ListBullet"/>
+        <w:keepLines w:val="0"/>
+      </w:pPr>
+      <w:r>
+        <w:rPr>
+          <w:rFonts w:ascii="SimSong" w:hAnsi="SimSong" w:eastAsia="SimSong"/>
+          <w:color w:val="1F2937"/>
+          <w:sz w:val="21"/>
+        </w:rPr>
+        <w:t>增值余额、履约保证金、租金/分账账户、不可变流水、冻结、解冻和扣款。</w:t>
+      </w:r>
+    </w:p>
+    <w:p>
+      <w:pPr>
+        <w:pStyle w:val="ListBullet"/>
+        <w:keepLines w:val="0"/>
+      </w:pPr>
+      <w:r>
+        <w:rPr>
+          <w:rFonts w:ascii="SimSong" w:hAnsi="SimSong" w:eastAsia="SimSong"/>
+          <w:color w:val="1F2937"/>
+          <w:sz w:val="21"/>
+        </w:rPr>
+        <w:t>分账、结算、提现、开票申请、补票、红冲和财务报表。</w:t>
+      </w:r>
+    </w:p>
+    <w:p>
+      <w:pPr>
+        <w:pStyle w:val="ListBullet"/>
+        <w:keepLines w:val="0"/>
+      </w:pPr>
+      <w:r>
+        <w:rPr>
+          <w:rFonts w:ascii="SimSong" w:hAnsi="SimSong" w:eastAsia="SimSong"/>
+          <w:color w:val="1F2937"/>
+          <w:sz w:val="21"/>
+        </w:rPr>
+        <w:t>验收：资金账户不能混用；同订单不能重复开票；冻结额度和 90 天解冻规则通过自动化测试；所有高风险动作有审计。</w:t>
+      </w:r>
+    </w:p>
+    <w:p>
+      <w:pPr>
+        <w:pStyle w:val="Heading3"/>
+      </w:pPr>
+      <w:r>
+        <w:t>第 8 阶段：联盟、订单大厅与纠纷（3 周）</w:t>
+      </w:r>
+    </w:p>
+    <w:p>
+      <w:pPr>
+        <w:pStyle w:val="ListBullet"/>
+        <w:keepLines w:val="0"/>
+      </w:pPr>
+      <w:r>
+        <w:rPr>
+          <w:rFonts w:ascii="SimSong" w:hAnsi="SimSong" w:eastAsia="SimSong"/>
+          <w:color w:val="1F2937"/>
+          <w:sz w:val="21"/>
+        </w:rPr>
+        <w:t>联盟关系、短信确认、商品可见范围、共享比例、汇总/成员库存视图。</w:t>
+      </w:r>
+    </w:p>
+    <w:p>
+      <w:pPr>
+        <w:pStyle w:val="ListBullet"/>
+        <w:keepLines w:val="0"/>
+      </w:pPr>
+      <w:r>
+        <w:rPr>
+          <w:rFonts w:ascii="SimSong" w:hAnsi="SimSong" w:eastAsia="SimSong"/>
+          <w:color w:val="1F2937"/>
+          <w:sz w:val="21"/>
+        </w:rPr>
+        <w:t>定向订单、公众池、接受、拒绝、转派、发货和完成。</w:t>
+      </w:r>
+    </w:p>
+    <w:p>
+      <w:pPr>
+        <w:pStyle w:val="ListBullet"/>
+        <w:keepLines w:val="0"/>
+      </w:pPr>
+      <w:r>
+        <w:rPr>
+          <w:rFonts w:ascii="SimSong" w:hAnsi="SimSong" w:eastAsia="SimSong"/>
+          <w:color w:val="1F2937"/>
+          <w:sz w:val="21"/>
+        </w:rPr>
+        <w:t>赔付模板、纠纷证据、双方确认、保证金定额冻结和平台调解。</w:t>
+      </w:r>
+    </w:p>
+    <w:p>
+      <w:pPr>
+        <w:pStyle w:val="ListBullet"/>
+        <w:keepLines w:val="0"/>
+      </w:pPr>
+      <w:r>
+        <w:rPr>
+          <w:rFonts w:ascii="SimSong" w:hAnsi="SimSong" w:eastAsia="SimSong"/>
+          <w:color w:val="1F2937"/>
+          <w:sz w:val="21"/>
+        </w:rPr>
+        <w:t>验收：联盟外不可读取共享库存；套餐库存不共享；单方未确认时不能扣款；到期自动解冻。</w:t>
+      </w:r>
+    </w:p>
+    <w:p>
+      <w:pPr>
+        <w:pStyle w:val="Heading3"/>
+      </w:pPr>
+      <w:r>
+        <w:t>第 9 阶段：商业化、免押、推广与市场（3-4 周）</w:t>
+      </w:r>
+    </w:p>
+    <w:p>
+      <w:pPr>
+        <w:pStyle w:val="ListBullet"/>
+        <w:keepLines w:val="0"/>
+      </w:pPr>
+      <w:r>
+        <w:rPr>
+          <w:rFonts w:ascii="SimSong" w:hAnsi="SimSong" w:eastAsia="SimSong"/>
+          <w:color w:val="1F2937"/>
+          <w:sz w:val="21"/>
+        </w:rPr>
+        <w:t>会员套餐、存储包、通知包、信息发布和物流服务计费。</w:t>
+      </w:r>
+    </w:p>
+    <w:p>
+      <w:pPr>
+        <w:pStyle w:val="ListBullet"/>
+        <w:keepLines w:val="0"/>
+      </w:pPr>
+      <w:r>
+        <w:rPr>
+          <w:rFonts w:ascii="SimSong" w:hAnsi="SimSong" w:eastAsia="SimSong"/>
+          <w:color w:val="1F2937"/>
+          <w:sz w:val="21"/>
+        </w:rPr>
+        <w:t>免押码、人脸、合同、预授权、风险提示和完结后 48 小时解冻。</w:t>
+      </w:r>
+    </w:p>
+    <w:p>
+      <w:pPr>
+        <w:pStyle w:val="ListBullet"/>
+        <w:keepLines w:val="0"/>
+      </w:pPr>
+      <w:r>
+        <w:rPr>
+          <w:rFonts w:ascii="SimSong" w:hAnsi="SimSong" w:eastAsia="SimSong"/>
+          <w:color w:val="1F2937"/>
+          <w:sz w:val="21"/>
+        </w:rPr>
+        <w:t>推广规则、推广员、优惠券、佣金冻结和退款冲回。</w:t>
+      </w:r>
+    </w:p>
+    <w:p>
+      <w:pPr>
+        <w:pStyle w:val="ListBullet"/>
+        <w:keepLines w:val="0"/>
+      </w:pPr>
+      <w:r>
+        <w:rPr>
+          <w:rFonts w:ascii="SimSong" w:hAnsi="SimSong" w:eastAsia="SimSong"/>
+          <w:color w:val="1F2937"/>
+          <w:sz w:val="21"/>
+        </w:rPr>
+        <w:t>周转市场帖子、筛选、私信、关注、举报、保证金和降权。</w:t>
+      </w:r>
+    </w:p>
+    <w:p>
+      <w:pPr>
+        <w:pStyle w:val="ListBullet"/>
+        <w:keepLines w:val="0"/>
+      </w:pPr>
+      <w:r>
+        <w:rPr>
+          <w:rFonts w:ascii="SimSong" w:hAnsi="SimSong" w:eastAsia="SimSong"/>
+          <w:color w:val="1F2937"/>
+          <w:sz w:val="21"/>
+        </w:rPr>
+        <w:t>验收：市场无交易支付；计费和退款都有不可变流水；推广反作弊规则生效。</w:t>
+      </w:r>
+    </w:p>
+    <w:p>
+      <w:pPr>
+        <w:pStyle w:val="Heading3"/>
+      </w:pPr>
+      <w:r>
+        <w:t>第 10 阶段：经营分析、运维与上线加固（持续）</w:t>
+      </w:r>
+    </w:p>
+    <w:p>
+      <w:pPr>
+        <w:pStyle w:val="ListBullet"/>
+        <w:keepLines w:val="0"/>
+      </w:pPr>
+      <w:r>
+        <w:rPr>
+          <w:rFonts w:ascii="SimSong" w:hAnsi="SimSong" w:eastAsia="SimSong"/>
+          <w:color w:val="1F2937"/>
+          <w:sz w:val="21"/>
+        </w:rPr>
+        <w:t>商户首页、平台全局、城市、商品热度、会员活跃、订单、库存、物流和财务指标统一口径。</w:t>
+      </w:r>
+    </w:p>
+    <w:p>
+      <w:pPr>
+        <w:pStyle w:val="ListBullet"/>
+        <w:keepLines w:val="0"/>
+      </w:pPr>
+      <w:r>
+        <w:rPr>
+          <w:rFonts w:ascii="SimSong" w:hAnsi="SimSong" w:eastAsia="SimSong"/>
+          <w:color w:val="1F2937"/>
+          <w:sz w:val="21"/>
+        </w:rPr>
+        <w:t>每日备份、月度日志包、容量监控、支付/消息/任务/存储告警。</w:t>
+      </w:r>
+    </w:p>
+    <w:p>
+      <w:pPr>
+        <w:pStyle w:val="ListBullet"/>
+        <w:keepLines w:val="0"/>
+      </w:pPr>
+      <w:r>
+        <w:rPr>
+          <w:rFonts w:ascii="SimSong" w:hAnsi="SimSong" w:eastAsia="SimSong"/>
+          <w:color w:val="1F2937"/>
+          <w:sz w:val="21"/>
+        </w:rPr>
+        <w:t>性能压测、容量评估、漏洞扫描、权限回归、灾备恢复和灰度发布。</w:t>
+      </w:r>
+    </w:p>
+    <w:p>
+      <w:pPr>
+        <w:pStyle w:val="ListBullet"/>
+        <w:keepLines w:val="0"/>
+      </w:pPr>
+      <w:r>
+        <w:rPr>
+          <w:rFonts w:ascii="SimSong" w:hAnsi="SimSong" w:eastAsia="SimSong"/>
+          <w:color w:val="1F2937"/>
+          <w:sz w:val="21"/>
+        </w:rPr>
+        <w:t>验收：报表可追溯到原始数据；备份可恢复；核心链路达到约定 SLO；安全与越权用例全部通过。</w:t>
+      </w:r>
+    </w:p>
+    <w:p>
+      <w:pPr>
+        <w:pStyle w:val="Heading2"/>
+      </w:pPr>
+      <w:r>
+        <w:t>8. 阶段门禁</w:t>
+      </w:r>
+    </w:p>
+    <w:p>
+      <w:pPr>
+        <w:spacing w:after="120"/>
+      </w:pPr>
+      <w:r>
+        <w:rPr>
+          <w:rFonts w:ascii="SimSong" w:hAnsi="SimSong" w:eastAsia="SimSong"/>
+          <w:b w:val="0"/>
+          <w:color w:val="1F2937"/>
+          <w:sz w:val="21"/>
+        </w:rPr>
+        <w:t>每个阶段关闭前必须满足：</w:t>
+      </w:r>
+    </w:p>
+    <w:p>
+      <w:pPr>
+        <w:pStyle w:val="ListNumber"/>
+        <w:keepLines w:val="0"/>
+      </w:pPr>
+      <w:r>
+        <w:rPr>
+          <w:rFonts w:ascii="SimSong" w:hAnsi="SimSong" w:eastAsia="SimSong"/>
+          <w:color w:val="1F2937"/>
+          <w:sz w:val="21"/>
+        </w:rPr>
+        <w:t>数据库迁移在全新库和已有库都能执行，具备幂等或明确的一次性约束。</w:t>
+      </w:r>
+    </w:p>
+    <w:p>
+      <w:pPr>
+        <w:pStyle w:val="ListNumber"/>
+        <w:keepLines w:val="0"/>
+      </w:pPr>
+      <w:r>
+        <w:rPr>
+          <w:rFonts w:ascii="SimSong" w:hAnsi="SimSong" w:eastAsia="SimSong"/>
+          <w:color w:val="1F2937"/>
+          <w:sz w:val="21"/>
+        </w:rPr>
+        <w:t>后端单元/集成测试覆盖正常、越权、并发、重复请求和关键异常分支。</w:t>
+      </w:r>
+    </w:p>
+    <w:p>
+      <w:pPr>
+        <w:pStyle w:val="ListNumber"/>
+        <w:keepLines w:val="0"/>
+      </w:pPr>
+      <w:r>
+        <w:rPr>
+          <w:rFonts w:ascii="SimSong" w:hAnsi="SimSong" w:eastAsia="SimSong"/>
+          <w:color w:val="1F2937"/>
+          <w:sz w:val="21"/>
+        </w:rPr>
+        <w:t>平台端、商户端和开放端只调用各自命名空间，网关路由与权限码一致。</w:t>
+      </w:r>
+    </w:p>
+    <w:p>
+      <w:pPr>
+        <w:pStyle w:val="ListNumber"/>
+        <w:keepLines w:val="0"/>
+      </w:pPr>
+      <w:r>
+        <w:rPr>
+          <w:rFonts w:ascii="SimSong" w:hAnsi="SimSong" w:eastAsia="SimSong"/>
+          <w:color w:val="1F2937"/>
+          <w:sz w:val="21"/>
+        </w:rPr>
+        <w:t>前端生产构建通过，桌面和常用移动视口无字段遮挡、溢出或流程死路。</w:t>
+      </w:r>
+    </w:p>
+    <w:p>
+      <w:pPr>
+        <w:pStyle w:val="ListNumber"/>
+        <w:keepLines w:val="0"/>
+      </w:pPr>
+      <w:r>
+        <w:rPr>
+          <w:rFonts w:ascii="SimSong" w:hAnsi="SimSong" w:eastAsia="SimSong"/>
+          <w:color w:val="1F2937"/>
+          <w:sz w:val="21"/>
+        </w:rPr>
+        <w:t>Docker 本地部署健康检查通过，服务日志无持续异常，外部依赖故障有可验证降级。</w:t>
+      </w:r>
+    </w:p>
+    <w:p>
+      <w:pPr>
+        <w:pStyle w:val="ListNumber"/>
+        <w:keepLines w:val="0"/>
+      </w:pPr>
+      <w:r>
+        <w:rPr>
+          <w:rFonts w:ascii="SimSong" w:hAnsi="SimSong" w:eastAsia="SimSong"/>
+          <w:color w:val="1F2937"/>
+          <w:sz w:val="21"/>
+        </w:rPr>
+        <w:t>操作日志、业务流水、监控和告警能够定位一次完整请求。</w:t>
+      </w:r>
+    </w:p>
+    <w:p>
+      <w:pPr>
+        <w:pStyle w:val="ListNumber"/>
+        <w:keepLines w:val="0"/>
+      </w:pPr>
+      <w:r>
+        <w:rPr>
+          <w:rFonts w:ascii="SimSong" w:hAnsi="SimSong" w:eastAsia="SimSong"/>
+          <w:color w:val="1F2937"/>
+          <w:sz w:val="21"/>
+        </w:rPr>
+        <w:t>设计、规格、路由、迁移和完成状态文档同步更新。</w:t>
+      </w:r>
+    </w:p>
+    <w:p>
+      <w:pPr>
+        <w:pStyle w:val="Heading2"/>
+      </w:pPr>
+      <w:r>
+        <w:t>9. 当前下一步</w:t>
+      </w:r>
+    </w:p>
+    <w:p>
+      <w:pPr>
+        <w:spacing w:after="120"/>
+      </w:pPr>
+      <w:r>
+        <w:rPr>
+          <w:rFonts w:ascii="SimSong" w:hAnsi="SimSong" w:eastAsia="SimSong"/>
+          <w:b w:val="0"/>
+          <w:color w:val="1F2937"/>
+          <w:sz w:val="21"/>
+        </w:rPr>
+        <w:t>立即进入第 2 阶段，先完成以下顺序：</w:t>
+      </w:r>
+    </w:p>
+    <w:p>
+      <w:pPr>
+        <w:pStyle w:val="ListNumber"/>
+        <w:keepLines w:val="0"/>
+      </w:pPr>
+      <w:r>
+        <w:rPr>
+          <w:rFonts w:ascii="SimSong" w:hAnsi="SimSong" w:eastAsia="SimSong"/>
+          <w:color w:val="1F2937"/>
+          <w:sz w:val="21"/>
+        </w:rPr>
+        <w:t>评审协议、认证、商品/仓库/SN/套餐和来源设置的数据模型。</w:t>
+      </w:r>
+    </w:p>
+    <w:p>
+      <w:pPr>
+        <w:pStyle w:val="ListNumber"/>
+        <w:keepLines w:val="0"/>
+      </w:pPr>
+      <w:r>
+        <w:rPr>
+          <w:rFonts w:ascii="SimSong" w:hAnsi="SimSong" w:eastAsia="SimSong"/>
+          <w:color w:val="1F2937"/>
+          <w:sz w:val="21"/>
+        </w:rPr>
+        <w:t>建立 rental-business 服务骨架及平台/商户双接口边界。</w:t>
+      </w:r>
+    </w:p>
+    <w:p>
+      <w:pPr>
+        <w:pStyle w:val="ListNumber"/>
+        <w:keepLines w:val="0"/>
+      </w:pPr>
+      <w:r>
+        <w:rPr>
+          <w:rFonts w:ascii="SimSong" w:hAnsi="SimSong" w:eastAsia="SimSong"/>
+          <w:color w:val="1F2937"/>
+          <w:sz w:val="21"/>
+        </w:rPr>
+        <w:t>实现主数据迁移、商户/仓库隔离守卫和基础 CRUD。</w:t>
+      </w:r>
+    </w:p>
+    <w:p>
+      <w:pPr>
+        <w:pStyle w:val="ListNumber"/>
+        <w:keepLines w:val="0"/>
+      </w:pPr>
+      <w:r>
+        <w:rPr>
+          <w:rFonts w:ascii="SimSong" w:hAnsi="SimSong" w:eastAsia="SimSong"/>
+          <w:color w:val="1F2937"/>
+          <w:sz w:val="21"/>
+        </w:rPr>
+        <w:t>完成文件私有访问、配额和主数据导入导出审计。</w:t>
+      </w:r>
+    </w:p>
+    <w:p>
+      <w:pPr>
+        <w:pStyle w:val="ListNumber"/>
+        <w:keepLines w:val="0"/>
+      </w:pPr>
+      <w:r>
+        <w:rPr>
+          <w:rFonts w:ascii="SimSong" w:hAnsi="SimSong" w:eastAsia="SimSong"/>
+          <w:color w:val="1F2937"/>
+          <w:sz w:val="21"/>
+        </w:rPr>
+        <w:t>以跨商户、跨仓库、协议生效和认证留痕用例作为第 2 阶段首批自动化验收。</w:t>
+      </w:r>
     </w:p>
     <w:sectPr>
-      <w:pgSz w:w="12240" w:h="15840"/>
-      <w:pgMar w:top="1440" w:right="1440" w:bottom="1440" w:left="1440" w:header="708" w:footer="708" w:gutter="0"/>
+      <w:headerReference w:type="default" r:id="rId9"/>
+      <w:footerReference w:type="default" r:id="rId10"/>
+      <w:pgSz w:w="11906" w:h="16838"/>
+      <w:pgMar w:top="1247" w:right="1191" w:bottom="1134" w:left="1191" w:header="567" w:footer="567" w:gutter="0"/>
       <w:cols w:space="720"/>
       <w:docGrid w:linePitch="360"/>
     </w:sectPr>
   </w:body>
 </w:document>
+</file>
+
+<file path=word/footer1.xml><?xml version="1.0" encoding="utf-8"?>
+<w:ftr xmlns:m="http://schemas.openxmlformats.org/officeDocument/2006/math" xmlns:mc="http://schemas.openxmlformats.org/markup-compatibility/2006" xmlns:mo="http://schemas.microsoft.com/office/mac/office/2008/main" xmlns:mv="urn:schemas-microsoft-com:mac:vml" xmlns:o="urn:schemas-microsoft-com:office:office" xmlns:r="http://schemas.openxmlformats.org/officeDocument/2006/relationships" xmlns:v="urn:schemas-microsoft-com:vml" xmlns:w10="urn:schemas-microsoft-com:office:word" xmlns:w14="http://schemas.microsoft.com/office/word/2010/wordml" xmlns:w="http://schemas.openxmlformats.org/wordprocessingml/2006/main" xmlns:wne="http://schemas.microsoft.com/office/word/2006/wordml" xmlns:wp14="http://schemas.microsoft.com/office/word/2010/wordprocessingDrawing" xmlns:wp="http://schemas.openxmlformats.org/drawingml/2006/wordprocessingDrawing" xmlns:wpc="http://schemas.microsoft.com/office/word/2010/wordprocessingCanvas" xmlns:wpg="http://schemas.microsoft.com/office/word/2010/wordprocessingGroup" xmlns:wpi="http://schemas.microsoft.com/office/word/2010/wordprocessingInk" xmlns:wps="http://schemas.microsoft.com/office/word/2010/wordprocessingShape" mc:Ignorable="w14 wp14">
+  <w:p>
+    <w:pPr>
+      <w:pStyle w:val="Footer"/>
+      <w:jc w:val="center"/>
+    </w:pPr>
+    <w:r>
+      <w:rPr>
+        <w:rFonts w:ascii="SimSong" w:hAnsi="SimSong" w:eastAsia="SimSong"/>
+        <w:color w:val="4B5563"/>
+        <w:sz w:val="17"/>
+      </w:rPr>
+      <w:t xml:space="preserve">第 </w:t>
+    </w:r>
+    <w:fldSimple w:instr="PAGE"/>
+    <w:r>
+      <w:rPr>
+        <w:rFonts w:ascii="SimSong" w:hAnsi="SimSong" w:eastAsia="SimSong"/>
+        <w:color w:val="4B5563"/>
+        <w:sz w:val="17"/>
+      </w:rPr>
+      <w:t xml:space="preserve"> 页</w:t>
+    </w:r>
+  </w:p>
+</w:ftr>
+</file>
+
+<file path=word/header1.xml><?xml version="1.0" encoding="utf-8"?>
+<w:hdr xmlns:m="http://schemas.openxmlformats.org/officeDocument/2006/math" xmlns:mc="http://schemas.openxmlformats.org/markup-compatibility/2006" xmlns:mo="http://schemas.microsoft.com/office/mac/office/2008/main" xmlns:mv="urn:schemas-microsoft-com:mac:vml" xmlns:o="urn:schemas-microsoft-com:office:office" xmlns:r="http://schemas.openxmlformats.org/officeDocument/2006/relationships" xmlns:v="urn:schemas-microsoft-com:vml" xmlns:w10="urn:schemas-microsoft-com:office:word" xmlns:w14="http://schemas.microsoft.com/office/word/2010/wordml" xmlns:w="http://schemas.openxmlformats.org/wordprocessingml/2006/main" xmlns:wne="http://schemas.microsoft.com/office/word/2006/wordml" xmlns:wp14="http://schemas.microsoft.com/office/word/2010/wordprocessingDrawing" xmlns:wp="http://schemas.openxmlformats.org/drawingml/2006/wordprocessingDrawing" xmlns:wpc="http://schemas.microsoft.com/office/word/2010/wordprocessingCanvas" xmlns:wpg="http://schemas.microsoft.com/office/word/2010/wordprocessingGroup" xmlns:wpi="http://schemas.microsoft.com/office/word/2010/wordprocessingInk" xmlns:wps="http://schemas.microsoft.com/office/word/2010/wordprocessingShape" mc:Ignorable="w14 wp14">
+  <w:p>
+    <w:pPr>
+      <w:pStyle w:val="Header"/>
+      <w:jc w:val="right"/>
+    </w:pPr>
+    <w:r>
+      <w:rPr>
+        <w:rFonts w:ascii="SimSong" w:hAnsi="SimSong" w:eastAsia="SimSong"/>
+        <w:color w:val="4B5563"/>
+        <w:sz w:val="17"/>
+      </w:rPr>
+      <w:t>迁渃租赁平台  |  租赁系统RuoYi-Cloud开发计划</w:t>
+    </w:r>
+  </w:p>
+</w:hdr>
 </file>
 
 <file path=word/numbering.xml><?xml version="1.0" encoding="utf-8"?>
@@ -6739,11 +4560,12 @@
     <w:qFormat/>
     <w:rsid w:val="00FC693F"/>
     <w:pPr>
-      <w:spacing w:after="120" w:line="264" w:lineRule="auto"/>
+      <w:spacing w:after="100" w:line="283" w:lineRule="auto"/>
     </w:pPr>
     <w:rPr>
-      <w:rFonts w:ascii="PingFang SC" w:hAnsi="PingFang SC" w:eastAsia="PingFang SC"/>
-      <w:sz w:val="22"/>
+      <w:rFonts w:ascii="SimSong" w:hAnsi="SimSong" w:eastAsia="SimSong"/>
+      <w:color w:val="1F2937"/>
+      <w:sz w:val="21"/>
     </w:rPr>
   </w:style>
   <w:style w:type="paragraph" w:styleId="Header">
@@ -6805,10 +4627,10 @@
       <w:outlineLvl w:val="0"/>
     </w:pPr>
     <w:rPr>
-      <w:rFonts w:asciiTheme="majorHAnsi" w:eastAsiaTheme="majorEastAsia" w:hAnsiTheme="majorHAnsi" w:cstheme="majorBidi" w:ascii="PingFang SC" w:hAnsi="PingFang SC" w:eastAsia="PingFang SC"/>
+      <w:rFonts w:asciiTheme="majorHAnsi" w:eastAsiaTheme="majorEastAsia" w:hAnsiTheme="majorHAnsi" w:cstheme="majorBidi" w:ascii="SimSong" w:hAnsi="SimSong" w:eastAsia="SimSong"/>
       <w:b/>
       <w:bCs/>
-      <w:color w:val="2E74B5"/>
+      <w:color w:val="2563EB"/>
       <w:sz w:val="32"/>
       <w:szCs w:val="28"/>
     </w:rPr>
@@ -6825,14 +4647,14 @@
     <w:pPr>
       <w:keepNext/>
       <w:keepLines/>
-      <w:spacing w:before="240" w:after="120"/>
+      <w:spacing w:before="260" w:after="120"/>
       <w:outlineLvl w:val="1"/>
     </w:pPr>
     <w:rPr>
-      <w:rFonts w:asciiTheme="majorHAnsi" w:eastAsiaTheme="majorEastAsia" w:hAnsiTheme="majorHAnsi" w:cstheme="majorBidi" w:ascii="PingFang SC" w:hAnsi="PingFang SC" w:eastAsia="PingFang SC"/>
+      <w:rFonts w:asciiTheme="majorHAnsi" w:eastAsiaTheme="majorEastAsia" w:hAnsiTheme="majorHAnsi" w:cstheme="majorBidi" w:ascii="SimSong" w:hAnsi="SimSong" w:eastAsia="SimSong"/>
       <w:b/>
       <w:bCs/>
-      <w:color w:val="2E74B5"/>
+      <w:color w:val="2563EB"/>
       <w:sz w:val="26"/>
       <w:szCs w:val="26"/>
     </w:rPr>
@@ -6849,15 +4671,15 @@
     <w:pPr>
       <w:keepNext/>
       <w:keepLines/>
-      <w:spacing w:before="160" w:after="80"/>
+      <w:spacing w:before="200" w:after="80"/>
       <w:outlineLvl w:val="2"/>
     </w:pPr>
     <w:rPr>
-      <w:rFonts w:asciiTheme="majorHAnsi" w:eastAsiaTheme="majorEastAsia" w:hAnsiTheme="majorHAnsi" w:cstheme="majorBidi" w:ascii="PingFang SC" w:hAnsi="PingFang SC" w:eastAsia="PingFang SC"/>
+      <w:rFonts w:asciiTheme="majorHAnsi" w:eastAsiaTheme="majorEastAsia" w:hAnsiTheme="majorHAnsi" w:cstheme="majorBidi" w:ascii="SimSong" w:hAnsi="SimSong" w:eastAsia="SimSong"/>
       <w:b/>
       <w:bCs/>
-      <w:color w:val="1F4D78"/>
-      <w:sz w:val="24"/>
+      <w:color w:val="1F2937"/>
+      <w:sz w:val="23"/>
     </w:rPr>
   </w:style>
   <w:style w:type="paragraph" w:styleId="Heading4">
@@ -7088,18 +4910,20 @@
     <w:qFormat/>
     <w:rsid w:val="00FC693F"/>
     <w:pPr>
+      <w:keepNext/>
       <w:pBdr>
         <w:bottom w:val="single" w:sz="8" w:space="4" w:color="4F81BD" w:themeColor="accent1"/>
       </w:pBdr>
-      <w:spacing w:after="300" w:line="240" w:lineRule="auto"/>
+      <w:spacing w:after="360" w:line="240" w:lineRule="auto" w:before="0"/>
       <w:contextualSpacing/>
     </w:pPr>
     <w:rPr>
-      <w:rFonts w:asciiTheme="majorHAnsi" w:eastAsiaTheme="majorEastAsia" w:hAnsiTheme="majorHAnsi" w:cstheme="majorBidi"/>
-      <w:color w:val="17365D" w:themeColor="text2" w:themeShade="BF"/>
+      <w:rFonts w:asciiTheme="majorHAnsi" w:eastAsiaTheme="majorEastAsia" w:hAnsiTheme="majorHAnsi" w:cstheme="majorBidi" w:ascii="SimSong" w:hAnsi="SimSong" w:eastAsia="SimSong"/>
+      <w:b/>
+      <w:color w:val="1F2937"/>
       <w:spacing w:val="5"/>
       <w:kern w:val="28"/>
-      <w:sz w:val="52"/>
+      <w:sz w:val="48"/>
       <w:szCs w:val="52"/>
     </w:rPr>
   </w:style>
@@ -30282,7 +28106,7 @@
         <a:cs typeface=""/>
         <a:font script="Jpan" typeface="ＭＳ ゴシック"/>
         <a:font script="Hang" typeface="맑은 고딕"/>
-        <a:font script="Hans" typeface="宋体"/>
+        <a:font script="Hans" typeface="SimSong"/>
         <a:font script="Hant" typeface="新細明體"/>
         <a:font script="Arab" typeface="Times New Roman"/>
         <a:font script="Hebr" typeface="Times New Roman"/>
@@ -30317,7 +28141,7 @@
         <a:cs typeface=""/>
         <a:font script="Jpan" typeface="ＭＳ 明朝"/>
         <a:font script="Hang" typeface="맑은 고딕"/>
-        <a:font script="Hans" typeface="宋体"/>
+        <a:font script="Hans" typeface="SimSong"/>
         <a:font script="Hant" typeface="新細明體"/>
         <a:font script="Arab" typeface="Arial"/>
         <a:font script="Hebr" typeface="Arial"/>

--- a/docs/design/租赁系统RuoYi-Cloud开发计划.docx
+++ b/docs/design/租赁系统RuoYi-Cloud开发计划.docx
@@ -38,11 +38,8 @@
       <w:r>
         <w:rPr>
           <w:rFonts w:ascii="SimSong" w:hAnsi="SimSong" w:eastAsia="SimSong"/>
-          <w:b/>
-          <w:color w:val="4B5563"/>
-          <w:sz w:val="19"/>
         </w:rPr>
-        <w:t>更新日期：2026-07-28</w:t>
+        <w:t>更新日期：2026-07-30</w:t>
       </w:r>
     </w:p>
     <w:p>
@@ -3323,10 +3320,8 @@
       <w:r>
         <w:rPr>
           <w:rFonts w:ascii="SimSong" w:hAnsi="SimSong" w:eastAsia="SimSong"/>
-          <w:color w:val="1F2937"/>
-          <w:sz w:val="21"/>
         </w:rPr>
-        <w:t>平台商品分类/品牌型号、商户常用型号、仓库、商品、SN、配件、套餐和来源设置。</w:t>
+        <w:t>平台商品分类/品牌型号、商户常用型号、仓库、商品、SN、配件、排他资源池、版本化套餐 BOM、可切换容量方案和来源设置。</w:t>
       </w:r>
     </w:p>
     <w:p>
@@ -3365,10 +3360,8 @@
       <w:r>
         <w:rPr>
           <w:rFonts w:ascii="SimSong" w:hAnsi="SimSong" w:eastAsia="SimSong"/>
-          <w:color w:val="1F2937"/>
-          <w:sz w:val="21"/>
         </w:rPr>
-        <w:t>验收：跨商户/跨仓库测试全部拒绝；协议重新确认生效；认证材料和审核历史可追溯；主数据可导入导出且有审计。</w:t>
+        <w:t>验收：跨商户/跨仓库测试全部拒绝；协议重新确认生效；认证材料和审核历史可追溯；主数据可导入导出且有审计；共享手柄容量可在 5+10 与 10+5 间切换，10+10 被拒绝。</w:t>
       </w:r>
     </w:p>
     <w:p>
@@ -4075,10 +4068,8 @@
       <w:r>
         <w:rPr>
           <w:rFonts w:ascii="SimSong" w:hAnsi="SimSong" w:eastAsia="SimSong"/>
-          <w:color w:val="1F2937"/>
-          <w:sz w:val="21"/>
         </w:rPr>
-        <w:t>评审协议、认证、商品/仓库/SN/套餐和来源设置的数据模型。</w:t>
+        <w:t>评审协议、认证、来源设置，以及商品与套餐库存数据结构设计（./商品与套餐库存数据结构设计.md）中的资源池、版本化 BOM、预占和容量模型。</w:t>
       </w:r>
     </w:p>
     <w:p>
